--- a/доп материалы/пробные варианты/sotsiologiya_variant_1.docx
+++ b/доп материалы/пробные варианты/sotsiologiya_variant_1.docx
@@ -4,83 +4,113 @@
   <w:body>
     <w:p>
       <w:pPr>
-        <w:jc w:val="center"/>
+        <w:widowControl/>
+        <w:spacing w:line="240" w:lineRule="auto" w:after="120"/>
+        <w:jc w:val="left"/>
       </w:pPr>
       <w:r>
         <w:rPr>
+          <w:rFonts w:ascii="Times New Roman" w:hAnsi="Times New Roman" w:eastAsia="Times New Roman"/>
           <w:b/>
-          <w:color w:val="2975E5"/>
-          <w:sz w:val="32"/>
+          <w:color w:val="181A1F"/>
+          <w:sz w:val="28"/>
         </w:rPr>
-        <w:t>ЕГЭ ПО ОБЩЕСТВОЗНАНИЮ — 2026</w:t>
+        <w:t>Тематический пробный вариант № 1. Социология</w:t>
       </w:r>
     </w:p>
     <w:p>
       <w:pPr>
-        <w:jc w:val="center"/>
+        <w:widowControl/>
+        <w:spacing w:line="240" w:lineRule="auto" w:after="140"/>
+        <w:jc w:val="left"/>
       </w:pPr>
       <w:r>
         <w:rPr>
-          <w:b/>
-          <w:sz w:val="30"/>
+          <w:rFonts w:ascii="Times New Roman" w:hAnsi="Times New Roman" w:eastAsia="Times New Roman"/>
+          <w:color w:val="181A1F"/>
+          <w:sz w:val="28"/>
         </w:rPr>
-        <w:t>Тематический пробный вариант № 1</w:t>
-        <w:br/>
-        <w:t>Социология</w:t>
-      </w:r>
-    </w:p>
-    <w:p>
-      <w:r>
         <w:t>25 заданий • максимальный первичный балл — 58 • рекомендуемое время — 3 часа 30 минут</w:t>
       </w:r>
     </w:p>
     <w:p>
+      <w:pPr>
+        <w:pStyle w:val="Heading1"/>
+        <w:keepNext/>
+        <w:widowControl/>
+        <w:spacing w:line="240" w:lineRule="auto" w:after="60" w:before="160"/>
+      </w:pPr>
       <w:r>
         <w:rPr>
-          <w:i/>
+          <w:rFonts w:ascii="Times New Roman" w:hAnsi="Times New Roman" w:eastAsia="Times New Roman"/>
+          <w:b/>
+          <w:color w:val="181A1F"/>
+          <w:sz w:val="28"/>
         </w:rPr>
-        <w:t>Все задания относятся к указанному разделу; фиксированные тематические номера заменены равноценными по максимальному баллу.</w:t>
-      </w:r>
-    </w:p>
-    <w:p>
-      <w:pPr>
-        <w:pStyle w:val="Heading1"/>
-      </w:pPr>
-      <w:r>
         <w:t>Часть 1</w:t>
       </w:r>
     </w:p>
     <w:p>
+      <w:pPr>
+        <w:widowControl/>
+        <w:spacing w:line="240" w:lineRule="auto" w:after="0"/>
+      </w:pPr>
       <w:r>
+        <w:rPr>
+          <w:rFonts w:ascii="Times New Roman" w:hAnsi="Times New Roman" w:eastAsia="Times New Roman"/>
+          <w:color w:val="181A1F"/>
+          <w:sz w:val="28"/>
+        </w:rPr>
         <w:t>Ответами к заданиям 1–16 являются последовательности цифр. Запишите ответ без пробелов и дополнительных символов.</w:t>
       </w:r>
     </w:p>
     <w:p>
+      <w:pPr>
+        <w:keepNext/>
+        <w:widowControl/>
+        <w:spacing w:line="240" w:lineRule="auto" w:after="0" w:before="120"/>
+      </w:pPr>
       <w:r>
         <w:rPr>
+          <w:rFonts w:ascii="Times New Roman" w:hAnsi="Times New Roman" w:eastAsia="Times New Roman"/>
           <w:b/>
-          <w:sz w:val="24"/>
+          <w:color w:val="181A1F"/>
+          <w:sz w:val="28"/>
         </w:rPr>
         <w:t>1.</w:t>
       </w:r>
     </w:p>
     <w:p>
+      <w:pPr>
+        <w:widowControl/>
+        <w:spacing w:line="240" w:lineRule="auto" w:after="0"/>
+      </w:pPr>
       <w:r>
         <w:rPr>
+          <w:rFonts w:ascii="Times New Roman" w:hAnsi="Times New Roman" w:eastAsia="Times New Roman"/>
           <w:b w:val="0"/>
           <w:i w:val="0"/>
+          <w:color w:val="181A1F"/>
+          <w:sz w:val="28"/>
         </w:rPr>
         <w:t>В ходе социологического опроса совершеннолетних юношей и девушек страны Z им задавали вопрос: «Почему некоторые молодые люди не хотят жить отдельно от родителей?». Полученные результаты (в % от числа опрошенных) представлены в вид диаграммы.</w:t>
       </w:r>
     </w:p>
     <w:p>
       <w:pPr>
+        <w:widowControl/>
+        <w:spacing w:line="240" w:lineRule="auto" w:after="0"/>
         <w:jc w:val="center"/>
       </w:pPr>
       <w:r>
+        <w:rPr>
+          <w:rFonts w:ascii="Times New Roman" w:hAnsi="Times New Roman" w:eastAsia="Times New Roman"/>
+          <w:color w:val="181A1F"/>
+          <w:sz w:val="28"/>
+        </w:rPr>
         <w:drawing>
           <wp:inline xmlns:a="http://schemas.openxmlformats.org/drawingml/2006/main" xmlns:pic="http://schemas.openxmlformats.org/drawingml/2006/picture">
-            <wp:extent cx="5400000" cy="5400000"/>
+            <wp:extent cx="5400000" cy="4752000"/>
             <wp:docPr id="1" name="Picture 1"/>
             <wp:cNvGraphicFramePr>
               <a:graphicFrameLocks noChangeAspect="1"/>
@@ -94,6 +124,7 @@
                   </pic:nvPicPr>
                   <pic:blipFill>
                     <a:blip r:embed="rId9"/>
+                    <a:srcRect b="12000"/>
                     <a:stretch>
                       <a:fillRect/>
                     </a:stretch>
@@ -101,7 +132,7 @@
                   <pic:spPr>
                     <a:xfrm>
                       <a:off x="0" y="0"/>
-                      <a:ext cx="5400000" cy="5400000"/>
+                      <a:ext cx="5400000" cy="4752000"/>
                     </a:xfrm>
                     <a:prstGeom prst="rect"/>
                   </pic:spPr>
@@ -113,158 +144,260 @@
       </w:r>
     </w:p>
     <w:p>
+      <w:pPr>
+        <w:widowControl/>
+        <w:spacing w:line="240" w:lineRule="auto" w:after="0"/>
+      </w:pPr>
       <w:r>
         <w:rPr>
+          <w:rFonts w:ascii="Times New Roman" w:hAnsi="Times New Roman" w:eastAsia="Times New Roman"/>
           <w:b w:val="0"/>
           <w:i w:val="0"/>
+          <w:color w:val="181A1F"/>
+          <w:sz w:val="28"/>
         </w:rPr>
         <w:t>Найдите в приведённом списке выводы, которые можно сделать на основе диаграммы, и запишите цифры, под которыми они указаны.</w:t>
       </w:r>
     </w:p>
     <w:p>
+      <w:pPr>
+        <w:widowControl/>
+        <w:spacing w:line="240" w:lineRule="auto" w:after="0"/>
+      </w:pPr>
       <w:r>
         <w:rPr>
+          <w:rFonts w:ascii="Times New Roman" w:hAnsi="Times New Roman" w:eastAsia="Times New Roman"/>
           <w:b w:val="0"/>
           <w:i w:val="0"/>
+          <w:color w:val="181A1F"/>
+          <w:sz w:val="28"/>
         </w:rPr>
         <w:t>1) Доля тех, кто считает, что нет никаких проблем в совместной жизни взрослых детей и их родителей, среди юношей больше, чем среди девушек.</w:t>
       </w:r>
     </w:p>
     <w:p>
+      <w:pPr>
+        <w:widowControl/>
+        <w:spacing w:line="240" w:lineRule="auto" w:after="0"/>
+      </w:pPr>
       <w:r>
         <w:rPr>
+          <w:rFonts w:ascii="Times New Roman" w:hAnsi="Times New Roman" w:eastAsia="Times New Roman"/>
           <w:b w:val="0"/>
           <w:i w:val="0"/>
+          <w:color w:val="181A1F"/>
+          <w:sz w:val="28"/>
         </w:rPr>
         <w:t>2) Среди девушек мнение о том, что молодые люди нуждаются в постоянной поддержке и советах родителей, более популярно, чем мнение о том, что родители нуждаются в постоянной опеке и заботе со стороны своих взрослых детей.</w:t>
       </w:r>
     </w:p>
     <w:p>
+      <w:pPr>
+        <w:widowControl/>
+        <w:spacing w:line="240" w:lineRule="auto" w:after="0"/>
+      </w:pPr>
       <w:r>
         <w:rPr>
+          <w:rFonts w:ascii="Times New Roman" w:hAnsi="Times New Roman" w:eastAsia="Times New Roman"/>
           <w:b w:val="0"/>
           <w:i w:val="0"/>
+          <w:color w:val="181A1F"/>
+          <w:sz w:val="28"/>
         </w:rPr>
         <w:t>3) Доля тех, кто отметил, что так можно избежать дополнительных расходов, среди юношей меньше, чем среди девушек.</w:t>
       </w:r>
     </w:p>
     <w:p>
+      <w:pPr>
+        <w:widowControl/>
+        <w:spacing w:line="240" w:lineRule="auto" w:after="0"/>
+      </w:pPr>
       <w:r>
         <w:rPr>
+          <w:rFonts w:ascii="Times New Roman" w:hAnsi="Times New Roman" w:eastAsia="Times New Roman"/>
           <w:b w:val="0"/>
           <w:i w:val="0"/>
+          <w:color w:val="181A1F"/>
+          <w:sz w:val="28"/>
         </w:rPr>
         <w:t>4) Среди юношей мнение о том, что так можно выполнять меньше работы по дому, популярнее чем мнение о том, что молодые люди нуждаются в постоянной поддержке и советах родителей.</w:t>
       </w:r>
     </w:p>
     <w:p>
+      <w:pPr>
+        <w:widowControl/>
+        <w:spacing w:line="240" w:lineRule="auto" w:after="0"/>
+      </w:pPr>
       <w:r>
         <w:rPr>
+          <w:rFonts w:ascii="Times New Roman" w:hAnsi="Times New Roman" w:eastAsia="Times New Roman"/>
           <w:b w:val="0"/>
           <w:i w:val="0"/>
+          <w:color w:val="181A1F"/>
+          <w:sz w:val="28"/>
         </w:rPr>
         <w:t>5) Одинаковые доли опрошенных в обеих группах затруднились с ответом.</w:t>
       </w:r>
     </w:p>
     <w:p>
-      <w:r>
-        <w:t>Ответ: ______________________________</w:t>
-      </w:r>
-    </w:p>
-    <w:p>
+      <w:pPr>
+        <w:keepNext/>
+        <w:widowControl/>
+        <w:spacing w:line="240" w:lineRule="auto" w:after="0" w:before="120"/>
+      </w:pPr>
       <w:r>
         <w:rPr>
+          <w:rFonts w:ascii="Times New Roman" w:hAnsi="Times New Roman" w:eastAsia="Times New Roman"/>
           <w:b/>
-          <w:sz w:val="24"/>
+          <w:color w:val="181A1F"/>
+          <w:sz w:val="28"/>
         </w:rPr>
         <w:t>2.</w:t>
       </w:r>
     </w:p>
     <w:p>
+      <w:pPr>
+        <w:widowControl/>
+        <w:spacing w:line="240" w:lineRule="auto" w:after="0"/>
+      </w:pPr>
       <w:r>
         <w:rPr>
+          <w:rFonts w:ascii="Times New Roman" w:hAnsi="Times New Roman" w:eastAsia="Times New Roman"/>
           <w:b w:val="0"/>
           <w:i w:val="0"/>
+          <w:color w:val="181A1F"/>
+          <w:sz w:val="28"/>
         </w:rPr>
         <w:t>Выберите верные суждения о семье и запишите цифры, под которыми они указаны.</w:t>
       </w:r>
     </w:p>
     <w:p>
+      <w:pPr>
+        <w:widowControl/>
+        <w:spacing w:line="240" w:lineRule="auto" w:after="0"/>
+      </w:pPr>
       <w:r>
         <w:rPr>
+          <w:rFonts w:ascii="Times New Roman" w:hAnsi="Times New Roman" w:eastAsia="Times New Roman"/>
           <w:b w:val="0"/>
           <w:i w:val="0"/>
+          <w:color w:val="181A1F"/>
+          <w:sz w:val="28"/>
         </w:rPr>
         <w:t>1) Рекреационная функция семьи проявляется в предоставлении определённого социального статуса членам семьи, в выполнении роли социального лифта.</w:t>
       </w:r>
     </w:p>
     <w:p>
+      <w:pPr>
+        <w:widowControl/>
+        <w:spacing w:line="240" w:lineRule="auto" w:after="0"/>
+      </w:pPr>
       <w:r>
         <w:rPr>
+          <w:rFonts w:ascii="Times New Roman" w:hAnsi="Times New Roman" w:eastAsia="Times New Roman"/>
           <w:b w:val="0"/>
           <w:i w:val="0"/>
+          <w:color w:val="181A1F"/>
+          <w:sz w:val="28"/>
         </w:rPr>
         <w:t>2) Члены семьи связаны взаимной моральной и правовой ответственностью.</w:t>
       </w:r>
     </w:p>
     <w:p>
+      <w:pPr>
+        <w:widowControl/>
+        <w:spacing w:line="240" w:lineRule="auto" w:after="0"/>
+      </w:pPr>
       <w:r>
         <w:rPr>
+          <w:rFonts w:ascii="Times New Roman" w:hAnsi="Times New Roman" w:eastAsia="Times New Roman"/>
           <w:b w:val="0"/>
           <w:i w:val="0"/>
+          <w:color w:val="181A1F"/>
+          <w:sz w:val="28"/>
         </w:rPr>
         <w:t>3) Семья является основным агентом первичной социализации индивидов.</w:t>
       </w:r>
     </w:p>
     <w:p>
+      <w:pPr>
+        <w:widowControl/>
+        <w:spacing w:line="240" w:lineRule="auto" w:after="0"/>
+      </w:pPr>
       <w:r>
         <w:rPr>
+          <w:rFonts w:ascii="Times New Roman" w:hAnsi="Times New Roman" w:eastAsia="Times New Roman"/>
           <w:b w:val="0"/>
           <w:i w:val="0"/>
+          <w:color w:val="181A1F"/>
+          <w:sz w:val="28"/>
         </w:rPr>
         <w:t>4) Семья призвана создать условия для физического, психического, эмоционального и интеллектуального развития ребёнка.</w:t>
       </w:r>
     </w:p>
     <w:p>
+      <w:pPr>
+        <w:widowControl/>
+        <w:spacing w:line="240" w:lineRule="auto" w:after="0"/>
+      </w:pPr>
       <w:r>
         <w:rPr>
+          <w:rFonts w:ascii="Times New Roman" w:hAnsi="Times New Roman" w:eastAsia="Times New Roman"/>
           <w:b w:val="0"/>
           <w:i w:val="0"/>
+          <w:color w:val="181A1F"/>
+          <w:sz w:val="28"/>
         </w:rPr>
         <w:t>5) Нуклеарные семьи включают три-четыре поколения кровных родственников.</w:t>
       </w:r>
     </w:p>
     <w:p>
-      <w:r>
-        <w:t>Ответ: ______________________________</w:t>
-      </w:r>
-    </w:p>
-    <w:p>
+      <w:pPr>
+        <w:keepNext/>
+        <w:widowControl/>
+        <w:spacing w:line="240" w:lineRule="auto" w:after="0" w:before="120"/>
+      </w:pPr>
       <w:r>
         <w:rPr>
+          <w:rFonts w:ascii="Times New Roman" w:hAnsi="Times New Roman" w:eastAsia="Times New Roman"/>
           <w:b/>
-          <w:sz w:val="24"/>
+          <w:color w:val="181A1F"/>
+          <w:sz w:val="28"/>
         </w:rPr>
         <w:t>3.</w:t>
       </w:r>
     </w:p>
     <w:p>
+      <w:pPr>
+        <w:widowControl/>
+        <w:spacing w:line="240" w:lineRule="auto" w:after="0"/>
+      </w:pPr>
       <w:r>
         <w:rPr>
+          <w:rFonts w:ascii="Times New Roman" w:hAnsi="Times New Roman" w:eastAsia="Times New Roman"/>
           <w:b w:val="0"/>
           <w:i w:val="0"/>
+          <w:color w:val="181A1F"/>
+          <w:sz w:val="28"/>
         </w:rPr>
         <w:t>В ходе социологического опроса совершеннолетних юношей и девушек страны Z им задавали вопрос: «Чтобы Вы предпочли, если бы у Вас была возможность выбирать?». Полученные результаты (в % от числа опрошенных) представлены в виде диаграммы.</w:t>
       </w:r>
     </w:p>
     <w:p>
       <w:pPr>
+        <w:widowControl/>
+        <w:spacing w:line="240" w:lineRule="auto" w:after="0"/>
         <w:jc w:val="center"/>
       </w:pPr>
       <w:r>
+        <w:rPr>
+          <w:rFonts w:ascii="Times New Roman" w:hAnsi="Times New Roman" w:eastAsia="Times New Roman"/>
+          <w:color w:val="181A1F"/>
+          <w:sz w:val="28"/>
+        </w:rPr>
         <w:drawing>
           <wp:inline xmlns:a="http://schemas.openxmlformats.org/drawingml/2006/main" xmlns:pic="http://schemas.openxmlformats.org/drawingml/2006/picture">
-            <wp:extent cx="5400000" cy="5400000"/>
+            <wp:extent cx="5400000" cy="4752000"/>
             <wp:docPr id="2" name="Picture 2"/>
             <wp:cNvGraphicFramePr>
               <a:graphicFrameLocks noChangeAspect="1"/>
@@ -278,6 +411,7 @@
                   </pic:nvPicPr>
                   <pic:blipFill>
                     <a:blip r:embed="rId10"/>
+                    <a:srcRect b="12000"/>
                     <a:stretch>
                       <a:fillRect/>
                     </a:stretch>
@@ -285,7 +419,7 @@
                   <pic:spPr>
                     <a:xfrm>
                       <a:off x="0" y="0"/>
-                      <a:ext cx="5400000" cy="5400000"/>
+                      <a:ext cx="5400000" cy="4752000"/>
                     </a:xfrm>
                     <a:prstGeom prst="rect"/>
                   </pic:spPr>
@@ -297,430 +431,708 @@
       </w:r>
     </w:p>
     <w:p>
+      <w:pPr>
+        <w:widowControl/>
+        <w:spacing w:line="240" w:lineRule="auto" w:after="0"/>
+      </w:pPr>
       <w:r>
         <w:rPr>
+          <w:rFonts w:ascii="Times New Roman" w:hAnsi="Times New Roman" w:eastAsia="Times New Roman"/>
           <w:b w:val="0"/>
           <w:i w:val="0"/>
+          <w:color w:val="181A1F"/>
+          <w:sz w:val="28"/>
         </w:rPr>
         <w:t>Найдите в приведённом списке выводы, которые можно сделать на основе диаграммы, и запишите цифры, под которыми они указаны.</w:t>
       </w:r>
     </w:p>
     <w:p>
+      <w:pPr>
+        <w:widowControl/>
+        <w:spacing w:line="240" w:lineRule="auto" w:after="0"/>
+      </w:pPr>
       <w:r>
         <w:rPr>
+          <w:rFonts w:ascii="Times New Roman" w:hAnsi="Times New Roman" w:eastAsia="Times New Roman"/>
           <w:b w:val="0"/>
           <w:i w:val="0"/>
+          <w:color w:val="181A1F"/>
+          <w:sz w:val="28"/>
         </w:rPr>
         <w:t>1) Доля тех, кто предпочел бы иметь сравнительно небольшой, но постоянный доход, среди девушек больше, чем среди юношей.</w:t>
       </w:r>
     </w:p>
     <w:p>
+      <w:pPr>
+        <w:widowControl/>
+        <w:spacing w:line="240" w:lineRule="auto" w:after="0"/>
+      </w:pPr>
       <w:r>
         <w:rPr>
+          <w:rFonts w:ascii="Times New Roman" w:hAnsi="Times New Roman" w:eastAsia="Times New Roman"/>
           <w:b w:val="0"/>
           <w:i w:val="0"/>
+          <w:color w:val="181A1F"/>
+          <w:sz w:val="28"/>
         </w:rPr>
         <w:t>2) Наибольшая доля опрошенных юношей предпочла бы много работать и хорошо зарабатывать, даже без гарантий на будущее.</w:t>
       </w:r>
     </w:p>
     <w:p>
+      <w:pPr>
+        <w:widowControl/>
+        <w:spacing w:line="240" w:lineRule="auto" w:after="0"/>
+      </w:pPr>
       <w:r>
         <w:rPr>
+          <w:rFonts w:ascii="Times New Roman" w:hAnsi="Times New Roman" w:eastAsia="Times New Roman"/>
           <w:b w:val="0"/>
           <w:i w:val="0"/>
+          <w:color w:val="181A1F"/>
+          <w:sz w:val="28"/>
         </w:rPr>
         <w:t>3) Одинаковые доли юношей хотят иметь собственное дело и затрудняются с ответом.</w:t>
       </w:r>
     </w:p>
     <w:p>
+      <w:pPr>
+        <w:widowControl/>
+        <w:spacing w:line="240" w:lineRule="auto" w:after="0"/>
+      </w:pPr>
       <w:r>
         <w:rPr>
+          <w:rFonts w:ascii="Times New Roman" w:hAnsi="Times New Roman" w:eastAsia="Times New Roman"/>
           <w:b w:val="0"/>
           <w:i w:val="0"/>
+          <w:color w:val="181A1F"/>
+          <w:sz w:val="28"/>
         </w:rPr>
         <w:t>4) Наименьшая доля опрошенных юношей предпочла бы иметь сравнительно небольшой, но постоянный доход.</w:t>
       </w:r>
     </w:p>
     <w:p>
+      <w:pPr>
+        <w:widowControl/>
+        <w:spacing w:line="240" w:lineRule="auto" w:after="0"/>
+      </w:pPr>
       <w:r>
         <w:rPr>
+          <w:rFonts w:ascii="Times New Roman" w:hAnsi="Times New Roman" w:eastAsia="Times New Roman"/>
           <w:b w:val="0"/>
           <w:i w:val="0"/>
+          <w:color w:val="181A1F"/>
+          <w:sz w:val="28"/>
         </w:rPr>
         <w:t>5) Среди девушек доля тех, кто предпочёл бы иметь собственное дело, вести его на свой страх и риск, больше доли тех, кто затруднился ответить.</w:t>
       </w:r>
     </w:p>
     <w:p>
-      <w:r>
-        <w:t>Ответ: ______________________________</w:t>
-      </w:r>
-    </w:p>
-    <w:p>
+      <w:pPr>
+        <w:keepNext/>
+        <w:widowControl/>
+        <w:spacing w:line="240" w:lineRule="auto" w:after="0" w:before="120"/>
+      </w:pPr>
       <w:r>
         <w:rPr>
+          <w:rFonts w:ascii="Times New Roman" w:hAnsi="Times New Roman" w:eastAsia="Times New Roman"/>
           <w:b/>
-          <w:sz w:val="24"/>
+          <w:color w:val="181A1F"/>
+          <w:sz w:val="28"/>
         </w:rPr>
         <w:t>4.</w:t>
       </w:r>
     </w:p>
     <w:p>
+      <w:pPr>
+        <w:widowControl/>
+        <w:spacing w:line="240" w:lineRule="auto" w:after="0"/>
+      </w:pPr>
       <w:r>
         <w:rPr>
+          <w:rFonts w:ascii="Times New Roman" w:hAnsi="Times New Roman" w:eastAsia="Times New Roman"/>
           <w:b w:val="0"/>
           <w:i w:val="0"/>
+          <w:color w:val="181A1F"/>
+          <w:sz w:val="28"/>
         </w:rPr>
         <w:t>Выберите верные суждения о социальном контроле и запишите цифры, под которыми они указаны.</w:t>
       </w:r>
     </w:p>
     <w:p>
+      <w:pPr>
+        <w:widowControl/>
+        <w:spacing w:line="240" w:lineRule="auto" w:after="0"/>
+      </w:pPr>
       <w:r>
         <w:rPr>
+          <w:rFonts w:ascii="Times New Roman" w:hAnsi="Times New Roman" w:eastAsia="Times New Roman"/>
           <w:b w:val="0"/>
           <w:i w:val="0"/>
+          <w:color w:val="181A1F"/>
+          <w:sz w:val="28"/>
         </w:rPr>
         <w:t xml:space="preserve">1) Социализация — одна из форм социального контроля. </w:t>
       </w:r>
     </w:p>
     <w:p>
+      <w:pPr>
+        <w:widowControl/>
+        <w:spacing w:line="240" w:lineRule="auto" w:after="0"/>
+      </w:pPr>
       <w:r>
         <w:rPr>
+          <w:rFonts w:ascii="Times New Roman" w:hAnsi="Times New Roman" w:eastAsia="Times New Roman"/>
           <w:b w:val="0"/>
           <w:i w:val="0"/>
+          <w:color w:val="181A1F"/>
+          <w:sz w:val="28"/>
         </w:rPr>
         <w:t xml:space="preserve">2) Социальный контроль направлен на поддержание общественной стабильности. </w:t>
       </w:r>
     </w:p>
     <w:p>
+      <w:pPr>
+        <w:widowControl/>
+        <w:spacing w:line="240" w:lineRule="auto" w:after="0"/>
+      </w:pPr>
       <w:r>
         <w:rPr>
+          <w:rFonts w:ascii="Times New Roman" w:hAnsi="Times New Roman" w:eastAsia="Times New Roman"/>
           <w:b w:val="0"/>
           <w:i w:val="0"/>
+          <w:color w:val="181A1F"/>
+          <w:sz w:val="28"/>
         </w:rPr>
         <w:t xml:space="preserve">3) Социальный контроль — механизм регуляции общественной жизни, совокупность средств и методов социального воздействия на индивидов, группы. </w:t>
       </w:r>
     </w:p>
     <w:p>
+      <w:pPr>
+        <w:widowControl/>
+        <w:spacing w:line="240" w:lineRule="auto" w:after="0"/>
+      </w:pPr>
       <w:r>
         <w:rPr>
+          <w:rFonts w:ascii="Times New Roman" w:hAnsi="Times New Roman" w:eastAsia="Times New Roman"/>
           <w:b w:val="0"/>
           <w:i w:val="0"/>
+          <w:color w:val="181A1F"/>
+          <w:sz w:val="28"/>
         </w:rPr>
         <w:t xml:space="preserve">4) Социальные статусы и социальные роли — элементы социального контроля. </w:t>
       </w:r>
     </w:p>
     <w:p>
+      <w:pPr>
+        <w:widowControl/>
+        <w:spacing w:line="240" w:lineRule="auto" w:after="0"/>
+      </w:pPr>
       <w:r>
         <w:rPr>
+          <w:rFonts w:ascii="Times New Roman" w:hAnsi="Times New Roman" w:eastAsia="Times New Roman"/>
           <w:b w:val="0"/>
           <w:i w:val="0"/>
+          <w:color w:val="181A1F"/>
+          <w:sz w:val="28"/>
         </w:rPr>
         <w:t>5) Поведение индивида находится под контролем семьи, коллег по работе или учёбе, соседей по дому и т.п.</w:t>
       </w:r>
     </w:p>
     <w:p>
-      <w:r>
-        <w:t>Ответ: ______________________________</w:t>
-      </w:r>
-    </w:p>
-    <w:p>
+      <w:pPr>
+        <w:keepNext/>
+        <w:widowControl/>
+        <w:spacing w:line="240" w:lineRule="auto" w:after="0" w:before="120"/>
+      </w:pPr>
       <w:r>
         <w:rPr>
+          <w:rFonts w:ascii="Times New Roman" w:hAnsi="Times New Roman" w:eastAsia="Times New Roman"/>
           <w:b/>
-          <w:sz w:val="24"/>
+          <w:color w:val="181A1F"/>
+          <w:sz w:val="28"/>
         </w:rPr>
         <w:t>5.</w:t>
       </w:r>
     </w:p>
     <w:p>
+      <w:pPr>
+        <w:widowControl/>
+        <w:spacing w:line="240" w:lineRule="auto" w:after="0"/>
+      </w:pPr>
       <w:r>
         <w:rPr>
+          <w:rFonts w:ascii="Times New Roman" w:hAnsi="Times New Roman" w:eastAsia="Times New Roman"/>
           <w:b w:val="0"/>
           <w:i w:val="0"/>
+          <w:color w:val="181A1F"/>
+          <w:sz w:val="28"/>
         </w:rPr>
         <w:t>Выберите верные суждения о социальных группах и запишите цифры, под которыми они указаны.</w:t>
       </w:r>
     </w:p>
     <w:p>
+      <w:pPr>
+        <w:widowControl/>
+        <w:spacing w:line="240" w:lineRule="auto" w:after="0"/>
+      </w:pPr>
       <w:r>
         <w:rPr>
+          <w:rFonts w:ascii="Times New Roman" w:hAnsi="Times New Roman" w:eastAsia="Times New Roman"/>
           <w:b w:val="0"/>
           <w:i w:val="0"/>
+          <w:color w:val="181A1F"/>
+          <w:sz w:val="28"/>
         </w:rPr>
         <w:t>1) Человек в современном обществе принадлежит, как правило, к нескольким социальным группам.</w:t>
       </w:r>
     </w:p>
     <w:p>
+      <w:pPr>
+        <w:widowControl/>
+        <w:spacing w:line="240" w:lineRule="auto" w:after="0"/>
+      </w:pPr>
       <w:r>
         <w:rPr>
+          <w:rFonts w:ascii="Times New Roman" w:hAnsi="Times New Roman" w:eastAsia="Times New Roman"/>
           <w:b w:val="0"/>
           <w:i w:val="0"/>
+          <w:color w:val="181A1F"/>
+          <w:sz w:val="28"/>
         </w:rPr>
         <w:t>2) Членство в группе оказывает влияние на поведение человека.</w:t>
       </w:r>
     </w:p>
     <w:p>
+      <w:pPr>
+        <w:widowControl/>
+        <w:spacing w:line="240" w:lineRule="auto" w:after="0"/>
+      </w:pPr>
       <w:r>
         <w:rPr>
+          <w:rFonts w:ascii="Times New Roman" w:hAnsi="Times New Roman" w:eastAsia="Times New Roman"/>
           <w:b w:val="0"/>
           <w:i w:val="0"/>
+          <w:color w:val="181A1F"/>
+          <w:sz w:val="28"/>
         </w:rPr>
         <w:t>3) Члены вторичной группы опосредованно связаны между собой деятельностью для достижения общей цели.</w:t>
       </w:r>
     </w:p>
     <w:p>
+      <w:pPr>
+        <w:widowControl/>
+        <w:spacing w:line="240" w:lineRule="auto" w:after="0"/>
+      </w:pPr>
       <w:r>
         <w:rPr>
+          <w:rFonts w:ascii="Times New Roman" w:hAnsi="Times New Roman" w:eastAsia="Times New Roman"/>
           <w:b w:val="0"/>
           <w:i w:val="0"/>
+          <w:color w:val="181A1F"/>
+          <w:sz w:val="28"/>
         </w:rPr>
         <w:t>4) Появление социальных групп связано только с возникновением государства.</w:t>
       </w:r>
     </w:p>
     <w:p>
+      <w:pPr>
+        <w:widowControl/>
+        <w:spacing w:line="240" w:lineRule="auto" w:after="0"/>
+      </w:pPr>
       <w:r>
         <w:rPr>
+          <w:rFonts w:ascii="Times New Roman" w:hAnsi="Times New Roman" w:eastAsia="Times New Roman"/>
           <w:b w:val="0"/>
           <w:i w:val="0"/>
+          <w:color w:val="181A1F"/>
+          <w:sz w:val="28"/>
         </w:rPr>
         <w:t>5) Первичные группы создаются и существуют лишь в рамках официально признанных организаций.</w:t>
       </w:r>
     </w:p>
     <w:p>
-      <w:r>
-        <w:t>Ответ: ______________________________</w:t>
-      </w:r>
-    </w:p>
-    <w:p>
+      <w:pPr>
+        <w:keepNext/>
+        <w:widowControl/>
+        <w:spacing w:line="240" w:lineRule="auto" w:after="0" w:before="120"/>
+      </w:pPr>
       <w:r>
         <w:rPr>
+          <w:rFonts w:ascii="Times New Roman" w:hAnsi="Times New Roman" w:eastAsia="Times New Roman"/>
           <w:b/>
-          <w:sz w:val="24"/>
+          <w:color w:val="181A1F"/>
+          <w:sz w:val="28"/>
         </w:rPr>
         <w:t>6.</w:t>
       </w:r>
     </w:p>
     <w:p>
+      <w:pPr>
+        <w:widowControl/>
+        <w:spacing w:line="240" w:lineRule="auto" w:after="0"/>
+      </w:pPr>
       <w:r>
         <w:rPr>
+          <w:rFonts w:ascii="Times New Roman" w:hAnsi="Times New Roman" w:eastAsia="Times New Roman"/>
           <w:b w:val="0"/>
           <w:i w:val="0"/>
+          <w:color w:val="181A1F"/>
+          <w:sz w:val="28"/>
         </w:rPr>
         <w:t>Выберите верные суждения о социализации индивида и запишите цифры, под которыми они указаны.</w:t>
       </w:r>
     </w:p>
     <w:p>
+      <w:pPr>
+        <w:widowControl/>
+        <w:spacing w:line="240" w:lineRule="auto" w:after="0"/>
+      </w:pPr>
       <w:r>
         <w:rPr>
+          <w:rFonts w:ascii="Times New Roman" w:hAnsi="Times New Roman" w:eastAsia="Times New Roman"/>
           <w:b w:val="0"/>
           <w:i w:val="0"/>
+          <w:color w:val="181A1F"/>
+          <w:sz w:val="28"/>
         </w:rPr>
         <w:t>1) Социализация способствует усвоению индивидом необходимого для жизни в данном обществе социокультурного опыта.</w:t>
       </w:r>
     </w:p>
     <w:p>
+      <w:pPr>
+        <w:widowControl/>
+        <w:spacing w:line="240" w:lineRule="auto" w:after="0"/>
+      </w:pPr>
       <w:r>
         <w:rPr>
+          <w:rFonts w:ascii="Times New Roman" w:hAnsi="Times New Roman" w:eastAsia="Times New Roman"/>
           <w:b w:val="0"/>
           <w:i w:val="0"/>
+          <w:color w:val="181A1F"/>
+          <w:sz w:val="28"/>
         </w:rPr>
         <w:t>2) Агентами социализации выступают конкретные люди и организации.</w:t>
       </w:r>
     </w:p>
     <w:p>
+      <w:pPr>
+        <w:widowControl/>
+        <w:spacing w:line="240" w:lineRule="auto" w:after="0"/>
+      </w:pPr>
       <w:r>
         <w:rPr>
+          <w:rFonts w:ascii="Times New Roman" w:hAnsi="Times New Roman" w:eastAsia="Times New Roman"/>
           <w:b w:val="0"/>
           <w:i w:val="0"/>
+          <w:color w:val="181A1F"/>
+          <w:sz w:val="28"/>
         </w:rPr>
         <w:t>3) Социализация связана со сменой социальных ролей, с приобретением нового статуса.</w:t>
       </w:r>
     </w:p>
     <w:p>
+      <w:pPr>
+        <w:widowControl/>
+        <w:spacing w:line="240" w:lineRule="auto" w:after="0"/>
+      </w:pPr>
       <w:r>
         <w:rPr>
+          <w:rFonts w:ascii="Times New Roman" w:hAnsi="Times New Roman" w:eastAsia="Times New Roman"/>
           <w:b w:val="0"/>
           <w:i w:val="0"/>
+          <w:color w:val="181A1F"/>
+          <w:sz w:val="28"/>
         </w:rPr>
         <w:t>4) Первичная социализация начинается с поступлением ребёнка в образовательную организацию.</w:t>
       </w:r>
     </w:p>
     <w:p>
+      <w:pPr>
+        <w:widowControl/>
+        <w:spacing w:line="240" w:lineRule="auto" w:after="0"/>
+      </w:pPr>
       <w:r>
         <w:rPr>
+          <w:rFonts w:ascii="Times New Roman" w:hAnsi="Times New Roman" w:eastAsia="Times New Roman"/>
           <w:b w:val="0"/>
           <w:i w:val="0"/>
+          <w:color w:val="181A1F"/>
+          <w:sz w:val="28"/>
         </w:rPr>
         <w:t>5) Агенты первичной социализации действуют в пределах своей компетенции, в соответствии с официальными предписаниями.</w:t>
       </w:r>
     </w:p>
     <w:p>
-      <w:r>
-        <w:t>Ответ: ______________________________</w:t>
-      </w:r>
-    </w:p>
-    <w:p>
+      <w:pPr>
+        <w:keepNext/>
+        <w:widowControl/>
+        <w:spacing w:line="240" w:lineRule="auto" w:after="0" w:before="120"/>
+      </w:pPr>
       <w:r>
         <w:rPr>
+          <w:rFonts w:ascii="Times New Roman" w:hAnsi="Times New Roman" w:eastAsia="Times New Roman"/>
           <w:b/>
-          <w:sz w:val="24"/>
+          <w:color w:val="181A1F"/>
+          <w:sz w:val="28"/>
         </w:rPr>
         <w:t>7.</w:t>
       </w:r>
     </w:p>
     <w:p>
+      <w:pPr>
+        <w:widowControl/>
+        <w:spacing w:line="240" w:lineRule="auto" w:after="0"/>
+      </w:pPr>
       <w:r>
         <w:rPr>
+          <w:rFonts w:ascii="Times New Roman" w:hAnsi="Times New Roman" w:eastAsia="Times New Roman"/>
           <w:b w:val="0"/>
           <w:i w:val="0"/>
+          <w:color w:val="181A1F"/>
+          <w:sz w:val="28"/>
         </w:rPr>
         <w:t>Выберите верные суждения о социализации индивида и запишите цифры, под которыми они указаны.</w:t>
       </w:r>
     </w:p>
     <w:p>
+      <w:pPr>
+        <w:widowControl/>
+        <w:spacing w:line="240" w:lineRule="auto" w:after="0"/>
+      </w:pPr>
       <w:r>
         <w:rPr>
+          <w:rFonts w:ascii="Times New Roman" w:hAnsi="Times New Roman" w:eastAsia="Times New Roman"/>
           <w:b w:val="0"/>
           <w:i w:val="0"/>
+          <w:color w:val="181A1F"/>
+          <w:sz w:val="28"/>
         </w:rPr>
         <w:t>1) Социализация связана с освоением индивидом новых социальных ролей.</w:t>
       </w:r>
     </w:p>
     <w:p>
+      <w:pPr>
+        <w:widowControl/>
+        <w:spacing w:line="240" w:lineRule="auto" w:after="0"/>
+      </w:pPr>
       <w:r>
         <w:rPr>
+          <w:rFonts w:ascii="Times New Roman" w:hAnsi="Times New Roman" w:eastAsia="Times New Roman"/>
           <w:b w:val="0"/>
           <w:i w:val="0"/>
+          <w:color w:val="181A1F"/>
+          <w:sz w:val="28"/>
         </w:rPr>
         <w:t>2) Первичная социализация заканчивается с началом трудовой деятельности.</w:t>
       </w:r>
     </w:p>
     <w:p>
+      <w:pPr>
+        <w:widowControl/>
+        <w:spacing w:line="240" w:lineRule="auto" w:after="0"/>
+      </w:pPr>
       <w:r>
         <w:rPr>
+          <w:rFonts w:ascii="Times New Roman" w:hAnsi="Times New Roman" w:eastAsia="Times New Roman"/>
           <w:b w:val="0"/>
           <w:i w:val="0"/>
+          <w:color w:val="181A1F"/>
+          <w:sz w:val="28"/>
         </w:rPr>
         <w:t>3) Агентами социализации являются только организации, отвечающие за передачу социокультурного опыта.</w:t>
       </w:r>
     </w:p>
     <w:p>
+      <w:pPr>
+        <w:widowControl/>
+        <w:spacing w:line="240" w:lineRule="auto" w:after="0"/>
+      </w:pPr>
       <w:r>
         <w:rPr>
+          <w:rFonts w:ascii="Times New Roman" w:hAnsi="Times New Roman" w:eastAsia="Times New Roman"/>
           <w:b w:val="0"/>
           <w:i w:val="0"/>
+          <w:color w:val="181A1F"/>
+          <w:sz w:val="28"/>
         </w:rPr>
         <w:t>4) Агенты вторичной социализации, как правило, действуют узконаправленно, в пределах своей компетенции, в соответствии с официальными предписаниями.</w:t>
       </w:r>
     </w:p>
     <w:p>
+      <w:pPr>
+        <w:widowControl/>
+        <w:spacing w:line="240" w:lineRule="auto" w:after="0"/>
+      </w:pPr>
       <w:r>
         <w:rPr>
+          <w:rFonts w:ascii="Times New Roman" w:hAnsi="Times New Roman" w:eastAsia="Times New Roman"/>
           <w:b w:val="0"/>
           <w:i w:val="0"/>
+          <w:color w:val="181A1F"/>
+          <w:sz w:val="28"/>
         </w:rPr>
         <w:t>5) Социализация предполагает только контролируемые процессы целенаправленного воздействия на личность.</w:t>
       </w:r>
     </w:p>
     <w:p>
-      <w:r>
-        <w:t>Ответ: ______________________________</w:t>
-      </w:r>
-    </w:p>
-    <w:p>
+      <w:pPr>
+        <w:keepNext/>
+        <w:widowControl/>
+        <w:spacing w:line="240" w:lineRule="auto" w:after="0" w:before="120"/>
+      </w:pPr>
       <w:r>
         <w:rPr>
+          <w:rFonts w:ascii="Times New Roman" w:hAnsi="Times New Roman" w:eastAsia="Times New Roman"/>
           <w:b/>
-          <w:sz w:val="24"/>
+          <w:color w:val="181A1F"/>
+          <w:sz w:val="28"/>
         </w:rPr>
         <w:t>8.</w:t>
       </w:r>
     </w:p>
     <w:p>
+      <w:pPr>
+        <w:widowControl/>
+        <w:spacing w:line="240" w:lineRule="auto" w:after="0"/>
+      </w:pPr>
       <w:r>
         <w:rPr>
+          <w:rFonts w:ascii="Times New Roman" w:hAnsi="Times New Roman" w:eastAsia="Times New Roman"/>
           <w:b w:val="0"/>
           <w:i w:val="0"/>
+          <w:color w:val="181A1F"/>
+          <w:sz w:val="28"/>
         </w:rPr>
         <w:t>Выберите верные суждения о семье и браке. Запишите цифры, под которыми они указаны.</w:t>
       </w:r>
     </w:p>
     <w:p>
+      <w:pPr>
+        <w:widowControl/>
+        <w:spacing w:line="240" w:lineRule="auto" w:after="0"/>
+      </w:pPr>
       <w:r>
         <w:rPr>
+          <w:rFonts w:ascii="Times New Roman" w:hAnsi="Times New Roman" w:eastAsia="Times New Roman"/>
           <w:b w:val="0"/>
           <w:i w:val="0"/>
+          <w:color w:val="181A1F"/>
+          <w:sz w:val="28"/>
         </w:rPr>
         <w:t xml:space="preserve">1) В Российской Федерации права граждан в семье могут быть ограничены только на основании федерального законодательства. </w:t>
       </w:r>
     </w:p>
     <w:p>
+      <w:pPr>
+        <w:widowControl/>
+        <w:spacing w:line="240" w:lineRule="auto" w:after="0"/>
+      </w:pPr>
       <w:r>
         <w:rPr>
+          <w:rFonts w:ascii="Times New Roman" w:hAnsi="Times New Roman" w:eastAsia="Times New Roman"/>
           <w:b w:val="0"/>
           <w:i w:val="0"/>
+          <w:color w:val="181A1F"/>
+          <w:sz w:val="28"/>
         </w:rPr>
         <w:t xml:space="preserve">2) Семья — это большая социальная группа, члены которой связаны только узами родства. </w:t>
       </w:r>
     </w:p>
     <w:p>
+      <w:pPr>
+        <w:widowControl/>
+        <w:spacing w:line="240" w:lineRule="auto" w:after="0"/>
+      </w:pPr>
       <w:r>
         <w:rPr>
+          <w:rFonts w:ascii="Times New Roman" w:hAnsi="Times New Roman" w:eastAsia="Times New Roman"/>
           <w:b w:val="0"/>
           <w:i w:val="0"/>
+          <w:color w:val="181A1F"/>
+          <w:sz w:val="28"/>
         </w:rPr>
         <w:t xml:space="preserve">3) Функция первичного социального контроля связана с тем, что принадлежность к семье позволяет человеку подтвердить и закрепить занимаемые им позиции либо даже продвинуться в социальной иерархии. </w:t>
       </w:r>
     </w:p>
     <w:p>
+      <w:pPr>
+        <w:widowControl/>
+        <w:spacing w:line="240" w:lineRule="auto" w:after="0"/>
+      </w:pPr>
       <w:r>
         <w:rPr>
+          <w:rFonts w:ascii="Times New Roman" w:hAnsi="Times New Roman" w:eastAsia="Times New Roman"/>
           <w:b w:val="0"/>
           <w:i w:val="0"/>
+          <w:color w:val="181A1F"/>
+          <w:sz w:val="28"/>
         </w:rPr>
         <w:t xml:space="preserve">4) Совместное времяпрепровождение на основе взаимных интересов благотворно влияет на всех членов семьи. </w:t>
       </w:r>
     </w:p>
     <w:p>
+      <w:pPr>
+        <w:widowControl/>
+        <w:spacing w:line="240" w:lineRule="auto" w:after="0"/>
+      </w:pPr>
       <w:r>
         <w:rPr>
+          <w:rFonts w:ascii="Times New Roman" w:hAnsi="Times New Roman" w:eastAsia="Times New Roman"/>
           <w:b w:val="0"/>
           <w:i w:val="0"/>
+          <w:color w:val="181A1F"/>
+          <w:sz w:val="28"/>
         </w:rPr>
         <w:t>5) В Российской Федерации признаётся брак, заключённый только в органах записи актов гражданского состояния.</w:t>
       </w:r>
     </w:p>
     <w:p>
-      <w:r>
-        <w:t>Ответ: ______________________________</w:t>
-      </w:r>
-    </w:p>
-    <w:p>
+      <w:pPr>
+        <w:keepNext/>
+        <w:widowControl/>
+        <w:spacing w:line="240" w:lineRule="auto" w:after="0" w:before="120"/>
+      </w:pPr>
       <w:r>
         <w:rPr>
+          <w:rFonts w:ascii="Times New Roman" w:hAnsi="Times New Roman" w:eastAsia="Times New Roman"/>
           <w:b/>
-          <w:sz w:val="24"/>
+          <w:color w:val="181A1F"/>
+          <w:sz w:val="28"/>
         </w:rPr>
         <w:t>9.</w:t>
       </w:r>
     </w:p>
     <w:p>
+      <w:pPr>
+        <w:widowControl/>
+        <w:spacing w:line="240" w:lineRule="auto" w:after="0"/>
+      </w:pPr>
       <w:r>
         <w:rPr>
+          <w:rFonts w:ascii="Times New Roman" w:hAnsi="Times New Roman" w:eastAsia="Times New Roman"/>
           <w:b w:val="0"/>
           <w:i w:val="0"/>
+          <w:color w:val="181A1F"/>
+          <w:sz w:val="28"/>
         </w:rPr>
         <w:t>В ходе социологических опросов совершеннолетних граждан стран Z и Y им был задан вопрос: «В какой мере, по Вашему мнению, государство сегодня поддерживает научно-техническую деятельность?». Результаты опросов (в % от числа отвечавших) приведены в диаграмме.</w:t>
       </w:r>
     </w:p>
     <w:p>
       <w:pPr>
+        <w:widowControl/>
+        <w:spacing w:line="240" w:lineRule="auto" w:after="0"/>
         <w:jc w:val="center"/>
       </w:pPr>
       <w:r>
+        <w:rPr>
+          <w:rFonts w:ascii="Times New Roman" w:hAnsi="Times New Roman" w:eastAsia="Times New Roman"/>
+          <w:color w:val="181A1F"/>
+          <w:sz w:val="28"/>
+        </w:rPr>
         <w:drawing>
           <wp:inline xmlns:a="http://schemas.openxmlformats.org/drawingml/2006/main" xmlns:pic="http://schemas.openxmlformats.org/drawingml/2006/picture">
-            <wp:extent cx="5400000" cy="5400000"/>
+            <wp:extent cx="5400000" cy="4752000"/>
             <wp:docPr id="3" name="Picture 3"/>
             <wp:cNvGraphicFramePr>
               <a:graphicFrameLocks noChangeAspect="1"/>
@@ -734,6 +1146,7 @@
                   </pic:nvPicPr>
                   <pic:blipFill>
                     <a:blip r:embed="rId11"/>
+                    <a:srcRect b="12000"/>
                     <a:stretch>
                       <a:fillRect/>
                     </a:stretch>
@@ -741,7 +1154,7 @@
                   <pic:spPr>
                     <a:xfrm>
                       <a:off x="0" y="0"/>
-                      <a:ext cx="5400000" cy="5400000"/>
+                      <a:ext cx="5400000" cy="4752000"/>
                     </a:xfrm>
                     <a:prstGeom prst="rect"/>
                   </pic:spPr>
@@ -753,226 +1166,372 @@
       </w:r>
     </w:p>
     <w:p>
+      <w:pPr>
+        <w:widowControl/>
+        <w:spacing w:line="240" w:lineRule="auto" w:after="0"/>
+      </w:pPr>
       <w:r>
         <w:rPr>
+          <w:rFonts w:ascii="Times New Roman" w:hAnsi="Times New Roman" w:eastAsia="Times New Roman"/>
           <w:b w:val="0"/>
           <w:i w:val="0"/>
+          <w:color w:val="181A1F"/>
+          <w:sz w:val="28"/>
         </w:rPr>
         <w:t>Найдите в приведённом списке выводы, которые можно сделать на основе диаграммы, и запишите цифры, под которыми они указаны.</w:t>
       </w:r>
     </w:p>
     <w:p>
+      <w:pPr>
+        <w:widowControl/>
+        <w:spacing w:line="240" w:lineRule="auto" w:after="0"/>
+      </w:pPr>
       <w:r>
         <w:rPr>
+          <w:rFonts w:ascii="Times New Roman" w:hAnsi="Times New Roman" w:eastAsia="Times New Roman"/>
           <w:b w:val="0"/>
           <w:i w:val="0"/>
+          <w:color w:val="181A1F"/>
+          <w:sz w:val="28"/>
         </w:rPr>
         <w:t>1) Равные доли опрошенных в обеих странах считают, что государство недостаточно поддерживает научно-техническую деятельность.</w:t>
       </w:r>
     </w:p>
     <w:p>
+      <w:pPr>
+        <w:widowControl/>
+        <w:spacing w:line="240" w:lineRule="auto" w:after="0"/>
+      </w:pPr>
       <w:r>
         <w:rPr>
+          <w:rFonts w:ascii="Times New Roman" w:hAnsi="Times New Roman" w:eastAsia="Times New Roman"/>
           <w:b w:val="0"/>
           <w:i w:val="0"/>
+          <w:color w:val="181A1F"/>
+          <w:sz w:val="28"/>
         </w:rPr>
         <w:t>2) Доля тех, кто считает, что государство не в полной мере поддерживает научно-техническую деятельность, в стране Y меньше доли тех, кто считает, что государство недостаточно её поддерживает.</w:t>
       </w:r>
     </w:p>
     <w:p>
+      <w:pPr>
+        <w:widowControl/>
+        <w:spacing w:line="240" w:lineRule="auto" w:after="0"/>
+      </w:pPr>
       <w:r>
         <w:rPr>
+          <w:rFonts w:ascii="Times New Roman" w:hAnsi="Times New Roman" w:eastAsia="Times New Roman"/>
           <w:b w:val="0"/>
           <w:i w:val="0"/>
+          <w:color w:val="181A1F"/>
+          <w:sz w:val="28"/>
         </w:rPr>
         <w:t>3) Доля тех, кто считает, что государство в полной мере поддерживает научно-техническую деятельность, в стране Z меньше, чем в стране Y.</w:t>
       </w:r>
     </w:p>
     <w:p>
+      <w:pPr>
+        <w:widowControl/>
+        <w:spacing w:line="240" w:lineRule="auto" w:after="0"/>
+      </w:pPr>
       <w:r>
         <w:rPr>
+          <w:rFonts w:ascii="Times New Roman" w:hAnsi="Times New Roman" w:eastAsia="Times New Roman"/>
           <w:b w:val="0"/>
           <w:i w:val="0"/>
+          <w:color w:val="181A1F"/>
+          <w:sz w:val="28"/>
         </w:rPr>
         <w:t>4) Равные доли опрошенных в стране Y считают, что государство в полной мере поддерживает научно-техническую деятельность и недостаточно её поддерживает.</w:t>
       </w:r>
     </w:p>
     <w:p>
+      <w:pPr>
+        <w:widowControl/>
+        <w:spacing w:line="240" w:lineRule="auto" w:after="0"/>
+      </w:pPr>
       <w:r>
         <w:rPr>
+          <w:rFonts w:ascii="Times New Roman" w:hAnsi="Times New Roman" w:eastAsia="Times New Roman"/>
           <w:b w:val="0"/>
           <w:i w:val="0"/>
+          <w:color w:val="181A1F"/>
+          <w:sz w:val="28"/>
         </w:rPr>
         <w:t>5) Наибольшая доля опрошенных в стране Z считает, что государство совсем не поддерживает научно-техническую деятельность.</w:t>
       </w:r>
     </w:p>
     <w:p>
-      <w:r>
-        <w:t>Ответ: ______________________________</w:t>
-      </w:r>
-    </w:p>
-    <w:p>
+      <w:pPr>
+        <w:keepNext/>
+        <w:widowControl/>
+        <w:spacing w:line="240" w:lineRule="auto" w:after="0" w:before="120"/>
+      </w:pPr>
       <w:r>
         <w:rPr>
+          <w:rFonts w:ascii="Times New Roman" w:hAnsi="Times New Roman" w:eastAsia="Times New Roman"/>
           <w:b/>
-          <w:sz w:val="24"/>
+          <w:color w:val="181A1F"/>
+          <w:sz w:val="28"/>
         </w:rPr>
         <w:t>10.</w:t>
       </w:r>
     </w:p>
     <w:p>
+      <w:pPr>
+        <w:widowControl/>
+        <w:spacing w:line="240" w:lineRule="auto" w:after="0"/>
+      </w:pPr>
       <w:r>
         <w:rPr>
+          <w:rFonts w:ascii="Times New Roman" w:hAnsi="Times New Roman" w:eastAsia="Times New Roman"/>
           <w:b w:val="0"/>
           <w:i w:val="0"/>
+          <w:color w:val="181A1F"/>
+          <w:sz w:val="28"/>
         </w:rPr>
         <w:t>Выберите верные суждения о социальном контроле и запишите цифры, под которыми они указаны.</w:t>
       </w:r>
     </w:p>
     <w:p>
+      <w:pPr>
+        <w:widowControl/>
+        <w:spacing w:line="240" w:lineRule="auto" w:after="0"/>
+      </w:pPr>
       <w:r>
         <w:rPr>
+          <w:rFonts w:ascii="Times New Roman" w:hAnsi="Times New Roman" w:eastAsia="Times New Roman"/>
           <w:b w:val="0"/>
           <w:i w:val="0"/>
+          <w:color w:val="181A1F"/>
+          <w:sz w:val="28"/>
         </w:rPr>
         <w:t>1) Социальный контроль включает в себя социальные нормы и социальные санкции.</w:t>
       </w:r>
     </w:p>
     <w:p>
+      <w:pPr>
+        <w:widowControl/>
+        <w:spacing w:line="240" w:lineRule="auto" w:after="0"/>
+      </w:pPr>
       <w:r>
         <w:rPr>
+          <w:rFonts w:ascii="Times New Roman" w:hAnsi="Times New Roman" w:eastAsia="Times New Roman"/>
           <w:b w:val="0"/>
           <w:i w:val="0"/>
+          <w:color w:val="181A1F"/>
+          <w:sz w:val="28"/>
         </w:rPr>
         <w:t>2) Санкции — это исключительно формальная негативная реакция со стороны остальных членов общества на поведение человека или группы.</w:t>
       </w:r>
     </w:p>
     <w:p>
+      <w:pPr>
+        <w:widowControl/>
+        <w:spacing w:line="240" w:lineRule="auto" w:after="0"/>
+      </w:pPr>
       <w:r>
         <w:rPr>
+          <w:rFonts w:ascii="Times New Roman" w:hAnsi="Times New Roman" w:eastAsia="Times New Roman"/>
           <w:b w:val="0"/>
           <w:i w:val="0"/>
+          <w:color w:val="181A1F"/>
+          <w:sz w:val="28"/>
         </w:rPr>
         <w:t>3) Социальный контроль осуществляется только посредством применения норм юридической ответственности</w:t>
       </w:r>
     </w:p>
     <w:p>
+      <w:pPr>
+        <w:widowControl/>
+        <w:spacing w:line="240" w:lineRule="auto" w:after="0"/>
+      </w:pPr>
       <w:r>
         <w:rPr>
+          <w:rFonts w:ascii="Times New Roman" w:hAnsi="Times New Roman" w:eastAsia="Times New Roman"/>
           <w:b w:val="0"/>
           <w:i w:val="0"/>
+          <w:color w:val="181A1F"/>
+          <w:sz w:val="28"/>
         </w:rPr>
         <w:t>4) Социальный контроль — это механизм регуляции отношений  индивида и общества в целях укрепления порядка и стабильности в обществе.</w:t>
       </w:r>
     </w:p>
     <w:p>
+      <w:pPr>
+        <w:widowControl/>
+        <w:spacing w:line="240" w:lineRule="auto" w:after="0"/>
+      </w:pPr>
       <w:r>
         <w:rPr>
+          <w:rFonts w:ascii="Times New Roman" w:hAnsi="Times New Roman" w:eastAsia="Times New Roman"/>
           <w:b w:val="0"/>
           <w:i w:val="0"/>
+          <w:color w:val="181A1F"/>
+          <w:sz w:val="28"/>
         </w:rPr>
         <w:t>5) Развитие самоконтроля у членов общества может привести к снижению внешнего контроля за их поведением.</w:t>
       </w:r>
     </w:p>
     <w:p>
-      <w:r>
-        <w:t>Ответ: ______________________________</w:t>
-      </w:r>
-    </w:p>
-    <w:p>
+      <w:pPr>
+        <w:keepNext/>
+        <w:widowControl/>
+        <w:spacing w:line="240" w:lineRule="auto" w:after="0" w:before="120"/>
+      </w:pPr>
       <w:r>
         <w:rPr>
+          <w:rFonts w:ascii="Times New Roman" w:hAnsi="Times New Roman" w:eastAsia="Times New Roman"/>
           <w:b/>
-          <w:sz w:val="24"/>
+          <w:color w:val="181A1F"/>
+          <w:sz w:val="28"/>
         </w:rPr>
         <w:t>11.</w:t>
       </w:r>
     </w:p>
     <w:p>
+      <w:pPr>
+        <w:widowControl/>
+        <w:spacing w:line="240" w:lineRule="auto" w:after="0"/>
+      </w:pPr>
       <w:r>
         <w:rPr>
+          <w:rFonts w:ascii="Times New Roman" w:hAnsi="Times New Roman" w:eastAsia="Times New Roman"/>
           <w:b w:val="0"/>
           <w:i w:val="0"/>
+          <w:color w:val="181A1F"/>
+          <w:sz w:val="28"/>
         </w:rPr>
         <w:t>Выберите верные суждения о социальной стратификации и запишите цифры, под которыми они указаны.</w:t>
       </w:r>
     </w:p>
     <w:p>
+      <w:pPr>
+        <w:widowControl/>
+        <w:spacing w:line="240" w:lineRule="auto" w:after="0"/>
+      </w:pPr>
       <w:r>
         <w:rPr>
+          <w:rFonts w:ascii="Times New Roman" w:hAnsi="Times New Roman" w:eastAsia="Times New Roman"/>
           <w:b w:val="0"/>
           <w:i w:val="0"/>
+          <w:color w:val="181A1F"/>
+          <w:sz w:val="28"/>
         </w:rPr>
         <w:t>1) Понятие «социальной стратификации» обозначает любые изменения, происходящие в обществе.</w:t>
       </w:r>
     </w:p>
     <w:p>
+      <w:pPr>
+        <w:widowControl/>
+        <w:spacing w:line="240" w:lineRule="auto" w:after="0"/>
+      </w:pPr>
       <w:r>
         <w:rPr>
+          <w:rFonts w:ascii="Times New Roman" w:hAnsi="Times New Roman" w:eastAsia="Times New Roman"/>
           <w:b w:val="0"/>
           <w:i w:val="0"/>
+          <w:color w:val="181A1F"/>
+          <w:sz w:val="28"/>
         </w:rPr>
         <w:t>2) Социальная стратификация предполагает деление общества на социальные слои путём объединения различных социальных позиций с примерно одинаковым социальным статусом.</w:t>
       </w:r>
     </w:p>
     <w:p>
+      <w:pPr>
+        <w:widowControl/>
+        <w:spacing w:line="240" w:lineRule="auto" w:after="0"/>
+      </w:pPr>
       <w:r>
         <w:rPr>
+          <w:rFonts w:ascii="Times New Roman" w:hAnsi="Times New Roman" w:eastAsia="Times New Roman"/>
           <w:b w:val="0"/>
           <w:i w:val="0"/>
+          <w:color w:val="181A1F"/>
+          <w:sz w:val="28"/>
         </w:rPr>
         <w:t>3) Социологи выделяют следующие критерии социальной стратификации: доход, власть.</w:t>
       </w:r>
     </w:p>
     <w:p>
+      <w:pPr>
+        <w:widowControl/>
+        <w:spacing w:line="240" w:lineRule="auto" w:after="0"/>
+      </w:pPr>
       <w:r>
         <w:rPr>
+          <w:rFonts w:ascii="Times New Roman" w:hAnsi="Times New Roman" w:eastAsia="Times New Roman"/>
           <w:b w:val="0"/>
           <w:i w:val="0"/>
+          <w:color w:val="181A1F"/>
+          <w:sz w:val="28"/>
         </w:rPr>
         <w:t>4) Социальная стратификация предполагает выделение социальных слоёв в зависимости от личных качеств человека.</w:t>
       </w:r>
     </w:p>
     <w:p>
+      <w:pPr>
+        <w:widowControl/>
+        <w:spacing w:line="240" w:lineRule="auto" w:after="0"/>
+      </w:pPr>
       <w:r>
         <w:rPr>
+          <w:rFonts w:ascii="Times New Roman" w:hAnsi="Times New Roman" w:eastAsia="Times New Roman"/>
           <w:b w:val="0"/>
           <w:i w:val="0"/>
+          <w:color w:val="181A1F"/>
+          <w:sz w:val="28"/>
         </w:rPr>
         <w:t>5) Престиж профессии как критерий социальной стратификации связан с социальной привлекательностью, уважительным отношением в обществе к тем или иным профессиям, должностям, роду занятий.</w:t>
       </w:r>
     </w:p>
     <w:p>
-      <w:r>
-        <w:t>Ответ: ______________________________</w:t>
-      </w:r>
-    </w:p>
-    <w:p>
+      <w:pPr>
+        <w:keepNext/>
+        <w:widowControl/>
+        <w:spacing w:line="240" w:lineRule="auto" w:after="0" w:before="120"/>
+      </w:pPr>
       <w:r>
         <w:rPr>
+          <w:rFonts w:ascii="Times New Roman" w:hAnsi="Times New Roman" w:eastAsia="Times New Roman"/>
           <w:b/>
-          <w:sz w:val="24"/>
+          <w:color w:val="181A1F"/>
+          <w:sz w:val="28"/>
         </w:rPr>
         <w:t>12.</w:t>
       </w:r>
     </w:p>
     <w:p>
+      <w:pPr>
+        <w:widowControl/>
+        <w:spacing w:line="240" w:lineRule="auto" w:after="0"/>
+      </w:pPr>
       <w:r>
         <w:rPr>
+          <w:rFonts w:ascii="Times New Roman" w:hAnsi="Times New Roman" w:eastAsia="Times New Roman"/>
           <w:b w:val="0"/>
           <w:i w:val="0"/>
+          <w:color w:val="181A1F"/>
+          <w:sz w:val="28"/>
         </w:rPr>
         <w:t xml:space="preserve">В странах Z и Y армия комплектуется на основе всеобщей воинской обязанности. В ходе социологических опросов совершеннолетних жителей этих стран попросили определить их отношение к службе в армии. Полученные результаты (в % от числа опрошенных) представлены в графическом виде. </w:t>
       </w:r>
     </w:p>
     <w:p>
       <w:pPr>
+        <w:widowControl/>
+        <w:spacing w:line="240" w:lineRule="auto" w:after="0"/>
         <w:jc w:val="center"/>
       </w:pPr>
       <w:r>
+        <w:rPr>
+          <w:rFonts w:ascii="Times New Roman" w:hAnsi="Times New Roman" w:eastAsia="Times New Roman"/>
+          <w:color w:val="181A1F"/>
+          <w:sz w:val="28"/>
+        </w:rPr>
         <w:drawing>
           <wp:inline xmlns:a="http://schemas.openxmlformats.org/drawingml/2006/main" xmlns:pic="http://schemas.openxmlformats.org/drawingml/2006/picture">
-            <wp:extent cx="5400000" cy="5400000"/>
+            <wp:extent cx="5400000" cy="4752000"/>
             <wp:docPr id="4" name="Picture 4"/>
             <wp:cNvGraphicFramePr>
               <a:graphicFrameLocks noChangeAspect="1"/>
@@ -986,6 +1545,7 @@
                   </pic:nvPicPr>
                   <pic:blipFill>
                     <a:blip r:embed="rId12"/>
+                    <a:srcRect b="12000"/>
                     <a:stretch>
                       <a:fillRect/>
                     </a:stretch>
@@ -993,7 +1553,7 @@
                   <pic:spPr>
                     <a:xfrm>
                       <a:off x="0" y="0"/>
-                      <a:ext cx="5400000" cy="5400000"/>
+                      <a:ext cx="5400000" cy="4752000"/>
                     </a:xfrm>
                     <a:prstGeom prst="rect"/>
                   </pic:spPr>
@@ -1005,1908 +1565,1313 @@
       </w:r>
     </w:p>
     <w:p>
+      <w:pPr>
+        <w:widowControl/>
+        <w:spacing w:line="240" w:lineRule="auto" w:after="0"/>
+      </w:pPr>
       <w:r>
         <w:rPr>
+          <w:rFonts w:ascii="Times New Roman" w:hAnsi="Times New Roman" w:eastAsia="Times New Roman"/>
           <w:b w:val="0"/>
           <w:i w:val="0"/>
+          <w:color w:val="181A1F"/>
+          <w:sz w:val="28"/>
         </w:rPr>
         <w:t>Найдите в приведённом списке выводы, которые можно сделать на основе диаграммы, и запишите цифры, под которыми они указаны.</w:t>
       </w:r>
     </w:p>
     <w:p>
+      <w:pPr>
+        <w:widowControl/>
+        <w:spacing w:line="240" w:lineRule="auto" w:after="0"/>
+      </w:pPr>
       <w:r>
         <w:rPr>
+          <w:rFonts w:ascii="Times New Roman" w:hAnsi="Times New Roman" w:eastAsia="Times New Roman"/>
           <w:b w:val="0"/>
           <w:i w:val="0"/>
+          <w:color w:val="181A1F"/>
+          <w:sz w:val="28"/>
         </w:rPr>
         <w:t>1) Доля тех, кто считают, что каждый настоящий мужчина должен пройти службу в армии, в стране Z больше, чем в стране У.</w:t>
       </w:r>
     </w:p>
     <w:p>
+      <w:pPr>
+        <w:widowControl/>
+        <w:spacing w:line="240" w:lineRule="auto" w:after="0"/>
+      </w:pPr>
       <w:r>
         <w:rPr>
+          <w:rFonts w:ascii="Times New Roman" w:hAnsi="Times New Roman" w:eastAsia="Times New Roman"/>
           <w:b w:val="0"/>
           <w:i w:val="0"/>
+          <w:color w:val="181A1F"/>
+          <w:sz w:val="28"/>
         </w:rPr>
         <w:t>2) В стране Z мнение о службе в армии как о бессмысленном и опасном занятии популярнее мнения о службе в армии как о долге гражданина.</w:t>
       </w:r>
     </w:p>
     <w:p>
+      <w:pPr>
+        <w:widowControl/>
+        <w:spacing w:line="240" w:lineRule="auto" w:after="0"/>
+      </w:pPr>
       <w:r>
         <w:rPr>
+          <w:rFonts w:ascii="Times New Roman" w:hAnsi="Times New Roman" w:eastAsia="Times New Roman"/>
           <w:b w:val="0"/>
           <w:i w:val="0"/>
+          <w:color w:val="181A1F"/>
+          <w:sz w:val="28"/>
         </w:rPr>
         <w:t>3) Равные доли опрошенных в каждой стране затруднились с ответом.</w:t>
       </w:r>
     </w:p>
     <w:p>
+      <w:pPr>
+        <w:widowControl/>
+        <w:spacing w:line="240" w:lineRule="auto" w:after="0"/>
+      </w:pPr>
       <w:r>
         <w:rPr>
+          <w:rFonts w:ascii="Times New Roman" w:hAnsi="Times New Roman" w:eastAsia="Times New Roman"/>
           <w:b w:val="0"/>
           <w:i w:val="0"/>
+          <w:color w:val="181A1F"/>
+          <w:sz w:val="28"/>
         </w:rPr>
         <w:t>4) В стране Y мнение о том, что каждый настоящий мужчина должен пройти службу в армии, популярнее мнения о службе в армии как долге гражданина, который надо отдать государству даже в случае противоречия собственным интересам.</w:t>
       </w:r>
     </w:p>
     <w:p>
+      <w:pPr>
+        <w:widowControl/>
+        <w:spacing w:line="240" w:lineRule="auto" w:after="0"/>
+      </w:pPr>
       <w:r>
         <w:rPr>
+          <w:rFonts w:ascii="Times New Roman" w:hAnsi="Times New Roman" w:eastAsia="Times New Roman"/>
           <w:b w:val="0"/>
           <w:i w:val="0"/>
+          <w:color w:val="181A1F"/>
+          <w:sz w:val="28"/>
         </w:rPr>
         <w:t xml:space="preserve">5) Равные доли опрошенных в каждой стране считают службу в армии долгом каждого гражданина. </w:t>
       </w:r>
     </w:p>
     <w:p>
-      <w:r>
-        <w:t>Ответ: ______________________________</w:t>
-      </w:r>
-    </w:p>
-    <w:p>
+      <w:pPr>
+        <w:keepNext/>
+        <w:widowControl/>
+        <w:spacing w:line="240" w:lineRule="auto" w:after="0" w:before="120"/>
+      </w:pPr>
       <w:r>
         <w:rPr>
+          <w:rFonts w:ascii="Times New Roman" w:hAnsi="Times New Roman" w:eastAsia="Times New Roman"/>
           <w:b/>
-          <w:sz w:val="24"/>
+          <w:color w:val="181A1F"/>
+          <w:sz w:val="28"/>
         </w:rPr>
         <w:t>13.</w:t>
       </w:r>
     </w:p>
     <w:p>
+      <w:pPr>
+        <w:widowControl/>
+        <w:spacing w:line="240" w:lineRule="auto" w:after="0"/>
+      </w:pPr>
       <w:r>
         <w:rPr>
+          <w:rFonts w:ascii="Times New Roman" w:hAnsi="Times New Roman" w:eastAsia="Times New Roman"/>
           <w:b w:val="0"/>
           <w:i w:val="0"/>
+          <w:color w:val="181A1F"/>
+          <w:sz w:val="28"/>
         </w:rPr>
         <w:t>Выберите верные суждения о социальных конфликтах и запишите цифры, под которыми они указаны.</w:t>
       </w:r>
     </w:p>
     <w:p>
+      <w:pPr>
+        <w:widowControl/>
+        <w:spacing w:line="240" w:lineRule="auto" w:after="0"/>
+      </w:pPr>
       <w:r>
         <w:rPr>
+          <w:rFonts w:ascii="Times New Roman" w:hAnsi="Times New Roman" w:eastAsia="Times New Roman"/>
           <w:b w:val="0"/>
           <w:i w:val="0"/>
+          <w:color w:val="181A1F"/>
+          <w:sz w:val="28"/>
         </w:rPr>
         <w:t xml:space="preserve">1) Социальные конфликты происходят только в социальной сфере общественной жизни. </w:t>
       </w:r>
     </w:p>
     <w:p>
+      <w:pPr>
+        <w:widowControl/>
+        <w:spacing w:line="240" w:lineRule="auto" w:after="0"/>
+      </w:pPr>
       <w:r>
         <w:rPr>
+          <w:rFonts w:ascii="Times New Roman" w:hAnsi="Times New Roman" w:eastAsia="Times New Roman"/>
           <w:b w:val="0"/>
           <w:i w:val="0"/>
+          <w:color w:val="181A1F"/>
+          <w:sz w:val="28"/>
         </w:rPr>
         <w:t xml:space="preserve">2) Социальный конфликт отражает противоречие интересов различных социальных групп. </w:t>
       </w:r>
     </w:p>
     <w:p>
+      <w:pPr>
+        <w:widowControl/>
+        <w:spacing w:line="240" w:lineRule="auto" w:after="0"/>
+      </w:pPr>
       <w:r>
         <w:rPr>
+          <w:rFonts w:ascii="Times New Roman" w:hAnsi="Times New Roman" w:eastAsia="Times New Roman"/>
           <w:b w:val="0"/>
           <w:i w:val="0"/>
+          <w:color w:val="181A1F"/>
+          <w:sz w:val="28"/>
         </w:rPr>
         <w:t xml:space="preserve">3) Государство может выступить в роли арбитра для сторон социального конфликта. </w:t>
       </w:r>
     </w:p>
     <w:p>
+      <w:pPr>
+        <w:widowControl/>
+        <w:spacing w:line="240" w:lineRule="auto" w:after="0"/>
+      </w:pPr>
       <w:r>
         <w:rPr>
+          <w:rFonts w:ascii="Times New Roman" w:hAnsi="Times New Roman" w:eastAsia="Times New Roman"/>
           <w:b w:val="0"/>
           <w:i w:val="0"/>
+          <w:color w:val="181A1F"/>
+          <w:sz w:val="28"/>
         </w:rPr>
         <w:t xml:space="preserve">4) Социальные конфликты могут быть спровоцированы политикой государства. </w:t>
       </w:r>
     </w:p>
     <w:p>
+      <w:pPr>
+        <w:widowControl/>
+        <w:spacing w:line="240" w:lineRule="auto" w:after="0"/>
+      </w:pPr>
       <w:r>
         <w:rPr>
+          <w:rFonts w:ascii="Times New Roman" w:hAnsi="Times New Roman" w:eastAsia="Times New Roman"/>
           <w:b w:val="0"/>
           <w:i w:val="0"/>
+          <w:color w:val="181A1F"/>
+          <w:sz w:val="28"/>
         </w:rPr>
         <w:t>5) Все социальные конфликты протекают в явной форме.</w:t>
       </w:r>
     </w:p>
     <w:p>
-      <w:r>
-        <w:t>Ответ: ______________________________</w:t>
-      </w:r>
-    </w:p>
-    <w:p>
+      <w:pPr>
+        <w:keepNext/>
+        <w:widowControl/>
+        <w:spacing w:line="240" w:lineRule="auto" w:after="0" w:before="120"/>
+      </w:pPr>
       <w:r>
         <w:rPr>
+          <w:rFonts w:ascii="Times New Roman" w:hAnsi="Times New Roman" w:eastAsia="Times New Roman"/>
           <w:b/>
-          <w:sz w:val="24"/>
+          <w:color w:val="181A1F"/>
+          <w:sz w:val="28"/>
         </w:rPr>
         <w:t>14.</w:t>
       </w:r>
     </w:p>
     <w:p>
+      <w:pPr>
+        <w:widowControl/>
+        <w:spacing w:line="240" w:lineRule="auto" w:after="0"/>
+      </w:pPr>
       <w:r>
         <w:rPr>
+          <w:rFonts w:ascii="Times New Roman" w:hAnsi="Times New Roman" w:eastAsia="Times New Roman"/>
           <w:b w:val="0"/>
           <w:i w:val="0"/>
+          <w:color w:val="181A1F"/>
+          <w:sz w:val="28"/>
         </w:rPr>
         <w:t>Выберите верные суждения о социальной стратификации и запишите цифры, под которыми они указаны.</w:t>
       </w:r>
     </w:p>
     <w:p>
+      <w:pPr>
+        <w:widowControl/>
+        <w:spacing w:line="240" w:lineRule="auto" w:after="0"/>
+      </w:pPr>
       <w:r>
         <w:rPr>
+          <w:rFonts w:ascii="Times New Roman" w:hAnsi="Times New Roman" w:eastAsia="Times New Roman"/>
           <w:b w:val="0"/>
           <w:i w:val="0"/>
+          <w:color w:val="181A1F"/>
+          <w:sz w:val="28"/>
         </w:rPr>
         <w:t xml:space="preserve">1) Понятие «социальная стратификация» обозначает систему признаков и критериев социального расслоения в обществе. </w:t>
       </w:r>
     </w:p>
     <w:p>
+      <w:pPr>
+        <w:widowControl/>
+        <w:spacing w:line="240" w:lineRule="auto" w:after="0"/>
+      </w:pPr>
       <w:r>
         <w:rPr>
+          <w:rFonts w:ascii="Times New Roman" w:hAnsi="Times New Roman" w:eastAsia="Times New Roman"/>
           <w:b w:val="0"/>
           <w:i w:val="0"/>
+          <w:color w:val="181A1F"/>
+          <w:sz w:val="28"/>
         </w:rPr>
         <w:t>2) Учёные выделяют два вида социальной стратификации: прогрессивную и регрессивную.</w:t>
       </w:r>
     </w:p>
     <w:p>
+      <w:pPr>
+        <w:widowControl/>
+        <w:spacing w:line="240" w:lineRule="auto" w:after="0"/>
+      </w:pPr>
       <w:r>
         <w:rPr>
+          <w:rFonts w:ascii="Times New Roman" w:hAnsi="Times New Roman" w:eastAsia="Times New Roman"/>
           <w:b w:val="0"/>
           <w:i w:val="0"/>
+          <w:color w:val="181A1F"/>
+          <w:sz w:val="28"/>
         </w:rPr>
         <w:t>3) К критериям социальной стратификации относят объем власти.</w:t>
       </w:r>
     </w:p>
     <w:p>
+      <w:pPr>
+        <w:widowControl/>
+        <w:spacing w:line="240" w:lineRule="auto" w:after="0"/>
+      </w:pPr>
       <w:r>
         <w:rPr>
+          <w:rFonts w:ascii="Times New Roman" w:hAnsi="Times New Roman" w:eastAsia="Times New Roman"/>
           <w:b w:val="0"/>
           <w:i w:val="0"/>
+          <w:color w:val="181A1F"/>
+          <w:sz w:val="28"/>
         </w:rPr>
         <w:t xml:space="preserve">4) Одним из критериев социальной стратификации являются индивидуальные психологические черты человека. </w:t>
       </w:r>
     </w:p>
     <w:p>
+      <w:pPr>
+        <w:widowControl/>
+        <w:spacing w:line="240" w:lineRule="auto" w:after="0"/>
+      </w:pPr>
       <w:r>
         <w:rPr>
+          <w:rFonts w:ascii="Times New Roman" w:hAnsi="Times New Roman" w:eastAsia="Times New Roman"/>
           <w:b w:val="0"/>
           <w:i w:val="0"/>
+          <w:color w:val="181A1F"/>
+          <w:sz w:val="28"/>
         </w:rPr>
         <w:t>5) Деление общества на страты осуществляется исходя из неравенства социальных дистанций между ними.</w:t>
       </w:r>
     </w:p>
     <w:p>
-      <w:r>
-        <w:t>Ответ: ______________________________</w:t>
-      </w:r>
-    </w:p>
-    <w:p>
+      <w:pPr>
+        <w:keepNext/>
+        <w:widowControl/>
+        <w:spacing w:line="240" w:lineRule="auto" w:after="0" w:before="120"/>
+      </w:pPr>
       <w:r>
         <w:rPr>
+          <w:rFonts w:ascii="Times New Roman" w:hAnsi="Times New Roman" w:eastAsia="Times New Roman"/>
           <w:b/>
-          <w:sz w:val="24"/>
+          <w:color w:val="181A1F"/>
+          <w:sz w:val="28"/>
         </w:rPr>
         <w:t>15.</w:t>
       </w:r>
     </w:p>
     <w:p>
+      <w:pPr>
+        <w:widowControl/>
+        <w:spacing w:line="240" w:lineRule="auto" w:after="0"/>
+      </w:pPr>
       <w:r>
         <w:rPr>
+          <w:rFonts w:ascii="Times New Roman" w:hAnsi="Times New Roman" w:eastAsia="Times New Roman"/>
           <w:b w:val="0"/>
           <w:i w:val="0"/>
+          <w:color w:val="181A1F"/>
+          <w:sz w:val="28"/>
         </w:rPr>
         <w:t>Выберите верные суждения об этнических общностях и запишите цифры, под которыми они указаны.</w:t>
       </w:r>
     </w:p>
     <w:p>
+      <w:pPr>
+        <w:widowControl/>
+        <w:spacing w:line="240" w:lineRule="auto" w:after="0"/>
+      </w:pPr>
       <w:r>
         <w:rPr>
+          <w:rFonts w:ascii="Times New Roman" w:hAnsi="Times New Roman" w:eastAsia="Times New Roman"/>
           <w:b w:val="0"/>
           <w:i w:val="0"/>
+          <w:color w:val="181A1F"/>
+          <w:sz w:val="28"/>
         </w:rPr>
         <w:t>1) В Российской Федерации каждый имеет право на пользование родным языком, на свободный выбор языка общения, воспитания, обучения и творчества.</w:t>
       </w:r>
     </w:p>
     <w:p>
+      <w:pPr>
+        <w:widowControl/>
+        <w:spacing w:line="240" w:lineRule="auto" w:after="0"/>
+      </w:pPr>
       <w:r>
         <w:rPr>
+          <w:rFonts w:ascii="Times New Roman" w:hAnsi="Times New Roman" w:eastAsia="Times New Roman"/>
           <w:b w:val="0"/>
           <w:i w:val="0"/>
+          <w:color w:val="181A1F"/>
+          <w:sz w:val="28"/>
         </w:rPr>
         <w:t>2) Межнациональная интеграция подразумевает сближение народов, укрепление связей между ними, взаимовлияние и взаимообогащение культур разных этносов.</w:t>
       </w:r>
     </w:p>
     <w:p>
+      <w:pPr>
+        <w:widowControl/>
+        <w:spacing w:line="240" w:lineRule="auto" w:after="0"/>
+      </w:pPr>
       <w:r>
         <w:rPr>
+          <w:rFonts w:ascii="Times New Roman" w:hAnsi="Times New Roman" w:eastAsia="Times New Roman"/>
           <w:b w:val="0"/>
           <w:i w:val="0"/>
+          <w:color w:val="181A1F"/>
+          <w:sz w:val="28"/>
         </w:rPr>
         <w:t>3) К наиболее древним этническим общностям относятся нации.</w:t>
       </w:r>
     </w:p>
     <w:p>
+      <w:pPr>
+        <w:widowControl/>
+        <w:spacing w:line="240" w:lineRule="auto" w:after="0"/>
+      </w:pPr>
       <w:r>
         <w:rPr>
+          <w:rFonts w:ascii="Times New Roman" w:hAnsi="Times New Roman" w:eastAsia="Times New Roman"/>
           <w:b w:val="0"/>
           <w:i w:val="0"/>
+          <w:color w:val="181A1F"/>
+          <w:sz w:val="28"/>
         </w:rPr>
         <w:t>4) Важнейшей предпосылкой формирования этноса является общность территории.</w:t>
       </w:r>
     </w:p>
     <w:p>
+      <w:pPr>
+        <w:widowControl/>
+        <w:spacing w:line="240" w:lineRule="auto" w:after="0"/>
+      </w:pPr>
       <w:r>
         <w:rPr>
+          <w:rFonts w:ascii="Times New Roman" w:hAnsi="Times New Roman" w:eastAsia="Times New Roman"/>
           <w:b w:val="0"/>
           <w:i w:val="0"/>
+          <w:color w:val="181A1F"/>
+          <w:sz w:val="28"/>
         </w:rPr>
         <w:t>5) Признаком этнической общности служат общие политические предпочтения.</w:t>
       </w:r>
     </w:p>
     <w:p>
-      <w:r>
-        <w:t>Ответ: ______________________________</w:t>
-      </w:r>
-    </w:p>
-    <w:p>
+      <w:pPr>
+        <w:keepNext/>
+        <w:widowControl/>
+        <w:spacing w:line="240" w:lineRule="auto" w:after="0" w:before="120"/>
+      </w:pPr>
       <w:r>
         <w:rPr>
+          <w:rFonts w:ascii="Times New Roman" w:hAnsi="Times New Roman" w:eastAsia="Times New Roman"/>
           <w:b/>
-          <w:sz w:val="24"/>
+          <w:color w:val="181A1F"/>
+          <w:sz w:val="28"/>
         </w:rPr>
         <w:t>16.</w:t>
       </w:r>
     </w:p>
     <w:p>
+      <w:pPr>
+        <w:widowControl/>
+        <w:spacing w:line="240" w:lineRule="auto" w:after="0"/>
+      </w:pPr>
       <w:r>
         <w:rPr>
+          <w:rFonts w:ascii="Times New Roman" w:hAnsi="Times New Roman" w:eastAsia="Times New Roman"/>
           <w:b w:val="0"/>
           <w:i w:val="0"/>
+          <w:color w:val="181A1F"/>
+          <w:sz w:val="28"/>
         </w:rPr>
         <w:t>Выберите верные суждения о социализации индивида и запишите цифры. под которыми они указаны.</w:t>
       </w:r>
     </w:p>
     <w:p>
+      <w:pPr>
+        <w:widowControl/>
+        <w:spacing w:line="240" w:lineRule="auto" w:after="0"/>
+      </w:pPr>
       <w:r>
         <w:rPr>
+          <w:rFonts w:ascii="Times New Roman" w:hAnsi="Times New Roman" w:eastAsia="Times New Roman"/>
           <w:b w:val="0"/>
           <w:i w:val="0"/>
+          <w:color w:val="181A1F"/>
+          <w:sz w:val="28"/>
         </w:rPr>
         <w:t>1) Социализация индивида может быть связана с освоением им новых социальных ролей, с приобретением новых статусов.</w:t>
       </w:r>
     </w:p>
     <w:p>
+      <w:pPr>
+        <w:widowControl/>
+        <w:spacing w:line="240" w:lineRule="auto" w:after="0"/>
+      </w:pPr>
       <w:r>
         <w:rPr>
+          <w:rFonts w:ascii="Times New Roman" w:hAnsi="Times New Roman" w:eastAsia="Times New Roman"/>
           <w:b w:val="0"/>
           <w:i w:val="0"/>
+          <w:color w:val="181A1F"/>
+          <w:sz w:val="28"/>
         </w:rPr>
         <w:t xml:space="preserve">2) Социальное окружение человека может оказывать влияние на результаты социализации. </w:t>
       </w:r>
     </w:p>
     <w:p>
+      <w:pPr>
+        <w:widowControl/>
+        <w:spacing w:line="240" w:lineRule="auto" w:after="0"/>
+      </w:pPr>
       <w:r>
         <w:rPr>
+          <w:rFonts w:ascii="Times New Roman" w:hAnsi="Times New Roman" w:eastAsia="Times New Roman"/>
           <w:b w:val="0"/>
           <w:i w:val="0"/>
+          <w:color w:val="181A1F"/>
+          <w:sz w:val="28"/>
         </w:rPr>
         <w:t>3) Агентами первичной социализации индивида являются СМИ.</w:t>
       </w:r>
     </w:p>
     <w:p>
+      <w:pPr>
+        <w:widowControl/>
+        <w:spacing w:line="240" w:lineRule="auto" w:after="0"/>
+      </w:pPr>
       <w:r>
         <w:rPr>
+          <w:rFonts w:ascii="Times New Roman" w:hAnsi="Times New Roman" w:eastAsia="Times New Roman"/>
           <w:b w:val="0"/>
           <w:i w:val="0"/>
+          <w:color w:val="181A1F"/>
+          <w:sz w:val="28"/>
         </w:rPr>
         <w:t>4) Социализация заканчивается с завершением трудовой деятельности индивида.</w:t>
       </w:r>
     </w:p>
     <w:p>
+      <w:pPr>
+        <w:widowControl/>
+        <w:spacing w:line="240" w:lineRule="auto" w:after="0"/>
+      </w:pPr>
       <w:r>
         <w:rPr>
+          <w:rFonts w:ascii="Times New Roman" w:hAnsi="Times New Roman" w:eastAsia="Times New Roman"/>
           <w:b w:val="0"/>
           <w:i w:val="0"/>
+          <w:color w:val="181A1F"/>
+          <w:sz w:val="28"/>
         </w:rPr>
         <w:t>5) В процессе социализации происходит усвоение индивидом необходимого для жизни в данном обществе социокультурного опыта.</w:t>
       </w:r>
     </w:p>
     <w:p>
+      <w:pPr>
+        <w:widowControl/>
+        <w:spacing w:line="240" w:lineRule="auto" w:after="0"/>
+      </w:pPr>
       <w:r>
-        <w:t>Ответ: ______________________________</w:t>
-      </w:r>
-    </w:p>
-    <w:p>
-      <w:r>
+        <w:rPr>
+          <w:rFonts w:ascii="Times New Roman" w:hAnsi="Times New Roman" w:eastAsia="Times New Roman"/>
+          <w:color w:val="181A1F"/>
+          <w:sz w:val="28"/>
+        </w:rPr>
         <w:br w:type="page"/>
       </w:r>
     </w:p>
     <w:p>
       <w:pPr>
         <w:pStyle w:val="Heading1"/>
+        <w:keepNext/>
+        <w:widowControl/>
+        <w:spacing w:line="240" w:lineRule="auto" w:after="60" w:before="160"/>
       </w:pPr>
       <w:r>
+        <w:rPr>
+          <w:rFonts w:ascii="Times New Roman" w:hAnsi="Times New Roman" w:eastAsia="Times New Roman"/>
+          <w:b/>
+          <w:color w:val="181A1F"/>
+          <w:sz w:val="28"/>
+        </w:rPr>
         <w:t>Часть 2</w:t>
       </w:r>
     </w:p>
     <w:p>
+      <w:pPr>
+        <w:widowControl/>
+        <w:spacing w:line="240" w:lineRule="auto" w:after="0"/>
+      </w:pPr>
       <w:r>
+        <w:rPr>
+          <w:rFonts w:ascii="Times New Roman" w:hAnsi="Times New Roman" w:eastAsia="Times New Roman"/>
+          <w:color w:val="181A1F"/>
+          <w:sz w:val="28"/>
+        </w:rPr>
         <w:t>Для заданий 17–25 запишите полный развёрнутый ответ. Каждый вопрос самодостаточен и тематически соответствует варианту.</w:t>
       </w:r>
     </w:p>
     <w:p>
+      <w:pPr>
+        <w:keepNext/>
+        <w:widowControl/>
+        <w:spacing w:line="240" w:lineRule="auto" w:after="0" w:before="120"/>
+      </w:pPr>
       <w:r>
         <w:rPr>
+          <w:rFonts w:ascii="Times New Roman" w:hAnsi="Times New Roman" w:eastAsia="Times New Roman"/>
           <w:b/>
-          <w:sz w:val="24"/>
+          <w:color w:val="181A1F"/>
+          <w:sz w:val="28"/>
         </w:rPr>
         <w:t>17.</w:t>
       </w:r>
     </w:p>
     <w:p>
+      <w:pPr>
+        <w:widowControl/>
+        <w:spacing w:line="240" w:lineRule="auto" w:after="0"/>
+      </w:pPr>
       <w:r>
         <w:rPr>
+          <w:rFonts w:ascii="Times New Roman" w:hAnsi="Times New Roman" w:eastAsia="Times New Roman"/>
           <w:b w:val="0"/>
           <w:i w:val="0"/>
+          <w:color w:val="181A1F"/>
+          <w:sz w:val="28"/>
         </w:rPr>
         <w:t xml:space="preserve">Воздействие общества на личность происходит или непосредственно, или через группы, организации, или через средства массовой информации. Конкретные группы, в которых личность приобщается к системам норм и ценностей и которые выступают своеобразными трансляторами социального опыта, получили название институтов социализации. </w:t>
       </w:r>
     </w:p>
     <w:p>
+      <w:pPr>
+        <w:widowControl/>
+        <w:spacing w:line="240" w:lineRule="auto" w:after="0"/>
+      </w:pPr>
       <w:r>
         <w:rPr>
+          <w:rFonts w:ascii="Times New Roman" w:hAnsi="Times New Roman" w:eastAsia="Times New Roman"/>
           <w:b w:val="0"/>
           <w:i w:val="0"/>
+          <w:color w:val="181A1F"/>
+          <w:sz w:val="28"/>
         </w:rPr>
         <w:t xml:space="preserve">В период раннего детства такими институтами становятся семья и дошкольные учреждения. Именно в семье дети приобретают начальные навыки взаимодействия, осваивают первые социальные роли, осмысливают первые социальные нормы и ценности. В семье поведение родителей определяет отношение растущего человека к окружающему миру. Такое поведение можно охарактеризовать двумя парами признаков: неприятие — расположение и терпимость — сдерживание. </w:t>
       </w:r>
     </w:p>
     <w:p>
+      <w:pPr>
+        <w:widowControl/>
+        <w:spacing w:line="240" w:lineRule="auto" w:after="0"/>
+      </w:pPr>
       <w:r>
         <w:rPr>
+          <w:rFonts w:ascii="Times New Roman" w:hAnsi="Times New Roman" w:eastAsia="Times New Roman"/>
           <w:b w:val="0"/>
           <w:i w:val="0"/>
+          <w:color w:val="181A1F"/>
+          <w:sz w:val="28"/>
         </w:rPr>
         <w:t xml:space="preserve">Роль семьи как института социализации зависит от типа общества, от его традиций и культурных норм. Родители, как правило, служат для детей образцами и учителями в области человеческих взаимоотношений. Самосознание детей формируется не только путём прямого научения и подражания, но и путём соотнесения своего опыта с образом жизни своих родителей. </w:t>
       </w:r>
     </w:p>
     <w:p>
+      <w:pPr>
+        <w:widowControl/>
+        <w:spacing w:line="240" w:lineRule="auto" w:after="0"/>
+      </w:pPr>
       <w:r>
         <w:rPr>
+          <w:rFonts w:ascii="Times New Roman" w:hAnsi="Times New Roman" w:eastAsia="Times New Roman"/>
           <w:b w:val="0"/>
           <w:i w:val="0"/>
+          <w:color w:val="181A1F"/>
+          <w:sz w:val="28"/>
         </w:rPr>
         <w:t xml:space="preserve">На следующем этапе основным институтом выступает средняя школа, обеспечивая ребёнку образование, формируя первичные гражданские представления, подготавливая его к жизни в обществе и в более широком смысле. Школьное развитие человека как личности и субъекта деятельности предполагает развитие интеллекта, совершенствование эмоциональной сферы, уверенности в себе, мотивации самосовершенствования и т.д. Кроме того, школа интенсифицирует общение со сверстниками, что служит важнейшим институтом социализации, независимым от контроля взрослых, развивая самостоятельность, автономность, устойчивость к стрессам. </w:t>
       </w:r>
     </w:p>
     <w:p>
+      <w:pPr>
+        <w:widowControl/>
+        <w:spacing w:line="240" w:lineRule="auto" w:after="0"/>
+      </w:pPr>
       <w:r>
         <w:rPr>
+          <w:rFonts w:ascii="Times New Roman" w:hAnsi="Times New Roman" w:eastAsia="Times New Roman"/>
           <w:b w:val="0"/>
           <w:i w:val="0"/>
+          <w:color w:val="181A1F"/>
+          <w:sz w:val="28"/>
         </w:rPr>
         <w:t xml:space="preserve">На трудовой стадии ведущим институтом социализации выступает трудовой коллектив, деятельность которого не может быть сведена только к функции передачи социального опыта. Критериями социализированности личности становятся содержание установок и ценностей; адаптированность и адекватность личности; социальная идентичность. Исходя из того, что главная цель социализации личности — её самореализация, развитие способностей, главным критерием социализированности личности можно считать уровень её независимости, уверенности, самостоятельности, раскрепощённости, инициативности, незакомплексованности. (По Е.И. Рогову) </w:t>
       </w:r>
     </w:p>
     <w:p>
+      <w:pPr>
+        <w:widowControl/>
+        <w:spacing w:line="240" w:lineRule="auto" w:after="0"/>
+      </w:pPr>
       <w:r>
         <w:rPr>
+          <w:rFonts w:ascii="Times New Roman" w:hAnsi="Times New Roman" w:eastAsia="Times New Roman"/>
           <w:b w:val="0"/>
           <w:i w:val="0"/>
+          <w:color w:val="181A1F"/>
+          <w:sz w:val="28"/>
         </w:rPr>
         <w:t>Какими двумя парами признаков можно охарактеризовать поведение родителей? Как формируется самосознание детей? Что можно считать главным критерием социализированности личности?</w:t>
       </w:r>
     </w:p>
     <w:p>
+      <w:pPr>
+        <w:widowControl/>
+        <w:spacing w:line="240" w:lineRule="auto" w:after="0"/>
+      </w:pPr>
       <w:r>
+        <w:rPr>
+          <w:rFonts w:ascii="Times New Roman" w:hAnsi="Times New Roman" w:eastAsia="Times New Roman"/>
+          <w:color w:val="181A1F"/>
+          <w:sz w:val="28"/>
+        </w:rPr>
         <w:t>Ответ:</w:t>
       </w:r>
     </w:p>
     <w:p>
-      <w:r>
-        <w:t>__________________________________________________________________________________________</w:t>
-      </w:r>
-    </w:p>
-    <w:p>
-      <w:r>
-        <w:t>__________________________________________________________________________________________</w:t>
-      </w:r>
-    </w:p>
-    <w:p>
-      <w:r>
-        <w:t>__________________________________________________________________________________________</w:t>
-      </w:r>
-    </w:p>
-    <w:p>
+      <w:pPr>
+        <w:keepNext/>
+        <w:widowControl/>
+        <w:spacing w:line="240" w:lineRule="auto" w:after="0" w:before="120"/>
+      </w:pPr>
       <w:r>
         <w:rPr>
+          <w:rFonts w:ascii="Times New Roman" w:hAnsi="Times New Roman" w:eastAsia="Times New Roman"/>
           <w:b/>
-          <w:sz w:val="24"/>
+          <w:color w:val="181A1F"/>
+          <w:sz w:val="28"/>
         </w:rPr>
         <w:t>18.</w:t>
       </w:r>
     </w:p>
     <w:p>
+      <w:pPr>
+        <w:widowControl/>
+        <w:spacing w:line="240" w:lineRule="auto" w:after="0"/>
+      </w:pPr>
       <w:r>
         <w:rPr>
+          <w:rFonts w:ascii="Times New Roman" w:hAnsi="Times New Roman" w:eastAsia="Times New Roman"/>
           <w:b w:val="0"/>
           <w:i w:val="0"/>
+          <w:color w:val="181A1F"/>
+          <w:sz w:val="28"/>
         </w:rPr>
         <w:t xml:space="preserve">Социологию можно разделить на общую и специальную. Общая социология рассматривает универсальные проблемы социального действия, возникающие в любой сфере и в любое время. Специальная социология изучает особенности социального действия в различных областях общественной жизни. Она состоит из множества отраслей, основными из которых являются, экономическая, этническая, политическая социология, социология труда, управления, семьи, молодёжи, образования, науки, культуры, религии и др. </w:t>
       </w:r>
     </w:p>
     <w:p>
+      <w:pPr>
+        <w:widowControl/>
+        <w:spacing w:line="240" w:lineRule="auto" w:after="0"/>
+      </w:pPr>
       <w:r>
         <w:rPr>
+          <w:rFonts w:ascii="Times New Roman" w:hAnsi="Times New Roman" w:eastAsia="Times New Roman"/>
           <w:b w:val="0"/>
           <w:i w:val="0"/>
+          <w:color w:val="181A1F"/>
+          <w:sz w:val="28"/>
         </w:rPr>
         <w:t xml:space="preserve">В социологии существуют два уровня анализа социального действия: теоретический и эмпирический. На основе теоретического и эмпирического знания разрабатываются практические рекомендации, образующие научную базу для создания или совершенствования технологий социального действия. </w:t>
       </w:r>
     </w:p>
     <w:p>
+      <w:pPr>
+        <w:widowControl/>
+        <w:spacing w:line="240" w:lineRule="auto" w:after="0"/>
+      </w:pPr>
       <w:r>
         <w:rPr>
+          <w:rFonts w:ascii="Times New Roman" w:hAnsi="Times New Roman" w:eastAsia="Times New Roman"/>
           <w:b w:val="0"/>
           <w:i w:val="0"/>
+          <w:color w:val="181A1F"/>
+          <w:sz w:val="28"/>
         </w:rPr>
         <w:t>Кроме этого, обычно в социологии выделяются два типа анализа социального действия: макроанализ и микроанализ. Макросоциологический анализ используется при изучении внешних условий и результатов социального действия. Сторонники этого типа анализа считают крупномасштабные общественные явления (системы, институты, процессы, структуры) причиной наблюдаемого поведения людей. Микросоциологический анализ используется при изучении механизмов межличностного взаимодействия. Его сторонники считают причиной социального действия внутренние побуждения непосредственных участников: представления, мотивы, стереотипы.</w:t>
       </w:r>
     </w:p>
     <w:p>
+      <w:pPr>
+        <w:widowControl/>
+        <w:spacing w:line="240" w:lineRule="auto" w:after="0"/>
+      </w:pPr>
       <w:r>
         <w:rPr>
+          <w:rFonts w:ascii="Times New Roman" w:hAnsi="Times New Roman" w:eastAsia="Times New Roman"/>
           <w:b w:val="0"/>
           <w:i w:val="0"/>
+          <w:color w:val="181A1F"/>
+          <w:sz w:val="28"/>
         </w:rPr>
         <w:t xml:space="preserve">Обобщая рассуждения социологов о проблемах своей науки, можно утверждать, что основным вопросом социологии является вопрос обусловленности социального действия. Какие факторы оказывают на это действие преобладающее влияние? </w:t>
       </w:r>
     </w:p>
     <w:p>
+      <w:pPr>
+        <w:widowControl/>
+        <w:spacing w:line="240" w:lineRule="auto" w:after="0"/>
+      </w:pPr>
       <w:r>
         <w:rPr>
+          <w:rFonts w:ascii="Times New Roman" w:hAnsi="Times New Roman" w:eastAsia="Times New Roman"/>
           <w:b w:val="0"/>
           <w:i w:val="0"/>
+          <w:color w:val="181A1F"/>
+          <w:sz w:val="28"/>
         </w:rPr>
         <w:t xml:space="preserve">Сторонники объективизма считали, что только не зависящие от активности людей условия определяют характер и направление развития их общественной жизни. Субъективисты, в противовес объективистам, утверждали, что всё в обществе порождается активными действиями людей. Материалисты полагали, что определяющее воздействие на поведение людей оказывают техника и экономика. Идеалисты доказывали, что решающую роль в жизни людей играют их представления и ценности. Сторонники дифференциальной модели общества были убеждены в том, что для его успешного существования и развития необходимы социальные неравенство и борьба. Те социологи, которые отдавали предпочтение интегральной модели, доказывали, что для нормального течения общественной жизни важны социальное равенство и согласие (консенсус), борьба (конфликт) же имеет преходящий характер. Одни социологи считали, что основным условием общественной жизни является сохранение стабильности её организации (порядка). Другие утверждали, что таким условием служит поступательное изменение (прогресс) организации общества, а стабильность ведёт к его деградации. (По Г. Артёмову)  </w:t>
       </w:r>
     </w:p>
     <w:p>
+      <w:pPr>
+        <w:widowControl/>
+        <w:spacing w:line="240" w:lineRule="auto" w:after="0"/>
+      </w:pPr>
       <w:r>
         <w:rPr>
+          <w:rFonts w:ascii="Times New Roman" w:hAnsi="Times New Roman" w:eastAsia="Times New Roman"/>
           <w:b w:val="0"/>
           <w:i w:val="0"/>
+          <w:color w:val="181A1F"/>
+          <w:sz w:val="28"/>
         </w:rPr>
         <w:t>В тексте упомянуты ключевые понятия социально-гуманитарных наук.</w:t>
       </w:r>
     </w:p>
     <w:p>
+      <w:pPr>
+        <w:widowControl/>
+        <w:spacing w:line="240" w:lineRule="auto" w:after="0"/>
+      </w:pPr>
       <w:r>
         <w:rPr>
+          <w:rFonts w:ascii="Times New Roman" w:hAnsi="Times New Roman" w:eastAsia="Times New Roman"/>
           <w:b w:val="0"/>
           <w:i w:val="0"/>
+          <w:color w:val="181A1F"/>
+          <w:sz w:val="28"/>
         </w:rPr>
         <w:t>Используя обществоведческие знания,</w:t>
       </w:r>
     </w:p>
     <w:p>
+      <w:pPr>
+        <w:widowControl/>
+        <w:spacing w:line="240" w:lineRule="auto" w:after="0"/>
+      </w:pPr>
       <w:r>
         <w:rPr>
+          <w:rFonts w:ascii="Times New Roman" w:hAnsi="Times New Roman" w:eastAsia="Times New Roman"/>
           <w:b w:val="0"/>
           <w:i w:val="0"/>
+          <w:color w:val="181A1F"/>
+          <w:sz w:val="28"/>
         </w:rPr>
         <w:t>— укажите не менее трёх основных признаков социального института как исторически сложившейся формы организации совместной деятельности людей.</w:t>
       </w:r>
     </w:p>
     <w:p>
+      <w:pPr>
+        <w:widowControl/>
+        <w:spacing w:line="240" w:lineRule="auto" w:after="0"/>
+      </w:pPr>
       <w:r>
         <w:rPr>
+          <w:rFonts w:ascii="Times New Roman" w:hAnsi="Times New Roman" w:eastAsia="Times New Roman"/>
           <w:b w:val="0"/>
           <w:i w:val="0"/>
+          <w:color w:val="181A1F"/>
+          <w:sz w:val="28"/>
         </w:rPr>
         <w:t>— объясните связь любого из указанных в тексте внутренних побуждений участников социального взаимодействия с возникновением межличностных конфликтов. (Объяснение с опорой на текст может быть дано в одном или нескольких распространённых предложениях.)</w:t>
       </w:r>
     </w:p>
     <w:p>
+      <w:pPr>
+        <w:widowControl/>
+        <w:spacing w:line="240" w:lineRule="auto" w:after="0"/>
+      </w:pPr>
       <w:r>
+        <w:rPr>
+          <w:rFonts w:ascii="Times New Roman" w:hAnsi="Times New Roman" w:eastAsia="Times New Roman"/>
+          <w:color w:val="181A1F"/>
+          <w:sz w:val="28"/>
+        </w:rPr>
         <w:t>Ответ:</w:t>
       </w:r>
     </w:p>
     <w:p>
-      <w:r>
-        <w:t>__________________________________________________________________________________________</w:t>
-      </w:r>
-    </w:p>
-    <w:p>
-      <w:r>
-        <w:t>__________________________________________________________________________________________</w:t>
-      </w:r>
-    </w:p>
-    <w:p>
-      <w:r>
-        <w:t>__________________________________________________________________________________________</w:t>
-      </w:r>
-    </w:p>
-    <w:p>
+      <w:pPr>
+        <w:keepNext/>
+        <w:widowControl/>
+        <w:spacing w:line="240" w:lineRule="auto" w:after="0" w:before="120"/>
+      </w:pPr>
       <w:r>
         <w:rPr>
+          <w:rFonts w:ascii="Times New Roman" w:hAnsi="Times New Roman" w:eastAsia="Times New Roman"/>
           <w:b/>
-          <w:sz w:val="24"/>
+          <w:color w:val="181A1F"/>
+          <w:sz w:val="28"/>
         </w:rPr>
         <w:t>19.</w:t>
       </w:r>
     </w:p>
     <w:p>
+      <w:pPr>
+        <w:widowControl/>
+        <w:spacing w:line="240" w:lineRule="auto" w:after="0"/>
+      </w:pPr>
       <w:r>
         <w:rPr>
+          <w:rFonts w:ascii="Times New Roman" w:hAnsi="Times New Roman" w:eastAsia="Times New Roman"/>
           <w:b w:val="0"/>
           <w:i w:val="0"/>
+          <w:color w:val="181A1F"/>
+          <w:sz w:val="28"/>
         </w:rPr>
         <w:t>На примере любых трёх форм групповой взаимозависимости (язык, территория, одежда, каналы коммуникаций, обычаи, традиции, ритуалы, символы, убеждения, верования) покажите зависимость существования социальных групп от изменяющихся исторических условий. (Сначала назовите форму, затем приведите пример. Каждый пример должен быть сформулирован развёрнуто)</w:t>
       </w:r>
     </w:p>
     <w:p>
+      <w:pPr>
+        <w:widowControl/>
+        <w:spacing w:line="240" w:lineRule="auto" w:after="0"/>
+      </w:pPr>
       <w:r>
+        <w:rPr>
+          <w:rFonts w:ascii="Times New Roman" w:hAnsi="Times New Roman" w:eastAsia="Times New Roman"/>
+          <w:color w:val="181A1F"/>
+          <w:sz w:val="28"/>
+        </w:rPr>
         <w:t>Ответ:</w:t>
       </w:r>
     </w:p>
     <w:p>
-      <w:r>
-        <w:t>__________________________________________________________________________________________</w:t>
-      </w:r>
-    </w:p>
-    <w:p>
-      <w:r>
-        <w:t>__________________________________________________________________________________________</w:t>
-      </w:r>
-    </w:p>
-    <w:p>
-      <w:r>
-        <w:t>__________________________________________________________________________________________</w:t>
-      </w:r>
-    </w:p>
-    <w:p>
+      <w:pPr>
+        <w:keepNext/>
+        <w:widowControl/>
+        <w:spacing w:line="240" w:lineRule="auto" w:after="0" w:before="120"/>
+      </w:pPr>
       <w:r>
         <w:rPr>
+          <w:rFonts w:ascii="Times New Roman" w:hAnsi="Times New Roman" w:eastAsia="Times New Roman"/>
           <w:b/>
-          <w:sz w:val="24"/>
+          <w:color w:val="181A1F"/>
+          <w:sz w:val="28"/>
         </w:rPr>
         <w:t>20.</w:t>
       </w:r>
     </w:p>
     <w:p>
+      <w:pPr>
+        <w:widowControl/>
+        <w:spacing w:line="240" w:lineRule="auto" w:after="0"/>
+      </w:pPr>
       <w:r>
         <w:rPr>
+          <w:rFonts w:ascii="Times New Roman" w:hAnsi="Times New Roman" w:eastAsia="Times New Roman"/>
           <w:b w:val="0"/>
           <w:i w:val="0"/>
+          <w:color w:val="181A1F"/>
+          <w:sz w:val="28"/>
         </w:rPr>
         <w:t>Опираясь на обществоведческие знания и социальные факты, сформулируйте два положительных и два отрицательных последствия социального конфликта. (Каждое последствие должно быть сформулировано в виде распространенного предложения.)</w:t>
       </w:r>
     </w:p>
     <w:p>
+      <w:pPr>
+        <w:widowControl/>
+        <w:spacing w:line="240" w:lineRule="auto" w:after="0"/>
+      </w:pPr>
       <w:r>
+        <w:rPr>
+          <w:rFonts w:ascii="Times New Roman" w:hAnsi="Times New Roman" w:eastAsia="Times New Roman"/>
+          <w:color w:val="181A1F"/>
+          <w:sz w:val="28"/>
+        </w:rPr>
         <w:t>Ответ:</w:t>
       </w:r>
     </w:p>
     <w:p>
-      <w:r>
-        <w:t>__________________________________________________________________________________________</w:t>
-      </w:r>
-    </w:p>
-    <w:p>
-      <w:r>
-        <w:t>__________________________________________________________________________________________</w:t>
-      </w:r>
-    </w:p>
-    <w:p>
-      <w:r>
-        <w:t>__________________________________________________________________________________________</w:t>
-      </w:r>
-    </w:p>
-    <w:p>
+      <w:pPr>
+        <w:keepNext/>
+        <w:widowControl/>
+        <w:spacing w:line="240" w:lineRule="auto" w:after="0" w:before="120"/>
+      </w:pPr>
       <w:r>
         <w:rPr>
+          <w:rFonts w:ascii="Times New Roman" w:hAnsi="Times New Roman" w:eastAsia="Times New Roman"/>
           <w:b/>
-          <w:sz w:val="24"/>
+          <w:color w:val="181A1F"/>
+          <w:sz w:val="28"/>
         </w:rPr>
         <w:t>21.</w:t>
       </w:r>
     </w:p>
     <w:p>
+      <w:pPr>
+        <w:widowControl/>
+        <w:spacing w:line="240" w:lineRule="auto" w:after="0"/>
+      </w:pPr>
       <w:r>
         <w:rPr>
+          <w:rFonts w:ascii="Times New Roman" w:hAnsi="Times New Roman" w:eastAsia="Times New Roman"/>
           <w:b w:val="0"/>
           <w:i w:val="0"/>
+          <w:color w:val="181A1F"/>
+          <w:sz w:val="28"/>
         </w:rPr>
         <w:t>Используя факты общественной жизни и личный социальный опыт, проиллюстрируйте тремя примерами динамизм социальной структуры. (Каждый пример должен быть сформулирован развёрнуто.)</w:t>
       </w:r>
     </w:p>
     <w:p>
+      <w:pPr>
+        <w:widowControl/>
+        <w:spacing w:line="240" w:lineRule="auto" w:after="0"/>
+      </w:pPr>
       <w:r>
+        <w:rPr>
+          <w:rFonts w:ascii="Times New Roman" w:hAnsi="Times New Roman" w:eastAsia="Times New Roman"/>
+          <w:color w:val="181A1F"/>
+          <w:sz w:val="28"/>
+        </w:rPr>
         <w:t>Ответ:</w:t>
       </w:r>
     </w:p>
     <w:p>
-      <w:r>
-        <w:t>__________________________________________________________________________________________</w:t>
-      </w:r>
-    </w:p>
-    <w:p>
-      <w:r>
-        <w:t>__________________________________________________________________________________________</w:t>
-      </w:r>
-    </w:p>
-    <w:p>
-      <w:r>
-        <w:t>__________________________________________________________________________________________</w:t>
-      </w:r>
-    </w:p>
-    <w:p>
+      <w:pPr>
+        <w:keepNext/>
+        <w:widowControl/>
+        <w:spacing w:line="240" w:lineRule="auto" w:after="0" w:before="120"/>
+      </w:pPr>
       <w:r>
         <w:rPr>
+          <w:rFonts w:ascii="Times New Roman" w:hAnsi="Times New Roman" w:eastAsia="Times New Roman"/>
           <w:b/>
-          <w:sz w:val="24"/>
+          <w:color w:val="181A1F"/>
+          <w:sz w:val="28"/>
         </w:rPr>
         <w:t>22.</w:t>
       </w:r>
     </w:p>
     <w:p>
+      <w:pPr>
+        <w:widowControl/>
+        <w:spacing w:line="240" w:lineRule="auto" w:after="0"/>
+      </w:pPr>
       <w:r>
         <w:rPr>
+          <w:rFonts w:ascii="Times New Roman" w:hAnsi="Times New Roman" w:eastAsia="Times New Roman"/>
           <w:b w:val="0"/>
           <w:i w:val="0"/>
+          <w:color w:val="181A1F"/>
+          <w:sz w:val="28"/>
         </w:rPr>
         <w:t xml:space="preserve">Граждане Российской Федерации Екатерина и Максим состоят в браке 32 года; их сын и дочь выросли и живут отдельно. Отношения в семье строятся на чувствах взаимной любви, уважения, взаимоподдержке, верности, честности. Супруги учили своих детей состраданию и заботе о тех, кто оказался в сложной ситуации. Екатерина – преподаватель музыки, Максим получает военную пенсию и возглавляет службу безопасности банка. Все свои доходы супруги объединяют, совместно планируют все необходимые покупки. Средства семейного бюджета расходуются на приобретение еды, одежды, оплату коммунальных услуг, покупку книг, театральных билетов. Оставшиеся средства откладываются на депозит в банке. </w:t>
       </w:r>
     </w:p>
     <w:p>
+      <w:pPr>
+        <w:widowControl/>
+        <w:spacing w:line="240" w:lineRule="auto" w:after="0"/>
+      </w:pPr>
       <w:r>
         <w:rPr>
+          <w:rFonts w:ascii="Times New Roman" w:hAnsi="Times New Roman" w:eastAsia="Times New Roman"/>
           <w:b w:val="0"/>
           <w:i w:val="0"/>
+          <w:color w:val="181A1F"/>
+          <w:sz w:val="28"/>
         </w:rPr>
         <w:t>Приверженность какой ценности показывали в семейных отношениях Екатерина и Максим? Как называют традиционную ценность / нравственное качество (из условия задачи), которому супруги учили своих детей? Какие две функции семьи описаны в условии задачи? (Назовите эти функции, избегая прямого цитирования текста.) Какие доходы Екатерины и Максима подлежат налогообложению? (Назовите все такие доходы.)</w:t>
       </w:r>
     </w:p>
     <w:p>
+      <w:pPr>
+        <w:widowControl/>
+        <w:spacing w:line="240" w:lineRule="auto" w:after="0"/>
+      </w:pPr>
       <w:r>
+        <w:rPr>
+          <w:rFonts w:ascii="Times New Roman" w:hAnsi="Times New Roman" w:eastAsia="Times New Roman"/>
+          <w:color w:val="181A1F"/>
+          <w:sz w:val="28"/>
+        </w:rPr>
         <w:t>Ответ:</w:t>
       </w:r>
     </w:p>
     <w:p>
-      <w:r>
-        <w:t>__________________________________________________________________________________________</w:t>
-      </w:r>
-    </w:p>
-    <w:p>
-      <w:r>
-        <w:t>__________________________________________________________________________________________</w:t>
-      </w:r>
-    </w:p>
-    <w:p>
-      <w:r>
-        <w:t>__________________________________________________________________________________________</w:t>
-      </w:r>
-    </w:p>
-    <w:p>
+      <w:pPr>
+        <w:keepNext/>
+        <w:widowControl/>
+        <w:spacing w:line="240" w:lineRule="auto" w:after="0" w:before="120"/>
+      </w:pPr>
       <w:r>
         <w:rPr>
+          <w:rFonts w:ascii="Times New Roman" w:hAnsi="Times New Roman" w:eastAsia="Times New Roman"/>
           <w:b/>
-          <w:sz w:val="24"/>
+          <w:color w:val="181A1F"/>
+          <w:sz w:val="28"/>
         </w:rPr>
         <w:t>23.</w:t>
       </w:r>
     </w:p>
     <w:p>
+      <w:pPr>
+        <w:widowControl/>
+        <w:spacing w:line="240" w:lineRule="auto" w:after="0"/>
+      </w:pPr>
       <w:r>
         <w:rPr>
+          <w:rFonts w:ascii="Times New Roman" w:hAnsi="Times New Roman" w:eastAsia="Times New Roman"/>
           <w:b w:val="0"/>
           <w:i w:val="0"/>
+          <w:color w:val="181A1F"/>
+          <w:sz w:val="28"/>
         </w:rPr>
         <w:t>Проиллюстрируйте двумя примерами деятельность семьи по обеспечению других социальных институтов статусно-ролевыми исполнителями (Сначала укажите роль, а затем приведите пример. Каждый пример должен быть сформулирован развёрнуто.)</w:t>
       </w:r>
     </w:p>
     <w:p>
+      <w:pPr>
+        <w:widowControl/>
+        <w:spacing w:line="240" w:lineRule="auto" w:after="0"/>
+      </w:pPr>
       <w:r>
+        <w:rPr>
+          <w:rFonts w:ascii="Times New Roman" w:hAnsi="Times New Roman" w:eastAsia="Times New Roman"/>
+          <w:color w:val="181A1F"/>
+          <w:sz w:val="28"/>
+        </w:rPr>
         <w:t>Ответ:</w:t>
       </w:r>
     </w:p>
     <w:p>
-      <w:r>
-        <w:t>__________________________________________________________________________________________</w:t>
-      </w:r>
-    </w:p>
-    <w:p>
-      <w:r>
-        <w:t>__________________________________________________________________________________________</w:t>
-      </w:r>
-    </w:p>
-    <w:p>
-      <w:r>
-        <w:t>__________________________________________________________________________________________</w:t>
-      </w:r>
-    </w:p>
-    <w:p>
+      <w:pPr>
+        <w:keepNext/>
+        <w:widowControl/>
+        <w:spacing w:line="240" w:lineRule="auto" w:after="0" w:before="120"/>
+      </w:pPr>
       <w:r>
         <w:rPr>
+          <w:rFonts w:ascii="Times New Roman" w:hAnsi="Times New Roman" w:eastAsia="Times New Roman"/>
           <w:b/>
-          <w:sz w:val="24"/>
+          <w:color w:val="181A1F"/>
+          <w:sz w:val="28"/>
         </w:rPr>
         <w:t>24.</w:t>
       </w:r>
     </w:p>
     <w:p>
+      <w:pPr>
+        <w:widowControl/>
+        <w:spacing w:line="240" w:lineRule="auto" w:after="0"/>
+      </w:pPr>
       <w:r>
         <w:rPr>
+          <w:rFonts w:ascii="Times New Roman" w:hAnsi="Times New Roman" w:eastAsia="Times New Roman"/>
           <w:b w:val="0"/>
           <w:i w:val="0"/>
+          <w:color w:val="181A1F"/>
+          <w:sz w:val="28"/>
         </w:rPr>
         <w:t xml:space="preserve">Семья Васечкиных состоит из двух родителей и двух детей. Родители работают на заводе, а дети ходят в школу. Расходы домохозяйства в основном заключаются в покупке еды, одежды, оплаты коммунальных услуг. </w:t>
       </w:r>
     </w:p>
     <w:p>
+      <w:pPr>
+        <w:widowControl/>
+        <w:spacing w:line="240" w:lineRule="auto" w:after="0"/>
+      </w:pPr>
       <w:r>
         <w:rPr>
+          <w:rFonts w:ascii="Times New Roman" w:hAnsi="Times New Roman" w:eastAsia="Times New Roman"/>
           <w:b w:val="0"/>
           <w:i w:val="0"/>
+          <w:color w:val="181A1F"/>
+          <w:sz w:val="28"/>
         </w:rPr>
         <w:t>Какая функция семьи описана в условии задачи? Какими функциями еще обладает семья (назовите две функции, не указанных в условии задачи). Почему семья Васечкиных относится к нуклеарному типу? Какая информация поможет понять, к какому типу — патриархальному или демократическому — относится семья? (Сформулируйте два вопроса, которые могут быть заданы для определения патриархального или демократического типа семьи)</w:t>
       </w:r>
     </w:p>
     <w:p>
+      <w:pPr>
+        <w:widowControl/>
+        <w:spacing w:line="240" w:lineRule="auto" w:after="0"/>
+      </w:pPr>
       <w:r>
+        <w:rPr>
+          <w:rFonts w:ascii="Times New Roman" w:hAnsi="Times New Roman" w:eastAsia="Times New Roman"/>
+          <w:color w:val="181A1F"/>
+          <w:sz w:val="28"/>
+        </w:rPr>
         <w:t>Ответ:</w:t>
       </w:r>
     </w:p>
     <w:p>
-      <w:r>
-        <w:t>__________________________________________________________________________________________</w:t>
-      </w:r>
-    </w:p>
-    <w:p>
-      <w:r>
-        <w:t>__________________________________________________________________________________________</w:t>
-      </w:r>
-    </w:p>
-    <w:p>
-      <w:r>
-        <w:t>__________________________________________________________________________________________</w:t>
-      </w:r>
-    </w:p>
-    <w:p>
-      <w:r>
-        <w:t>__________________________________________________________________________________________</w:t>
-      </w:r>
-    </w:p>
-    <w:p>
-      <w:r>
-        <w:t>__________________________________________________________________________________________</w:t>
-      </w:r>
-    </w:p>
-    <w:p>
+      <w:pPr>
+        <w:keepNext/>
+        <w:widowControl/>
+        <w:spacing w:line="240" w:lineRule="auto" w:after="0" w:before="120"/>
+      </w:pPr>
       <w:r>
         <w:rPr>
+          <w:rFonts w:ascii="Times New Roman" w:hAnsi="Times New Roman" w:eastAsia="Times New Roman"/>
           <w:b/>
-          <w:sz w:val="24"/>
+          <w:color w:val="181A1F"/>
+          <w:sz w:val="28"/>
         </w:rPr>
         <w:t>25.</w:t>
       </w:r>
     </w:p>
     <w:p>
+      <w:pPr>
+        <w:widowControl/>
+        <w:spacing w:line="240" w:lineRule="auto" w:after="0"/>
+      </w:pPr>
       <w:r>
         <w:rPr>
+          <w:rFonts w:ascii="Times New Roman" w:hAnsi="Times New Roman" w:eastAsia="Times New Roman"/>
           <w:b w:val="0"/>
           <w:i w:val="0"/>
+          <w:color w:val="181A1F"/>
+          <w:sz w:val="28"/>
         </w:rPr>
         <w:t>Объясните, почему семью считают традиционной ценностью российского общества. (Обоснование должно быть дано с опорой на обществоведческие знания в нескольких связанных между собой распространённых предложениях, раскрывать причинно-следственные и (или) функциональные связи.)</w:t>
       </w:r>
     </w:p>
     <w:p>
+      <w:pPr>
+        <w:widowControl/>
+        <w:spacing w:line="240" w:lineRule="auto" w:after="0"/>
+      </w:pPr>
       <w:r>
         <w:rPr>
+          <w:rFonts w:ascii="Times New Roman" w:hAnsi="Times New Roman" w:eastAsia="Times New Roman"/>
           <w:b w:val="0"/>
           <w:i w:val="0"/>
+          <w:color w:val="181A1F"/>
+          <w:sz w:val="28"/>
         </w:rPr>
         <w:t>Какие меры российского государства направлены на сохранение и укрепление семьи? (Назовите любые три меры.)</w:t>
       </w:r>
     </w:p>
     <w:p>
+      <w:pPr>
+        <w:widowControl/>
+        <w:spacing w:line="240" w:lineRule="auto" w:after="0"/>
+      </w:pPr>
       <w:r>
         <w:rPr>
+          <w:rFonts w:ascii="Times New Roman" w:hAnsi="Times New Roman" w:eastAsia="Times New Roman"/>
           <w:b w:val="0"/>
           <w:i w:val="0"/>
+          <w:color w:val="181A1F"/>
+          <w:sz w:val="28"/>
         </w:rPr>
         <w:t>Для каждой из них приведите по одному примеру, иллюстрирующему действия государства, направленные на сохранение и укрепление семьи. (Каждый пример должен быть сформулирован развёрнуто. В совокупности примеры должны иллюстрировать три различные меры).</w:t>
       </w:r>
     </w:p>
     <w:p>
+      <w:pPr>
+        <w:widowControl/>
+        <w:spacing w:line="240" w:lineRule="auto" w:after="0"/>
+      </w:pPr>
       <w:r>
+        <w:rPr>
+          <w:rFonts w:ascii="Times New Roman" w:hAnsi="Times New Roman" w:eastAsia="Times New Roman"/>
+          <w:color w:val="181A1F"/>
+          <w:sz w:val="28"/>
+        </w:rPr>
         <w:t>Ответ:</w:t>
       </w:r>
     </w:p>
     <w:p>
+      <w:pPr>
+        <w:widowControl/>
+        <w:spacing w:line="240" w:lineRule="auto" w:after="0"/>
+      </w:pPr>
       <w:r>
-        <w:t>__________________________________________________________________________________________</w:t>
-      </w:r>
-    </w:p>
-    <w:p>
-      <w:r>
-        <w:t>__________________________________________________________________________________________</w:t>
-      </w:r>
-    </w:p>
-    <w:p>
-      <w:r>
-        <w:t>__________________________________________________________________________________________</w:t>
-      </w:r>
-    </w:p>
-    <w:p>
-      <w:r>
-        <w:t>__________________________________________________________________________________________</w:t>
-      </w:r>
-    </w:p>
-    <w:p>
-      <w:r>
-        <w:t>__________________________________________________________________________________________</w:t>
-      </w:r>
-    </w:p>
-    <w:p>
-      <w:r>
+        <w:rPr>
+          <w:rFonts w:ascii="Times New Roman" w:hAnsi="Times New Roman" w:eastAsia="Times New Roman"/>
+          <w:color w:val="181A1F"/>
+          <w:sz w:val="28"/>
+        </w:rPr>
         <w:br w:type="page"/>
       </w:r>
     </w:p>
-    <w:p>
-      <w:pPr>
-        <w:pStyle w:val="Heading1"/>
-      </w:pPr>
-      <w:r>
-        <w:t>Ответы и критерии</w:t>
-      </w:r>
-    </w:p>
-    <w:tbl>
-      <w:tblPr>
-        <w:tblStyle w:val="TableGrid"/>
-        <w:tblW w:type="auto" w:w="0"/>
-        <w:tblLook w:firstColumn="1" w:firstRow="1" w:lastColumn="0" w:lastRow="0" w:noHBand="0" w:noVBand="1" w:val="04A0"/>
-      </w:tblPr>
-      <w:tblGrid>
-        <w:gridCol w:w="3419"/>
-        <w:gridCol w:w="3419"/>
-        <w:gridCol w:w="3419"/>
-      </w:tblGrid>
-      <w:tr>
-        <w:tc>
-          <w:tcPr>
-            <w:tcW w:type="dxa" w:w="3419"/>
-            <w:shd w:fill="DCE9FA"/>
-          </w:tcPr>
-          <w:p>
-            <w:r>
-              <w:t>№</w:t>
-            </w:r>
-          </w:p>
-        </w:tc>
-        <w:tc>
-          <w:tcPr>
-            <w:tcW w:type="dxa" w:w="3419"/>
-            <w:shd w:fill="DCE9FA"/>
-          </w:tcPr>
-          <w:p>
-            <w:r>
-              <w:t>Ответ</w:t>
-            </w:r>
-          </w:p>
-        </w:tc>
-        <w:tc>
-          <w:tcPr>
-            <w:tcW w:type="dxa" w:w="3419"/>
-            <w:shd w:fill="DCE9FA"/>
-          </w:tcPr>
-          <w:p>
-            <w:r>
-              <w:t>Макс. балл</w:t>
-            </w:r>
-          </w:p>
-        </w:tc>
-      </w:tr>
-      <w:tr>
-        <w:tc>
-          <w:tcPr>
-            <w:tcW w:type="dxa" w:w="3419"/>
-          </w:tcPr>
-          <w:p>
-            <w:r>
-              <w:t>1</w:t>
-            </w:r>
-          </w:p>
-        </w:tc>
-        <w:tc>
-          <w:tcPr>
-            <w:tcW w:type="dxa" w:w="3419"/>
-          </w:tcPr>
-          <w:p>
-            <w:r>
-              <w:t>245</w:t>
-            </w:r>
-          </w:p>
-        </w:tc>
-        <w:tc>
-          <w:tcPr>
-            <w:tcW w:type="dxa" w:w="3419"/>
-          </w:tcPr>
-          <w:p>
-            <w:r>
-              <w:t>1</w:t>
-            </w:r>
-          </w:p>
-        </w:tc>
-      </w:tr>
-      <w:tr>
-        <w:tc>
-          <w:tcPr>
-            <w:tcW w:type="dxa" w:w="3419"/>
-          </w:tcPr>
-          <w:p>
-            <w:r>
-              <w:t>2</w:t>
-            </w:r>
-          </w:p>
-        </w:tc>
-        <w:tc>
-          <w:tcPr>
-            <w:tcW w:type="dxa" w:w="3419"/>
-          </w:tcPr>
-          <w:p>
-            <w:r>
-              <w:t>234</w:t>
-            </w:r>
-          </w:p>
-        </w:tc>
-        <w:tc>
-          <w:tcPr>
-            <w:tcW w:type="dxa" w:w="3419"/>
-          </w:tcPr>
-          <w:p>
-            <w:r>
-              <w:t>2</w:t>
-            </w:r>
-          </w:p>
-        </w:tc>
-      </w:tr>
-      <w:tr>
-        <w:tc>
-          <w:tcPr>
-            <w:tcW w:type="dxa" w:w="3419"/>
-          </w:tcPr>
-          <w:p>
-            <w:r>
-              <w:t>3</w:t>
-            </w:r>
-          </w:p>
-        </w:tc>
-        <w:tc>
-          <w:tcPr>
-            <w:tcW w:type="dxa" w:w="3419"/>
-          </w:tcPr>
-          <w:p>
-            <w:r>
-              <w:t>125</w:t>
-            </w:r>
-          </w:p>
-        </w:tc>
-        <w:tc>
-          <w:tcPr>
-            <w:tcW w:type="dxa" w:w="3419"/>
-          </w:tcPr>
-          <w:p>
-            <w:r>
-              <w:t>1</w:t>
-            </w:r>
-          </w:p>
-        </w:tc>
-      </w:tr>
-      <w:tr>
-        <w:tc>
-          <w:tcPr>
-            <w:tcW w:type="dxa" w:w="3419"/>
-          </w:tcPr>
-          <w:p>
-            <w:r>
-              <w:t>4</w:t>
-            </w:r>
-          </w:p>
-        </w:tc>
-        <w:tc>
-          <w:tcPr>
-            <w:tcW w:type="dxa" w:w="3419"/>
-          </w:tcPr>
-          <w:p>
-            <w:r>
-              <w:t>235</w:t>
-            </w:r>
-          </w:p>
-        </w:tc>
-        <w:tc>
-          <w:tcPr>
-            <w:tcW w:type="dxa" w:w="3419"/>
-          </w:tcPr>
-          <w:p>
-            <w:r>
-              <w:t>2</w:t>
-            </w:r>
-          </w:p>
-        </w:tc>
-      </w:tr>
-      <w:tr>
-        <w:tc>
-          <w:tcPr>
-            <w:tcW w:type="dxa" w:w="3419"/>
-          </w:tcPr>
-          <w:p>
-            <w:r>
-              <w:t>5</w:t>
-            </w:r>
-          </w:p>
-        </w:tc>
-        <w:tc>
-          <w:tcPr>
-            <w:tcW w:type="dxa" w:w="3419"/>
-          </w:tcPr>
-          <w:p>
-            <w:r>
-              <w:t>123</w:t>
-            </w:r>
-          </w:p>
-        </w:tc>
-        <w:tc>
-          <w:tcPr>
-            <w:tcW w:type="dxa" w:w="3419"/>
-          </w:tcPr>
-          <w:p>
-            <w:r>
-              <w:t>2</w:t>
-            </w:r>
-          </w:p>
-        </w:tc>
-      </w:tr>
-      <w:tr>
-        <w:tc>
-          <w:tcPr>
-            <w:tcW w:type="dxa" w:w="3419"/>
-          </w:tcPr>
-          <w:p>
-            <w:r>
-              <w:t>6</w:t>
-            </w:r>
-          </w:p>
-        </w:tc>
-        <w:tc>
-          <w:tcPr>
-            <w:tcW w:type="dxa" w:w="3419"/>
-          </w:tcPr>
-          <w:p>
-            <w:r>
-              <w:t>123</w:t>
-            </w:r>
-          </w:p>
-        </w:tc>
-        <w:tc>
-          <w:tcPr>
-            <w:tcW w:type="dxa" w:w="3419"/>
-          </w:tcPr>
-          <w:p>
-            <w:r>
-              <w:t>2</w:t>
-            </w:r>
-          </w:p>
-        </w:tc>
-      </w:tr>
-      <w:tr>
-        <w:tc>
-          <w:tcPr>
-            <w:tcW w:type="dxa" w:w="3419"/>
-          </w:tcPr>
-          <w:p>
-            <w:r>
-              <w:t>7</w:t>
-            </w:r>
-          </w:p>
-        </w:tc>
-        <w:tc>
-          <w:tcPr>
-            <w:tcW w:type="dxa" w:w="3419"/>
-          </w:tcPr>
-          <w:p>
-            <w:r>
-              <w:t>14</w:t>
-            </w:r>
-          </w:p>
-        </w:tc>
-        <w:tc>
-          <w:tcPr>
-            <w:tcW w:type="dxa" w:w="3419"/>
-          </w:tcPr>
-          <w:p>
-            <w:r>
-              <w:t>2</w:t>
-            </w:r>
-          </w:p>
-        </w:tc>
-      </w:tr>
-      <w:tr>
-        <w:tc>
-          <w:tcPr>
-            <w:tcW w:type="dxa" w:w="3419"/>
-          </w:tcPr>
-          <w:p>
-            <w:r>
-              <w:t>8</w:t>
-            </w:r>
-          </w:p>
-        </w:tc>
-        <w:tc>
-          <w:tcPr>
-            <w:tcW w:type="dxa" w:w="3419"/>
-          </w:tcPr>
-          <w:p>
-            <w:r>
-              <w:t>145</w:t>
-            </w:r>
-          </w:p>
-        </w:tc>
-        <w:tc>
-          <w:tcPr>
-            <w:tcW w:type="dxa" w:w="3419"/>
-          </w:tcPr>
-          <w:p>
-            <w:r>
-              <w:t>2</w:t>
-            </w:r>
-          </w:p>
-        </w:tc>
-      </w:tr>
-      <w:tr>
-        <w:tc>
-          <w:tcPr>
-            <w:tcW w:type="dxa" w:w="3419"/>
-          </w:tcPr>
-          <w:p>
-            <w:r>
-              <w:t>9</w:t>
-            </w:r>
-          </w:p>
-        </w:tc>
-        <w:tc>
-          <w:tcPr>
-            <w:tcW w:type="dxa" w:w="3419"/>
-          </w:tcPr>
-          <w:p>
-            <w:r>
-              <w:t>24</w:t>
-            </w:r>
-          </w:p>
-        </w:tc>
-        <w:tc>
-          <w:tcPr>
-            <w:tcW w:type="dxa" w:w="3419"/>
-          </w:tcPr>
-          <w:p>
-            <w:r>
-              <w:t>1</w:t>
-            </w:r>
-          </w:p>
-        </w:tc>
-      </w:tr>
-      <w:tr>
-        <w:tc>
-          <w:tcPr>
-            <w:tcW w:type="dxa" w:w="3419"/>
-          </w:tcPr>
-          <w:p>
-            <w:r>
-              <w:t>10</w:t>
-            </w:r>
-          </w:p>
-        </w:tc>
-        <w:tc>
-          <w:tcPr>
-            <w:tcW w:type="dxa" w:w="3419"/>
-          </w:tcPr>
-          <w:p>
-            <w:r>
-              <w:t>145</w:t>
-            </w:r>
-          </w:p>
-        </w:tc>
-        <w:tc>
-          <w:tcPr>
-            <w:tcW w:type="dxa" w:w="3419"/>
-          </w:tcPr>
-          <w:p>
-            <w:r>
-              <w:t>2</w:t>
-            </w:r>
-          </w:p>
-        </w:tc>
-      </w:tr>
-      <w:tr>
-        <w:tc>
-          <w:tcPr>
-            <w:tcW w:type="dxa" w:w="3419"/>
-          </w:tcPr>
-          <w:p>
-            <w:r>
-              <w:t>11</w:t>
-            </w:r>
-          </w:p>
-        </w:tc>
-        <w:tc>
-          <w:tcPr>
-            <w:tcW w:type="dxa" w:w="3419"/>
-          </w:tcPr>
-          <w:p>
-            <w:r>
-              <w:t>235</w:t>
-            </w:r>
-          </w:p>
-        </w:tc>
-        <w:tc>
-          <w:tcPr>
-            <w:tcW w:type="dxa" w:w="3419"/>
-          </w:tcPr>
-          <w:p>
-            <w:r>
-              <w:t>2</w:t>
-            </w:r>
-          </w:p>
-        </w:tc>
-      </w:tr>
-      <w:tr>
-        <w:tc>
-          <w:tcPr>
-            <w:tcW w:type="dxa" w:w="3419"/>
-          </w:tcPr>
-          <w:p>
-            <w:r>
-              <w:t>12</w:t>
-            </w:r>
-          </w:p>
-        </w:tc>
-        <w:tc>
-          <w:tcPr>
-            <w:tcW w:type="dxa" w:w="3419"/>
-          </w:tcPr>
-          <w:p>
-            <w:r>
-              <w:t>134</w:t>
-            </w:r>
-          </w:p>
-        </w:tc>
-        <w:tc>
-          <w:tcPr>
-            <w:tcW w:type="dxa" w:w="3419"/>
-          </w:tcPr>
-          <w:p>
-            <w:r>
-              <w:t>1</w:t>
-            </w:r>
-          </w:p>
-        </w:tc>
-      </w:tr>
-      <w:tr>
-        <w:tc>
-          <w:tcPr>
-            <w:tcW w:type="dxa" w:w="3419"/>
-          </w:tcPr>
-          <w:p>
-            <w:r>
-              <w:t>13</w:t>
-            </w:r>
-          </w:p>
-        </w:tc>
-        <w:tc>
-          <w:tcPr>
-            <w:tcW w:type="dxa" w:w="3419"/>
-          </w:tcPr>
-          <w:p>
-            <w:r>
-              <w:t>234</w:t>
-            </w:r>
-          </w:p>
-        </w:tc>
-        <w:tc>
-          <w:tcPr>
-            <w:tcW w:type="dxa" w:w="3419"/>
-          </w:tcPr>
-          <w:p>
-            <w:r>
-              <w:t>2</w:t>
-            </w:r>
-          </w:p>
-        </w:tc>
-      </w:tr>
-      <w:tr>
-        <w:tc>
-          <w:tcPr>
-            <w:tcW w:type="dxa" w:w="3419"/>
-          </w:tcPr>
-          <w:p>
-            <w:r>
-              <w:t>14</w:t>
-            </w:r>
-          </w:p>
-        </w:tc>
-        <w:tc>
-          <w:tcPr>
-            <w:tcW w:type="dxa" w:w="3419"/>
-          </w:tcPr>
-          <w:p>
-            <w:r>
-              <w:t>135</w:t>
-            </w:r>
-          </w:p>
-        </w:tc>
-        <w:tc>
-          <w:tcPr>
-            <w:tcW w:type="dxa" w:w="3419"/>
-          </w:tcPr>
-          <w:p>
-            <w:r>
-              <w:t>2</w:t>
-            </w:r>
-          </w:p>
-        </w:tc>
-      </w:tr>
-      <w:tr>
-        <w:tc>
-          <w:tcPr>
-            <w:tcW w:type="dxa" w:w="3419"/>
-          </w:tcPr>
-          <w:p>
-            <w:r>
-              <w:t>15</w:t>
-            </w:r>
-          </w:p>
-        </w:tc>
-        <w:tc>
-          <w:tcPr>
-            <w:tcW w:type="dxa" w:w="3419"/>
-          </w:tcPr>
-          <w:p>
-            <w:r>
-              <w:t>124</w:t>
-            </w:r>
-          </w:p>
-        </w:tc>
-        <w:tc>
-          <w:tcPr>
-            <w:tcW w:type="dxa" w:w="3419"/>
-          </w:tcPr>
-          <w:p>
-            <w:r>
-              <w:t>2</w:t>
-            </w:r>
-          </w:p>
-        </w:tc>
-      </w:tr>
-      <w:tr>
-        <w:tc>
-          <w:tcPr>
-            <w:tcW w:type="dxa" w:w="3419"/>
-          </w:tcPr>
-          <w:p>
-            <w:r>
-              <w:t>16</w:t>
-            </w:r>
-          </w:p>
-        </w:tc>
-        <w:tc>
-          <w:tcPr>
-            <w:tcW w:type="dxa" w:w="3419"/>
-          </w:tcPr>
-          <w:p>
-            <w:r>
-              <w:t>125</w:t>
-            </w:r>
-          </w:p>
-        </w:tc>
-        <w:tc>
-          <w:tcPr>
-            <w:tcW w:type="dxa" w:w="3419"/>
-          </w:tcPr>
-          <w:p>
-            <w:r>
-              <w:t>2</w:t>
-            </w:r>
-          </w:p>
-        </w:tc>
-      </w:tr>
-    </w:tbl>
-    <w:p>
-      <w:r>
-        <w:rPr>
-          <w:b/>
-        </w:rPr>
-        <w:t>Задание 17 — до 2 баллов</w:t>
-      </w:r>
-    </w:p>
-    <w:p>
-      <w:r>
-        <w:rPr>
-          <w:b w:val="0"/>
-          <w:i w:val="0"/>
-        </w:rPr>
-        <w:t xml:space="preserve">1) Такое поведение можно охарактеризовать двумя парами признаков: неприятие — расположение и терпимость — сдерживание. </w:t>
-      </w:r>
-    </w:p>
-    <w:p>
-      <w:r>
-        <w:rPr>
-          <w:b w:val="0"/>
-          <w:i w:val="0"/>
-        </w:rPr>
-        <w:t>2) Самосознание детей формируется не только путём прямого научения и подражания, но и путём соотнесения своего опыта с образом жизни своих родителей;</w:t>
-      </w:r>
-    </w:p>
-    <w:p>
-      <w:r>
-        <w:rPr>
-          <w:b w:val="0"/>
-          <w:i w:val="0"/>
-        </w:rPr>
-        <w:t>3) Уровень её независимости, уверенности, самостоятельности, раскрепощённости, инициативности, незакомплексованности.</w:t>
-      </w:r>
-    </w:p>
-    <w:p>
-      <w:r>
-        <w:rPr>
-          <w:b/>
-        </w:rPr>
-        <w:t>Задание 18 — до 2 баллов</w:t>
-      </w:r>
-    </w:p>
-    <w:p>
-      <w:r>
-        <w:rPr>
-          <w:b w:val="0"/>
-          <w:i w:val="0"/>
-        </w:rPr>
-        <w:t>1. Признак социального института как исторически сложившейся формы организации совместной деятельности людей:</w:t>
-      </w:r>
-    </w:p>
-    <w:p>
-      <w:r>
-        <w:rPr>
-          <w:b w:val="0"/>
-          <w:i w:val="0"/>
-        </w:rPr>
-        <w:t>а) направлен на удовлетворения потребностей личности и общества;</w:t>
-      </w:r>
-    </w:p>
-    <w:p>
-      <w:r>
-        <w:rPr>
-          <w:b w:val="0"/>
-          <w:i w:val="0"/>
-        </w:rPr>
-        <w:t>б) содержит системы учреждений, обеспеченных определенными средствами для осуществления деятельности;</w:t>
-      </w:r>
-    </w:p>
-    <w:p>
-      <w:r>
-        <w:rPr>
-          <w:b w:val="0"/>
-          <w:i w:val="0"/>
-        </w:rPr>
-        <w:t>в) направлен на упорядочивание и стандартизацию поведения людей.</w:t>
-      </w:r>
-    </w:p>
-    <w:p>
-      <w:r>
-        <w:rPr>
-          <w:b w:val="0"/>
-          <w:i w:val="0"/>
-        </w:rPr>
-        <w:t>2. Связь мотива как внутреннего побуждения участника социального взаимодействия с возникновением межличностных конфликтов заключается в том, что различные участники социальных взаимодействий могут иметь разные мотивы, побуждающие их к этому взаимодействию, которые могут вступать в противоречие друг с другом. Эти противоречия и могут стать причиной межличностного конфликта, так как участники взаимоотношений могут иметь разное представления о результатах такого взаимодействия.</w:t>
-      </w:r>
-    </w:p>
-    <w:p>
-      <w:r>
-        <w:rPr>
-          <w:b/>
-        </w:rPr>
-        <w:t>Задание 19 — до 3 баллов</w:t>
-      </w:r>
-    </w:p>
-    <w:p>
-      <w:r>
-        <w:rPr>
-          <w:b w:val="0"/>
-          <w:i w:val="0"/>
-        </w:rPr>
-        <w:t>1) Территория (после распада СССР множество бывших соотечественников были разделены границами новых государств, после чего такая социальная группа, как граждане СССР, прекратила существование).</w:t>
-      </w:r>
-    </w:p>
-    <w:p>
-      <w:r>
-        <w:rPr>
-          <w:b w:val="0"/>
-          <w:i w:val="0"/>
-        </w:rPr>
-        <w:t xml:space="preserve">2) Язык (после войны Корея была разделена на два разных государства, из-за чего общее корейское языковое пространство перестало существовать, и появились новые социальные группы). </w:t>
-      </w:r>
-    </w:p>
-    <w:p>
-      <w:r>
-        <w:rPr>
-          <w:b w:val="0"/>
-          <w:i w:val="0"/>
-        </w:rPr>
-        <w:t>3) Верования (евреи до появления собственного государства были разбросаны по миру, но после образования Израиля и реализации программы репатриации евреев их национальная религия — иудаизм — начала возрождаться, так как одним из условий репатриации является принадлежность к иудейской религии).</w:t>
-      </w:r>
-    </w:p>
-    <w:p>
-      <w:r>
-        <w:rPr>
-          <w:b/>
-        </w:rPr>
-        <w:t>Задание 20 — до 3 баллов</w:t>
-      </w:r>
-    </w:p>
-    <w:p>
-      <w:r>
-        <w:rPr>
-          <w:b w:val="0"/>
-          <w:i w:val="0"/>
-        </w:rPr>
-        <w:t>1) Положительные:</w:t>
-      </w:r>
-    </w:p>
-    <w:p>
-      <w:r>
-        <w:rPr>
-          <w:b w:val="0"/>
-          <w:i w:val="0"/>
-        </w:rPr>
-        <w:t>а) Социальных конфликт способствует мобилизации всего общества для достижения общих целей, в связи с чем эффективность деятельности общества значительно повышается за счет использования совместных усилий;</w:t>
-      </w:r>
-    </w:p>
-    <w:p>
-      <w:r>
-        <w:rPr>
-          <w:b w:val="0"/>
-          <w:i w:val="0"/>
-        </w:rPr>
-        <w:t>б) Социальный конфликт поднимает проблемы, которые существуют в обществе, что позволяет и мотивирует принимать меры по решению данных проблем, ставшими причинами конфликта, что способствует развитию общества.</w:t>
-      </w:r>
-    </w:p>
-    <w:p>
-      <w:r>
-        <w:rPr>
-          <w:b w:val="0"/>
-          <w:i w:val="0"/>
-        </w:rPr>
-        <w:t>2) Отрицательные:</w:t>
-      </w:r>
-    </w:p>
-    <w:p>
-      <w:r>
-        <w:rPr>
-          <w:b w:val="0"/>
-          <w:i w:val="0"/>
-        </w:rPr>
-        <w:t>а) Социальный конфликт вынуждает общество тратить большое количество ресурсов для его разрешения, а также в ходе него может быть нанес ущерб общественных отношениям, что также сокращает возможности и ресурсы общества;</w:t>
-      </w:r>
-    </w:p>
-    <w:p>
-      <w:r>
-        <w:rPr>
-          <w:b w:val="0"/>
-          <w:i w:val="0"/>
-        </w:rPr>
-        <w:t xml:space="preserve">б) Социальный конфликт может дестабилизировать общество, в связи с чем многие общественные отношения станут менее эффективными, что замедляет общественное развитие и может привести к регрессу. </w:t>
-      </w:r>
-    </w:p>
-    <w:p>
-      <w:r>
-        <w:rPr>
-          <w:b/>
-        </w:rPr>
-        <w:t>Задание 21 — до 3 баллов</w:t>
-      </w:r>
-    </w:p>
-    <w:p>
-      <w:r>
-        <w:rPr>
-          <w:b w:val="0"/>
-          <w:i w:val="0"/>
-        </w:rPr>
-        <w:t>1) В ходе Великой отечественной войны погибло большое количество советских граждан, в первую очередь мужчин, что привело к снижению доли мужчин в составе населения СССР;</w:t>
-      </w:r>
-    </w:p>
-    <w:p>
-      <w:r>
-        <w:rPr>
-          <w:b w:val="0"/>
-          <w:i w:val="0"/>
-        </w:rPr>
-        <w:t>2) В 20 веке с появлением интернета, что упростило поиск и хранение информации, что привело к ускорению инноваций, развитию искусственного интеллекта, что улучшило качество жизни людей;</w:t>
-      </w:r>
-    </w:p>
-    <w:p>
-      <w:r>
-        <w:rPr>
-          <w:b w:val="0"/>
-          <w:i w:val="0"/>
-        </w:rPr>
-        <w:t>3) Кризис 2008 года в России привел к падению доходов населения и росту бедности, что привело к снижению уровня жизни населения.</w:t>
-      </w:r>
-    </w:p>
-    <w:p>
-      <w:r>
-        <w:rPr>
-          <w:b/>
-        </w:rPr>
-        <w:t>Задание 22 — до 4 баллов</w:t>
-      </w:r>
-    </w:p>
-    <w:p>
-      <w:r>
-        <w:rPr>
-          <w:b w:val="0"/>
-          <w:i w:val="0"/>
-        </w:rPr>
-        <w:t>1) Ценности традиционной семьи / крепкой семьи и т.п.</w:t>
-      </w:r>
-    </w:p>
-    <w:p>
-      <w:r>
-        <w:rPr>
-          <w:b w:val="0"/>
-          <w:i w:val="0"/>
-        </w:rPr>
-        <w:t>2) Милосердие/доброта/гуманизм и т.п.</w:t>
-      </w:r>
-    </w:p>
-    <w:p>
-      <w:r>
-        <w:rPr>
-          <w:b w:val="0"/>
-          <w:i w:val="0"/>
-        </w:rPr>
-        <w:t>3) Функции:</w:t>
-      </w:r>
-    </w:p>
-    <w:p>
-      <w:r>
-        <w:rPr>
-          <w:b w:val="0"/>
-          <w:i w:val="0"/>
-        </w:rPr>
-        <w:t xml:space="preserve">– воспитательная (социализация); </w:t>
-      </w:r>
-    </w:p>
-    <w:p>
-      <w:r>
-        <w:rPr>
-          <w:b w:val="0"/>
-          <w:i w:val="0"/>
-        </w:rPr>
-        <w:t>– хозяйственно-бытовая / ведение семейного бюджета / экономическая и т.п.</w:t>
-      </w:r>
-    </w:p>
-    <w:p>
-      <w:r>
-        <w:rPr>
-          <w:b w:val="0"/>
-          <w:i w:val="0"/>
-        </w:rPr>
-        <w:t>4) Доходы:</w:t>
-      </w:r>
-    </w:p>
-    <w:p>
-      <w:r>
-        <w:rPr>
-          <w:b w:val="0"/>
-          <w:i w:val="0"/>
-        </w:rPr>
-        <w:t xml:space="preserve">– заработная плата Максима, заработная плата Екатерины / заработная плата каждого супруга / заработные платы обоих супругов и т.п; </w:t>
-      </w:r>
-    </w:p>
-    <w:p>
-      <w:r>
-        <w:rPr>
-          <w:b w:val="0"/>
-          <w:i w:val="0"/>
-        </w:rPr>
-        <w:t>– проценты по депозиту.</w:t>
-      </w:r>
-    </w:p>
-    <w:p>
-      <w:r>
-        <w:rPr>
-          <w:b/>
-        </w:rPr>
-        <w:t>Задание 23 — до 3 баллов</w:t>
-      </w:r>
-    </w:p>
-    <w:p>
-      <w:r>
-        <w:rPr>
-          <w:b w:val="0"/>
-          <w:i w:val="0"/>
-        </w:rPr>
-        <w:t>1) Обеспечение выполнения ребёнком роли ученика школы (родители определили ребёнка в школу и помогают ему в учёбе, контролируют выполнение домашних заданий, участвуют в школьных праздниках и экскурсиях)</w:t>
-      </w:r>
-    </w:p>
-    <w:p>
-      <w:r>
-        <w:rPr>
-          <w:b w:val="0"/>
-          <w:i w:val="0"/>
-        </w:rPr>
-        <w:t>2) Обеспечение выполнения ребёнком роли потребителя (ребёнок участвует в еженедельной покупке для семьи необходимых продуктов и других товаров)</w:t>
-      </w:r>
-    </w:p>
-    <w:p>
-      <w:r>
-        <w:rPr>
-          <w:b w:val="0"/>
-          <w:i w:val="0"/>
-        </w:rPr>
-        <w:t>3) Обеспечение выполнения ребёнком роли гражданина (ребёнок вместе с родителями сходил на выборы главы государства, первомайскую демонстрацию)</w:t>
-      </w:r>
-    </w:p>
-    <w:p>
-      <w:r>
-        <w:rPr>
-          <w:b/>
-        </w:rPr>
-        <w:t>Задание 24 — до 4 баллов</w:t>
-      </w:r>
-    </w:p>
-    <w:p>
-      <w:r>
-        <w:rPr>
-          <w:b w:val="0"/>
-          <w:i w:val="0"/>
-        </w:rPr>
-        <w:t>1) Экономическая/хозяйственно-бытовая.</w:t>
-      </w:r>
-    </w:p>
-    <w:p>
-      <w:r>
-        <w:rPr>
-          <w:b w:val="0"/>
-          <w:i w:val="0"/>
-        </w:rPr>
-        <w:t>2) Досуговая, эмоциональная.</w:t>
-      </w:r>
-    </w:p>
-    <w:p>
-      <w:r>
-        <w:rPr>
-          <w:b w:val="0"/>
-          <w:i w:val="0"/>
-        </w:rPr>
-        <w:t>3) Потому что семья Васечкиных состоит только из двух поколений — родителей и детей.</w:t>
-      </w:r>
-    </w:p>
-    <w:p>
-      <w:r>
-        <w:rPr>
-          <w:b w:val="0"/>
-          <w:i w:val="0"/>
-        </w:rPr>
-        <w:t xml:space="preserve">4) Два вопроса: </w:t>
-      </w:r>
-    </w:p>
-    <w:p>
-      <w:r>
-        <w:rPr>
-          <w:b w:val="0"/>
-          <w:i w:val="0"/>
-        </w:rPr>
-        <w:t xml:space="preserve">— Как распределяются домашние обязанности? </w:t>
-      </w:r>
-    </w:p>
-    <w:p>
-      <w:r>
-        <w:rPr>
-          <w:b w:val="0"/>
-          <w:i w:val="0"/>
-        </w:rPr>
-        <w:t>— Как обычно принимаются решения в семье?</w:t>
-      </w:r>
-    </w:p>
-    <w:p>
-      <w:r>
-        <w:rPr>
-          <w:b/>
-        </w:rPr>
-        <w:t>Задание 25 — до 6 баллов</w:t>
-      </w:r>
-    </w:p>
-    <w:p>
-      <w:r>
-        <w:rPr>
-          <w:b w:val="0"/>
-          <w:i w:val="0"/>
-        </w:rPr>
-        <w:t>1) Семья является традиционной ценностью российского общества, так как именно семья осуществляет функции воспроизводства и воспитания людей. Семья занимает огромное место в жизни каждого гражданина России, у россиян существует множество традиций, объединяющих их семьи на протяжении многих лет. Вместе с этим, такая высокая роль семьи в российском обществе может быть связана с демографической проблемой в России из-за чего государство проводит политику в целях укрепления семейных ценностей, придавая семье статус традиционной ценности российского общества.</w:t>
-      </w:r>
-    </w:p>
-    <w:p>
-      <w:r>
-        <w:rPr>
-          <w:b w:val="0"/>
-          <w:i w:val="0"/>
-        </w:rPr>
-        <w:t>2) Меры российского государства, направленные на сохранение и укрепление семьи: назначение судом срока для примирения супругов при рассмотрении дела о расторжении брака; помощь государства семьям, имеющим детей, в приобретении жилья и улучшении жилищных условий; оказание финансовой помощи семьям с детьми.</w:t>
-      </w:r>
-    </w:p>
-    <w:p>
-      <w:r>
-        <w:rPr>
-          <w:b w:val="0"/>
-          <w:i w:val="0"/>
-        </w:rPr>
-        <w:t>3) Примеры, иллюстрирующие реализацию этих мер:</w:t>
-      </w:r>
-    </w:p>
-    <w:p>
-      <w:r>
-        <w:rPr>
-          <w:b w:val="0"/>
-          <w:i w:val="0"/>
-        </w:rPr>
-        <w:t>а) помощь семьям, имеющим детей, в приобретении жилья (согласно НК РФ, семьи с двумя детьми освобождаются от уплаты НДФЛ в случае продажи квартиры и приобретении новой в течение года после продажи, благодаря чему множество многодетных семей приняли решение о продаже и покупке многокомнатной квартиры);</w:t>
-      </w:r>
-    </w:p>
-    <w:p>
-      <w:r>
-        <w:rPr>
-          <w:b w:val="0"/>
-          <w:i w:val="0"/>
-        </w:rPr>
-        <w:t>б) предоставление специальных условий для приобретения жилища и улучшения жилищных условий (молодой Семье Ивановых предоставили льготные условия ипотеки для покупки квартиры);</w:t>
-      </w:r>
-    </w:p>
-    <w:p>
-      <w:r>
-        <w:rPr>
-          <w:b w:val="0"/>
-          <w:i w:val="0"/>
-        </w:rPr>
-        <w:t>в) оказание финансовой помощи семьям с детьми (РФ выплачивает материнский капитал семьям, в которых родился или был усыновлён ребёнок. Многие российские семьи используют эти деньги для покупки жилья, оплаты учёбы).</w:t>
-      </w:r>
-    </w:p>
     <w:sectPr>
-      <w:pgSz w:w="12240" w:h="15840"/>
-      <w:pgMar w:top="964" w:right="850" w:bottom="964" w:left="1134" w:header="720" w:footer="720" w:gutter="0"/>
+      <w:footerReference w:type="default" r:id="rId13"/>
+      <w:pgSz w:w="11906" w:h="16838"/>
+      <w:pgMar w:top="935" w:right="879" w:bottom="879" w:left="992" w:header="397" w:footer="397" w:gutter="0"/>
       <w:cols w:space="720"/>
       <w:docGrid w:linePitch="360"/>
     </w:sectPr>
   </w:body>
 </w:document>
+</file>
+
+<file path=word/footer1.xml><?xml version="1.0" encoding="utf-8"?>
+<w:ftr xmlns:m="http://schemas.openxmlformats.org/officeDocument/2006/math" xmlns:mc="http://schemas.openxmlformats.org/markup-compatibility/2006" xmlns:mo="http://schemas.microsoft.com/office/mac/office/2008/main" xmlns:mv="urn:schemas-microsoft-com:mac:vml" xmlns:o="urn:schemas-microsoft-com:office:office" xmlns:r="http://schemas.openxmlformats.org/officeDocument/2006/relationships" xmlns:v="urn:schemas-microsoft-com:vml" xmlns:w10="urn:schemas-microsoft-com:office:word" xmlns:w14="http://schemas.microsoft.com/office/word/2010/wordml" xmlns:w="http://schemas.openxmlformats.org/wordprocessingml/2006/main" xmlns:wne="http://schemas.microsoft.com/office/word/2006/wordml" xmlns:wp14="http://schemas.microsoft.com/office/word/2010/wordprocessingDrawing" xmlns:wp="http://schemas.openxmlformats.org/drawingml/2006/wordprocessingDrawing" xmlns:wpc="http://schemas.microsoft.com/office/word/2010/wordprocessingCanvas" xmlns:wpg="http://schemas.microsoft.com/office/word/2010/wordprocessingGroup" xmlns:wpi="http://schemas.microsoft.com/office/word/2010/wordprocessingInk" xmlns:wps="http://schemas.microsoft.com/office/word/2010/wordprocessingShape" mc:Ignorable="w14 wp14">
+  <w:p>
+    <w:pPr>
+      <w:pStyle w:val="Footer"/>
+    </w:pPr>
+  </w:p>
+</w:ftr>
 </file>
 
 <file path=word/numbering.xml><?xml version="1.0" encoding="utf-8"?>
@@ -3273,11 +3238,12 @@
     <w:qFormat/>
     <w:rsid w:val="00FC693F"/>
     <w:pPr>
-      <w:spacing w:after="100"/>
+      <w:spacing w:after="0" w:line="240" w:lineRule="auto"/>
     </w:pPr>
     <w:rPr>
-      <w:rFonts w:ascii="Arial" w:hAnsi="Arial"/>
-      <w:sz w:val="22"/>
+      <w:rFonts w:ascii="Times New Roman" w:hAnsi="Times New Roman"/>
+      <w:color w:val="181A1F"/>
+      <w:sz w:val="28"/>
     </w:rPr>
   </w:style>
   <w:style w:type="paragraph" w:styleId="Header">
@@ -3339,10 +3305,10 @@
       <w:outlineLvl w:val="0"/>
     </w:pPr>
     <w:rPr>
-      <w:rFonts w:asciiTheme="majorHAnsi" w:eastAsiaTheme="majorEastAsia" w:hAnsiTheme="majorHAnsi" w:cstheme="majorBidi" w:ascii="Arial" w:hAnsi="Arial"/>
+      <w:rFonts w:asciiTheme="majorHAnsi" w:eastAsiaTheme="majorEastAsia" w:hAnsiTheme="majorHAnsi" w:cstheme="majorBidi" w:ascii="Times New Roman" w:hAnsi="Times New Roman"/>
       <w:b/>
       <w:bCs/>
-      <w:color w:val="365F91" w:themeColor="accent1" w:themeShade="BF"/>
+      <w:color w:val="181A1F"/>
       <w:sz w:val="28"/>
       <w:szCs w:val="28"/>
     </w:rPr>

--- a/доп материалы/пробные варианты/sotsiologiya_variant_1.docx
+++ b/доп материалы/пробные варианты/sotsiologiya_variant_1.docx
@@ -4,113 +4,1773 @@
   <w:body>
     <w:p>
       <w:pPr>
-        <w:widowControl/>
-        <w:spacing w:line="240" w:lineRule="auto" w:after="120"/>
-        <w:jc w:val="left"/>
+        <w:keepNext/>
+        <w:spacing w:after="60" w:line="240" w:lineRule="auto"/>
+        <w:jc w:val="center"/>
       </w:pPr>
       <w:r>
         <w:rPr>
           <w:rFonts w:ascii="Times New Roman" w:hAnsi="Times New Roman" w:eastAsia="Times New Roman"/>
           <w:b/>
-          <w:color w:val="181A1F"/>
+          <w:i w:val="0"/>
           <w:sz w:val="28"/>
         </w:rPr>
-        <w:t>Тематический пробный вариант № 1. Социология</w:t>
+        <w:t>Пробный ЕГЭ по обществознанию</w:t>
       </w:r>
     </w:p>
     <w:p>
       <w:pPr>
-        <w:widowControl/>
-        <w:spacing w:line="240" w:lineRule="auto" w:after="140"/>
-        <w:jc w:val="left"/>
-      </w:pPr>
-      <w:r>
-        <w:rPr>
-          <w:rFonts w:ascii="Times New Roman" w:hAnsi="Times New Roman" w:eastAsia="Times New Roman"/>
-          <w:color w:val="181A1F"/>
-          <w:sz w:val="28"/>
-        </w:rPr>
-        <w:t>25 заданий • максимальный первичный балл — 58 • рекомендуемое время — 3 часа 30 минут</w:t>
-      </w:r>
-    </w:p>
-    <w:p>
-      <w:pPr>
-        <w:pStyle w:val="Heading1"/>
-        <w:keepNext/>
-        <w:widowControl/>
-        <w:spacing w:line="240" w:lineRule="auto" w:after="60" w:before="160"/>
-      </w:pPr>
-      <w:r>
-        <w:rPr>
-          <w:rFonts w:ascii="Times New Roman" w:hAnsi="Times New Roman" w:eastAsia="Times New Roman"/>
-          <w:b/>
-          <w:color w:val="181A1F"/>
-          <w:sz w:val="28"/>
-        </w:rPr>
-        <w:t>Часть 1</w:t>
-      </w:r>
-    </w:p>
-    <w:p>
-      <w:pPr>
-        <w:widowControl/>
-        <w:spacing w:line="240" w:lineRule="auto" w:after="0"/>
-      </w:pPr>
-      <w:r>
-        <w:rPr>
-          <w:rFonts w:ascii="Times New Roman" w:hAnsi="Times New Roman" w:eastAsia="Times New Roman"/>
-          <w:color w:val="181A1F"/>
-          <w:sz w:val="28"/>
-        </w:rPr>
-        <w:t>Ответами к заданиям 1–16 являются последовательности цифр. Запишите ответ без пробелов и дополнительных символов.</w:t>
-      </w:r>
-    </w:p>
-    <w:p>
-      <w:pPr>
-        <w:keepNext/>
-        <w:widowControl/>
-        <w:spacing w:line="240" w:lineRule="auto" w:after="0" w:before="120"/>
-      </w:pPr>
-      <w:r>
-        <w:rPr>
-          <w:rFonts w:ascii="Times New Roman" w:hAnsi="Times New Roman" w:eastAsia="Times New Roman"/>
-          <w:b/>
-          <w:color w:val="181A1F"/>
-          <w:sz w:val="28"/>
-        </w:rPr>
-        <w:t>1.</w:t>
-      </w:r>
-    </w:p>
-    <w:p>
-      <w:pPr>
-        <w:widowControl/>
-        <w:spacing w:line="240" w:lineRule="auto" w:after="0"/>
+        <w:keepNext w:val="0"/>
+        <w:spacing w:after="60" w:line="240" w:lineRule="auto"/>
+        <w:jc w:val="center"/>
       </w:pPr>
       <w:r>
         <w:rPr>
           <w:rFonts w:ascii="Times New Roman" w:hAnsi="Times New Roman" w:eastAsia="Times New Roman"/>
           <w:b w:val="0"/>
           <w:i w:val="0"/>
-          <w:color w:val="181A1F"/>
           <w:sz w:val="28"/>
         </w:rPr>
-        <w:t>В ходе социологического опроса совершеннолетних юношей и девушек страны Z им задавали вопрос: «Почему некоторые молодые люди не хотят жить отдельно от родителей?». Полученные результаты (в % от числа опрошенных) представлены в вид диаграммы.</w:t>
+        <w:t>Социология. Вариант № 1</w:t>
       </w:r>
     </w:p>
     <w:p>
       <w:pPr>
-        <w:widowControl/>
-        <w:spacing w:line="240" w:lineRule="auto" w:after="0"/>
-        <w:jc w:val="center"/>
+        <w:keepNext/>
+        <w:spacing w:after="60" w:line="240" w:lineRule="auto"/>
+        <w:jc w:val="both"/>
       </w:pPr>
       <w:r>
         <w:rPr>
           <w:rFonts w:ascii="Times New Roman" w:hAnsi="Times New Roman" w:eastAsia="Times New Roman"/>
-          <w:color w:val="181A1F"/>
+          <w:b/>
+          <w:i w:val="0"/>
           <w:sz w:val="28"/>
         </w:rPr>
+        <w:t>Первая часть</w:t>
+      </w:r>
+    </w:p>
+    <w:p>
+      <w:pPr>
+        <w:keepNext w:val="0"/>
+        <w:spacing w:after="60" w:line="240" w:lineRule="auto"/>
+        <w:jc w:val="both"/>
+      </w:pPr>
+      <w:r>
+        <w:rPr>
+          <w:rFonts w:ascii="Times New Roman" w:hAnsi="Times New Roman" w:eastAsia="Times New Roman"/>
+          <w:b/>
+          <w:sz w:val="28"/>
+        </w:rPr>
+        <w:t xml:space="preserve">№1 </w:t>
+      </w:r>
+      <w:r>
+        <w:rPr>
+          <w:rFonts w:ascii="Times New Roman" w:hAnsi="Times New Roman" w:eastAsia="Times New Roman"/>
+          <w:b w:val="0"/>
+          <w:i w:val="0"/>
+          <w:sz w:val="28"/>
+        </w:rPr>
+        <w:t>Ниже приведён перечень терминов. Все они, за исключением двух, относятся к понятию «гуманистическая национальная политика».</w:t>
+      </w:r>
+    </w:p>
+    <w:p>
+      <w:pPr>
+        <w:keepNext w:val="0"/>
+        <w:spacing w:after="60" w:line="240" w:lineRule="auto"/>
+        <w:jc w:val="both"/>
+      </w:pPr>
+      <w:r>
+        <w:rPr>
+          <w:rFonts w:ascii="Times New Roman" w:hAnsi="Times New Roman" w:eastAsia="Times New Roman"/>
+          <w:b w:val="0"/>
+          <w:i w:val="0"/>
+          <w:sz w:val="28"/>
+        </w:rPr>
+        <w:t>1) сближение наций;</w:t>
+      </w:r>
+    </w:p>
+    <w:p>
+      <w:pPr>
+        <w:keepNext w:val="0"/>
+        <w:spacing w:after="60" w:line="240" w:lineRule="auto"/>
+        <w:jc w:val="both"/>
+      </w:pPr>
+      <w:r>
+        <w:rPr>
+          <w:rFonts w:ascii="Times New Roman" w:hAnsi="Times New Roman" w:eastAsia="Times New Roman"/>
+          <w:b w:val="0"/>
+          <w:i w:val="0"/>
+          <w:sz w:val="28"/>
+        </w:rPr>
+        <w:t>2) пропаганда этнической исключительности;</w:t>
+      </w:r>
+    </w:p>
+    <w:p>
+      <w:pPr>
+        <w:keepNext w:val="0"/>
+        <w:spacing w:after="60" w:line="240" w:lineRule="auto"/>
+        <w:jc w:val="both"/>
+      </w:pPr>
+      <w:r>
+        <w:rPr>
+          <w:rFonts w:ascii="Times New Roman" w:hAnsi="Times New Roman" w:eastAsia="Times New Roman"/>
+          <w:b w:val="0"/>
+          <w:i w:val="0"/>
+          <w:sz w:val="28"/>
+        </w:rPr>
+        <w:t>3) культурная самобытность;</w:t>
+      </w:r>
+    </w:p>
+    <w:p>
+      <w:pPr>
+        <w:keepNext w:val="0"/>
+        <w:spacing w:after="60" w:line="240" w:lineRule="auto"/>
+        <w:jc w:val="both"/>
+      </w:pPr>
+      <w:r>
+        <w:rPr>
+          <w:rFonts w:ascii="Times New Roman" w:hAnsi="Times New Roman" w:eastAsia="Times New Roman"/>
+          <w:b w:val="0"/>
+          <w:i w:val="0"/>
+          <w:sz w:val="28"/>
+        </w:rPr>
+        <w:t>4) сохранение родного языка;</w:t>
+      </w:r>
+    </w:p>
+    <w:p>
+      <w:pPr>
+        <w:keepNext w:val="0"/>
+        <w:spacing w:after="60" w:line="240" w:lineRule="auto"/>
+        <w:jc w:val="both"/>
+      </w:pPr>
+      <w:r>
+        <w:rPr>
+          <w:rFonts w:ascii="Times New Roman" w:hAnsi="Times New Roman" w:eastAsia="Times New Roman"/>
+          <w:b w:val="0"/>
+          <w:i w:val="0"/>
+          <w:sz w:val="28"/>
+        </w:rPr>
+        <w:t>5) привилегии отдельным этническим группам;</w:t>
+      </w:r>
+    </w:p>
+    <w:p>
+      <w:pPr>
+        <w:keepNext w:val="0"/>
+        <w:spacing w:after="60" w:line="240" w:lineRule="auto"/>
+        <w:jc w:val="both"/>
+      </w:pPr>
+      <w:r>
+        <w:rPr>
+          <w:rFonts w:ascii="Times New Roman" w:hAnsi="Times New Roman" w:eastAsia="Times New Roman"/>
+          <w:b w:val="0"/>
+          <w:i w:val="0"/>
+          <w:sz w:val="28"/>
+        </w:rPr>
+        <w:t>6) толерантность.</w:t>
+      </w:r>
+    </w:p>
+    <w:p>
+      <w:pPr>
+        <w:keepNext w:val="0"/>
+        <w:spacing w:after="60" w:line="240" w:lineRule="auto"/>
+        <w:jc w:val="both"/>
+      </w:pPr>
+      <w:r>
+        <w:rPr>
+          <w:rFonts w:ascii="Times New Roman" w:hAnsi="Times New Roman" w:eastAsia="Times New Roman"/>
+          <w:b w:val="0"/>
+          <w:i w:val="0"/>
+          <w:sz w:val="28"/>
+        </w:rPr>
+        <w:t>Найдите два термина, «выпадающих» из общего ряда, и запишите в таблицу цифры, под которыми они указаны.</w:t>
+      </w:r>
+    </w:p>
+    <w:p>
+      <w:pPr>
+        <w:keepNext w:val="0"/>
+        <w:spacing w:after="60" w:line="240" w:lineRule="auto"/>
+        <w:jc w:val="both"/>
+      </w:pPr>
+      <w:r>
+        <w:rPr>
+          <w:rFonts w:ascii="Times New Roman" w:hAnsi="Times New Roman" w:eastAsia="Times New Roman"/>
+          <w:b w:val="0"/>
+          <w:i w:val="0"/>
+          <w:sz w:val="28"/>
+        </w:rPr>
+        <w:t>Ответ:</w:t>
+      </w:r>
+    </w:p>
+    <w:p>
+      <w:pPr>
+        <w:keepNext w:val="0"/>
+        <w:spacing w:after="60" w:line="240" w:lineRule="auto"/>
+        <w:jc w:val="both"/>
+      </w:pPr>
+      <w:r>
+        <w:rPr>
+          <w:rFonts w:ascii="Times New Roman" w:hAnsi="Times New Roman" w:eastAsia="Times New Roman"/>
+          <w:b/>
+          <w:sz w:val="28"/>
+        </w:rPr>
+        <w:t xml:space="preserve">№2 </w:t>
+      </w:r>
+      <w:r>
+        <w:rPr>
+          <w:rFonts w:ascii="Times New Roman" w:hAnsi="Times New Roman" w:eastAsia="Times New Roman"/>
+          <w:b w:val="0"/>
+          <w:i w:val="0"/>
+          <w:sz w:val="28"/>
+        </w:rPr>
+        <w:t>Выберите верные суждения о морали и запишите цифры, под которыми они указаны.</w:t>
+      </w:r>
+    </w:p>
+    <w:p>
+      <w:pPr>
+        <w:keepNext w:val="0"/>
+        <w:spacing w:after="60" w:line="240" w:lineRule="auto"/>
+        <w:jc w:val="both"/>
+      </w:pPr>
+      <w:r>
+        <w:rPr>
+          <w:rFonts w:ascii="Times New Roman" w:hAnsi="Times New Roman" w:eastAsia="Times New Roman"/>
+          <w:b w:val="0"/>
+          <w:i w:val="0"/>
+          <w:sz w:val="28"/>
+        </w:rPr>
+        <w:t>1) Моральные нормы отражают потребности общества.</w:t>
+      </w:r>
+    </w:p>
+    <w:p>
+      <w:pPr>
+        <w:keepNext w:val="0"/>
+        <w:spacing w:after="60" w:line="240" w:lineRule="auto"/>
+        <w:jc w:val="both"/>
+      </w:pPr>
+      <w:r>
+        <w:rPr>
+          <w:rFonts w:ascii="Times New Roman" w:hAnsi="Times New Roman" w:eastAsia="Times New Roman"/>
+          <w:b w:val="0"/>
+          <w:i w:val="0"/>
+          <w:sz w:val="28"/>
+        </w:rPr>
+        <w:t>2) Мораль всегда формализована в нормативных правовых актах.</w:t>
+      </w:r>
+    </w:p>
+    <w:p>
+      <w:pPr>
+        <w:keepNext w:val="0"/>
+        <w:spacing w:after="60" w:line="240" w:lineRule="auto"/>
+        <w:jc w:val="both"/>
+      </w:pPr>
+      <w:r>
+        <w:rPr>
+          <w:rFonts w:ascii="Times New Roman" w:hAnsi="Times New Roman" w:eastAsia="Times New Roman"/>
+          <w:b w:val="0"/>
+          <w:i w:val="0"/>
+          <w:sz w:val="28"/>
+        </w:rPr>
+        <w:t>3) Мораль помогает человеку оценивать события общественной жизни.</w:t>
+      </w:r>
+    </w:p>
+    <w:p>
+      <w:pPr>
+        <w:keepNext w:val="0"/>
+        <w:spacing w:after="60" w:line="240" w:lineRule="auto"/>
+        <w:jc w:val="both"/>
+      </w:pPr>
+      <w:r>
+        <w:rPr>
+          <w:rFonts w:ascii="Times New Roman" w:hAnsi="Times New Roman" w:eastAsia="Times New Roman"/>
+          <w:b w:val="0"/>
+          <w:i w:val="0"/>
+          <w:sz w:val="28"/>
+        </w:rPr>
+        <w:t>4) Основой морали является внутренняя мотивация человека и его самоконтроль.</w:t>
+      </w:r>
+    </w:p>
+    <w:p>
+      <w:pPr>
+        <w:keepNext w:val="0"/>
+        <w:spacing w:after="60" w:line="240" w:lineRule="auto"/>
+        <w:jc w:val="both"/>
+      </w:pPr>
+      <w:r>
+        <w:rPr>
+          <w:rFonts w:ascii="Times New Roman" w:hAnsi="Times New Roman" w:eastAsia="Times New Roman"/>
+          <w:b w:val="0"/>
+          <w:i w:val="0"/>
+          <w:sz w:val="28"/>
+        </w:rPr>
+        <w:t>5) Мораль всегда обеспечивает взаимопонимание людей в социуме.</w:t>
+      </w:r>
+    </w:p>
+    <w:p>
+      <w:pPr>
+        <w:keepNext w:val="0"/>
+        <w:spacing w:after="60" w:line="240" w:lineRule="auto"/>
+        <w:jc w:val="both"/>
+      </w:pPr>
+      <w:r>
+        <w:rPr>
+          <w:rFonts w:ascii="Times New Roman" w:hAnsi="Times New Roman" w:eastAsia="Times New Roman"/>
+          <w:b w:val="0"/>
+          <w:i w:val="0"/>
+          <w:sz w:val="28"/>
+        </w:rPr>
+        <w:t>Ответ:</w:t>
+      </w:r>
+    </w:p>
+    <w:p>
+      <w:pPr>
+        <w:keepNext w:val="0"/>
+        <w:spacing w:after="60" w:line="240" w:lineRule="auto"/>
+        <w:jc w:val="both"/>
+      </w:pPr>
+      <w:r>
+        <w:rPr>
+          <w:rFonts w:ascii="Times New Roman" w:hAnsi="Times New Roman" w:eastAsia="Times New Roman"/>
+          <w:b/>
+          <w:sz w:val="28"/>
+        </w:rPr>
+        <w:t xml:space="preserve">№3 </w:t>
+      </w:r>
+      <w:r>
+        <w:rPr>
+          <w:rFonts w:ascii="Times New Roman" w:hAnsi="Times New Roman" w:eastAsia="Times New Roman"/>
+          <w:b w:val="0"/>
+          <w:i w:val="0"/>
+          <w:sz w:val="28"/>
+        </w:rPr>
+        <w:t>Установите соответствие между характеристиками и типами обществ: к каждой позиции, данной в первом столбце, подберите соответствующую позицию из второго столбца.</w:t>
+      </w:r>
+    </w:p>
+    <w:tbl>
+      <w:tblPr>
+        <w:tblStyle w:val="TableGrid"/>
+        <w:tblW w:type="auto" w:w="0"/>
+        <w:tblLayout w:type="autofit"/>
+        <w:tblLook w:firstColumn="1" w:firstRow="1" w:lastColumn="0" w:lastRow="0" w:noHBand="0" w:noVBand="1" w:val="04A0"/>
+      </w:tblPr>
+      <w:tblGrid>
+        <w:gridCol w:w="5128"/>
+        <w:gridCol w:w="5128"/>
+      </w:tblGrid>
+      <w:tr>
+        <w:tc>
+          <w:tcPr>
+            <w:tcW w:type="dxa" w:w="5128"/>
+            <w:vAlign w:val="center"/>
+            <w:tcMar>
+              <w:top w:w="80" w:type="dxa"/>
+              <w:start w:w="100" w:type="dxa"/>
+              <w:bottom w:w="80" w:type="dxa"/>
+              <w:end w:w="100" w:type="dxa"/>
+            </w:tcMar>
+          </w:tcPr>
+          <w:p>
+            <w:pPr>
+              <w:keepNext w:val="0"/>
+              <w:spacing w:after="0" w:line="240" w:lineRule="auto"/>
+              <w:jc w:val="left"/>
+            </w:pPr>
+            <w:r>
+              <w:rPr>
+                <w:rFonts w:ascii="Times New Roman" w:hAnsi="Times New Roman" w:eastAsia="Times New Roman"/>
+                <w:sz w:val="28"/>
+              </w:rPr>
+              <w:t>ОТЛИЧИТЕЛЬНЫЕ ПРИЗНАКИ</w:t>
+            </w:r>
+          </w:p>
+        </w:tc>
+        <w:tc>
+          <w:tcPr>
+            <w:tcW w:type="dxa" w:w="5128"/>
+            <w:vAlign w:val="center"/>
+            <w:tcMar>
+              <w:top w:w="80" w:type="dxa"/>
+              <w:start w:w="100" w:type="dxa"/>
+              <w:bottom w:w="80" w:type="dxa"/>
+              <w:end w:w="100" w:type="dxa"/>
+            </w:tcMar>
+          </w:tcPr>
+          <w:p>
+            <w:pPr>
+              <w:keepNext w:val="0"/>
+              <w:spacing w:after="0" w:line="240" w:lineRule="auto"/>
+              <w:jc w:val="left"/>
+            </w:pPr>
+            <w:r>
+              <w:rPr>
+                <w:rFonts w:ascii="Times New Roman" w:hAnsi="Times New Roman" w:eastAsia="Times New Roman"/>
+                <w:sz w:val="28"/>
+              </w:rPr>
+              <w:t>ТИПЫ ОБЩЕСТВ</w:t>
+            </w:r>
+          </w:p>
+        </w:tc>
+      </w:tr>
+      <w:tr>
+        <w:tc>
+          <w:tcPr>
+            <w:tcW w:type="dxa" w:w="5128"/>
+            <w:vAlign w:val="center"/>
+            <w:tcMar>
+              <w:top w:w="80" w:type="dxa"/>
+              <w:start w:w="100" w:type="dxa"/>
+              <w:bottom w:w="80" w:type="dxa"/>
+              <w:end w:w="100" w:type="dxa"/>
+            </w:tcMar>
+          </w:tcPr>
+          <w:p>
+            <w:pPr>
+              <w:keepNext w:val="0"/>
+              <w:spacing w:after="0" w:line="240" w:lineRule="auto"/>
+              <w:jc w:val="left"/>
+            </w:pPr>
+            <w:r>
+              <w:rPr>
+                <w:rFonts w:ascii="Times New Roman" w:hAnsi="Times New Roman" w:eastAsia="Times New Roman"/>
+                <w:sz w:val="28"/>
+              </w:rPr>
+              <w:t>А) внедрение высоких наукоёмких технологий во все сферы общественной жизниБ) переход к массовому промышленному производству стандартизированной продукцииВ) выдвижение на первый план сферы услугГ) доминирование религиозных ценностейД) общинный уклад, коллективизм</w:t>
+            </w:r>
+          </w:p>
+        </w:tc>
+        <w:tc>
+          <w:tcPr>
+            <w:tcW w:type="dxa" w:w="5128"/>
+            <w:vAlign w:val="center"/>
+            <w:tcMar>
+              <w:top w:w="80" w:type="dxa"/>
+              <w:start w:w="100" w:type="dxa"/>
+              <w:bottom w:w="80" w:type="dxa"/>
+              <w:end w:w="100" w:type="dxa"/>
+            </w:tcMar>
+          </w:tcPr>
+          <w:p>
+            <w:pPr>
+              <w:keepNext w:val="0"/>
+              <w:spacing w:after="0" w:line="240" w:lineRule="auto"/>
+              <w:jc w:val="left"/>
+            </w:pPr>
+            <w:r>
+              <w:rPr>
+                <w:rFonts w:ascii="Times New Roman" w:hAnsi="Times New Roman" w:eastAsia="Times New Roman"/>
+                <w:sz w:val="28"/>
+              </w:rPr>
+              <w:t>1) традиционное2) индустриальное3) информационное</w:t>
+            </w:r>
+          </w:p>
+        </w:tc>
+      </w:tr>
+    </w:tbl>
+    <w:p/>
+    <w:p>
+      <w:pPr>
+        <w:keepNext w:val="0"/>
+        <w:spacing w:after="60" w:line="240" w:lineRule="auto"/>
+        <w:jc w:val="both"/>
+      </w:pPr>
+      <w:r>
+        <w:rPr>
+          <w:rFonts w:ascii="Times New Roman" w:hAnsi="Times New Roman" w:eastAsia="Times New Roman"/>
+          <w:b w:val="0"/>
+          <w:i w:val="0"/>
+          <w:sz w:val="28"/>
+        </w:rPr>
+        <w:t>Запишите в ответ цифры, расположив их в порядке, соответствующем буквам:</w:t>
+      </w:r>
+    </w:p>
+    <w:tbl>
+      <w:tblPr>
+        <w:tblStyle w:val="TableGrid"/>
+        <w:tblW w:type="auto" w:w="0"/>
+        <w:tblLayout w:type="autofit"/>
+        <w:tblLook w:firstColumn="1" w:firstRow="1" w:lastColumn="0" w:lastRow="0" w:noHBand="0" w:noVBand="1" w:val="04A0"/>
+      </w:tblPr>
+      <w:tblGrid>
+        <w:gridCol w:w="2051"/>
+        <w:gridCol w:w="2051"/>
+        <w:gridCol w:w="2051"/>
+        <w:gridCol w:w="2051"/>
+        <w:gridCol w:w="2051"/>
+      </w:tblGrid>
+      <w:tr>
+        <w:tc>
+          <w:tcPr>
+            <w:tcW w:type="dxa" w:w="2051"/>
+            <w:vAlign w:val="center"/>
+            <w:tcMar>
+              <w:top w:w="80" w:type="dxa"/>
+              <w:start w:w="100" w:type="dxa"/>
+              <w:bottom w:w="80" w:type="dxa"/>
+              <w:end w:w="100" w:type="dxa"/>
+            </w:tcMar>
+          </w:tcPr>
+          <w:p>
+            <w:pPr>
+              <w:keepNext w:val="0"/>
+              <w:spacing w:after="0" w:line="240" w:lineRule="auto"/>
+              <w:jc w:val="left"/>
+            </w:pPr>
+            <w:r>
+              <w:rPr>
+                <w:rFonts w:ascii="Times New Roman" w:hAnsi="Times New Roman" w:eastAsia="Times New Roman"/>
+                <w:sz w:val="28"/>
+              </w:rPr>
+              <w:t>A</w:t>
+            </w:r>
+          </w:p>
+        </w:tc>
+        <w:tc>
+          <w:tcPr>
+            <w:tcW w:type="dxa" w:w="2051"/>
+            <w:vAlign w:val="center"/>
+            <w:tcMar>
+              <w:top w:w="80" w:type="dxa"/>
+              <w:start w:w="100" w:type="dxa"/>
+              <w:bottom w:w="80" w:type="dxa"/>
+              <w:end w:w="100" w:type="dxa"/>
+            </w:tcMar>
+          </w:tcPr>
+          <w:p>
+            <w:pPr>
+              <w:keepNext w:val="0"/>
+              <w:spacing w:after="0" w:line="240" w:lineRule="auto"/>
+              <w:jc w:val="left"/>
+            </w:pPr>
+            <w:r>
+              <w:rPr>
+                <w:rFonts w:ascii="Times New Roman" w:hAnsi="Times New Roman" w:eastAsia="Times New Roman"/>
+                <w:sz w:val="28"/>
+              </w:rPr>
+              <w:t>Б</w:t>
+            </w:r>
+          </w:p>
+        </w:tc>
+        <w:tc>
+          <w:tcPr>
+            <w:tcW w:type="dxa" w:w="2051"/>
+            <w:vAlign w:val="center"/>
+            <w:tcMar>
+              <w:top w:w="80" w:type="dxa"/>
+              <w:start w:w="100" w:type="dxa"/>
+              <w:bottom w:w="80" w:type="dxa"/>
+              <w:end w:w="100" w:type="dxa"/>
+            </w:tcMar>
+          </w:tcPr>
+          <w:p>
+            <w:pPr>
+              <w:keepNext w:val="0"/>
+              <w:spacing w:after="0" w:line="240" w:lineRule="auto"/>
+              <w:jc w:val="left"/>
+            </w:pPr>
+            <w:r>
+              <w:rPr>
+                <w:rFonts w:ascii="Times New Roman" w:hAnsi="Times New Roman" w:eastAsia="Times New Roman"/>
+                <w:sz w:val="28"/>
+              </w:rPr>
+              <w:t>В</w:t>
+            </w:r>
+          </w:p>
+        </w:tc>
+        <w:tc>
+          <w:tcPr>
+            <w:tcW w:type="dxa" w:w="2051"/>
+            <w:vAlign w:val="center"/>
+            <w:tcMar>
+              <w:top w:w="80" w:type="dxa"/>
+              <w:start w:w="100" w:type="dxa"/>
+              <w:bottom w:w="80" w:type="dxa"/>
+              <w:end w:w="100" w:type="dxa"/>
+            </w:tcMar>
+          </w:tcPr>
+          <w:p>
+            <w:pPr>
+              <w:keepNext w:val="0"/>
+              <w:spacing w:after="0" w:line="240" w:lineRule="auto"/>
+              <w:jc w:val="left"/>
+            </w:pPr>
+            <w:r>
+              <w:rPr>
+                <w:rFonts w:ascii="Times New Roman" w:hAnsi="Times New Roman" w:eastAsia="Times New Roman"/>
+                <w:sz w:val="28"/>
+              </w:rPr>
+              <w:t>Г</w:t>
+            </w:r>
+          </w:p>
+        </w:tc>
+        <w:tc>
+          <w:tcPr>
+            <w:tcW w:type="dxa" w:w="2051"/>
+            <w:vAlign w:val="center"/>
+            <w:tcMar>
+              <w:top w:w="80" w:type="dxa"/>
+              <w:start w:w="100" w:type="dxa"/>
+              <w:bottom w:w="80" w:type="dxa"/>
+              <w:end w:w="100" w:type="dxa"/>
+            </w:tcMar>
+          </w:tcPr>
+          <w:p>
+            <w:pPr>
+              <w:keepNext w:val="0"/>
+              <w:spacing w:after="0" w:line="240" w:lineRule="auto"/>
+              <w:jc w:val="left"/>
+            </w:pPr>
+            <w:r>
+              <w:rPr>
+                <w:rFonts w:ascii="Times New Roman" w:hAnsi="Times New Roman" w:eastAsia="Times New Roman"/>
+                <w:sz w:val="28"/>
+              </w:rPr>
+              <w:t>Д</w:t>
+            </w:r>
+          </w:p>
+        </w:tc>
+      </w:tr>
+      <w:tr>
+        <w:tc>
+          <w:tcPr>
+            <w:tcW w:type="dxa" w:w="2051"/>
+            <w:vAlign w:val="center"/>
+            <w:tcMar>
+              <w:top w:w="80" w:type="dxa"/>
+              <w:start w:w="100" w:type="dxa"/>
+              <w:bottom w:w="80" w:type="dxa"/>
+              <w:end w:w="100" w:type="dxa"/>
+            </w:tcMar>
+          </w:tcPr>
+          <w:p>
+            <w:pPr>
+              <w:keepNext w:val="0"/>
+              <w:spacing w:after="0" w:line="240" w:lineRule="auto"/>
+              <w:jc w:val="left"/>
+            </w:pPr>
+            <w:r>
+              <w:rPr>
+                <w:rFonts w:ascii="Times New Roman" w:hAnsi="Times New Roman" w:eastAsia="Times New Roman"/>
+                <w:sz w:val="28"/>
+              </w:rPr>
+            </w:r>
+          </w:p>
+        </w:tc>
+        <w:tc>
+          <w:tcPr>
+            <w:tcW w:type="dxa" w:w="2051"/>
+            <w:vAlign w:val="center"/>
+            <w:tcMar>
+              <w:top w:w="80" w:type="dxa"/>
+              <w:start w:w="100" w:type="dxa"/>
+              <w:bottom w:w="80" w:type="dxa"/>
+              <w:end w:w="100" w:type="dxa"/>
+            </w:tcMar>
+          </w:tcPr>
+          <w:p>
+            <w:pPr>
+              <w:keepNext w:val="0"/>
+              <w:spacing w:after="0" w:line="240" w:lineRule="auto"/>
+              <w:jc w:val="left"/>
+            </w:pPr>
+            <w:r>
+              <w:rPr>
+                <w:rFonts w:ascii="Times New Roman" w:hAnsi="Times New Roman" w:eastAsia="Times New Roman"/>
+                <w:sz w:val="28"/>
+              </w:rPr>
+            </w:r>
+          </w:p>
+        </w:tc>
+        <w:tc>
+          <w:tcPr>
+            <w:tcW w:type="dxa" w:w="2051"/>
+            <w:vAlign w:val="center"/>
+            <w:tcMar>
+              <w:top w:w="80" w:type="dxa"/>
+              <w:start w:w="100" w:type="dxa"/>
+              <w:bottom w:w="80" w:type="dxa"/>
+              <w:end w:w="100" w:type="dxa"/>
+            </w:tcMar>
+          </w:tcPr>
+          <w:p>
+            <w:pPr>
+              <w:keepNext w:val="0"/>
+              <w:spacing w:after="0" w:line="240" w:lineRule="auto"/>
+              <w:jc w:val="left"/>
+            </w:pPr>
+            <w:r>
+              <w:rPr>
+                <w:rFonts w:ascii="Times New Roman" w:hAnsi="Times New Roman" w:eastAsia="Times New Roman"/>
+                <w:sz w:val="28"/>
+              </w:rPr>
+            </w:r>
+          </w:p>
+        </w:tc>
+        <w:tc>
+          <w:tcPr>
+            <w:tcW w:type="dxa" w:w="2051"/>
+            <w:vAlign w:val="center"/>
+            <w:tcMar>
+              <w:top w:w="80" w:type="dxa"/>
+              <w:start w:w="100" w:type="dxa"/>
+              <w:bottom w:w="80" w:type="dxa"/>
+              <w:end w:w="100" w:type="dxa"/>
+            </w:tcMar>
+          </w:tcPr>
+          <w:p>
+            <w:pPr>
+              <w:keepNext w:val="0"/>
+              <w:spacing w:after="0" w:line="240" w:lineRule="auto"/>
+              <w:jc w:val="left"/>
+            </w:pPr>
+            <w:r>
+              <w:rPr>
+                <w:rFonts w:ascii="Times New Roman" w:hAnsi="Times New Roman" w:eastAsia="Times New Roman"/>
+                <w:sz w:val="28"/>
+              </w:rPr>
+            </w:r>
+          </w:p>
+        </w:tc>
+        <w:tc>
+          <w:tcPr>
+            <w:tcW w:type="dxa" w:w="2051"/>
+            <w:vAlign w:val="center"/>
+            <w:tcMar>
+              <w:top w:w="80" w:type="dxa"/>
+              <w:start w:w="100" w:type="dxa"/>
+              <w:bottom w:w="80" w:type="dxa"/>
+              <w:end w:w="100" w:type="dxa"/>
+            </w:tcMar>
+          </w:tcPr>
+          <w:p>
+            <w:pPr>
+              <w:keepNext w:val="0"/>
+              <w:spacing w:after="0" w:line="240" w:lineRule="auto"/>
+              <w:jc w:val="left"/>
+            </w:pPr>
+            <w:r>
+              <w:rPr>
+                <w:rFonts w:ascii="Times New Roman" w:hAnsi="Times New Roman" w:eastAsia="Times New Roman"/>
+                <w:sz w:val="28"/>
+              </w:rPr>
+            </w:r>
+          </w:p>
+        </w:tc>
+      </w:tr>
+    </w:tbl>
+    <w:p/>
+    <w:p>
+      <w:pPr>
+        <w:keepNext w:val="0"/>
+        <w:spacing w:after="60" w:line="240" w:lineRule="auto"/>
+        <w:jc w:val="both"/>
+      </w:pPr>
+      <w:r>
+        <w:rPr>
+          <w:rFonts w:ascii="Times New Roman" w:hAnsi="Times New Roman" w:eastAsia="Times New Roman"/>
+          <w:b w:val="0"/>
+          <w:i w:val="0"/>
+          <w:sz w:val="28"/>
+        </w:rPr>
+        <w:t>Ответ:</w:t>
+      </w:r>
+    </w:p>
+    <w:p>
+      <w:pPr>
+        <w:keepNext w:val="0"/>
+        <w:spacing w:after="60" w:line="240" w:lineRule="auto"/>
+        <w:jc w:val="both"/>
+      </w:pPr>
+      <w:r>
+        <w:rPr>
+          <w:rFonts w:ascii="Times New Roman" w:hAnsi="Times New Roman" w:eastAsia="Times New Roman"/>
+          <w:b/>
+          <w:sz w:val="28"/>
+        </w:rPr>
+        <w:t xml:space="preserve">№4 </w:t>
+      </w:r>
+      <w:r>
+        <w:rPr>
+          <w:rFonts w:ascii="Times New Roman" w:hAnsi="Times New Roman" w:eastAsia="Times New Roman"/>
+          <w:b w:val="0"/>
+          <w:i w:val="0"/>
+          <w:sz w:val="28"/>
+        </w:rPr>
+        <w:t>В стране Z происходит широкое внедрение компьютерной техники в различные области жизни. Какие иные признаки из перечисленных свидетельствуют о том, что страна Z развивается как постиндустриальное общество? Запишите цифры, под которыми они указаны.</w:t>
+      </w:r>
+    </w:p>
+    <w:p>
+      <w:pPr>
+        <w:keepNext w:val="0"/>
+        <w:spacing w:after="60" w:line="240" w:lineRule="auto"/>
+        <w:jc w:val="both"/>
+      </w:pPr>
+      <w:r>
+        <w:rPr>
+          <w:rFonts w:ascii="Times New Roman" w:hAnsi="Times New Roman" w:eastAsia="Times New Roman"/>
+          <w:b w:val="0"/>
+          <w:i w:val="0"/>
+          <w:sz w:val="28"/>
+        </w:rPr>
+        <w:t>1) В экономике страны Z преобладает сфера услуг.</w:t>
+      </w:r>
+    </w:p>
+    <w:p>
+      <w:pPr>
+        <w:keepNext w:val="0"/>
+        <w:spacing w:after="60" w:line="240" w:lineRule="auto"/>
+        <w:jc w:val="both"/>
+      </w:pPr>
+      <w:r>
+        <w:rPr>
+          <w:rFonts w:ascii="Times New Roman" w:hAnsi="Times New Roman" w:eastAsia="Times New Roman"/>
+          <w:b w:val="0"/>
+          <w:i w:val="0"/>
+          <w:sz w:val="28"/>
+        </w:rPr>
+        <w:t>2) В целях регуляции социальных отношений издаются нормативные правовые акты.</w:t>
+      </w:r>
+    </w:p>
+    <w:p>
+      <w:pPr>
+        <w:keepNext w:val="0"/>
+        <w:spacing w:after="60" w:line="240" w:lineRule="auto"/>
+        <w:jc w:val="both"/>
+      </w:pPr>
+      <w:r>
+        <w:rPr>
+          <w:rFonts w:ascii="Times New Roman" w:hAnsi="Times New Roman" w:eastAsia="Times New Roman"/>
+          <w:b w:val="0"/>
+          <w:i w:val="0"/>
+          <w:sz w:val="28"/>
+        </w:rPr>
+        <w:t>3) Социальная мобильность затруднена.</w:t>
+      </w:r>
+    </w:p>
+    <w:p>
+      <w:pPr>
+        <w:keepNext w:val="0"/>
+        <w:spacing w:after="60" w:line="240" w:lineRule="auto"/>
+        <w:jc w:val="both"/>
+      </w:pPr>
+      <w:r>
+        <w:rPr>
+          <w:rFonts w:ascii="Times New Roman" w:hAnsi="Times New Roman" w:eastAsia="Times New Roman"/>
+          <w:b w:val="0"/>
+          <w:i w:val="0"/>
+          <w:sz w:val="28"/>
+        </w:rPr>
+        <w:t>4) Природные факторы не оказывают влияние на развитие общества.</w:t>
+      </w:r>
+    </w:p>
+    <w:p>
+      <w:pPr>
+        <w:keepNext w:val="0"/>
+        <w:spacing w:after="60" w:line="240" w:lineRule="auto"/>
+        <w:jc w:val="both"/>
+      </w:pPr>
+      <w:r>
+        <w:rPr>
+          <w:rFonts w:ascii="Times New Roman" w:hAnsi="Times New Roman" w:eastAsia="Times New Roman"/>
+          <w:b w:val="0"/>
+          <w:i w:val="0"/>
+          <w:sz w:val="28"/>
+        </w:rPr>
+        <w:t>5) Информационные технологии являются важнейшим фактором производства.</w:t>
+      </w:r>
+    </w:p>
+    <w:p>
+      <w:pPr>
+        <w:keepNext w:val="0"/>
+        <w:spacing w:after="60" w:line="240" w:lineRule="auto"/>
+        <w:jc w:val="both"/>
+      </w:pPr>
+      <w:r>
+        <w:rPr>
+          <w:rFonts w:ascii="Times New Roman" w:hAnsi="Times New Roman" w:eastAsia="Times New Roman"/>
+          <w:b w:val="0"/>
+          <w:i w:val="0"/>
+          <w:sz w:val="28"/>
+        </w:rPr>
+        <w:t>6) Наибольшее развитие получают наукоёмкие, ресурсосберегающие отрасли производства.</w:t>
+      </w:r>
+    </w:p>
+    <w:p>
+      <w:pPr>
+        <w:keepNext w:val="0"/>
+        <w:spacing w:after="60" w:line="240" w:lineRule="auto"/>
+        <w:jc w:val="both"/>
+      </w:pPr>
+      <w:r>
+        <w:rPr>
+          <w:rFonts w:ascii="Times New Roman" w:hAnsi="Times New Roman" w:eastAsia="Times New Roman"/>
+          <w:b w:val="0"/>
+          <w:i w:val="0"/>
+          <w:sz w:val="28"/>
+        </w:rPr>
+        <w:t>Ответ:</w:t>
+      </w:r>
+    </w:p>
+    <w:p>
+      <w:pPr>
+        <w:keepNext w:val="0"/>
+        <w:spacing w:after="60" w:line="240" w:lineRule="auto"/>
+        <w:jc w:val="both"/>
+      </w:pPr>
+      <w:r>
+        <w:rPr>
+          <w:rFonts w:ascii="Times New Roman" w:hAnsi="Times New Roman" w:eastAsia="Times New Roman"/>
+          <w:b/>
+          <w:sz w:val="28"/>
+        </w:rPr>
+        <w:t xml:space="preserve">№5 </w:t>
+      </w:r>
+      <w:r>
+        <w:rPr>
+          <w:rFonts w:ascii="Times New Roman" w:hAnsi="Times New Roman" w:eastAsia="Times New Roman"/>
+          <w:b w:val="0"/>
+          <w:i w:val="0"/>
+          <w:sz w:val="28"/>
+        </w:rPr>
+        <w:t xml:space="preserve">Выберите верные суждения об экономическом росте и запишите цифры, под которыми они указаны. </w:t>
+      </w:r>
+    </w:p>
+    <w:p>
+      <w:pPr>
+        <w:keepNext w:val="0"/>
+        <w:spacing w:after="60" w:line="240" w:lineRule="auto"/>
+        <w:jc w:val="both"/>
+      </w:pPr>
+      <w:r>
+        <w:rPr>
+          <w:rFonts w:ascii="Times New Roman" w:hAnsi="Times New Roman" w:eastAsia="Times New Roman"/>
+          <w:b w:val="0"/>
+          <w:i w:val="0"/>
+          <w:sz w:val="28"/>
+        </w:rPr>
+        <w:t xml:space="preserve">1) Экономическим ростом называют увеличение реального ВВП государства. </w:t>
+      </w:r>
+    </w:p>
+    <w:p>
+      <w:pPr>
+        <w:keepNext w:val="0"/>
+        <w:spacing w:after="60" w:line="240" w:lineRule="auto"/>
+        <w:jc w:val="both"/>
+      </w:pPr>
+      <w:r>
+        <w:rPr>
+          <w:rFonts w:ascii="Times New Roman" w:hAnsi="Times New Roman" w:eastAsia="Times New Roman"/>
+          <w:b w:val="0"/>
+          <w:i w:val="0"/>
+          <w:sz w:val="28"/>
+        </w:rPr>
+        <w:t xml:space="preserve">2) К экстенсивным факторам экономического роста относят повышение квалификации работников. </w:t>
+      </w:r>
+    </w:p>
+    <w:p>
+      <w:pPr>
+        <w:keepNext w:val="0"/>
+        <w:spacing w:after="60" w:line="240" w:lineRule="auto"/>
+        <w:jc w:val="both"/>
+      </w:pPr>
+      <w:r>
+        <w:rPr>
+          <w:rFonts w:ascii="Times New Roman" w:hAnsi="Times New Roman" w:eastAsia="Times New Roman"/>
+          <w:b w:val="0"/>
+          <w:i w:val="0"/>
+          <w:sz w:val="28"/>
+        </w:rPr>
+        <w:t xml:space="preserve">3) На темпы экономического роста влияет количество и качество трудовых ресурсов. </w:t>
+      </w:r>
+    </w:p>
+    <w:p>
+      <w:pPr>
+        <w:keepNext w:val="0"/>
+        <w:spacing w:after="60" w:line="240" w:lineRule="auto"/>
+        <w:jc w:val="both"/>
+      </w:pPr>
+      <w:r>
+        <w:rPr>
+          <w:rFonts w:ascii="Times New Roman" w:hAnsi="Times New Roman" w:eastAsia="Times New Roman"/>
+          <w:b w:val="0"/>
+          <w:i w:val="0"/>
+          <w:sz w:val="28"/>
+        </w:rPr>
+        <w:t xml:space="preserve">4) Экономический рост зависит от эффективности технологий и управления. </w:t>
+      </w:r>
+    </w:p>
+    <w:p>
+      <w:pPr>
+        <w:keepNext w:val="0"/>
+        <w:spacing w:after="60" w:line="240" w:lineRule="auto"/>
+        <w:jc w:val="both"/>
+      </w:pPr>
+      <w:r>
+        <w:rPr>
+          <w:rFonts w:ascii="Times New Roman" w:hAnsi="Times New Roman" w:eastAsia="Times New Roman"/>
+          <w:b w:val="0"/>
+          <w:i w:val="0"/>
+          <w:sz w:val="28"/>
+        </w:rPr>
+        <w:t>5) Интенсивный тип экономического роста обеспечивается увеличением количества используемых факторов производства.</w:t>
+      </w:r>
+    </w:p>
+    <w:p>
+      <w:pPr>
+        <w:keepNext w:val="0"/>
+        <w:spacing w:after="60" w:line="240" w:lineRule="auto"/>
+        <w:jc w:val="both"/>
+      </w:pPr>
+      <w:r>
+        <w:rPr>
+          <w:rFonts w:ascii="Times New Roman" w:hAnsi="Times New Roman" w:eastAsia="Times New Roman"/>
+          <w:b w:val="0"/>
+          <w:i w:val="0"/>
+          <w:sz w:val="28"/>
+        </w:rPr>
+        <w:t>Ответ:</w:t>
+      </w:r>
+    </w:p>
+    <w:p>
+      <w:pPr>
+        <w:keepNext w:val="0"/>
+        <w:spacing w:after="60" w:line="240" w:lineRule="auto"/>
+        <w:jc w:val="both"/>
+      </w:pPr>
+      <w:r>
+        <w:rPr>
+          <w:rFonts w:ascii="Times New Roman" w:hAnsi="Times New Roman" w:eastAsia="Times New Roman"/>
+          <w:b/>
+          <w:sz w:val="28"/>
+        </w:rPr>
+        <w:t xml:space="preserve">№6 </w:t>
+      </w:r>
+      <w:r>
+        <w:rPr>
+          <w:rFonts w:ascii="Times New Roman" w:hAnsi="Times New Roman" w:eastAsia="Times New Roman"/>
+          <w:b w:val="0"/>
+          <w:i w:val="0"/>
+          <w:sz w:val="28"/>
+        </w:rPr>
+        <w:t>Установите соответствие между примерами и видами налогов и сборов (согласно Налоговому кодексу Российской Федерации): к каждой позиции, данной в первом столбце, подберите соответствующую позицию из второго столбца.</w:t>
+      </w:r>
+    </w:p>
+    <w:tbl>
+      <w:tblPr>
+        <w:tblStyle w:val="TableGrid"/>
+        <w:tblW w:type="auto" w:w="0"/>
+        <w:tblLayout w:type="autofit"/>
+        <w:tblLook w:firstColumn="1" w:firstRow="1" w:lastColumn="0" w:lastRow="0" w:noHBand="0" w:noVBand="1" w:val="04A0"/>
+      </w:tblPr>
+      <w:tblGrid>
+        <w:gridCol w:w="5128"/>
+        <w:gridCol w:w="5128"/>
+      </w:tblGrid>
+      <w:tr>
+        <w:tc>
+          <w:tcPr>
+            <w:tcW w:type="dxa" w:w="5128"/>
+            <w:vAlign w:val="center"/>
+            <w:tcMar>
+              <w:top w:w="80" w:type="dxa"/>
+              <w:start w:w="100" w:type="dxa"/>
+              <w:bottom w:w="80" w:type="dxa"/>
+              <w:end w:w="100" w:type="dxa"/>
+            </w:tcMar>
+          </w:tcPr>
+          <w:p>
+            <w:pPr>
+              <w:keepNext w:val="0"/>
+              <w:spacing w:after="0" w:line="240" w:lineRule="auto"/>
+              <w:jc w:val="left"/>
+            </w:pPr>
+            <w:r>
+              <w:rPr>
+                <w:rFonts w:ascii="Times New Roman" w:hAnsi="Times New Roman" w:eastAsia="Times New Roman"/>
+                <w:sz w:val="28"/>
+              </w:rPr>
+              <w:t>ПРИМЕРЫ</w:t>
+            </w:r>
+          </w:p>
+        </w:tc>
+        <w:tc>
+          <w:tcPr>
+            <w:tcW w:type="dxa" w:w="5128"/>
+            <w:vAlign w:val="center"/>
+            <w:tcMar>
+              <w:top w:w="80" w:type="dxa"/>
+              <w:start w:w="100" w:type="dxa"/>
+              <w:bottom w:w="80" w:type="dxa"/>
+              <w:end w:w="100" w:type="dxa"/>
+            </w:tcMar>
+          </w:tcPr>
+          <w:p>
+            <w:pPr>
+              <w:keepNext w:val="0"/>
+              <w:spacing w:after="0" w:line="240" w:lineRule="auto"/>
+              <w:jc w:val="left"/>
+            </w:pPr>
+            <w:r>
+              <w:rPr>
+                <w:rFonts w:ascii="Times New Roman" w:hAnsi="Times New Roman" w:eastAsia="Times New Roman"/>
+                <w:sz w:val="28"/>
+              </w:rPr>
+              <w:t>ВИДЫ НАЛОГОВ И СБОРОВ В РОССИЙСКОЙ ФЕДЕРАЦИИ</w:t>
+            </w:r>
+          </w:p>
+        </w:tc>
+      </w:tr>
+      <w:tr>
+        <w:tc>
+          <w:tcPr>
+            <w:tcW w:type="dxa" w:w="5128"/>
+            <w:vAlign w:val="center"/>
+            <w:tcMar>
+              <w:top w:w="80" w:type="dxa"/>
+              <w:start w:w="100" w:type="dxa"/>
+              <w:bottom w:w="80" w:type="dxa"/>
+              <w:end w:w="100" w:type="dxa"/>
+            </w:tcMar>
+          </w:tcPr>
+          <w:p>
+            <w:pPr>
+              <w:keepNext w:val="0"/>
+              <w:spacing w:after="0" w:line="240" w:lineRule="auto"/>
+              <w:jc w:val="left"/>
+            </w:pPr>
+            <w:r>
+              <w:rPr>
+                <w:rFonts w:ascii="Times New Roman" w:hAnsi="Times New Roman" w:eastAsia="Times New Roman"/>
+                <w:sz w:val="28"/>
+              </w:rPr>
+              <w:t>А) налог на доходы физических лицБ) налог на имущество организацийВ) акцизГ) земельный налогД) налог на добычу полезных ископаемых</w:t>
+            </w:r>
+          </w:p>
+        </w:tc>
+        <w:tc>
+          <w:tcPr>
+            <w:tcW w:type="dxa" w:w="5128"/>
+            <w:vAlign w:val="center"/>
+            <w:tcMar>
+              <w:top w:w="80" w:type="dxa"/>
+              <w:start w:w="100" w:type="dxa"/>
+              <w:bottom w:w="80" w:type="dxa"/>
+              <w:end w:w="100" w:type="dxa"/>
+            </w:tcMar>
+          </w:tcPr>
+          <w:p>
+            <w:pPr>
+              <w:keepNext w:val="0"/>
+              <w:spacing w:after="0" w:line="240" w:lineRule="auto"/>
+              <w:jc w:val="left"/>
+            </w:pPr>
+            <w:r>
+              <w:rPr>
+                <w:rFonts w:ascii="Times New Roman" w:hAnsi="Times New Roman" w:eastAsia="Times New Roman"/>
+                <w:sz w:val="28"/>
+              </w:rPr>
+              <w:t>1) федеральные2) региональные3) местные</w:t>
+            </w:r>
+          </w:p>
+        </w:tc>
+      </w:tr>
+    </w:tbl>
+    <w:p/>
+    <w:p>
+      <w:pPr>
+        <w:keepNext w:val="0"/>
+        <w:spacing w:after="60" w:line="240" w:lineRule="auto"/>
+        <w:jc w:val="both"/>
+      </w:pPr>
+      <w:r>
+        <w:rPr>
+          <w:rFonts w:ascii="Times New Roman" w:hAnsi="Times New Roman" w:eastAsia="Times New Roman"/>
+          <w:b w:val="0"/>
+          <w:i w:val="0"/>
+          <w:sz w:val="28"/>
+        </w:rPr>
+        <w:t>Запишите в ответ цифры, расположив их в порядке, соответствующем буквам:</w:t>
+      </w:r>
+    </w:p>
+    <w:tbl>
+      <w:tblPr>
+        <w:tblStyle w:val="TableGrid"/>
+        <w:tblW w:type="auto" w:w="0"/>
+        <w:tblLayout w:type="autofit"/>
+        <w:tblLook w:firstColumn="1" w:firstRow="1" w:lastColumn="0" w:lastRow="0" w:noHBand="0" w:noVBand="1" w:val="04A0"/>
+      </w:tblPr>
+      <w:tblGrid>
+        <w:gridCol w:w="2051"/>
+        <w:gridCol w:w="2051"/>
+        <w:gridCol w:w="2051"/>
+        <w:gridCol w:w="2051"/>
+        <w:gridCol w:w="2051"/>
+      </w:tblGrid>
+      <w:tr>
+        <w:tc>
+          <w:tcPr>
+            <w:tcW w:type="dxa" w:w="2051"/>
+            <w:vAlign w:val="center"/>
+            <w:tcMar>
+              <w:top w:w="80" w:type="dxa"/>
+              <w:start w:w="100" w:type="dxa"/>
+              <w:bottom w:w="80" w:type="dxa"/>
+              <w:end w:w="100" w:type="dxa"/>
+            </w:tcMar>
+          </w:tcPr>
+          <w:p>
+            <w:pPr>
+              <w:keepNext w:val="0"/>
+              <w:spacing w:after="0" w:line="240" w:lineRule="auto"/>
+              <w:jc w:val="left"/>
+            </w:pPr>
+            <w:r>
+              <w:rPr>
+                <w:rFonts w:ascii="Times New Roman" w:hAnsi="Times New Roman" w:eastAsia="Times New Roman"/>
+                <w:sz w:val="28"/>
+              </w:rPr>
+              <w:t>A</w:t>
+            </w:r>
+          </w:p>
+        </w:tc>
+        <w:tc>
+          <w:tcPr>
+            <w:tcW w:type="dxa" w:w="2051"/>
+            <w:vAlign w:val="center"/>
+            <w:tcMar>
+              <w:top w:w="80" w:type="dxa"/>
+              <w:start w:w="100" w:type="dxa"/>
+              <w:bottom w:w="80" w:type="dxa"/>
+              <w:end w:w="100" w:type="dxa"/>
+            </w:tcMar>
+          </w:tcPr>
+          <w:p>
+            <w:pPr>
+              <w:keepNext w:val="0"/>
+              <w:spacing w:after="0" w:line="240" w:lineRule="auto"/>
+              <w:jc w:val="left"/>
+            </w:pPr>
+            <w:r>
+              <w:rPr>
+                <w:rFonts w:ascii="Times New Roman" w:hAnsi="Times New Roman" w:eastAsia="Times New Roman"/>
+                <w:sz w:val="28"/>
+              </w:rPr>
+              <w:t>Б</w:t>
+            </w:r>
+          </w:p>
+        </w:tc>
+        <w:tc>
+          <w:tcPr>
+            <w:tcW w:type="dxa" w:w="2051"/>
+            <w:vAlign w:val="center"/>
+            <w:tcMar>
+              <w:top w:w="80" w:type="dxa"/>
+              <w:start w:w="100" w:type="dxa"/>
+              <w:bottom w:w="80" w:type="dxa"/>
+              <w:end w:w="100" w:type="dxa"/>
+            </w:tcMar>
+          </w:tcPr>
+          <w:p>
+            <w:pPr>
+              <w:keepNext w:val="0"/>
+              <w:spacing w:after="0" w:line="240" w:lineRule="auto"/>
+              <w:jc w:val="left"/>
+            </w:pPr>
+            <w:r>
+              <w:rPr>
+                <w:rFonts w:ascii="Times New Roman" w:hAnsi="Times New Roman" w:eastAsia="Times New Roman"/>
+                <w:sz w:val="28"/>
+              </w:rPr>
+              <w:t>В</w:t>
+            </w:r>
+          </w:p>
+        </w:tc>
+        <w:tc>
+          <w:tcPr>
+            <w:tcW w:type="dxa" w:w="2051"/>
+            <w:vAlign w:val="center"/>
+            <w:tcMar>
+              <w:top w:w="80" w:type="dxa"/>
+              <w:start w:w="100" w:type="dxa"/>
+              <w:bottom w:w="80" w:type="dxa"/>
+              <w:end w:w="100" w:type="dxa"/>
+            </w:tcMar>
+          </w:tcPr>
+          <w:p>
+            <w:pPr>
+              <w:keepNext w:val="0"/>
+              <w:spacing w:after="0" w:line="240" w:lineRule="auto"/>
+              <w:jc w:val="left"/>
+            </w:pPr>
+            <w:r>
+              <w:rPr>
+                <w:rFonts w:ascii="Times New Roman" w:hAnsi="Times New Roman" w:eastAsia="Times New Roman"/>
+                <w:sz w:val="28"/>
+              </w:rPr>
+              <w:t>Г</w:t>
+            </w:r>
+          </w:p>
+        </w:tc>
+        <w:tc>
+          <w:tcPr>
+            <w:tcW w:type="dxa" w:w="2051"/>
+            <w:vAlign w:val="center"/>
+            <w:tcMar>
+              <w:top w:w="80" w:type="dxa"/>
+              <w:start w:w="100" w:type="dxa"/>
+              <w:bottom w:w="80" w:type="dxa"/>
+              <w:end w:w="100" w:type="dxa"/>
+            </w:tcMar>
+          </w:tcPr>
+          <w:p>
+            <w:pPr>
+              <w:keepNext w:val="0"/>
+              <w:spacing w:after="0" w:line="240" w:lineRule="auto"/>
+              <w:jc w:val="left"/>
+            </w:pPr>
+            <w:r>
+              <w:rPr>
+                <w:rFonts w:ascii="Times New Roman" w:hAnsi="Times New Roman" w:eastAsia="Times New Roman"/>
+                <w:sz w:val="28"/>
+              </w:rPr>
+              <w:t>Д</w:t>
+            </w:r>
+          </w:p>
+        </w:tc>
+      </w:tr>
+      <w:tr>
+        <w:tc>
+          <w:tcPr>
+            <w:tcW w:type="dxa" w:w="2051"/>
+            <w:vAlign w:val="center"/>
+            <w:tcMar>
+              <w:top w:w="80" w:type="dxa"/>
+              <w:start w:w="100" w:type="dxa"/>
+              <w:bottom w:w="80" w:type="dxa"/>
+              <w:end w:w="100" w:type="dxa"/>
+            </w:tcMar>
+          </w:tcPr>
+          <w:p>
+            <w:pPr>
+              <w:keepNext w:val="0"/>
+              <w:spacing w:after="0" w:line="240" w:lineRule="auto"/>
+              <w:jc w:val="left"/>
+            </w:pPr>
+            <w:r>
+              <w:rPr>
+                <w:rFonts w:ascii="Times New Roman" w:hAnsi="Times New Roman" w:eastAsia="Times New Roman"/>
+                <w:sz w:val="28"/>
+              </w:rPr>
+            </w:r>
+          </w:p>
+        </w:tc>
+        <w:tc>
+          <w:tcPr>
+            <w:tcW w:type="dxa" w:w="2051"/>
+            <w:vAlign w:val="center"/>
+            <w:tcMar>
+              <w:top w:w="80" w:type="dxa"/>
+              <w:start w:w="100" w:type="dxa"/>
+              <w:bottom w:w="80" w:type="dxa"/>
+              <w:end w:w="100" w:type="dxa"/>
+            </w:tcMar>
+          </w:tcPr>
+          <w:p>
+            <w:pPr>
+              <w:keepNext w:val="0"/>
+              <w:spacing w:after="0" w:line="240" w:lineRule="auto"/>
+              <w:jc w:val="left"/>
+            </w:pPr>
+            <w:r>
+              <w:rPr>
+                <w:rFonts w:ascii="Times New Roman" w:hAnsi="Times New Roman" w:eastAsia="Times New Roman"/>
+                <w:sz w:val="28"/>
+              </w:rPr>
+            </w:r>
+          </w:p>
+        </w:tc>
+        <w:tc>
+          <w:tcPr>
+            <w:tcW w:type="dxa" w:w="2051"/>
+            <w:vAlign w:val="center"/>
+            <w:tcMar>
+              <w:top w:w="80" w:type="dxa"/>
+              <w:start w:w="100" w:type="dxa"/>
+              <w:bottom w:w="80" w:type="dxa"/>
+              <w:end w:w="100" w:type="dxa"/>
+            </w:tcMar>
+          </w:tcPr>
+          <w:p>
+            <w:pPr>
+              <w:keepNext w:val="0"/>
+              <w:spacing w:after="0" w:line="240" w:lineRule="auto"/>
+              <w:jc w:val="left"/>
+            </w:pPr>
+            <w:r>
+              <w:rPr>
+                <w:rFonts w:ascii="Times New Roman" w:hAnsi="Times New Roman" w:eastAsia="Times New Roman"/>
+                <w:sz w:val="28"/>
+              </w:rPr>
+            </w:r>
+          </w:p>
+        </w:tc>
+        <w:tc>
+          <w:tcPr>
+            <w:tcW w:type="dxa" w:w="2051"/>
+            <w:vAlign w:val="center"/>
+            <w:tcMar>
+              <w:top w:w="80" w:type="dxa"/>
+              <w:start w:w="100" w:type="dxa"/>
+              <w:bottom w:w="80" w:type="dxa"/>
+              <w:end w:w="100" w:type="dxa"/>
+            </w:tcMar>
+          </w:tcPr>
+          <w:p>
+            <w:pPr>
+              <w:keepNext w:val="0"/>
+              <w:spacing w:after="0" w:line="240" w:lineRule="auto"/>
+              <w:jc w:val="left"/>
+            </w:pPr>
+            <w:r>
+              <w:rPr>
+                <w:rFonts w:ascii="Times New Roman" w:hAnsi="Times New Roman" w:eastAsia="Times New Roman"/>
+                <w:sz w:val="28"/>
+              </w:rPr>
+            </w:r>
+          </w:p>
+        </w:tc>
+        <w:tc>
+          <w:tcPr>
+            <w:tcW w:type="dxa" w:w="2051"/>
+            <w:vAlign w:val="center"/>
+            <w:tcMar>
+              <w:top w:w="80" w:type="dxa"/>
+              <w:start w:w="100" w:type="dxa"/>
+              <w:bottom w:w="80" w:type="dxa"/>
+              <w:end w:w="100" w:type="dxa"/>
+            </w:tcMar>
+          </w:tcPr>
+          <w:p>
+            <w:pPr>
+              <w:keepNext w:val="0"/>
+              <w:spacing w:after="0" w:line="240" w:lineRule="auto"/>
+              <w:jc w:val="left"/>
+            </w:pPr>
+            <w:r>
+              <w:rPr>
+                <w:rFonts w:ascii="Times New Roman" w:hAnsi="Times New Roman" w:eastAsia="Times New Roman"/>
+                <w:sz w:val="28"/>
+              </w:rPr>
+            </w:r>
+          </w:p>
+        </w:tc>
+      </w:tr>
+    </w:tbl>
+    <w:p/>
+    <w:p>
+      <w:pPr>
+        <w:keepNext w:val="0"/>
+        <w:spacing w:after="60" w:line="240" w:lineRule="auto"/>
+        <w:jc w:val="both"/>
+      </w:pPr>
+      <w:r>
+        <w:rPr>
+          <w:rFonts w:ascii="Times New Roman" w:hAnsi="Times New Roman" w:eastAsia="Times New Roman"/>
+          <w:b w:val="0"/>
+          <w:i w:val="0"/>
+          <w:sz w:val="28"/>
+        </w:rPr>
+        <w:t>Ответ:</w:t>
+      </w:r>
+    </w:p>
+    <w:p>
+      <w:pPr>
+        <w:keepNext w:val="0"/>
+        <w:spacing w:after="60" w:line="240" w:lineRule="auto"/>
+        <w:jc w:val="both"/>
+      </w:pPr>
+      <w:r>
+        <w:rPr>
+          <w:rFonts w:ascii="Times New Roman" w:hAnsi="Times New Roman" w:eastAsia="Times New Roman"/>
+          <w:b/>
+          <w:sz w:val="28"/>
+        </w:rPr>
+        <w:t xml:space="preserve">№7 </w:t>
+      </w:r>
+      <w:r>
+        <w:rPr>
+          <w:rFonts w:ascii="Times New Roman" w:hAnsi="Times New Roman" w:eastAsia="Times New Roman"/>
+          <w:b w:val="0"/>
+          <w:i w:val="0"/>
+          <w:sz w:val="28"/>
+        </w:rPr>
+        <w:t>Фирма Z производит бытовую технику. Какие из приведённых ниже фактов позволяют сделать вывод о том, что развитие фирмы Z осуществляется интенсивным путём? Запишите цифры, под которыми они указаны.</w:t>
+      </w:r>
+    </w:p>
+    <w:p>
+      <w:pPr>
+        <w:keepNext w:val="0"/>
+        <w:spacing w:after="60" w:line="240" w:lineRule="auto"/>
+        <w:jc w:val="both"/>
+      </w:pPr>
+      <w:r>
+        <w:rPr>
+          <w:rFonts w:ascii="Times New Roman" w:hAnsi="Times New Roman" w:eastAsia="Times New Roman"/>
+          <w:b w:val="0"/>
+          <w:i w:val="0"/>
+          <w:sz w:val="28"/>
+        </w:rPr>
+        <w:t>1) фирма регулярно выплачивает налоги</w:t>
+      </w:r>
+    </w:p>
+    <w:p>
+      <w:pPr>
+        <w:keepNext w:val="0"/>
+        <w:spacing w:after="60" w:line="240" w:lineRule="auto"/>
+        <w:jc w:val="both"/>
+      </w:pPr>
+      <w:r>
+        <w:rPr>
+          <w:rFonts w:ascii="Times New Roman" w:hAnsi="Times New Roman" w:eastAsia="Times New Roman"/>
+          <w:b w:val="0"/>
+          <w:i w:val="0"/>
+          <w:sz w:val="28"/>
+        </w:rPr>
+        <w:t>2) работники регулярно повышают квалификацию</w:t>
+      </w:r>
+    </w:p>
+    <w:p>
+      <w:pPr>
+        <w:keepNext w:val="0"/>
+        <w:spacing w:after="60" w:line="240" w:lineRule="auto"/>
+        <w:jc w:val="both"/>
+      </w:pPr>
+      <w:r>
+        <w:rPr>
+          <w:rFonts w:ascii="Times New Roman" w:hAnsi="Times New Roman" w:eastAsia="Times New Roman"/>
+          <w:b w:val="0"/>
+          <w:i w:val="0"/>
+          <w:sz w:val="28"/>
+        </w:rPr>
+        <w:t>3) фирма регулярно выплачивает проценты по ранее взятому кредиту</w:t>
+      </w:r>
+    </w:p>
+    <w:p>
+      <w:pPr>
+        <w:keepNext w:val="0"/>
+        <w:spacing w:after="60" w:line="240" w:lineRule="auto"/>
+        <w:jc w:val="both"/>
+      </w:pPr>
+      <w:r>
+        <w:rPr>
+          <w:rFonts w:ascii="Times New Roman" w:hAnsi="Times New Roman" w:eastAsia="Times New Roman"/>
+          <w:b w:val="0"/>
+          <w:i w:val="0"/>
+          <w:sz w:val="28"/>
+        </w:rPr>
+        <w:t>4) постоянно возрастает роль науки и образования в организации производства</w:t>
+      </w:r>
+    </w:p>
+    <w:p>
+      <w:pPr>
+        <w:keepNext w:val="0"/>
+        <w:spacing w:after="60" w:line="240" w:lineRule="auto"/>
+        <w:jc w:val="both"/>
+      </w:pPr>
+      <w:r>
+        <w:rPr>
+          <w:rFonts w:ascii="Times New Roman" w:hAnsi="Times New Roman" w:eastAsia="Times New Roman"/>
+          <w:b w:val="0"/>
+          <w:i w:val="0"/>
+          <w:sz w:val="28"/>
+        </w:rPr>
+        <w:t>5) на предприятии введена ночная смена</w:t>
+      </w:r>
+    </w:p>
+    <w:p>
+      <w:pPr>
+        <w:keepNext w:val="0"/>
+        <w:spacing w:after="60" w:line="240" w:lineRule="auto"/>
+        <w:jc w:val="both"/>
+      </w:pPr>
+      <w:r>
+        <w:rPr>
+          <w:rFonts w:ascii="Times New Roman" w:hAnsi="Times New Roman" w:eastAsia="Times New Roman"/>
+          <w:b w:val="0"/>
+          <w:i w:val="0"/>
+          <w:sz w:val="28"/>
+        </w:rPr>
+        <w:t>6) осуществляется переход к электронике на всех уровнях производственной деятельности</w:t>
+      </w:r>
+    </w:p>
+    <w:p>
+      <w:pPr>
+        <w:keepNext w:val="0"/>
+        <w:spacing w:after="60" w:line="240" w:lineRule="auto"/>
+        <w:jc w:val="both"/>
+      </w:pPr>
+      <w:r>
+        <w:rPr>
+          <w:rFonts w:ascii="Times New Roman" w:hAnsi="Times New Roman" w:eastAsia="Times New Roman"/>
+          <w:b w:val="0"/>
+          <w:i w:val="0"/>
+          <w:sz w:val="28"/>
+        </w:rPr>
+        <w:t>Ответ:</w:t>
+      </w:r>
+    </w:p>
+    <w:p>
+      <w:pPr>
+        <w:keepNext w:val="0"/>
+        <w:spacing w:after="60" w:line="240" w:lineRule="auto"/>
+        <w:jc w:val="both"/>
+      </w:pPr>
+      <w:r>
+        <w:rPr>
+          <w:rFonts w:ascii="Times New Roman" w:hAnsi="Times New Roman" w:eastAsia="Times New Roman"/>
+          <w:b/>
+          <w:sz w:val="28"/>
+        </w:rPr>
+        <w:t xml:space="preserve">№8 </w:t>
+      </w:r>
+      <w:r>
+        <w:rPr>
+          <w:rFonts w:ascii="Times New Roman" w:hAnsi="Times New Roman" w:eastAsia="Times New Roman"/>
+          <w:b w:val="0"/>
+          <w:i w:val="0"/>
+          <w:sz w:val="28"/>
+        </w:rPr>
+        <w:t>Выберите верные суждения о социальной стратификации и социальной мобильности и запишите цифры, под которыми они указаны.</w:t>
+      </w:r>
+    </w:p>
+    <w:p>
+      <w:pPr>
+        <w:keepNext w:val="0"/>
+        <w:spacing w:after="60" w:line="240" w:lineRule="auto"/>
+        <w:jc w:val="both"/>
+      </w:pPr>
+      <w:r>
+        <w:rPr>
+          <w:rFonts w:ascii="Times New Roman" w:hAnsi="Times New Roman" w:eastAsia="Times New Roman"/>
+          <w:b w:val="0"/>
+          <w:i w:val="0"/>
+          <w:sz w:val="28"/>
+        </w:rPr>
+        <w:t>1) Социологи различают индивидуальную и коллективную мобильность.</w:t>
+      </w:r>
+      <w:r>
+        <w:rPr>
+          <w:rFonts w:ascii="Times New Roman" w:hAnsi="Times New Roman" w:eastAsia="Times New Roman"/>
+          <w:sz w:val="28"/>
+        </w:rPr>
+        <w:br/>
+      </w:r>
+      <w:r>
+        <w:rPr>
+          <w:rFonts w:ascii="Times New Roman" w:hAnsi="Times New Roman" w:eastAsia="Times New Roman"/>
+          <w:b w:val="0"/>
+          <w:i w:val="0"/>
+          <w:sz w:val="28"/>
+        </w:rPr>
+        <w:t>2) Одним из критериев социальной стратификации общества служит объём власти.</w:t>
+      </w:r>
+    </w:p>
+    <w:p>
+      <w:pPr>
+        <w:keepNext w:val="0"/>
+        <w:spacing w:after="60" w:line="240" w:lineRule="auto"/>
+        <w:jc w:val="both"/>
+      </w:pPr>
+      <w:r>
+        <w:rPr>
+          <w:rFonts w:ascii="Times New Roman" w:hAnsi="Times New Roman" w:eastAsia="Times New Roman"/>
+          <w:b w:val="0"/>
+          <w:i w:val="0"/>
+          <w:sz w:val="28"/>
+        </w:rPr>
+        <w:t>3) Личные качества человека выступают критерием социальной стратификации современного общества.</w:t>
+      </w:r>
+      <w:r>
+        <w:rPr>
+          <w:rFonts w:ascii="Times New Roman" w:hAnsi="Times New Roman" w:eastAsia="Times New Roman"/>
+          <w:sz w:val="28"/>
+        </w:rPr>
+        <w:br/>
+      </w:r>
+      <w:r>
+        <w:rPr>
+          <w:rFonts w:ascii="Times New Roman" w:hAnsi="Times New Roman" w:eastAsia="Times New Roman"/>
+          <w:b w:val="0"/>
+          <w:i w:val="0"/>
+          <w:sz w:val="28"/>
+        </w:rPr>
+        <w:t>4) Любой вид мобильности сопровождается перемещением по социальной лестнице вверх или вниз.</w:t>
+      </w:r>
+      <w:r>
+        <w:rPr>
+          <w:rFonts w:ascii="Times New Roman" w:hAnsi="Times New Roman" w:eastAsia="Times New Roman"/>
+          <w:sz w:val="28"/>
+        </w:rPr>
+        <w:br/>
+      </w:r>
+      <w:r>
+        <w:rPr>
+          <w:rFonts w:ascii="Times New Roman" w:hAnsi="Times New Roman" w:eastAsia="Times New Roman"/>
+          <w:b w:val="0"/>
+          <w:i w:val="0"/>
+          <w:sz w:val="28"/>
+        </w:rPr>
+        <w:t>5) Один из критериев дифференциации социальных групп — доход.</w:t>
+      </w:r>
+    </w:p>
+    <w:p>
+      <w:pPr>
+        <w:keepNext w:val="0"/>
+        <w:spacing w:after="60" w:line="240" w:lineRule="auto"/>
+        <w:jc w:val="both"/>
+      </w:pPr>
+      <w:r>
+        <w:rPr>
+          <w:rFonts w:ascii="Times New Roman" w:hAnsi="Times New Roman" w:eastAsia="Times New Roman"/>
+          <w:b w:val="0"/>
+          <w:i w:val="0"/>
+          <w:sz w:val="28"/>
+        </w:rPr>
+        <w:t>Ответ:</w:t>
+      </w:r>
+    </w:p>
+    <w:p>
+      <w:pPr>
+        <w:keepNext w:val="0"/>
+        <w:spacing w:after="60" w:line="240" w:lineRule="auto"/>
+        <w:jc w:val="both"/>
+      </w:pPr>
+      <w:r>
+        <w:rPr>
+          <w:rFonts w:ascii="Times New Roman" w:hAnsi="Times New Roman" w:eastAsia="Times New Roman"/>
+          <w:b/>
+          <w:sz w:val="28"/>
+        </w:rPr>
+        <w:t xml:space="preserve">№9 </w:t>
+      </w:r>
+      <w:r>
+        <w:rPr>
+          <w:rFonts w:ascii="Times New Roman" w:hAnsi="Times New Roman" w:eastAsia="Times New Roman"/>
+          <w:b w:val="0"/>
+          <w:i w:val="0"/>
+          <w:sz w:val="28"/>
+        </w:rPr>
+        <w:t>В ходе социологических опросов совершеннолетних граждан страны Z им предлагали высказать свое мнение о социальной поддержке граждан со стороны государства. Полученные результаты (в % от числа опрошенных) представлены в вид диаграммы.</w:t>
+      </w:r>
+    </w:p>
+    <w:p>
+      <w:pPr>
+        <w:spacing w:after="80"/>
+        <w:jc w:val="center"/>
+      </w:pPr>
+      <w:r>
         <w:drawing>
           <wp:inline xmlns:a="http://schemas.openxmlformats.org/drawingml/2006/main" xmlns:pic="http://schemas.openxmlformats.org/drawingml/2006/picture">
-            <wp:extent cx="5400000" cy="4752000"/>
+            <wp:extent cx="3780000" cy="3780000"/>
             <wp:docPr id="1" name="Picture 1"/>
             <wp:cNvGraphicFramePr>
               <a:graphicFrameLocks noChangeAspect="1"/>
@@ -119,12 +1779,11 @@
               <a:graphicData uri="http://schemas.openxmlformats.org/drawingml/2006/picture">
                 <pic:pic>
                   <pic:nvPicPr>
-                    <pic:cNvPr id="0" name="asset-0093.png"/>
+                    <pic:cNvPr id="0" name="asset-0041.png"/>
                     <pic:cNvPicPr/>
                   </pic:nvPicPr>
                   <pic:blipFill>
                     <a:blip r:embed="rId9"/>
-                    <a:srcRect b="12000"/>
                     <a:stretch>
                       <a:fillRect/>
                     </a:stretch>
@@ -132,7 +1791,7 @@
                   <pic:spPr>
                     <a:xfrm>
                       <a:off x="0" y="0"/>
-                      <a:ext cx="5400000" cy="4752000"/>
+                      <a:ext cx="3780000" cy="3780000"/>
                     </a:xfrm>
                     <a:prstGeom prst="rect"/>
                   </pic:spPr>
@@ -145,259 +1804,2106 @@
     </w:p>
     <w:p>
       <w:pPr>
-        <w:widowControl/>
-        <w:spacing w:line="240" w:lineRule="auto" w:after="0"/>
+        <w:keepNext w:val="0"/>
+        <w:spacing w:after="60" w:line="240" w:lineRule="auto"/>
+        <w:jc w:val="both"/>
       </w:pPr>
       <w:r>
         <w:rPr>
           <w:rFonts w:ascii="Times New Roman" w:hAnsi="Times New Roman" w:eastAsia="Times New Roman"/>
           <w:b w:val="0"/>
           <w:i w:val="0"/>
-          <w:color w:val="181A1F"/>
           <w:sz w:val="28"/>
         </w:rPr>
-        <w:t>Найдите в приведённом списке выводы, которые можно сделать на основе диаграммы, и запишите цифры, под которыми они указаны.</w:t>
+        <w:t>Найдите в приведённом списке выводы, которые можно сделать на основе диаграммы, и запишите цифры, под которыми они указаны.</w:t>
       </w:r>
     </w:p>
     <w:p>
       <w:pPr>
-        <w:widowControl/>
-        <w:spacing w:line="240" w:lineRule="auto" w:after="0"/>
+        <w:keepNext w:val="0"/>
+        <w:spacing w:after="60" w:line="240" w:lineRule="auto"/>
+        <w:jc w:val="both"/>
       </w:pPr>
       <w:r>
         <w:rPr>
           <w:rFonts w:ascii="Times New Roman" w:hAnsi="Times New Roman" w:eastAsia="Times New Roman"/>
           <w:b w:val="0"/>
           <w:i w:val="0"/>
-          <w:color w:val="181A1F"/>
           <w:sz w:val="28"/>
         </w:rPr>
-        <w:t>1) Доля тех, кто считает, что нет никаких проблем в совместной жизни взрослых детей и их родителей, среди юношей больше, чем среди девушек.</w:t>
+        <w:t>1) Среди получивших среднее образование доля тех, кто считает, что государство должно обеспечивать нормальный уровень благосостояния всем гражданам, больше доли тех, кто считает, что государство должно оказывать помощь только тем, кто оказался в трудной жизненной ситуации.</w:t>
       </w:r>
     </w:p>
     <w:p>
       <w:pPr>
-        <w:widowControl/>
-        <w:spacing w:line="240" w:lineRule="auto" w:after="0"/>
+        <w:keepNext w:val="0"/>
+        <w:spacing w:after="60" w:line="240" w:lineRule="auto"/>
+        <w:jc w:val="both"/>
       </w:pPr>
       <w:r>
         <w:rPr>
           <w:rFonts w:ascii="Times New Roman" w:hAnsi="Times New Roman" w:eastAsia="Times New Roman"/>
           <w:b w:val="0"/>
           <w:i w:val="0"/>
-          <w:color w:val="181A1F"/>
           <w:sz w:val="28"/>
         </w:rPr>
-        <w:t>2) Среди девушек мнение о том, что молодые люди нуждаются в постоянной поддержке и советах родителей, более популярно, чем мнение о том, что родители нуждаются в постоянной опеке и заботе со стороны своих взрослых детей.</w:t>
+        <w:t>2) Равные доли получивших среднее образование ответили, что гражданин должен сам себя обеспечивать всем необходимым, и затруднились ответить.</w:t>
       </w:r>
     </w:p>
     <w:p>
       <w:pPr>
-        <w:widowControl/>
-        <w:spacing w:line="240" w:lineRule="auto" w:after="0"/>
+        <w:keepNext w:val="0"/>
+        <w:spacing w:after="60" w:line="240" w:lineRule="auto"/>
+        <w:jc w:val="both"/>
       </w:pPr>
       <w:r>
         <w:rPr>
           <w:rFonts w:ascii="Times New Roman" w:hAnsi="Times New Roman" w:eastAsia="Times New Roman"/>
           <w:b w:val="0"/>
           <w:i w:val="0"/>
-          <w:color w:val="181A1F"/>
           <w:sz w:val="28"/>
         </w:rPr>
-        <w:t>3) Доля тех, кто отметил, что так можно избежать дополнительных расходов, среди юношей меньше, чем среди девушек.</w:t>
+        <w:t xml:space="preserve">3) Доля тех, кто считает, что государство, должно помогать только тем, кто не в состоянии обеспечить себя самостоятельно, среди получивших высшее образование меньше, чем среди получивших среднее образование. </w:t>
       </w:r>
     </w:p>
     <w:p>
       <w:pPr>
-        <w:widowControl/>
-        <w:spacing w:line="240" w:lineRule="auto" w:after="0"/>
+        <w:keepNext w:val="0"/>
+        <w:spacing w:after="60" w:line="240" w:lineRule="auto"/>
+        <w:jc w:val="both"/>
       </w:pPr>
       <w:r>
         <w:rPr>
           <w:rFonts w:ascii="Times New Roman" w:hAnsi="Times New Roman" w:eastAsia="Times New Roman"/>
           <w:b w:val="0"/>
           <w:i w:val="0"/>
-          <w:color w:val="181A1F"/>
           <w:sz w:val="28"/>
         </w:rPr>
-        <w:t>4) Среди юношей мнение о том, что так можно выполнять меньше работы по дому, популярнее чем мнение о том, что молодые люди нуждаются в постоянной поддержке и советах родителей.</w:t>
+        <w:t xml:space="preserve">4) Среди получивших высшее образование доля тех, кто считает, что гражданин должен сам себя обеспечивать всем необходимым, больше доли тех, кто считает, что государство должно обеспечивать нормальный уровень благосостояния всем гражданам. </w:t>
       </w:r>
     </w:p>
     <w:p>
       <w:pPr>
-        <w:widowControl/>
-        <w:spacing w:line="240" w:lineRule="auto" w:after="0"/>
+        <w:keepNext w:val="0"/>
+        <w:spacing w:after="60" w:line="240" w:lineRule="auto"/>
+        <w:jc w:val="both"/>
       </w:pPr>
       <w:r>
         <w:rPr>
           <w:rFonts w:ascii="Times New Roman" w:hAnsi="Times New Roman" w:eastAsia="Times New Roman"/>
           <w:b w:val="0"/>
           <w:i w:val="0"/>
-          <w:color w:val="181A1F"/>
           <w:sz w:val="28"/>
         </w:rPr>
-        <w:t>5) Одинаковые доли опрошенных в обеих группах затруднились с ответом.</w:t>
+        <w:t>5) Равные доли опрошенных обеих групп затруднились с ответом.</w:t>
       </w:r>
     </w:p>
     <w:p>
       <w:pPr>
-        <w:keepNext/>
-        <w:widowControl/>
-        <w:spacing w:line="240" w:lineRule="auto" w:after="0" w:before="120"/>
-      </w:pPr>
-      <w:r>
-        <w:rPr>
-          <w:rFonts w:ascii="Times New Roman" w:hAnsi="Times New Roman" w:eastAsia="Times New Roman"/>
-          <w:b/>
-          <w:color w:val="181A1F"/>
-          <w:sz w:val="28"/>
-        </w:rPr>
-        <w:t>2.</w:t>
-      </w:r>
-    </w:p>
-    <w:p>
-      <w:pPr>
-        <w:widowControl/>
-        <w:spacing w:line="240" w:lineRule="auto" w:after="0"/>
+        <w:keepNext w:val="0"/>
+        <w:spacing w:after="60" w:line="240" w:lineRule="auto"/>
+        <w:jc w:val="both"/>
       </w:pPr>
       <w:r>
         <w:rPr>
           <w:rFonts w:ascii="Times New Roman" w:hAnsi="Times New Roman" w:eastAsia="Times New Roman"/>
           <w:b w:val="0"/>
           <w:i w:val="0"/>
-          <w:color w:val="181A1F"/>
           <w:sz w:val="28"/>
         </w:rPr>
-        <w:t>Выберите верные суждения о семье и запишите цифры, под которыми они указаны.</w:t>
+        <w:t>Ответ:</w:t>
       </w:r>
     </w:p>
     <w:p>
       <w:pPr>
-        <w:widowControl/>
-        <w:spacing w:line="240" w:lineRule="auto" w:after="0"/>
-      </w:pPr>
+        <w:keepNext w:val="0"/>
+        <w:spacing w:after="60" w:line="240" w:lineRule="auto"/>
+        <w:jc w:val="both"/>
+      </w:pPr>
+      <w:r>
+        <w:rPr>
+          <w:rFonts w:ascii="Times New Roman" w:hAnsi="Times New Roman" w:eastAsia="Times New Roman"/>
+          <w:b/>
+          <w:sz w:val="28"/>
+        </w:rPr>
+        <w:t xml:space="preserve">№10 </w:t>
+      </w:r>
       <w:r>
         <w:rPr>
           <w:rFonts w:ascii="Times New Roman" w:hAnsi="Times New Roman" w:eastAsia="Times New Roman"/>
           <w:b w:val="0"/>
           <w:i w:val="0"/>
-          <w:color w:val="181A1F"/>
           <w:sz w:val="28"/>
         </w:rPr>
-        <w:t>1) Рекреационная функция семьи проявляется в предоставлении определённого социального статуса членам семьи, в выполнении роли социального лифта.</w:t>
+        <w:t>Выберите верные суждения о государстве и его функциях и запишите цифры, под которыми они указаны.</w:t>
       </w:r>
     </w:p>
     <w:p>
       <w:pPr>
-        <w:widowControl/>
-        <w:spacing w:line="240" w:lineRule="auto" w:after="0"/>
+        <w:keepNext w:val="0"/>
+        <w:spacing w:after="60" w:line="240" w:lineRule="auto"/>
+        <w:jc w:val="both"/>
       </w:pPr>
       <w:r>
         <w:rPr>
           <w:rFonts w:ascii="Times New Roman" w:hAnsi="Times New Roman" w:eastAsia="Times New Roman"/>
           <w:b w:val="0"/>
           <w:i w:val="0"/>
-          <w:color w:val="181A1F"/>
           <w:sz w:val="28"/>
         </w:rPr>
-        <w:t>2) Члены семьи связаны взаимной моральной и правовой ответственностью.</w:t>
+        <w:t>1) Государство любого типа обладает монопольным правом на правотворческую деятельность и налогообложение физических  и юридических лиц.</w:t>
       </w:r>
     </w:p>
     <w:p>
       <w:pPr>
-        <w:widowControl/>
-        <w:spacing w:line="240" w:lineRule="auto" w:after="0"/>
+        <w:keepNext w:val="0"/>
+        <w:spacing w:after="60" w:line="240" w:lineRule="auto"/>
+        <w:jc w:val="both"/>
       </w:pPr>
       <w:r>
         <w:rPr>
           <w:rFonts w:ascii="Times New Roman" w:hAnsi="Times New Roman" w:eastAsia="Times New Roman"/>
           <w:b w:val="0"/>
           <w:i w:val="0"/>
-          <w:color w:val="181A1F"/>
           <w:sz w:val="28"/>
         </w:rPr>
-        <w:t>3) Семья является основным агентом первичной социализации индивидов.</w:t>
+        <w:t>2) К внешним функциям государства относится определение общего направления экономической политики государства в соответствии с достигнутым уровнем экономического развития.</w:t>
       </w:r>
     </w:p>
     <w:p>
       <w:pPr>
-        <w:widowControl/>
-        <w:spacing w:line="240" w:lineRule="auto" w:after="0"/>
+        <w:keepNext w:val="0"/>
+        <w:spacing w:after="60" w:line="240" w:lineRule="auto"/>
+        <w:jc w:val="both"/>
       </w:pPr>
       <w:r>
         <w:rPr>
           <w:rFonts w:ascii="Times New Roman" w:hAnsi="Times New Roman" w:eastAsia="Times New Roman"/>
           <w:b w:val="0"/>
           <w:i w:val="0"/>
-          <w:color w:val="181A1F"/>
           <w:sz w:val="28"/>
         </w:rPr>
-        <w:t>4) Семья призвана создать условия для физического, психического, эмоционального и интеллектуального развития ребёнка.</w:t>
+        <w:t>3) Природоохранные требования, устанавливаемые государством, составляют основу экологической безопасности страны.</w:t>
       </w:r>
     </w:p>
     <w:p>
       <w:pPr>
-        <w:widowControl/>
-        <w:spacing w:line="240" w:lineRule="auto" w:after="0"/>
+        <w:keepNext w:val="0"/>
+        <w:spacing w:after="60" w:line="240" w:lineRule="auto"/>
+        <w:jc w:val="both"/>
       </w:pPr>
       <w:r>
         <w:rPr>
           <w:rFonts w:ascii="Times New Roman" w:hAnsi="Times New Roman" w:eastAsia="Times New Roman"/>
           <w:b w:val="0"/>
           <w:i w:val="0"/>
-          <w:color w:val="181A1F"/>
           <w:sz w:val="28"/>
         </w:rPr>
-        <w:t>5) Нуклеарные семьи включают три-четыре поколения кровных родственников.</w:t>
+        <w:t>4) Государство создаёт нормативную и организационную основу для эффективной и качественной деятельности государственных органов.</w:t>
       </w:r>
     </w:p>
     <w:p>
       <w:pPr>
-        <w:keepNext/>
-        <w:widowControl/>
-        <w:spacing w:line="240" w:lineRule="auto" w:after="0" w:before="120"/>
-      </w:pPr>
-      <w:r>
-        <w:rPr>
-          <w:rFonts w:ascii="Times New Roman" w:hAnsi="Times New Roman" w:eastAsia="Times New Roman"/>
-          <w:b/>
-          <w:color w:val="181A1F"/>
-          <w:sz w:val="28"/>
-        </w:rPr>
-        <w:t>3.</w:t>
-      </w:r>
-    </w:p>
-    <w:p>
-      <w:pPr>
-        <w:widowControl/>
-        <w:spacing w:line="240" w:lineRule="auto" w:after="0"/>
+        <w:keepNext w:val="0"/>
+        <w:spacing w:after="60" w:line="240" w:lineRule="auto"/>
+        <w:jc w:val="both"/>
       </w:pPr>
       <w:r>
         <w:rPr>
           <w:rFonts w:ascii="Times New Roman" w:hAnsi="Times New Roman" w:eastAsia="Times New Roman"/>
           <w:b w:val="0"/>
           <w:i w:val="0"/>
-          <w:color w:val="181A1F"/>
           <w:sz w:val="28"/>
         </w:rPr>
-        <w:t>В ходе социологического опроса совершеннолетних юношей и девушек страны Z им задавали вопрос: «Чтобы Вы предпочли, если бы у Вас была возможность выбирать?». Полученные результаты (в % от числа опрошенных) представлены в виде диаграммы.</w:t>
+        <w:t>5) Основополагающим признаком государства любого типа является реализация в нём принципа разделения властей.</w:t>
       </w:r>
     </w:p>
     <w:p>
       <w:pPr>
-        <w:widowControl/>
-        <w:spacing w:line="240" w:lineRule="auto" w:after="0"/>
-        <w:jc w:val="center"/>
+        <w:keepNext w:val="0"/>
+        <w:spacing w:after="60" w:line="240" w:lineRule="auto"/>
+        <w:jc w:val="both"/>
       </w:pPr>
       <w:r>
         <w:rPr>
           <w:rFonts w:ascii="Times New Roman" w:hAnsi="Times New Roman" w:eastAsia="Times New Roman"/>
-          <w:color w:val="181A1F"/>
+          <w:b w:val="0"/>
+          <w:i w:val="0"/>
           <w:sz w:val="28"/>
         </w:rPr>
+        <w:t>Ответ:</w:t>
+      </w:r>
+    </w:p>
+    <w:p>
+      <w:pPr>
+        <w:keepNext w:val="0"/>
+        <w:spacing w:after="60" w:line="240" w:lineRule="auto"/>
+        <w:jc w:val="both"/>
+      </w:pPr>
+      <w:r>
+        <w:rPr>
+          <w:rFonts w:ascii="Times New Roman" w:hAnsi="Times New Roman" w:eastAsia="Times New Roman"/>
+          <w:b/>
+          <w:sz w:val="28"/>
+        </w:rPr>
+        <w:t xml:space="preserve">№11 </w:t>
+      </w:r>
+      <w:r>
+        <w:rPr>
+          <w:rFonts w:ascii="Times New Roman" w:hAnsi="Times New Roman" w:eastAsia="Times New Roman"/>
+          <w:b w:val="0"/>
+          <w:i w:val="0"/>
+          <w:sz w:val="28"/>
+        </w:rPr>
+        <w:t>В государстве регулярно проходят выборы в законодательное собрание. Какие из перечисленных фактов позволяют считать политический режим в этом государстве недемократическим? Запишите цифры, под которыми они указаны.</w:t>
+      </w:r>
+    </w:p>
+    <w:p>
+      <w:pPr>
+        <w:keepNext w:val="0"/>
+        <w:spacing w:after="60" w:line="240" w:lineRule="auto"/>
+        <w:jc w:val="both"/>
+      </w:pPr>
+      <w:r>
+        <w:rPr>
+          <w:rFonts w:ascii="Times New Roman" w:hAnsi="Times New Roman" w:eastAsia="Times New Roman"/>
+          <w:b w:val="0"/>
+          <w:i w:val="0"/>
+          <w:sz w:val="28"/>
+        </w:rPr>
+        <w:t>1) Конституция закрепляет руководящую роль единственной легальной партии.</w:t>
+      </w:r>
+    </w:p>
+    <w:p>
+      <w:pPr>
+        <w:keepNext w:val="0"/>
+        <w:spacing w:after="60" w:line="240" w:lineRule="auto"/>
+        <w:jc w:val="both"/>
+      </w:pPr>
+      <w:r>
+        <w:rPr>
+          <w:rFonts w:ascii="Times New Roman" w:hAnsi="Times New Roman" w:eastAsia="Times New Roman"/>
+          <w:b w:val="0"/>
+          <w:i w:val="0"/>
+          <w:sz w:val="28"/>
+        </w:rPr>
+        <w:t>2) Государство полностью контролирует частную жизнь граждан.</w:t>
+      </w:r>
+    </w:p>
+    <w:p>
+      <w:pPr>
+        <w:keepNext w:val="0"/>
+        <w:spacing w:after="60" w:line="240" w:lineRule="auto"/>
+        <w:jc w:val="both"/>
+      </w:pPr>
+      <w:r>
+        <w:rPr>
+          <w:rFonts w:ascii="Times New Roman" w:hAnsi="Times New Roman" w:eastAsia="Times New Roman"/>
+          <w:b w:val="0"/>
+          <w:i w:val="0"/>
+          <w:sz w:val="28"/>
+        </w:rPr>
+        <w:t>3) Президент подписывает международные договоры государства.</w:t>
+      </w:r>
+    </w:p>
+    <w:p>
+      <w:pPr>
+        <w:keepNext w:val="0"/>
+        <w:spacing w:after="60" w:line="240" w:lineRule="auto"/>
+        <w:jc w:val="both"/>
+      </w:pPr>
+      <w:r>
+        <w:rPr>
+          <w:rFonts w:ascii="Times New Roman" w:hAnsi="Times New Roman" w:eastAsia="Times New Roman"/>
+          <w:b w:val="0"/>
+          <w:i w:val="0"/>
+          <w:sz w:val="28"/>
+        </w:rPr>
+        <w:t>4) Парламент принимает законы.</w:t>
+      </w:r>
+    </w:p>
+    <w:p>
+      <w:pPr>
+        <w:keepNext w:val="0"/>
+        <w:spacing w:after="60" w:line="240" w:lineRule="auto"/>
+        <w:jc w:val="both"/>
+      </w:pPr>
+      <w:r>
+        <w:rPr>
+          <w:rFonts w:ascii="Times New Roman" w:hAnsi="Times New Roman" w:eastAsia="Times New Roman"/>
+          <w:b w:val="0"/>
+          <w:i w:val="0"/>
+          <w:sz w:val="28"/>
+        </w:rPr>
+        <w:t>5) Правительство контролирует отправление правосудия.</w:t>
+      </w:r>
+    </w:p>
+    <w:p>
+      <w:pPr>
+        <w:keepNext w:val="0"/>
+        <w:spacing w:after="60" w:line="240" w:lineRule="auto"/>
+        <w:jc w:val="both"/>
+      </w:pPr>
+      <w:r>
+        <w:rPr>
+          <w:rFonts w:ascii="Times New Roman" w:hAnsi="Times New Roman" w:eastAsia="Times New Roman"/>
+          <w:b w:val="0"/>
+          <w:i w:val="0"/>
+          <w:sz w:val="28"/>
+        </w:rPr>
+        <w:t>6) Президент избирается законодательным собранием.</w:t>
+      </w:r>
+    </w:p>
+    <w:p>
+      <w:pPr>
+        <w:keepNext w:val="0"/>
+        <w:spacing w:after="60" w:line="240" w:lineRule="auto"/>
+        <w:jc w:val="both"/>
+      </w:pPr>
+      <w:r>
+        <w:rPr>
+          <w:rFonts w:ascii="Times New Roman" w:hAnsi="Times New Roman" w:eastAsia="Times New Roman"/>
+          <w:b w:val="0"/>
+          <w:i w:val="0"/>
+          <w:sz w:val="28"/>
+        </w:rPr>
+        <w:t>Ответ:</w:t>
+      </w:r>
+    </w:p>
+    <w:p>
+      <w:pPr>
+        <w:keepNext w:val="0"/>
+        <w:spacing w:after="60" w:line="240" w:lineRule="auto"/>
+        <w:jc w:val="both"/>
+      </w:pPr>
+      <w:r>
+        <w:rPr>
+          <w:rFonts w:ascii="Times New Roman" w:hAnsi="Times New Roman" w:eastAsia="Times New Roman"/>
+          <w:b/>
+          <w:sz w:val="28"/>
+        </w:rPr>
+        <w:t xml:space="preserve">№12 </w:t>
+      </w:r>
+      <w:r>
+        <w:rPr>
+          <w:rFonts w:ascii="Times New Roman" w:hAnsi="Times New Roman" w:eastAsia="Times New Roman"/>
+          <w:b w:val="0"/>
+          <w:i w:val="0"/>
+          <w:sz w:val="28"/>
+        </w:rPr>
+        <w:t>Выберите в приведённом ниже списке положения, характеризующие основы конституционного строя Российской Федерации, и запишите цифры, под которыми они указаны.</w:t>
+      </w:r>
+    </w:p>
+    <w:p>
+      <w:pPr>
+        <w:keepNext w:val="0"/>
+        <w:spacing w:after="60" w:line="240" w:lineRule="auto"/>
+        <w:jc w:val="both"/>
+      </w:pPr>
+      <w:r>
+        <w:rPr>
+          <w:rFonts w:ascii="Times New Roman" w:hAnsi="Times New Roman" w:eastAsia="Times New Roman"/>
+          <w:b w:val="0"/>
+          <w:i w:val="0"/>
+          <w:sz w:val="28"/>
+        </w:rPr>
+        <w:t>1) Российская Федерация — социальное государство, политика которого направлена на создание условий, обеспечивающих достойную жизнь и свободное развитие человека.</w:t>
+      </w:r>
+    </w:p>
+    <w:p>
+      <w:pPr>
+        <w:keepNext w:val="0"/>
+        <w:spacing w:after="60" w:line="240" w:lineRule="auto"/>
+        <w:jc w:val="both"/>
+      </w:pPr>
+      <w:r>
+        <w:rPr>
+          <w:rFonts w:ascii="Times New Roman" w:hAnsi="Times New Roman" w:eastAsia="Times New Roman"/>
+          <w:b w:val="0"/>
+          <w:i w:val="0"/>
+          <w:sz w:val="28"/>
+        </w:rPr>
+        <w:t>2) Заключение трудового договора допускается с лицами, достигшими возраста 16 лет, за исключением случаев, предусмотренных законодательством о правовом положении иностранных граждан в Российской Федерации.</w:t>
+      </w:r>
+    </w:p>
+    <w:p>
+      <w:pPr>
+        <w:keepNext w:val="0"/>
+        <w:spacing w:after="60" w:line="240" w:lineRule="auto"/>
+        <w:jc w:val="both"/>
+      </w:pPr>
+      <w:r>
+        <w:rPr>
+          <w:rFonts w:ascii="Times New Roman" w:hAnsi="Times New Roman" w:eastAsia="Times New Roman"/>
+          <w:b w:val="0"/>
+          <w:i w:val="0"/>
+          <w:sz w:val="28"/>
+        </w:rPr>
+        <w:t>3) Земля и другие природные ресурсы используются и охраняются в Российской Федерации как основа жизни и деятельности народов, проживающих на соответствующей территории.</w:t>
+      </w:r>
+    </w:p>
+    <w:p>
+      <w:pPr>
+        <w:keepNext w:val="0"/>
+        <w:spacing w:after="60" w:line="240" w:lineRule="auto"/>
+        <w:jc w:val="both"/>
+      </w:pPr>
+      <w:r>
+        <w:rPr>
+          <w:rFonts w:ascii="Times New Roman" w:hAnsi="Times New Roman" w:eastAsia="Times New Roman"/>
+          <w:b w:val="0"/>
+          <w:i w:val="0"/>
+          <w:sz w:val="28"/>
+        </w:rPr>
+        <w:t>4) Гражданин России не может быть лишён своего гражданства или права изменить его.</w:t>
+      </w:r>
+    </w:p>
+    <w:p>
+      <w:pPr>
+        <w:keepNext w:val="0"/>
+        <w:spacing w:after="60" w:line="240" w:lineRule="auto"/>
+        <w:jc w:val="both"/>
+      </w:pPr>
+      <w:r>
+        <w:rPr>
+          <w:rFonts w:ascii="Times New Roman" w:hAnsi="Times New Roman" w:eastAsia="Times New Roman"/>
+          <w:b w:val="0"/>
+          <w:i w:val="0"/>
+          <w:sz w:val="28"/>
+        </w:rPr>
+        <w:t>5) Уголовная ответственность наступает за приготовление только к тяжкому и особо тяжкому преступлениям.</w:t>
+      </w:r>
+    </w:p>
+    <w:p>
+      <w:pPr>
+        <w:keepNext w:val="0"/>
+        <w:spacing w:after="60" w:line="240" w:lineRule="auto"/>
+        <w:jc w:val="both"/>
+      </w:pPr>
+      <w:r>
+        <w:rPr>
+          <w:rFonts w:ascii="Times New Roman" w:hAnsi="Times New Roman" w:eastAsia="Times New Roman"/>
+          <w:b w:val="0"/>
+          <w:i w:val="0"/>
+          <w:sz w:val="28"/>
+        </w:rPr>
+        <w:t>Ответ:</w:t>
+      </w:r>
+    </w:p>
+    <w:p>
+      <w:pPr>
+        <w:keepNext w:val="0"/>
+        <w:spacing w:after="60" w:line="240" w:lineRule="auto"/>
+        <w:jc w:val="both"/>
+      </w:pPr>
+      <w:r>
+        <w:rPr>
+          <w:rFonts w:ascii="Times New Roman" w:hAnsi="Times New Roman" w:eastAsia="Times New Roman"/>
+          <w:b/>
+          <w:sz w:val="28"/>
+        </w:rPr>
+        <w:t xml:space="preserve">№13 </w:t>
+      </w:r>
+      <w:r>
+        <w:rPr>
+          <w:rFonts w:ascii="Times New Roman" w:hAnsi="Times New Roman" w:eastAsia="Times New Roman"/>
+          <w:b w:val="0"/>
+          <w:i w:val="0"/>
+          <w:sz w:val="28"/>
+        </w:rPr>
+        <w:t>Установите соответствие между предметами ведения, полномочиями и уровнями публичной власти в Российской Федерации, к которым эти предметы ведения, полномочия относятся: к каждой позиции, данной в первом столбце, подберите соответствующую позицию из второго столбца.</w:t>
+      </w:r>
+    </w:p>
+    <w:tbl>
+      <w:tblPr>
+        <w:tblStyle w:val="TableGrid"/>
+        <w:tblW w:type="auto" w:w="0"/>
+        <w:tblLayout w:type="autofit"/>
+        <w:tblLook w:firstColumn="1" w:firstRow="1" w:lastColumn="0" w:lastRow="0" w:noHBand="0" w:noVBand="1" w:val="04A0"/>
+      </w:tblPr>
+      <w:tblGrid>
+        <w:gridCol w:w="5128"/>
+        <w:gridCol w:w="5128"/>
+      </w:tblGrid>
+      <w:tr>
+        <w:tc>
+          <w:tcPr>
+            <w:tcW w:type="dxa" w:w="5128"/>
+            <w:vAlign w:val="center"/>
+            <w:tcMar>
+              <w:top w:w="80" w:type="dxa"/>
+              <w:start w:w="100" w:type="dxa"/>
+              <w:bottom w:w="80" w:type="dxa"/>
+              <w:end w:w="100" w:type="dxa"/>
+            </w:tcMar>
+          </w:tcPr>
+          <w:p>
+            <w:pPr>
+              <w:keepNext w:val="0"/>
+              <w:spacing w:after="0" w:line="240" w:lineRule="auto"/>
+              <w:jc w:val="left"/>
+            </w:pPr>
+            <w:r>
+              <w:rPr>
+                <w:rFonts w:ascii="Times New Roman" w:hAnsi="Times New Roman" w:eastAsia="Times New Roman"/>
+                <w:sz w:val="28"/>
+              </w:rPr>
+              <w:t>ПРЕДМЕТЫ ВЕДЕНИЯ, ПОЛНОМОЧИЯ</w:t>
+            </w:r>
+          </w:p>
+        </w:tc>
+        <w:tc>
+          <w:tcPr>
+            <w:tcW w:type="dxa" w:w="5128"/>
+            <w:vAlign w:val="center"/>
+            <w:tcMar>
+              <w:top w:w="80" w:type="dxa"/>
+              <w:start w:w="100" w:type="dxa"/>
+              <w:bottom w:w="80" w:type="dxa"/>
+              <w:end w:w="100" w:type="dxa"/>
+            </w:tcMar>
+          </w:tcPr>
+          <w:p>
+            <w:pPr>
+              <w:keepNext w:val="0"/>
+              <w:spacing w:after="0" w:line="240" w:lineRule="auto"/>
+              <w:jc w:val="left"/>
+            </w:pPr>
+            <w:r>
+              <w:rPr>
+                <w:rFonts w:ascii="Times New Roman" w:hAnsi="Times New Roman" w:eastAsia="Times New Roman"/>
+                <w:sz w:val="28"/>
+              </w:rPr>
+              <w:t>УРОВНИ ПУБЛИЧНОЙ ВЛАСТИ В РОССИЙСКОЙ ФЕДЕРАЦИИ</w:t>
+            </w:r>
+          </w:p>
+        </w:tc>
+      </w:tr>
+      <w:tr>
+        <w:tc>
+          <w:tcPr>
+            <w:tcW w:type="dxa" w:w="5128"/>
+            <w:vAlign w:val="center"/>
+            <w:tcMar>
+              <w:top w:w="80" w:type="dxa"/>
+              <w:start w:w="100" w:type="dxa"/>
+              <w:bottom w:w="80" w:type="dxa"/>
+              <w:end w:w="100" w:type="dxa"/>
+            </w:tcMar>
+          </w:tcPr>
+          <w:p>
+            <w:pPr>
+              <w:keepNext w:val="0"/>
+              <w:spacing w:after="0" w:line="240" w:lineRule="auto"/>
+              <w:jc w:val="left"/>
+            </w:pPr>
+            <w:r>
+              <w:rPr>
+                <w:rFonts w:ascii="Times New Roman" w:hAnsi="Times New Roman" w:eastAsia="Times New Roman"/>
+                <w:sz w:val="28"/>
+              </w:rPr>
+              <w:t>A) судоустройство, прокуратура Б) природопользование В) космическая деятельность Г) федеральная государственная служба Д) оборонное производство</w:t>
+            </w:r>
+          </w:p>
+        </w:tc>
+        <w:tc>
+          <w:tcPr>
+            <w:tcW w:type="dxa" w:w="5128"/>
+            <w:vAlign w:val="center"/>
+            <w:tcMar>
+              <w:top w:w="80" w:type="dxa"/>
+              <w:start w:w="100" w:type="dxa"/>
+              <w:bottom w:w="80" w:type="dxa"/>
+              <w:end w:w="100" w:type="dxa"/>
+            </w:tcMar>
+          </w:tcPr>
+          <w:p>
+            <w:pPr>
+              <w:keepNext w:val="0"/>
+              <w:spacing w:after="0" w:line="240" w:lineRule="auto"/>
+              <w:jc w:val="left"/>
+            </w:pPr>
+            <w:r>
+              <w:rPr>
+                <w:rFonts w:ascii="Times New Roman" w:hAnsi="Times New Roman" w:eastAsia="Times New Roman"/>
+                <w:sz w:val="28"/>
+              </w:rPr>
+              <w:t>1) исключительное ведение Российской Федерации 2) совместно Российская Федерация и субъекты Российской Федерации</w:t>
+            </w:r>
+          </w:p>
+        </w:tc>
+      </w:tr>
+    </w:tbl>
+    <w:p/>
+    <w:p>
+      <w:pPr>
+        <w:keepNext w:val="0"/>
+        <w:spacing w:after="60" w:line="240" w:lineRule="auto"/>
+        <w:jc w:val="both"/>
+      </w:pPr>
+      <w:r>
+        <w:rPr>
+          <w:rFonts w:ascii="Times New Roman" w:hAnsi="Times New Roman" w:eastAsia="Times New Roman"/>
+          <w:b w:val="0"/>
+          <w:i w:val="0"/>
+          <w:sz w:val="28"/>
+        </w:rPr>
+        <w:t>Запишите в таблицу выбранные цифры под соответствующими буквами:</w:t>
+      </w:r>
+    </w:p>
+    <w:tbl>
+      <w:tblPr>
+        <w:tblStyle w:val="TableGrid"/>
+        <w:tblW w:type="auto" w:w="0"/>
+        <w:tblLayout w:type="autofit"/>
+        <w:tblLook w:firstColumn="1" w:firstRow="1" w:lastColumn="0" w:lastRow="0" w:noHBand="0" w:noVBand="1" w:val="04A0"/>
+      </w:tblPr>
+      <w:tblGrid>
+        <w:gridCol w:w="2051"/>
+        <w:gridCol w:w="2051"/>
+        <w:gridCol w:w="2051"/>
+        <w:gridCol w:w="2051"/>
+        <w:gridCol w:w="2051"/>
+      </w:tblGrid>
+      <w:tr>
+        <w:tc>
+          <w:tcPr>
+            <w:tcW w:type="dxa" w:w="2051"/>
+            <w:vAlign w:val="center"/>
+            <w:tcMar>
+              <w:top w:w="80" w:type="dxa"/>
+              <w:start w:w="100" w:type="dxa"/>
+              <w:bottom w:w="80" w:type="dxa"/>
+              <w:end w:w="100" w:type="dxa"/>
+            </w:tcMar>
+          </w:tcPr>
+          <w:p>
+            <w:pPr>
+              <w:keepNext w:val="0"/>
+              <w:spacing w:after="0" w:line="240" w:lineRule="auto"/>
+              <w:jc w:val="left"/>
+            </w:pPr>
+            <w:r>
+              <w:rPr>
+                <w:rFonts w:ascii="Times New Roman" w:hAnsi="Times New Roman" w:eastAsia="Times New Roman"/>
+                <w:sz w:val="28"/>
+              </w:rPr>
+              <w:t>A</w:t>
+            </w:r>
+          </w:p>
+        </w:tc>
+        <w:tc>
+          <w:tcPr>
+            <w:tcW w:type="dxa" w:w="2051"/>
+            <w:vAlign w:val="center"/>
+            <w:tcMar>
+              <w:top w:w="80" w:type="dxa"/>
+              <w:start w:w="100" w:type="dxa"/>
+              <w:bottom w:w="80" w:type="dxa"/>
+              <w:end w:w="100" w:type="dxa"/>
+            </w:tcMar>
+          </w:tcPr>
+          <w:p>
+            <w:pPr>
+              <w:keepNext w:val="0"/>
+              <w:spacing w:after="0" w:line="240" w:lineRule="auto"/>
+              <w:jc w:val="left"/>
+            </w:pPr>
+            <w:r>
+              <w:rPr>
+                <w:rFonts w:ascii="Times New Roman" w:hAnsi="Times New Roman" w:eastAsia="Times New Roman"/>
+                <w:sz w:val="28"/>
+              </w:rPr>
+              <w:t>Б</w:t>
+            </w:r>
+          </w:p>
+        </w:tc>
+        <w:tc>
+          <w:tcPr>
+            <w:tcW w:type="dxa" w:w="2051"/>
+            <w:vAlign w:val="center"/>
+            <w:tcMar>
+              <w:top w:w="80" w:type="dxa"/>
+              <w:start w:w="100" w:type="dxa"/>
+              <w:bottom w:w="80" w:type="dxa"/>
+              <w:end w:w="100" w:type="dxa"/>
+            </w:tcMar>
+          </w:tcPr>
+          <w:p>
+            <w:pPr>
+              <w:keepNext w:val="0"/>
+              <w:spacing w:after="0" w:line="240" w:lineRule="auto"/>
+              <w:jc w:val="left"/>
+            </w:pPr>
+            <w:r>
+              <w:rPr>
+                <w:rFonts w:ascii="Times New Roman" w:hAnsi="Times New Roman" w:eastAsia="Times New Roman"/>
+                <w:sz w:val="28"/>
+              </w:rPr>
+              <w:t>В</w:t>
+            </w:r>
+          </w:p>
+        </w:tc>
+        <w:tc>
+          <w:tcPr>
+            <w:tcW w:type="dxa" w:w="2051"/>
+            <w:vAlign w:val="center"/>
+            <w:tcMar>
+              <w:top w:w="80" w:type="dxa"/>
+              <w:start w:w="100" w:type="dxa"/>
+              <w:bottom w:w="80" w:type="dxa"/>
+              <w:end w:w="100" w:type="dxa"/>
+            </w:tcMar>
+          </w:tcPr>
+          <w:p>
+            <w:pPr>
+              <w:keepNext w:val="0"/>
+              <w:spacing w:after="0" w:line="240" w:lineRule="auto"/>
+              <w:jc w:val="left"/>
+            </w:pPr>
+            <w:r>
+              <w:rPr>
+                <w:rFonts w:ascii="Times New Roman" w:hAnsi="Times New Roman" w:eastAsia="Times New Roman"/>
+                <w:sz w:val="28"/>
+              </w:rPr>
+              <w:t>Г</w:t>
+            </w:r>
+          </w:p>
+        </w:tc>
+        <w:tc>
+          <w:tcPr>
+            <w:tcW w:type="dxa" w:w="2051"/>
+            <w:vAlign w:val="center"/>
+            <w:tcMar>
+              <w:top w:w="80" w:type="dxa"/>
+              <w:start w:w="100" w:type="dxa"/>
+              <w:bottom w:w="80" w:type="dxa"/>
+              <w:end w:w="100" w:type="dxa"/>
+            </w:tcMar>
+          </w:tcPr>
+          <w:p>
+            <w:pPr>
+              <w:keepNext w:val="0"/>
+              <w:spacing w:after="0" w:line="240" w:lineRule="auto"/>
+              <w:jc w:val="left"/>
+            </w:pPr>
+            <w:r>
+              <w:rPr>
+                <w:rFonts w:ascii="Times New Roman" w:hAnsi="Times New Roman" w:eastAsia="Times New Roman"/>
+                <w:sz w:val="28"/>
+              </w:rPr>
+              <w:t>Д</w:t>
+            </w:r>
+          </w:p>
+        </w:tc>
+      </w:tr>
+      <w:tr>
+        <w:tc>
+          <w:tcPr>
+            <w:tcW w:type="dxa" w:w="2051"/>
+            <w:vAlign w:val="center"/>
+            <w:tcMar>
+              <w:top w:w="80" w:type="dxa"/>
+              <w:start w:w="100" w:type="dxa"/>
+              <w:bottom w:w="80" w:type="dxa"/>
+              <w:end w:w="100" w:type="dxa"/>
+            </w:tcMar>
+          </w:tcPr>
+          <w:p>
+            <w:pPr>
+              <w:keepNext w:val="0"/>
+              <w:spacing w:after="0" w:line="240" w:lineRule="auto"/>
+              <w:jc w:val="left"/>
+            </w:pPr>
+            <w:r>
+              <w:rPr>
+                <w:rFonts w:ascii="Times New Roman" w:hAnsi="Times New Roman" w:eastAsia="Times New Roman"/>
+                <w:sz w:val="28"/>
+              </w:rPr>
+            </w:r>
+          </w:p>
+        </w:tc>
+        <w:tc>
+          <w:tcPr>
+            <w:tcW w:type="dxa" w:w="2051"/>
+            <w:vAlign w:val="center"/>
+            <w:tcMar>
+              <w:top w:w="80" w:type="dxa"/>
+              <w:start w:w="100" w:type="dxa"/>
+              <w:bottom w:w="80" w:type="dxa"/>
+              <w:end w:w="100" w:type="dxa"/>
+            </w:tcMar>
+          </w:tcPr>
+          <w:p>
+            <w:pPr>
+              <w:keepNext w:val="0"/>
+              <w:spacing w:after="0" w:line="240" w:lineRule="auto"/>
+              <w:jc w:val="left"/>
+            </w:pPr>
+            <w:r>
+              <w:rPr>
+                <w:rFonts w:ascii="Times New Roman" w:hAnsi="Times New Roman" w:eastAsia="Times New Roman"/>
+                <w:sz w:val="28"/>
+              </w:rPr>
+            </w:r>
+          </w:p>
+        </w:tc>
+        <w:tc>
+          <w:tcPr>
+            <w:tcW w:type="dxa" w:w="2051"/>
+            <w:vAlign w:val="center"/>
+            <w:tcMar>
+              <w:top w:w="80" w:type="dxa"/>
+              <w:start w:w="100" w:type="dxa"/>
+              <w:bottom w:w="80" w:type="dxa"/>
+              <w:end w:w="100" w:type="dxa"/>
+            </w:tcMar>
+          </w:tcPr>
+          <w:p>
+            <w:pPr>
+              <w:keepNext w:val="0"/>
+              <w:spacing w:after="0" w:line="240" w:lineRule="auto"/>
+              <w:jc w:val="left"/>
+            </w:pPr>
+            <w:r>
+              <w:rPr>
+                <w:rFonts w:ascii="Times New Roman" w:hAnsi="Times New Roman" w:eastAsia="Times New Roman"/>
+                <w:sz w:val="28"/>
+              </w:rPr>
+            </w:r>
+          </w:p>
+        </w:tc>
+        <w:tc>
+          <w:tcPr>
+            <w:tcW w:type="dxa" w:w="2051"/>
+            <w:vAlign w:val="center"/>
+            <w:tcMar>
+              <w:top w:w="80" w:type="dxa"/>
+              <w:start w:w="100" w:type="dxa"/>
+              <w:bottom w:w="80" w:type="dxa"/>
+              <w:end w:w="100" w:type="dxa"/>
+            </w:tcMar>
+          </w:tcPr>
+          <w:p>
+            <w:pPr>
+              <w:keepNext w:val="0"/>
+              <w:spacing w:after="0" w:line="240" w:lineRule="auto"/>
+              <w:jc w:val="left"/>
+            </w:pPr>
+            <w:r>
+              <w:rPr>
+                <w:rFonts w:ascii="Times New Roman" w:hAnsi="Times New Roman" w:eastAsia="Times New Roman"/>
+                <w:sz w:val="28"/>
+              </w:rPr>
+            </w:r>
+          </w:p>
+        </w:tc>
+        <w:tc>
+          <w:tcPr>
+            <w:tcW w:type="dxa" w:w="2051"/>
+            <w:vAlign w:val="center"/>
+            <w:tcMar>
+              <w:top w:w="80" w:type="dxa"/>
+              <w:start w:w="100" w:type="dxa"/>
+              <w:bottom w:w="80" w:type="dxa"/>
+              <w:end w:w="100" w:type="dxa"/>
+            </w:tcMar>
+          </w:tcPr>
+          <w:p>
+            <w:pPr>
+              <w:keepNext w:val="0"/>
+              <w:spacing w:after="0" w:line="240" w:lineRule="auto"/>
+              <w:jc w:val="left"/>
+            </w:pPr>
+            <w:r>
+              <w:rPr>
+                <w:rFonts w:ascii="Times New Roman" w:hAnsi="Times New Roman" w:eastAsia="Times New Roman"/>
+                <w:sz w:val="28"/>
+              </w:rPr>
+            </w:r>
+          </w:p>
+        </w:tc>
+      </w:tr>
+    </w:tbl>
+    <w:p/>
+    <w:p>
+      <w:pPr>
+        <w:keepNext w:val="0"/>
+        <w:spacing w:after="60" w:line="240" w:lineRule="auto"/>
+        <w:jc w:val="both"/>
+      </w:pPr>
+      <w:r>
+        <w:rPr>
+          <w:rFonts w:ascii="Times New Roman" w:hAnsi="Times New Roman" w:eastAsia="Times New Roman"/>
+          <w:b w:val="0"/>
+          <w:i w:val="0"/>
+          <w:sz w:val="28"/>
+        </w:rPr>
+        <w:t>Ответ:</w:t>
+      </w:r>
+    </w:p>
+    <w:p>
+      <w:pPr>
+        <w:keepNext w:val="0"/>
+        <w:spacing w:after="60" w:line="240" w:lineRule="auto"/>
+        <w:jc w:val="both"/>
+      </w:pPr>
+      <w:r>
+        <w:rPr>
+          <w:rFonts w:ascii="Times New Roman" w:hAnsi="Times New Roman" w:eastAsia="Times New Roman"/>
+          <w:b/>
+          <w:sz w:val="28"/>
+        </w:rPr>
+        <w:t xml:space="preserve">№14 </w:t>
+      </w:r>
+      <w:r>
+        <w:rPr>
+          <w:rFonts w:ascii="Times New Roman" w:hAnsi="Times New Roman" w:eastAsia="Times New Roman"/>
+          <w:b w:val="0"/>
+          <w:i w:val="0"/>
+          <w:sz w:val="28"/>
+        </w:rPr>
+        <w:t>Выберите верные суждения о субъектах гражданского права. Запишите цифры, под которыми они указаны.</w:t>
+      </w:r>
+    </w:p>
+    <w:p>
+      <w:pPr>
+        <w:keepNext w:val="0"/>
+        <w:spacing w:after="60" w:line="240" w:lineRule="auto"/>
+        <w:jc w:val="both"/>
+      </w:pPr>
+      <w:r>
+        <w:rPr>
+          <w:rFonts w:ascii="Times New Roman" w:hAnsi="Times New Roman" w:eastAsia="Times New Roman"/>
+          <w:b w:val="0"/>
+          <w:i w:val="0"/>
+          <w:sz w:val="28"/>
+        </w:rPr>
+        <w:t>1) Физические лица приобретают полную дееспособность с момента получения паспорта.</w:t>
+      </w:r>
+    </w:p>
+    <w:p>
+      <w:pPr>
+        <w:keepNext w:val="0"/>
+        <w:spacing w:after="60" w:line="240" w:lineRule="auto"/>
+        <w:jc w:val="both"/>
+      </w:pPr>
+      <w:r>
+        <w:rPr>
+          <w:rFonts w:ascii="Times New Roman" w:hAnsi="Times New Roman" w:eastAsia="Times New Roman"/>
+          <w:b w:val="0"/>
+          <w:i w:val="0"/>
+          <w:sz w:val="28"/>
+        </w:rPr>
+        <w:t>2) Юридические лица как субъекты гражданского права могут иметь в собственности обособленное имущество.</w:t>
+      </w:r>
+    </w:p>
+    <w:p>
+      <w:pPr>
+        <w:keepNext w:val="0"/>
+        <w:spacing w:after="60" w:line="240" w:lineRule="auto"/>
+        <w:jc w:val="both"/>
+      </w:pPr>
+      <w:r>
+        <w:rPr>
+          <w:rFonts w:ascii="Times New Roman" w:hAnsi="Times New Roman" w:eastAsia="Times New Roman"/>
+          <w:b w:val="0"/>
+          <w:i w:val="0"/>
+          <w:sz w:val="28"/>
+        </w:rPr>
+        <w:t>3) Юридические лица могут выступать в суде в качестве ответчика.</w:t>
+      </w:r>
+    </w:p>
+    <w:p>
+      <w:pPr>
+        <w:keepNext w:val="0"/>
+        <w:spacing w:after="60" w:line="240" w:lineRule="auto"/>
+        <w:jc w:val="both"/>
+      </w:pPr>
+      <w:r>
+        <w:rPr>
+          <w:rFonts w:ascii="Times New Roman" w:hAnsi="Times New Roman" w:eastAsia="Times New Roman"/>
+          <w:b w:val="0"/>
+          <w:i w:val="0"/>
+          <w:sz w:val="28"/>
+        </w:rPr>
+        <w:t>4) Правоспособность физического лица может быть ограничена решением органа внутренних дел.</w:t>
+      </w:r>
+    </w:p>
+    <w:p>
+      <w:pPr>
+        <w:keepNext w:val="0"/>
+        <w:spacing w:after="60" w:line="240" w:lineRule="auto"/>
+        <w:jc w:val="both"/>
+      </w:pPr>
+      <w:r>
+        <w:rPr>
+          <w:rFonts w:ascii="Times New Roman" w:hAnsi="Times New Roman" w:eastAsia="Times New Roman"/>
+          <w:b w:val="0"/>
+          <w:i w:val="0"/>
+          <w:sz w:val="28"/>
+        </w:rPr>
+        <w:t>5) Индивидуальным предпринимателем признаётся лицо, зарегистрированное в этом качестве в установленном законом порядке.</w:t>
+      </w:r>
+    </w:p>
+    <w:p>
+      <w:pPr>
+        <w:keepNext w:val="0"/>
+        <w:spacing w:after="60" w:line="240" w:lineRule="auto"/>
+        <w:jc w:val="both"/>
+      </w:pPr>
+      <w:r>
+        <w:rPr>
+          <w:rFonts w:ascii="Times New Roman" w:hAnsi="Times New Roman" w:eastAsia="Times New Roman"/>
+          <w:b w:val="0"/>
+          <w:i w:val="0"/>
+          <w:sz w:val="28"/>
+        </w:rPr>
+        <w:t>Ответ:</w:t>
+      </w:r>
+    </w:p>
+    <w:p>
+      <w:pPr>
+        <w:keepNext w:val="0"/>
+        <w:spacing w:after="60" w:line="240" w:lineRule="auto"/>
+        <w:jc w:val="both"/>
+      </w:pPr>
+      <w:r>
+        <w:rPr>
+          <w:rFonts w:ascii="Times New Roman" w:hAnsi="Times New Roman" w:eastAsia="Times New Roman"/>
+          <w:b/>
+          <w:sz w:val="28"/>
+        </w:rPr>
+        <w:t xml:space="preserve">№15 </w:t>
+      </w:r>
+      <w:r>
+        <w:rPr>
+          <w:rFonts w:ascii="Times New Roman" w:hAnsi="Times New Roman" w:eastAsia="Times New Roman"/>
+          <w:b w:val="0"/>
+          <w:i w:val="0"/>
+          <w:sz w:val="28"/>
+        </w:rPr>
+        <w:t>Установите соответствие между примерами и видами субъектов гражданского права в РФ: к каждой позиции, данной в первом столбце, подберите соответствующую позицию из второго столбца.</w:t>
+      </w:r>
+    </w:p>
+    <w:tbl>
+      <w:tblPr>
+        <w:tblStyle w:val="TableGrid"/>
+        <w:tblW w:type="auto" w:w="0"/>
+        <w:tblLayout w:type="autofit"/>
+        <w:tblLook w:firstColumn="1" w:firstRow="1" w:lastColumn="0" w:lastRow="0" w:noHBand="0" w:noVBand="1" w:val="04A0"/>
+      </w:tblPr>
+      <w:tblGrid>
+        <w:gridCol w:w="5128"/>
+        <w:gridCol w:w="5128"/>
+      </w:tblGrid>
+      <w:tr>
+        <w:tc>
+          <w:tcPr>
+            <w:tcW w:type="dxa" w:w="5128"/>
+            <w:vAlign w:val="center"/>
+            <w:tcMar>
+              <w:top w:w="80" w:type="dxa"/>
+              <w:start w:w="100" w:type="dxa"/>
+              <w:bottom w:w="80" w:type="dxa"/>
+              <w:end w:w="100" w:type="dxa"/>
+            </w:tcMar>
+          </w:tcPr>
+          <w:p>
+            <w:pPr>
+              <w:keepNext w:val="0"/>
+              <w:spacing w:after="0" w:line="240" w:lineRule="auto"/>
+              <w:jc w:val="left"/>
+            </w:pPr>
+            <w:r>
+              <w:rPr>
+                <w:rFonts w:ascii="Times New Roman" w:hAnsi="Times New Roman" w:eastAsia="Times New Roman"/>
+                <w:sz w:val="28"/>
+              </w:rPr>
+              <w:t>ПРИМЕРЫ</w:t>
+            </w:r>
+          </w:p>
+        </w:tc>
+        <w:tc>
+          <w:tcPr>
+            <w:tcW w:type="dxa" w:w="5128"/>
+            <w:vAlign w:val="center"/>
+            <w:tcMar>
+              <w:top w:w="80" w:type="dxa"/>
+              <w:start w:w="100" w:type="dxa"/>
+              <w:bottom w:w="80" w:type="dxa"/>
+              <w:end w:w="100" w:type="dxa"/>
+            </w:tcMar>
+          </w:tcPr>
+          <w:p>
+            <w:pPr>
+              <w:keepNext w:val="0"/>
+              <w:spacing w:after="0" w:line="240" w:lineRule="auto"/>
+              <w:jc w:val="left"/>
+            </w:pPr>
+            <w:r>
+              <w:rPr>
+                <w:rFonts w:ascii="Times New Roman" w:hAnsi="Times New Roman" w:eastAsia="Times New Roman"/>
+                <w:sz w:val="28"/>
+              </w:rPr>
+              <w:t>ВИДЫ СУБЪЕКТОВ</w:t>
+            </w:r>
+          </w:p>
+        </w:tc>
+      </w:tr>
+      <w:tr>
+        <w:tc>
+          <w:tcPr>
+            <w:tcW w:type="dxa" w:w="5128"/>
+            <w:vAlign w:val="center"/>
+            <w:tcMar>
+              <w:top w:w="80" w:type="dxa"/>
+              <w:start w:w="100" w:type="dxa"/>
+              <w:bottom w:w="80" w:type="dxa"/>
+              <w:end w:w="100" w:type="dxa"/>
+            </w:tcMar>
+          </w:tcPr>
+          <w:p>
+            <w:pPr>
+              <w:keepNext w:val="0"/>
+              <w:spacing w:after="0" w:line="240" w:lineRule="auto"/>
+              <w:jc w:val="left"/>
+            </w:pPr>
+            <w:r>
+              <w:rPr>
+                <w:rFonts w:ascii="Times New Roman" w:hAnsi="Times New Roman" w:eastAsia="Times New Roman"/>
+                <w:sz w:val="28"/>
+              </w:rPr>
+              <w:t>А) Чеченская РеспубликаБ) производственный кооператив «Мимоза»В) акционерное общество «Луч»Г) Костромская областьД) гражданин РФ К.Н. Степанов</w:t>
+            </w:r>
+          </w:p>
+        </w:tc>
+        <w:tc>
+          <w:tcPr>
+            <w:tcW w:type="dxa" w:w="5128"/>
+            <w:vAlign w:val="center"/>
+            <w:tcMar>
+              <w:top w:w="80" w:type="dxa"/>
+              <w:start w:w="100" w:type="dxa"/>
+              <w:bottom w:w="80" w:type="dxa"/>
+              <w:end w:w="100" w:type="dxa"/>
+            </w:tcMar>
+          </w:tcPr>
+          <w:p>
+            <w:pPr>
+              <w:keepNext w:val="0"/>
+              <w:spacing w:after="0" w:line="240" w:lineRule="auto"/>
+              <w:jc w:val="left"/>
+            </w:pPr>
+            <w:r>
+              <w:rPr>
+                <w:rFonts w:ascii="Times New Roman" w:hAnsi="Times New Roman" w:eastAsia="Times New Roman"/>
+                <w:sz w:val="28"/>
+              </w:rPr>
+              <w:t>1) физическое лицо2) юридическое лицо3) публично-правовое образование</w:t>
+            </w:r>
+          </w:p>
+        </w:tc>
+      </w:tr>
+    </w:tbl>
+    <w:p/>
+    <w:p>
+      <w:pPr>
+        <w:keepNext w:val="0"/>
+        <w:spacing w:after="60" w:line="240" w:lineRule="auto"/>
+        <w:jc w:val="both"/>
+      </w:pPr>
+      <w:r>
+        <w:rPr>
+          <w:rFonts w:ascii="Times New Roman" w:hAnsi="Times New Roman" w:eastAsia="Times New Roman"/>
+          <w:b w:val="0"/>
+          <w:i w:val="0"/>
+          <w:sz w:val="28"/>
+        </w:rPr>
+        <w:t>Запишите в ответ цифры, расположив их в порядке, соответствующем буквам:</w:t>
+      </w:r>
+    </w:p>
+    <w:tbl>
+      <w:tblPr>
+        <w:tblStyle w:val="TableGrid"/>
+        <w:tblW w:type="auto" w:w="0"/>
+        <w:tblLayout w:type="autofit"/>
+        <w:tblLook w:firstColumn="1" w:firstRow="1" w:lastColumn="0" w:lastRow="0" w:noHBand="0" w:noVBand="1" w:val="04A0"/>
+      </w:tblPr>
+      <w:tblGrid>
+        <w:gridCol w:w="2051"/>
+        <w:gridCol w:w="2051"/>
+        <w:gridCol w:w="2051"/>
+        <w:gridCol w:w="2051"/>
+        <w:gridCol w:w="2051"/>
+      </w:tblGrid>
+      <w:tr>
+        <w:tc>
+          <w:tcPr>
+            <w:tcW w:type="dxa" w:w="2051"/>
+            <w:vAlign w:val="center"/>
+            <w:tcMar>
+              <w:top w:w="80" w:type="dxa"/>
+              <w:start w:w="100" w:type="dxa"/>
+              <w:bottom w:w="80" w:type="dxa"/>
+              <w:end w:w="100" w:type="dxa"/>
+            </w:tcMar>
+          </w:tcPr>
+          <w:p>
+            <w:pPr>
+              <w:keepNext w:val="0"/>
+              <w:spacing w:after="0" w:line="240" w:lineRule="auto"/>
+              <w:jc w:val="left"/>
+            </w:pPr>
+            <w:r>
+              <w:rPr>
+                <w:rFonts w:ascii="Times New Roman" w:hAnsi="Times New Roman" w:eastAsia="Times New Roman"/>
+                <w:sz w:val="28"/>
+              </w:rPr>
+              <w:t>A</w:t>
+            </w:r>
+          </w:p>
+        </w:tc>
+        <w:tc>
+          <w:tcPr>
+            <w:tcW w:type="dxa" w:w="2051"/>
+            <w:vAlign w:val="center"/>
+            <w:tcMar>
+              <w:top w:w="80" w:type="dxa"/>
+              <w:start w:w="100" w:type="dxa"/>
+              <w:bottom w:w="80" w:type="dxa"/>
+              <w:end w:w="100" w:type="dxa"/>
+            </w:tcMar>
+          </w:tcPr>
+          <w:p>
+            <w:pPr>
+              <w:keepNext w:val="0"/>
+              <w:spacing w:after="0" w:line="240" w:lineRule="auto"/>
+              <w:jc w:val="left"/>
+            </w:pPr>
+            <w:r>
+              <w:rPr>
+                <w:rFonts w:ascii="Times New Roman" w:hAnsi="Times New Roman" w:eastAsia="Times New Roman"/>
+                <w:sz w:val="28"/>
+              </w:rPr>
+              <w:t>Б</w:t>
+            </w:r>
+          </w:p>
+        </w:tc>
+        <w:tc>
+          <w:tcPr>
+            <w:tcW w:type="dxa" w:w="2051"/>
+            <w:vAlign w:val="center"/>
+            <w:tcMar>
+              <w:top w:w="80" w:type="dxa"/>
+              <w:start w:w="100" w:type="dxa"/>
+              <w:bottom w:w="80" w:type="dxa"/>
+              <w:end w:w="100" w:type="dxa"/>
+            </w:tcMar>
+          </w:tcPr>
+          <w:p>
+            <w:pPr>
+              <w:keepNext w:val="0"/>
+              <w:spacing w:after="0" w:line="240" w:lineRule="auto"/>
+              <w:jc w:val="left"/>
+            </w:pPr>
+            <w:r>
+              <w:rPr>
+                <w:rFonts w:ascii="Times New Roman" w:hAnsi="Times New Roman" w:eastAsia="Times New Roman"/>
+                <w:sz w:val="28"/>
+              </w:rPr>
+              <w:t>В</w:t>
+            </w:r>
+          </w:p>
+        </w:tc>
+        <w:tc>
+          <w:tcPr>
+            <w:tcW w:type="dxa" w:w="2051"/>
+            <w:vAlign w:val="center"/>
+            <w:tcMar>
+              <w:top w:w="80" w:type="dxa"/>
+              <w:start w:w="100" w:type="dxa"/>
+              <w:bottom w:w="80" w:type="dxa"/>
+              <w:end w:w="100" w:type="dxa"/>
+            </w:tcMar>
+          </w:tcPr>
+          <w:p>
+            <w:pPr>
+              <w:keepNext w:val="0"/>
+              <w:spacing w:after="0" w:line="240" w:lineRule="auto"/>
+              <w:jc w:val="left"/>
+            </w:pPr>
+            <w:r>
+              <w:rPr>
+                <w:rFonts w:ascii="Times New Roman" w:hAnsi="Times New Roman" w:eastAsia="Times New Roman"/>
+                <w:sz w:val="28"/>
+              </w:rPr>
+              <w:t>Г</w:t>
+            </w:r>
+          </w:p>
+        </w:tc>
+        <w:tc>
+          <w:tcPr>
+            <w:tcW w:type="dxa" w:w="2051"/>
+            <w:vAlign w:val="center"/>
+            <w:tcMar>
+              <w:top w:w="80" w:type="dxa"/>
+              <w:start w:w="100" w:type="dxa"/>
+              <w:bottom w:w="80" w:type="dxa"/>
+              <w:end w:w="100" w:type="dxa"/>
+            </w:tcMar>
+          </w:tcPr>
+          <w:p>
+            <w:pPr>
+              <w:keepNext w:val="0"/>
+              <w:spacing w:after="0" w:line="240" w:lineRule="auto"/>
+              <w:jc w:val="left"/>
+            </w:pPr>
+            <w:r>
+              <w:rPr>
+                <w:rFonts w:ascii="Times New Roman" w:hAnsi="Times New Roman" w:eastAsia="Times New Roman"/>
+                <w:sz w:val="28"/>
+              </w:rPr>
+              <w:t>Д</w:t>
+            </w:r>
+          </w:p>
+        </w:tc>
+      </w:tr>
+      <w:tr>
+        <w:tc>
+          <w:tcPr>
+            <w:tcW w:type="dxa" w:w="2051"/>
+            <w:vAlign w:val="center"/>
+            <w:tcMar>
+              <w:top w:w="80" w:type="dxa"/>
+              <w:start w:w="100" w:type="dxa"/>
+              <w:bottom w:w="80" w:type="dxa"/>
+              <w:end w:w="100" w:type="dxa"/>
+            </w:tcMar>
+          </w:tcPr>
+          <w:p>
+            <w:pPr>
+              <w:keepNext w:val="0"/>
+              <w:spacing w:after="0" w:line="240" w:lineRule="auto"/>
+              <w:jc w:val="left"/>
+            </w:pPr>
+            <w:r>
+              <w:rPr>
+                <w:rFonts w:ascii="Times New Roman" w:hAnsi="Times New Roman" w:eastAsia="Times New Roman"/>
+                <w:sz w:val="28"/>
+              </w:rPr>
+            </w:r>
+          </w:p>
+        </w:tc>
+        <w:tc>
+          <w:tcPr>
+            <w:tcW w:type="dxa" w:w="2051"/>
+            <w:vAlign w:val="center"/>
+            <w:tcMar>
+              <w:top w:w="80" w:type="dxa"/>
+              <w:start w:w="100" w:type="dxa"/>
+              <w:bottom w:w="80" w:type="dxa"/>
+              <w:end w:w="100" w:type="dxa"/>
+            </w:tcMar>
+          </w:tcPr>
+          <w:p>
+            <w:pPr>
+              <w:keepNext w:val="0"/>
+              <w:spacing w:after="0" w:line="240" w:lineRule="auto"/>
+              <w:jc w:val="left"/>
+            </w:pPr>
+            <w:r>
+              <w:rPr>
+                <w:rFonts w:ascii="Times New Roman" w:hAnsi="Times New Roman" w:eastAsia="Times New Roman"/>
+                <w:sz w:val="28"/>
+              </w:rPr>
+            </w:r>
+          </w:p>
+        </w:tc>
+        <w:tc>
+          <w:tcPr>
+            <w:tcW w:type="dxa" w:w="2051"/>
+            <w:vAlign w:val="center"/>
+            <w:tcMar>
+              <w:top w:w="80" w:type="dxa"/>
+              <w:start w:w="100" w:type="dxa"/>
+              <w:bottom w:w="80" w:type="dxa"/>
+              <w:end w:w="100" w:type="dxa"/>
+            </w:tcMar>
+          </w:tcPr>
+          <w:p>
+            <w:pPr>
+              <w:keepNext w:val="0"/>
+              <w:spacing w:after="0" w:line="240" w:lineRule="auto"/>
+              <w:jc w:val="left"/>
+            </w:pPr>
+            <w:r>
+              <w:rPr>
+                <w:rFonts w:ascii="Times New Roman" w:hAnsi="Times New Roman" w:eastAsia="Times New Roman"/>
+                <w:sz w:val="28"/>
+              </w:rPr>
+            </w:r>
+          </w:p>
+        </w:tc>
+        <w:tc>
+          <w:tcPr>
+            <w:tcW w:type="dxa" w:w="2051"/>
+            <w:vAlign w:val="center"/>
+            <w:tcMar>
+              <w:top w:w="80" w:type="dxa"/>
+              <w:start w:w="100" w:type="dxa"/>
+              <w:bottom w:w="80" w:type="dxa"/>
+              <w:end w:w="100" w:type="dxa"/>
+            </w:tcMar>
+          </w:tcPr>
+          <w:p>
+            <w:pPr>
+              <w:keepNext w:val="0"/>
+              <w:spacing w:after="0" w:line="240" w:lineRule="auto"/>
+              <w:jc w:val="left"/>
+            </w:pPr>
+            <w:r>
+              <w:rPr>
+                <w:rFonts w:ascii="Times New Roman" w:hAnsi="Times New Roman" w:eastAsia="Times New Roman"/>
+                <w:sz w:val="28"/>
+              </w:rPr>
+            </w:r>
+          </w:p>
+        </w:tc>
+        <w:tc>
+          <w:tcPr>
+            <w:tcW w:type="dxa" w:w="2051"/>
+            <w:vAlign w:val="center"/>
+            <w:tcMar>
+              <w:top w:w="80" w:type="dxa"/>
+              <w:start w:w="100" w:type="dxa"/>
+              <w:bottom w:w="80" w:type="dxa"/>
+              <w:end w:w="100" w:type="dxa"/>
+            </w:tcMar>
+          </w:tcPr>
+          <w:p>
+            <w:pPr>
+              <w:keepNext w:val="0"/>
+              <w:spacing w:after="0" w:line="240" w:lineRule="auto"/>
+              <w:jc w:val="left"/>
+            </w:pPr>
+            <w:r>
+              <w:rPr>
+                <w:rFonts w:ascii="Times New Roman" w:hAnsi="Times New Roman" w:eastAsia="Times New Roman"/>
+                <w:sz w:val="28"/>
+              </w:rPr>
+            </w:r>
+          </w:p>
+        </w:tc>
+      </w:tr>
+    </w:tbl>
+    <w:p/>
+    <w:p>
+      <w:pPr>
+        <w:keepNext w:val="0"/>
+        <w:spacing w:after="60" w:line="240" w:lineRule="auto"/>
+        <w:jc w:val="both"/>
+      </w:pPr>
+      <w:r>
+        <w:rPr>
+          <w:rFonts w:ascii="Times New Roman" w:hAnsi="Times New Roman" w:eastAsia="Times New Roman"/>
+          <w:b w:val="0"/>
+          <w:i w:val="0"/>
+          <w:sz w:val="28"/>
+        </w:rPr>
+        <w:t>Ответ:</w:t>
+      </w:r>
+    </w:p>
+    <w:p>
+      <w:pPr>
+        <w:keepNext w:val="0"/>
+        <w:spacing w:after="60" w:line="240" w:lineRule="auto"/>
+        <w:jc w:val="both"/>
+      </w:pPr>
+      <w:r>
+        <w:rPr>
+          <w:rFonts w:ascii="Times New Roman" w:hAnsi="Times New Roman" w:eastAsia="Times New Roman"/>
+          <w:b/>
+          <w:sz w:val="28"/>
+        </w:rPr>
+        <w:t xml:space="preserve">№16 </w:t>
+      </w:r>
+      <w:r>
+        <w:rPr>
+          <w:rFonts w:ascii="Times New Roman" w:hAnsi="Times New Roman" w:eastAsia="Times New Roman"/>
+          <w:b w:val="0"/>
+          <w:i w:val="0"/>
+          <w:sz w:val="28"/>
+        </w:rPr>
+        <w:t>Гражданин РФ Егор Олегович работает нотариусом. Найдите в приведённом списке действия, входящие в круг полномочий нотариуса, и запишите цифры, под которыми они указаны.</w:t>
+      </w:r>
+    </w:p>
+    <w:p>
+      <w:pPr>
+        <w:keepNext w:val="0"/>
+        <w:spacing w:after="60" w:line="240" w:lineRule="auto"/>
+        <w:jc w:val="both"/>
+      </w:pPr>
+      <w:r>
+        <w:rPr>
+          <w:rFonts w:ascii="Times New Roman" w:hAnsi="Times New Roman" w:eastAsia="Times New Roman"/>
+          <w:b w:val="0"/>
+          <w:i w:val="0"/>
+          <w:sz w:val="28"/>
+        </w:rPr>
+        <w:t>1) удостоверять брачный договор</w:t>
+      </w:r>
+    </w:p>
+    <w:p>
+      <w:pPr>
+        <w:keepNext w:val="0"/>
+        <w:spacing w:after="60" w:line="240" w:lineRule="auto"/>
+        <w:jc w:val="both"/>
+      </w:pPr>
+      <w:r>
+        <w:rPr>
+          <w:rFonts w:ascii="Times New Roman" w:hAnsi="Times New Roman" w:eastAsia="Times New Roman"/>
+          <w:b w:val="0"/>
+          <w:i w:val="0"/>
+          <w:sz w:val="28"/>
+        </w:rPr>
+        <w:t>2) выносить решение по правовым спорам</w:t>
+      </w:r>
+    </w:p>
+    <w:p>
+      <w:pPr>
+        <w:keepNext w:val="0"/>
+        <w:spacing w:after="60" w:line="240" w:lineRule="auto"/>
+        <w:jc w:val="both"/>
+      </w:pPr>
+      <w:r>
+        <w:rPr>
+          <w:rFonts w:ascii="Times New Roman" w:hAnsi="Times New Roman" w:eastAsia="Times New Roman"/>
+          <w:b w:val="0"/>
+          <w:i w:val="0"/>
+          <w:sz w:val="28"/>
+        </w:rPr>
+        <w:t>3) налагать административную ответственность</w:t>
+      </w:r>
+    </w:p>
+    <w:p>
+      <w:pPr>
+        <w:keepNext w:val="0"/>
+        <w:spacing w:after="60" w:line="240" w:lineRule="auto"/>
+        <w:jc w:val="both"/>
+      </w:pPr>
+      <w:r>
+        <w:rPr>
+          <w:rFonts w:ascii="Times New Roman" w:hAnsi="Times New Roman" w:eastAsia="Times New Roman"/>
+          <w:b w:val="0"/>
+          <w:i w:val="0"/>
+          <w:sz w:val="28"/>
+        </w:rPr>
+        <w:t>4) давать разъяснения по вопросам совершения определённых правовых действий, относящихся к сфере его компетенции</w:t>
+      </w:r>
+    </w:p>
+    <w:p>
+      <w:pPr>
+        <w:keepNext w:val="0"/>
+        <w:spacing w:after="60" w:line="240" w:lineRule="auto"/>
+        <w:jc w:val="both"/>
+      </w:pPr>
+      <w:r>
+        <w:rPr>
+          <w:rFonts w:ascii="Times New Roman" w:hAnsi="Times New Roman" w:eastAsia="Times New Roman"/>
+          <w:b w:val="0"/>
+          <w:i w:val="0"/>
+          <w:sz w:val="28"/>
+        </w:rPr>
+        <w:t>5) изготовлять копии документов и выписки из них</w:t>
+      </w:r>
+    </w:p>
+    <w:p>
+      <w:pPr>
+        <w:keepNext w:val="0"/>
+        <w:spacing w:after="60" w:line="240" w:lineRule="auto"/>
+        <w:jc w:val="both"/>
+      </w:pPr>
+      <w:r>
+        <w:rPr>
+          <w:rFonts w:ascii="Times New Roman" w:hAnsi="Times New Roman" w:eastAsia="Times New Roman"/>
+          <w:b w:val="0"/>
+          <w:i w:val="0"/>
+          <w:sz w:val="28"/>
+        </w:rPr>
+        <w:t>6) осуществлять надзор за исполнением законов органами, осуществляющими дознание и предварительное следствие</w:t>
+      </w:r>
+    </w:p>
+    <w:p>
+      <w:pPr>
+        <w:keepNext w:val="0"/>
+        <w:spacing w:after="60" w:line="240" w:lineRule="auto"/>
+        <w:jc w:val="both"/>
+      </w:pPr>
+      <w:r>
+        <w:rPr>
+          <w:rFonts w:ascii="Times New Roman" w:hAnsi="Times New Roman" w:eastAsia="Times New Roman"/>
+          <w:b w:val="0"/>
+          <w:i w:val="0"/>
+          <w:sz w:val="28"/>
+        </w:rPr>
+        <w:t>Ответ:</w:t>
+      </w:r>
+    </w:p>
+    <w:p>
+      <w:r>
+        <w:br w:type="page"/>
+      </w:r>
+    </w:p>
+    <w:p>
+      <w:pPr>
+        <w:keepNext/>
+        <w:spacing w:after="60" w:line="240" w:lineRule="auto"/>
+        <w:jc w:val="both"/>
+      </w:pPr>
+      <w:r>
+        <w:rPr>
+          <w:rFonts w:ascii="Times New Roman" w:hAnsi="Times New Roman" w:eastAsia="Times New Roman"/>
+          <w:b/>
+          <w:i w:val="0"/>
+          <w:sz w:val="28"/>
+        </w:rPr>
+        <w:t>Вторая часть</w:t>
+      </w:r>
+    </w:p>
+    <w:p>
+      <w:pPr>
+        <w:keepNext w:val="0"/>
+        <w:spacing w:after="60" w:line="240" w:lineRule="auto"/>
+        <w:jc w:val="both"/>
+      </w:pPr>
+      <w:r>
+        <w:rPr>
+          <w:rFonts w:ascii="Times New Roman" w:hAnsi="Times New Roman" w:eastAsia="Times New Roman"/>
+          <w:b w:val="0"/>
+          <w:i w:val="0"/>
+          <w:sz w:val="28"/>
+        </w:rPr>
+        <w:t>Каждый человек занимает несколько позиций в обществе. Например, женщина может быть музыкантом, учительницей, женой и матерью. Каждая из этих социальных позиций, связанная с определёнными правами и обязанностями, называется статусом. Хотя человек может иметь ряд статусов, один из них, который можно назвать главным статусом, определяет его общественное положение...</w:t>
+      </w:r>
+    </w:p>
+    <w:p>
+      <w:pPr>
+        <w:keepNext w:val="0"/>
+        <w:spacing w:after="60" w:line="240" w:lineRule="auto"/>
+        <w:jc w:val="both"/>
+      </w:pPr>
+      <w:r>
+        <w:rPr>
+          <w:rFonts w:ascii="Times New Roman" w:hAnsi="Times New Roman" w:eastAsia="Times New Roman"/>
+          <w:b w:val="0"/>
+          <w:i w:val="0"/>
+          <w:sz w:val="28"/>
+        </w:rPr>
+        <w:t>Некоторые статусы даны от рождения... Такие статусы называются приписанными (предписанными).</w:t>
+      </w:r>
+    </w:p>
+    <w:p>
+      <w:pPr>
+        <w:keepNext w:val="0"/>
+        <w:spacing w:after="60" w:line="240" w:lineRule="auto"/>
+        <w:jc w:val="both"/>
+      </w:pPr>
+      <w:r>
+        <w:rPr>
+          <w:rFonts w:ascii="Times New Roman" w:hAnsi="Times New Roman" w:eastAsia="Times New Roman"/>
+          <w:b w:val="0"/>
+          <w:i w:val="0"/>
+          <w:sz w:val="28"/>
+        </w:rPr>
+        <w:t>Наоборот, достигнутый (приобретённый) статус определяется тем, что человек осуществил в своей жизни. Статус писателя приобретают в результате опубликования книги; статус мужа — после получения разрешения на женитьбу и вступления в брак. Никто не родится автором или мужем. Некоторые статусы сочетают предписанные и достигнутые элементы. Получение степени доктора философии, несомненно, является достижением. Но будучи однажды получен, новый статус остаётся навсегда, становится перманентной частью личности и социальной роли человека, определяя все его намерения и цели как предписанный статус.</w:t>
+      </w:r>
+    </w:p>
+    <w:p>
+      <w:pPr>
+        <w:keepNext w:val="0"/>
+        <w:spacing w:after="60" w:line="240" w:lineRule="auto"/>
+        <w:jc w:val="both"/>
+      </w:pPr>
+      <w:r>
+        <w:rPr>
+          <w:rFonts w:ascii="Times New Roman" w:hAnsi="Times New Roman" w:eastAsia="Times New Roman"/>
+          <w:b w:val="0"/>
+          <w:i w:val="0"/>
+          <w:sz w:val="28"/>
+        </w:rPr>
+        <w:t>Ролью называется ожидаемое поведение, обусловленное статусом человека...</w:t>
+      </w:r>
+    </w:p>
+    <w:p>
+      <w:pPr>
+        <w:keepNext w:val="0"/>
+        <w:spacing w:after="60" w:line="240" w:lineRule="auto"/>
+        <w:jc w:val="both"/>
+      </w:pPr>
+      <w:r>
+        <w:rPr>
+          <w:rFonts w:ascii="Times New Roman" w:hAnsi="Times New Roman" w:eastAsia="Times New Roman"/>
+          <w:b w:val="0"/>
+          <w:i w:val="0"/>
+          <w:sz w:val="28"/>
+        </w:rPr>
+        <w:t>Каждый статус обычно включает ряд ролей. Человек, имеющий статус преподавателя, по-разному ведёт себя со студентами, другими преподавателями факультета, с представителями министерства просвещения или ректором. Совокупность ролей, соответствующих данному статусу, называется ролевым набором.</w:t>
+      </w:r>
+    </w:p>
+    <w:p>
+      <w:pPr>
+        <w:keepNext w:val="0"/>
+        <w:spacing w:after="60" w:line="240" w:lineRule="auto"/>
+        <w:jc w:val="both"/>
+      </w:pPr>
+      <w:r>
+        <w:rPr>
+          <w:rFonts w:ascii="Times New Roman" w:hAnsi="Times New Roman" w:eastAsia="Times New Roman"/>
+          <w:b w:val="0"/>
+          <w:i w:val="0"/>
+          <w:sz w:val="28"/>
+        </w:rPr>
+        <w:t>Каким образом мы усваиваем роли? Усвоение различных ролей — значительная часть процесса социализации. Наши роли определяются тем, что ожидают от нас другие. В нашем обществе (и большинстве других) ожидается, что родители должны заботиться о своих детях, что работник должен выполнять порученную ему работу, что близкие друзья неравнодушны к нашим проблемам. Если они «не выполняют» свои роли в соответствии с нашими ожиданиями‚ мы удивлены, рассержены или обижены, и наши отношения меняются.</w:t>
+      </w:r>
+    </w:p>
+    <w:p>
+      <w:pPr>
+        <w:keepNext w:val="0"/>
+        <w:spacing w:after="60" w:line="240" w:lineRule="auto"/>
+        <w:jc w:val="both"/>
+      </w:pPr>
+      <w:r>
+        <w:rPr>
+          <w:rFonts w:ascii="Times New Roman" w:hAnsi="Times New Roman" w:eastAsia="Times New Roman"/>
+          <w:b w:val="0"/>
+          <w:i w:val="0"/>
+          <w:sz w:val="28"/>
+        </w:rPr>
+        <w:t>Можно провести различие между формальными и неформальными ролевыми ожиданиями. Наиболее ярким примером первых являются законы. Когда мы подписываем договор о покупке дома, ожидается, что мы его купим; если мы не делаем этого, нам может быть предъявлен иск за нарушение договора. Брак является другим видом договора, который может быть расторгнут посредством развода. Законы об уголовной ответственности запрещают убийство, изнасилование и другие поступки, причиняющие ущерб другим людям. Другие ожидания могут быть менее формальными — например, умение вести себя за столом, стиль одежды и правила вежливости, — но они тоже оказывают большое влияние на наше поведение.</w:t>
+      </w:r>
+    </w:p>
+    <w:p>
+      <w:pPr>
+        <w:keepNext w:val="0"/>
+        <w:spacing w:after="60" w:line="240" w:lineRule="auto"/>
+        <w:jc w:val="both"/>
+      </w:pPr>
+      <w:r>
+        <w:rPr>
+          <w:rFonts w:ascii="Times New Roman" w:hAnsi="Times New Roman" w:eastAsia="Times New Roman"/>
+          <w:b w:val="0"/>
+          <w:i w:val="0"/>
+          <w:sz w:val="28"/>
+        </w:rPr>
+        <w:t>Реакции, которые могут быть вызваны нашими поступками, не соответствующими ролевым ожиданиям, также можно классифицировать как формальные и неформальные... Когда поступки человека соответствуют ролевым ожиданиям, он получает такие социальные вознаграждения, как деньги и уважение. Вместе взятые, эти поощрения и наказания называются санкциями. Применяемые одним или несколькими взаимодействующими индивидами или кем-либо другим, санкции подкрепляют правила, определяющие, какое поведение является уместным в данной ситуации.</w:t>
+      </w:r>
+    </w:p>
+    <w:p>
+      <w:pPr>
+        <w:keepNext w:val="0"/>
+        <w:spacing w:after="60" w:line="240" w:lineRule="auto"/>
+        <w:jc w:val="both"/>
+      </w:pPr>
+      <w:r>
+        <w:rPr>
+          <w:rFonts w:ascii="Times New Roman" w:hAnsi="Times New Roman" w:eastAsia="Times New Roman"/>
+          <w:b w:val="0"/>
+          <w:i/>
+          <w:sz w:val="28"/>
+        </w:rPr>
+        <w:t>(Н. Смелзер)</w:t>
+      </w:r>
+    </w:p>
+    <w:p>
+      <w:pPr>
+        <w:keepNext/>
+        <w:spacing w:after="60" w:line="240" w:lineRule="auto"/>
+        <w:jc w:val="both"/>
+      </w:pPr>
+      <w:r>
+        <w:rPr>
+          <w:rFonts w:ascii="Times New Roman" w:hAnsi="Times New Roman" w:eastAsia="Times New Roman"/>
+          <w:b/>
+          <w:i w:val="0"/>
+          <w:sz w:val="28"/>
+        </w:rPr>
+        <w:t>№17</w:t>
+      </w:r>
+    </w:p>
+    <w:p>
+      <w:pPr>
+        <w:keepNext w:val="0"/>
+        <w:spacing w:after="60" w:line="240" w:lineRule="auto"/>
+        <w:jc w:val="both"/>
+      </w:pPr>
+      <w:r>
+        <w:rPr>
+          <w:rFonts w:ascii="Times New Roman" w:hAnsi="Times New Roman" w:eastAsia="Times New Roman"/>
+          <w:b w:val="0"/>
+          <w:i w:val="0"/>
+          <w:sz w:val="28"/>
+        </w:rPr>
+        <w:t>Что автор называет социальным статусом? Какие три вида социальных статусов он выделил? Как, по мнению автора, связаны социальный статус и социальные роли?</w:t>
+      </w:r>
+    </w:p>
+    <w:p>
+      <w:pPr>
+        <w:keepNext w:val="0"/>
+        <w:spacing w:after="60" w:line="240" w:lineRule="auto"/>
+        <w:jc w:val="both"/>
+      </w:pPr>
+      <w:r>
+        <w:rPr>
+          <w:rFonts w:ascii="Times New Roman" w:hAnsi="Times New Roman" w:eastAsia="Times New Roman"/>
+          <w:b w:val="0"/>
+          <w:i w:val="0"/>
+          <w:sz w:val="28"/>
+        </w:rPr>
+        <w:t>Ответ:</w:t>
+      </w:r>
+    </w:p>
+    <w:p>
+      <w:pPr>
+        <w:keepNext/>
+        <w:spacing w:after="60" w:line="240" w:lineRule="auto"/>
+        <w:jc w:val="both"/>
+      </w:pPr>
+      <w:r>
+        <w:rPr>
+          <w:rFonts w:ascii="Times New Roman" w:hAnsi="Times New Roman" w:eastAsia="Times New Roman"/>
+          <w:b/>
+          <w:i w:val="0"/>
+          <w:sz w:val="28"/>
+        </w:rPr>
+        <w:t>№18</w:t>
+      </w:r>
+    </w:p>
+    <w:p>
+      <w:pPr>
+        <w:keepNext w:val="0"/>
+        <w:spacing w:after="60" w:line="240" w:lineRule="auto"/>
+        <w:jc w:val="both"/>
+      </w:pPr>
+      <w:r>
+        <w:rPr>
+          <w:rFonts w:ascii="Times New Roman" w:hAnsi="Times New Roman" w:eastAsia="Times New Roman"/>
+          <w:b w:val="0"/>
+          <w:i w:val="0"/>
+          <w:sz w:val="28"/>
+        </w:rPr>
+        <w:t>В тексте упомянуты ключевые понятия социально-гуманитарных наук.</w:t>
+      </w:r>
+    </w:p>
+    <w:p>
+      <w:pPr>
+        <w:keepNext w:val="0"/>
+        <w:spacing w:after="60" w:line="240" w:lineRule="auto"/>
+        <w:jc w:val="both"/>
+      </w:pPr>
+      <w:r>
+        <w:rPr>
+          <w:rFonts w:ascii="Times New Roman" w:hAnsi="Times New Roman" w:eastAsia="Times New Roman"/>
+          <w:b w:val="0"/>
+          <w:i w:val="0"/>
+          <w:sz w:val="28"/>
+        </w:rPr>
+        <w:t>Используя обществоведческие знания,</w:t>
+      </w:r>
+    </w:p>
+    <w:p>
+      <w:pPr>
+        <w:keepNext w:val="0"/>
+        <w:spacing w:after="60" w:line="240" w:lineRule="auto"/>
+        <w:jc w:val="both"/>
+      </w:pPr>
+      <w:r>
+        <w:rPr>
+          <w:rFonts w:ascii="Times New Roman" w:hAnsi="Times New Roman" w:eastAsia="Times New Roman"/>
+          <w:b w:val="0"/>
+          <w:i w:val="0"/>
+          <w:sz w:val="28"/>
+        </w:rPr>
+        <w:t>- укажите не менее трёх основных характеристик личности;</w:t>
+      </w:r>
+    </w:p>
+    <w:p>
+      <w:pPr>
+        <w:keepNext w:val="0"/>
+        <w:spacing w:after="60" w:line="240" w:lineRule="auto"/>
+        <w:jc w:val="both"/>
+      </w:pPr>
+      <w:r>
+        <w:rPr>
+          <w:rFonts w:ascii="Times New Roman" w:hAnsi="Times New Roman" w:eastAsia="Times New Roman"/>
+          <w:b w:val="0"/>
+          <w:i w:val="0"/>
+          <w:sz w:val="28"/>
+        </w:rPr>
+        <w:t>- объясните связь приобретённого статуса и личности. (Объяснение может быть дано в одном или нескольких распространённых предложениях.)</w:t>
+      </w:r>
+    </w:p>
+    <w:p>
+      <w:pPr>
+        <w:keepNext w:val="0"/>
+        <w:spacing w:after="60" w:line="240" w:lineRule="auto"/>
+        <w:jc w:val="both"/>
+      </w:pPr>
+      <w:r>
+        <w:rPr>
+          <w:rFonts w:ascii="Times New Roman" w:hAnsi="Times New Roman" w:eastAsia="Times New Roman"/>
+          <w:b w:val="0"/>
+          <w:i w:val="0"/>
+          <w:sz w:val="28"/>
+        </w:rPr>
+        <w:t>в соответствии с нашими ожиданиями, мы удивлены, рассержены или обижены, и наши отношения меняются.</w:t>
+      </w:r>
+    </w:p>
+    <w:p>
+      <w:pPr>
+        <w:keepNext w:val="0"/>
+        <w:spacing w:after="60" w:line="240" w:lineRule="auto"/>
+        <w:jc w:val="both"/>
+      </w:pPr>
+      <w:r>
+        <w:rPr>
+          <w:rFonts w:ascii="Times New Roman" w:hAnsi="Times New Roman" w:eastAsia="Times New Roman"/>
+          <w:b w:val="0"/>
+          <w:i w:val="0"/>
+          <w:sz w:val="28"/>
+        </w:rPr>
+        <w:t>Когда поступки человека соответствуют ролевым ожиданиям, он получает такие социальные вознаграждения, как деньги и уважение. Вместе взятые, эти поощрения и наказания называются санкциями. Применяемые одним или несколькими взаимодействующими индивидами или кем-либо другим санкции подкрепляют правила, определяющие, какое поведение является уместным в данной ситуации.</w:t>
+      </w:r>
+    </w:p>
+    <w:p>
+      <w:pPr>
+        <w:keepNext w:val="0"/>
+        <w:spacing w:after="60" w:line="240" w:lineRule="auto"/>
+        <w:jc w:val="both"/>
+      </w:pPr>
+      <w:r>
+        <w:rPr>
+          <w:rFonts w:ascii="Times New Roman" w:hAnsi="Times New Roman" w:eastAsia="Times New Roman"/>
+          <w:b w:val="0"/>
+          <w:i w:val="0"/>
+          <w:sz w:val="28"/>
+        </w:rPr>
+        <w:t>Ответ:</w:t>
+      </w:r>
+    </w:p>
+    <w:p>
+      <w:pPr>
+        <w:keepNext w:val="0"/>
+        <w:spacing w:after="60" w:line="240" w:lineRule="auto"/>
+        <w:jc w:val="both"/>
+      </w:pPr>
+      <w:r>
+        <w:rPr>
+          <w:rFonts w:ascii="Times New Roman" w:hAnsi="Times New Roman" w:eastAsia="Times New Roman"/>
+          <w:b/>
+          <w:sz w:val="28"/>
+        </w:rPr>
+        <w:t xml:space="preserve">№19 </w:t>
+      </w:r>
+      <w:r>
+        <w:rPr>
+          <w:rFonts w:ascii="Times New Roman" w:hAnsi="Times New Roman" w:eastAsia="Times New Roman"/>
+          <w:b w:val="0"/>
+          <w:i w:val="0"/>
+          <w:sz w:val="28"/>
+        </w:rPr>
+        <w:t>Используя факты общественной жизни, проиллюстрируйте тремя примерами конкретно-исторический характер социальных ценностей. (Каждый пример должен быть сформулирован развёрнуто.)</w:t>
+      </w:r>
+    </w:p>
+    <w:p>
+      <w:pPr>
+        <w:keepNext w:val="0"/>
+        <w:spacing w:after="60" w:line="240" w:lineRule="auto"/>
+        <w:jc w:val="both"/>
+      </w:pPr>
+      <w:r>
+        <w:rPr>
+          <w:rFonts w:ascii="Times New Roman" w:hAnsi="Times New Roman" w:eastAsia="Times New Roman"/>
+          <w:b w:val="0"/>
+          <w:i w:val="0"/>
+          <w:sz w:val="28"/>
+        </w:rPr>
+        <w:t>Ответ:</w:t>
+      </w:r>
+    </w:p>
+    <w:p>
+      <w:pPr>
+        <w:keepNext w:val="0"/>
+        <w:spacing w:after="60" w:line="240" w:lineRule="auto"/>
+        <w:jc w:val="both"/>
+      </w:pPr>
+      <w:r>
+        <w:rPr>
+          <w:rFonts w:ascii="Times New Roman" w:hAnsi="Times New Roman" w:eastAsia="Times New Roman"/>
+          <w:b/>
+          <w:sz w:val="28"/>
+        </w:rPr>
+        <w:t xml:space="preserve">№20 </w:t>
+      </w:r>
+      <w:r>
+        <w:rPr>
+          <w:rFonts w:ascii="Times New Roman" w:hAnsi="Times New Roman" w:eastAsia="Times New Roman"/>
+          <w:b w:val="0"/>
+          <w:i w:val="0"/>
+          <w:sz w:val="28"/>
+        </w:rPr>
+        <w:t>Укажите любые два недостатка и два достоинства высокой социальной мобильности для общества или для человека. (Всего должно быть приведено четыре суждения. Каждое суждение должно быть сформулировано как распространенное предложение. Суждения без чёткого указания «недостаток» или «достоинство» не будут засчитаны при оценивании)</w:t>
+      </w:r>
+    </w:p>
+    <w:p>
+      <w:pPr>
+        <w:keepNext w:val="0"/>
+        <w:spacing w:after="60" w:line="240" w:lineRule="auto"/>
+        <w:jc w:val="both"/>
+      </w:pPr>
+      <w:r>
+        <w:rPr>
+          <w:rFonts w:ascii="Times New Roman" w:hAnsi="Times New Roman" w:eastAsia="Times New Roman"/>
+          <w:b w:val="0"/>
+          <w:i w:val="0"/>
+          <w:sz w:val="28"/>
+        </w:rPr>
+        <w:t>Ответ:</w:t>
+      </w:r>
+    </w:p>
+    <w:p>
+      <w:pPr>
+        <w:keepNext w:val="0"/>
+        <w:spacing w:after="60" w:line="240" w:lineRule="auto"/>
+        <w:jc w:val="both"/>
+      </w:pPr>
+      <w:r>
+        <w:rPr>
+          <w:rFonts w:ascii="Times New Roman" w:hAnsi="Times New Roman" w:eastAsia="Times New Roman"/>
+          <w:b/>
+          <w:sz w:val="28"/>
+        </w:rPr>
+        <w:t xml:space="preserve">№21 </w:t>
+      </w:r>
+      <w:r>
+        <w:rPr>
+          <w:rFonts w:ascii="Times New Roman" w:hAnsi="Times New Roman" w:eastAsia="Times New Roman"/>
+          <w:b w:val="0"/>
+          <w:i w:val="0"/>
+          <w:sz w:val="28"/>
+        </w:rPr>
+        <w:t>На графике изображено изменение ситуации на рынке антивирусных программ в стране Z. Спрос переместился из положения D в положение D1 при неизменном предложении S. (На графике P — цена услуги; Q — количество товара.)</w:t>
+      </w:r>
+    </w:p>
+    <w:p>
+      <w:pPr>
+        <w:spacing w:after="80"/>
+        <w:jc w:val="center"/>
+      </w:pPr>
+      <w:r>
         <w:drawing>
           <wp:inline xmlns:a="http://schemas.openxmlformats.org/drawingml/2006/main" xmlns:pic="http://schemas.openxmlformats.org/drawingml/2006/picture">
-            <wp:extent cx="5400000" cy="4752000"/>
+            <wp:extent cx="3348000" cy="3348000"/>
             <wp:docPr id="2" name="Picture 2"/>
             <wp:cNvGraphicFramePr>
               <a:graphicFrameLocks noChangeAspect="1"/>
@@ -406,12 +3912,11 @@
               <a:graphicData uri="http://schemas.openxmlformats.org/drawingml/2006/picture">
                 <pic:pic>
                   <pic:nvPicPr>
-                    <pic:cNvPr id="0" name="asset-0011.png"/>
+                    <pic:cNvPr id="0" name="asset-0079.png"/>
                     <pic:cNvPicPr/>
                   </pic:nvPicPr>
                   <pic:blipFill>
                     <a:blip r:embed="rId10"/>
-                    <a:srcRect b="12000"/>
                     <a:stretch>
                       <a:fillRect/>
                     </a:stretch>
@@ -419,7 +3924,7 @@
                   <pic:spPr>
                     <a:xfrm>
                       <a:off x="0" y="0"/>
-                      <a:ext cx="5400000" cy="4752000"/>
+                      <a:ext cx="3348000" cy="3348000"/>
                     </a:xfrm>
                     <a:prstGeom prst="rect"/>
                   </pic:spPr>
@@ -432,1848 +3937,63 @@
     </w:p>
     <w:p>
       <w:pPr>
-        <w:widowControl/>
-        <w:spacing w:line="240" w:lineRule="auto" w:after="0"/>
+        <w:keepNext w:val="0"/>
+        <w:spacing w:after="60" w:line="240" w:lineRule="auto"/>
+        <w:jc w:val="both"/>
       </w:pPr>
       <w:r>
         <w:rPr>
           <w:rFonts w:ascii="Times New Roman" w:hAnsi="Times New Roman" w:eastAsia="Times New Roman"/>
           <w:b w:val="0"/>
           <w:i w:val="0"/>
-          <w:color w:val="181A1F"/>
           <w:sz w:val="28"/>
         </w:rPr>
-        <w:t>Найдите в приведённом списке выводы, которые можно сделать на основе диаграммы, и запишите цифры, под которыми они указаны.</w:t>
+        <w:t>Как изменилась равновесная цена?</w:t>
       </w:r>
     </w:p>
     <w:p>
       <w:pPr>
-        <w:widowControl/>
-        <w:spacing w:line="240" w:lineRule="auto" w:after="0"/>
+        <w:keepNext w:val="0"/>
+        <w:spacing w:after="60" w:line="240" w:lineRule="auto"/>
+        <w:jc w:val="both"/>
       </w:pPr>
       <w:r>
         <w:rPr>
           <w:rFonts w:ascii="Times New Roman" w:hAnsi="Times New Roman" w:eastAsia="Times New Roman"/>
           <w:b w:val="0"/>
           <w:i w:val="0"/>
-          <w:color w:val="181A1F"/>
           <w:sz w:val="28"/>
         </w:rPr>
-        <w:t>1) Доля тех, кто предпочел бы иметь сравнительно небольшой, но постоянный доход, среди девушек больше, чем среди юношей.</w:t>
+        <w:t>Что могло вызвать изменение спроса? Сначала укажите любое одно обстоятельство (фактор), затем объясните его влияние на спрос (обязательно укажите характер изменения спроса). (Объяснение должно быть дано применительно к рынку, указанному в тексте задания.)</w:t>
       </w:r>
     </w:p>
     <w:p>
       <w:pPr>
-        <w:widowControl/>
-        <w:spacing w:line="240" w:lineRule="auto" w:after="0"/>
+        <w:keepNext w:val="0"/>
+        <w:spacing w:after="60" w:line="240" w:lineRule="auto"/>
+        <w:jc w:val="both"/>
       </w:pPr>
       <w:r>
         <w:rPr>
           <w:rFonts w:ascii="Times New Roman" w:hAnsi="Times New Roman" w:eastAsia="Times New Roman"/>
           <w:b w:val="0"/>
           <w:i w:val="0"/>
-          <w:color w:val="181A1F"/>
           <w:sz w:val="28"/>
         </w:rPr>
-        <w:t>2) Наибольшая доля опрошенных юношей предпочла бы много работать и хорошо зарабатывать, даже без гарантий на будущее.</w:t>
+        <w:t>Как изменятся предложение и равновесная цена на данном рынке, если при прочих равных условиях существенно активизируется деятельность разработчиков вирусных программ для различных гаджетов?</w:t>
       </w:r>
     </w:p>
     <w:p>
       <w:pPr>
-        <w:widowControl/>
-        <w:spacing w:line="240" w:lineRule="auto" w:after="0"/>
+        <w:keepNext w:val="0"/>
+        <w:spacing w:after="60" w:line="240" w:lineRule="auto"/>
+        <w:jc w:val="both"/>
       </w:pPr>
       <w:r>
         <w:rPr>
           <w:rFonts w:ascii="Times New Roman" w:hAnsi="Times New Roman" w:eastAsia="Times New Roman"/>
           <w:b w:val="0"/>
           <w:i w:val="0"/>
-          <w:color w:val="181A1F"/>
-          <w:sz w:val="28"/>
-        </w:rPr>
-        <w:t>3) Одинаковые доли юношей хотят иметь собственное дело и затрудняются с ответом.</w:t>
-      </w:r>
-    </w:p>
-    <w:p>
-      <w:pPr>
-        <w:widowControl/>
-        <w:spacing w:line="240" w:lineRule="auto" w:after="0"/>
-      </w:pPr>
-      <w:r>
-        <w:rPr>
-          <w:rFonts w:ascii="Times New Roman" w:hAnsi="Times New Roman" w:eastAsia="Times New Roman"/>
-          <w:b w:val="0"/>
-          <w:i w:val="0"/>
-          <w:color w:val="181A1F"/>
-          <w:sz w:val="28"/>
-        </w:rPr>
-        <w:t>4) Наименьшая доля опрошенных юношей предпочла бы иметь сравнительно небольшой, но постоянный доход.</w:t>
-      </w:r>
-    </w:p>
-    <w:p>
-      <w:pPr>
-        <w:widowControl/>
-        <w:spacing w:line="240" w:lineRule="auto" w:after="0"/>
-      </w:pPr>
-      <w:r>
-        <w:rPr>
-          <w:rFonts w:ascii="Times New Roman" w:hAnsi="Times New Roman" w:eastAsia="Times New Roman"/>
-          <w:b w:val="0"/>
-          <w:i w:val="0"/>
-          <w:color w:val="181A1F"/>
-          <w:sz w:val="28"/>
-        </w:rPr>
-        <w:t>5) Среди девушек доля тех, кто предпочёл бы иметь собственное дело, вести его на свой страх и риск, больше доли тех, кто затруднился ответить.</w:t>
-      </w:r>
-    </w:p>
-    <w:p>
-      <w:pPr>
-        <w:keepNext/>
-        <w:widowControl/>
-        <w:spacing w:line="240" w:lineRule="auto" w:after="0" w:before="120"/>
-      </w:pPr>
-      <w:r>
-        <w:rPr>
-          <w:rFonts w:ascii="Times New Roman" w:hAnsi="Times New Roman" w:eastAsia="Times New Roman"/>
-          <w:b/>
-          <w:color w:val="181A1F"/>
-          <w:sz w:val="28"/>
-        </w:rPr>
-        <w:t>4.</w:t>
-      </w:r>
-    </w:p>
-    <w:p>
-      <w:pPr>
-        <w:widowControl/>
-        <w:spacing w:line="240" w:lineRule="auto" w:after="0"/>
-      </w:pPr>
-      <w:r>
-        <w:rPr>
-          <w:rFonts w:ascii="Times New Roman" w:hAnsi="Times New Roman" w:eastAsia="Times New Roman"/>
-          <w:b w:val="0"/>
-          <w:i w:val="0"/>
-          <w:color w:val="181A1F"/>
-          <w:sz w:val="28"/>
-        </w:rPr>
-        <w:t>Выберите верные суждения о социальном контроле и запишите цифры, под которыми они указаны.</w:t>
-      </w:r>
-    </w:p>
-    <w:p>
-      <w:pPr>
-        <w:widowControl/>
-        <w:spacing w:line="240" w:lineRule="auto" w:after="0"/>
-      </w:pPr>
-      <w:r>
-        <w:rPr>
-          <w:rFonts w:ascii="Times New Roman" w:hAnsi="Times New Roman" w:eastAsia="Times New Roman"/>
-          <w:b w:val="0"/>
-          <w:i w:val="0"/>
-          <w:color w:val="181A1F"/>
-          <w:sz w:val="28"/>
-        </w:rPr>
-        <w:t xml:space="preserve">1) Социализация — одна из форм социального контроля. </w:t>
-      </w:r>
-    </w:p>
-    <w:p>
-      <w:pPr>
-        <w:widowControl/>
-        <w:spacing w:line="240" w:lineRule="auto" w:after="0"/>
-      </w:pPr>
-      <w:r>
-        <w:rPr>
-          <w:rFonts w:ascii="Times New Roman" w:hAnsi="Times New Roman" w:eastAsia="Times New Roman"/>
-          <w:b w:val="0"/>
-          <w:i w:val="0"/>
-          <w:color w:val="181A1F"/>
-          <w:sz w:val="28"/>
-        </w:rPr>
-        <w:t xml:space="preserve">2) Социальный контроль направлен на поддержание общественной стабильности. </w:t>
-      </w:r>
-    </w:p>
-    <w:p>
-      <w:pPr>
-        <w:widowControl/>
-        <w:spacing w:line="240" w:lineRule="auto" w:after="0"/>
-      </w:pPr>
-      <w:r>
-        <w:rPr>
-          <w:rFonts w:ascii="Times New Roman" w:hAnsi="Times New Roman" w:eastAsia="Times New Roman"/>
-          <w:b w:val="0"/>
-          <w:i w:val="0"/>
-          <w:color w:val="181A1F"/>
-          <w:sz w:val="28"/>
-        </w:rPr>
-        <w:t xml:space="preserve">3) Социальный контроль — механизм регуляции общественной жизни, совокупность средств и методов социального воздействия на индивидов, группы. </w:t>
-      </w:r>
-    </w:p>
-    <w:p>
-      <w:pPr>
-        <w:widowControl/>
-        <w:spacing w:line="240" w:lineRule="auto" w:after="0"/>
-      </w:pPr>
-      <w:r>
-        <w:rPr>
-          <w:rFonts w:ascii="Times New Roman" w:hAnsi="Times New Roman" w:eastAsia="Times New Roman"/>
-          <w:b w:val="0"/>
-          <w:i w:val="0"/>
-          <w:color w:val="181A1F"/>
-          <w:sz w:val="28"/>
-        </w:rPr>
-        <w:t xml:space="preserve">4) Социальные статусы и социальные роли — элементы социального контроля. </w:t>
-      </w:r>
-    </w:p>
-    <w:p>
-      <w:pPr>
-        <w:widowControl/>
-        <w:spacing w:line="240" w:lineRule="auto" w:after="0"/>
-      </w:pPr>
-      <w:r>
-        <w:rPr>
-          <w:rFonts w:ascii="Times New Roman" w:hAnsi="Times New Roman" w:eastAsia="Times New Roman"/>
-          <w:b w:val="0"/>
-          <w:i w:val="0"/>
-          <w:color w:val="181A1F"/>
-          <w:sz w:val="28"/>
-        </w:rPr>
-        <w:t>5) Поведение индивида находится под контролем семьи, коллег по работе или учёбе, соседей по дому и т.п.</w:t>
-      </w:r>
-    </w:p>
-    <w:p>
-      <w:pPr>
-        <w:keepNext/>
-        <w:widowControl/>
-        <w:spacing w:line="240" w:lineRule="auto" w:after="0" w:before="120"/>
-      </w:pPr>
-      <w:r>
-        <w:rPr>
-          <w:rFonts w:ascii="Times New Roman" w:hAnsi="Times New Roman" w:eastAsia="Times New Roman"/>
-          <w:b/>
-          <w:color w:val="181A1F"/>
-          <w:sz w:val="28"/>
-        </w:rPr>
-        <w:t>5.</w:t>
-      </w:r>
-    </w:p>
-    <w:p>
-      <w:pPr>
-        <w:widowControl/>
-        <w:spacing w:line="240" w:lineRule="auto" w:after="0"/>
-      </w:pPr>
-      <w:r>
-        <w:rPr>
-          <w:rFonts w:ascii="Times New Roman" w:hAnsi="Times New Roman" w:eastAsia="Times New Roman"/>
-          <w:b w:val="0"/>
-          <w:i w:val="0"/>
-          <w:color w:val="181A1F"/>
-          <w:sz w:val="28"/>
-        </w:rPr>
-        <w:t>Выберите верные суждения о социальных группах и запишите цифры, под которыми они указаны.</w:t>
-      </w:r>
-    </w:p>
-    <w:p>
-      <w:pPr>
-        <w:widowControl/>
-        <w:spacing w:line="240" w:lineRule="auto" w:after="0"/>
-      </w:pPr>
-      <w:r>
-        <w:rPr>
-          <w:rFonts w:ascii="Times New Roman" w:hAnsi="Times New Roman" w:eastAsia="Times New Roman"/>
-          <w:b w:val="0"/>
-          <w:i w:val="0"/>
-          <w:color w:val="181A1F"/>
-          <w:sz w:val="28"/>
-        </w:rPr>
-        <w:t>1) Человек в современном обществе принадлежит, как правило, к нескольким социальным группам.</w:t>
-      </w:r>
-    </w:p>
-    <w:p>
-      <w:pPr>
-        <w:widowControl/>
-        <w:spacing w:line="240" w:lineRule="auto" w:after="0"/>
-      </w:pPr>
-      <w:r>
-        <w:rPr>
-          <w:rFonts w:ascii="Times New Roman" w:hAnsi="Times New Roman" w:eastAsia="Times New Roman"/>
-          <w:b w:val="0"/>
-          <w:i w:val="0"/>
-          <w:color w:val="181A1F"/>
-          <w:sz w:val="28"/>
-        </w:rPr>
-        <w:t>2) Членство в группе оказывает влияние на поведение человека.</w:t>
-      </w:r>
-    </w:p>
-    <w:p>
-      <w:pPr>
-        <w:widowControl/>
-        <w:spacing w:line="240" w:lineRule="auto" w:after="0"/>
-      </w:pPr>
-      <w:r>
-        <w:rPr>
-          <w:rFonts w:ascii="Times New Roman" w:hAnsi="Times New Roman" w:eastAsia="Times New Roman"/>
-          <w:b w:val="0"/>
-          <w:i w:val="0"/>
-          <w:color w:val="181A1F"/>
-          <w:sz w:val="28"/>
-        </w:rPr>
-        <w:t>3) Члены вторичной группы опосредованно связаны между собой деятельностью для достижения общей цели.</w:t>
-      </w:r>
-    </w:p>
-    <w:p>
-      <w:pPr>
-        <w:widowControl/>
-        <w:spacing w:line="240" w:lineRule="auto" w:after="0"/>
-      </w:pPr>
-      <w:r>
-        <w:rPr>
-          <w:rFonts w:ascii="Times New Roman" w:hAnsi="Times New Roman" w:eastAsia="Times New Roman"/>
-          <w:b w:val="0"/>
-          <w:i w:val="0"/>
-          <w:color w:val="181A1F"/>
-          <w:sz w:val="28"/>
-        </w:rPr>
-        <w:t>4) Появление социальных групп связано только с возникновением государства.</w:t>
-      </w:r>
-    </w:p>
-    <w:p>
-      <w:pPr>
-        <w:widowControl/>
-        <w:spacing w:line="240" w:lineRule="auto" w:after="0"/>
-      </w:pPr>
-      <w:r>
-        <w:rPr>
-          <w:rFonts w:ascii="Times New Roman" w:hAnsi="Times New Roman" w:eastAsia="Times New Roman"/>
-          <w:b w:val="0"/>
-          <w:i w:val="0"/>
-          <w:color w:val="181A1F"/>
-          <w:sz w:val="28"/>
-        </w:rPr>
-        <w:t>5) Первичные группы создаются и существуют лишь в рамках официально признанных организаций.</w:t>
-      </w:r>
-    </w:p>
-    <w:p>
-      <w:pPr>
-        <w:keepNext/>
-        <w:widowControl/>
-        <w:spacing w:line="240" w:lineRule="auto" w:after="0" w:before="120"/>
-      </w:pPr>
-      <w:r>
-        <w:rPr>
-          <w:rFonts w:ascii="Times New Roman" w:hAnsi="Times New Roman" w:eastAsia="Times New Roman"/>
-          <w:b/>
-          <w:color w:val="181A1F"/>
-          <w:sz w:val="28"/>
-        </w:rPr>
-        <w:t>6.</w:t>
-      </w:r>
-    </w:p>
-    <w:p>
-      <w:pPr>
-        <w:widowControl/>
-        <w:spacing w:line="240" w:lineRule="auto" w:after="0"/>
-      </w:pPr>
-      <w:r>
-        <w:rPr>
-          <w:rFonts w:ascii="Times New Roman" w:hAnsi="Times New Roman" w:eastAsia="Times New Roman"/>
-          <w:b w:val="0"/>
-          <w:i w:val="0"/>
-          <w:color w:val="181A1F"/>
-          <w:sz w:val="28"/>
-        </w:rPr>
-        <w:t>Выберите верные суждения о социализации индивида и запишите цифры, под которыми они указаны.</w:t>
-      </w:r>
-    </w:p>
-    <w:p>
-      <w:pPr>
-        <w:widowControl/>
-        <w:spacing w:line="240" w:lineRule="auto" w:after="0"/>
-      </w:pPr>
-      <w:r>
-        <w:rPr>
-          <w:rFonts w:ascii="Times New Roman" w:hAnsi="Times New Roman" w:eastAsia="Times New Roman"/>
-          <w:b w:val="0"/>
-          <w:i w:val="0"/>
-          <w:color w:val="181A1F"/>
-          <w:sz w:val="28"/>
-        </w:rPr>
-        <w:t>1) Социализация способствует усвоению индивидом необходимого для жизни в данном обществе социокультурного опыта.</w:t>
-      </w:r>
-    </w:p>
-    <w:p>
-      <w:pPr>
-        <w:widowControl/>
-        <w:spacing w:line="240" w:lineRule="auto" w:after="0"/>
-      </w:pPr>
-      <w:r>
-        <w:rPr>
-          <w:rFonts w:ascii="Times New Roman" w:hAnsi="Times New Roman" w:eastAsia="Times New Roman"/>
-          <w:b w:val="0"/>
-          <w:i w:val="0"/>
-          <w:color w:val="181A1F"/>
-          <w:sz w:val="28"/>
-        </w:rPr>
-        <w:t>2) Агентами социализации выступают конкретные люди и организации.</w:t>
-      </w:r>
-    </w:p>
-    <w:p>
-      <w:pPr>
-        <w:widowControl/>
-        <w:spacing w:line="240" w:lineRule="auto" w:after="0"/>
-      </w:pPr>
-      <w:r>
-        <w:rPr>
-          <w:rFonts w:ascii="Times New Roman" w:hAnsi="Times New Roman" w:eastAsia="Times New Roman"/>
-          <w:b w:val="0"/>
-          <w:i w:val="0"/>
-          <w:color w:val="181A1F"/>
-          <w:sz w:val="28"/>
-        </w:rPr>
-        <w:t>3) Социализация связана со сменой социальных ролей, с приобретением нового статуса.</w:t>
-      </w:r>
-    </w:p>
-    <w:p>
-      <w:pPr>
-        <w:widowControl/>
-        <w:spacing w:line="240" w:lineRule="auto" w:after="0"/>
-      </w:pPr>
-      <w:r>
-        <w:rPr>
-          <w:rFonts w:ascii="Times New Roman" w:hAnsi="Times New Roman" w:eastAsia="Times New Roman"/>
-          <w:b w:val="0"/>
-          <w:i w:val="0"/>
-          <w:color w:val="181A1F"/>
-          <w:sz w:val="28"/>
-        </w:rPr>
-        <w:t>4) Первичная социализация начинается с поступлением ребёнка в образовательную организацию.</w:t>
-      </w:r>
-    </w:p>
-    <w:p>
-      <w:pPr>
-        <w:widowControl/>
-        <w:spacing w:line="240" w:lineRule="auto" w:after="0"/>
-      </w:pPr>
-      <w:r>
-        <w:rPr>
-          <w:rFonts w:ascii="Times New Roman" w:hAnsi="Times New Roman" w:eastAsia="Times New Roman"/>
-          <w:b w:val="0"/>
-          <w:i w:val="0"/>
-          <w:color w:val="181A1F"/>
-          <w:sz w:val="28"/>
-        </w:rPr>
-        <w:t>5) Агенты первичной социализации действуют в пределах своей компетенции, в соответствии с официальными предписаниями.</w:t>
-      </w:r>
-    </w:p>
-    <w:p>
-      <w:pPr>
-        <w:keepNext/>
-        <w:widowControl/>
-        <w:spacing w:line="240" w:lineRule="auto" w:after="0" w:before="120"/>
-      </w:pPr>
-      <w:r>
-        <w:rPr>
-          <w:rFonts w:ascii="Times New Roman" w:hAnsi="Times New Roman" w:eastAsia="Times New Roman"/>
-          <w:b/>
-          <w:color w:val="181A1F"/>
-          <w:sz w:val="28"/>
-        </w:rPr>
-        <w:t>7.</w:t>
-      </w:r>
-    </w:p>
-    <w:p>
-      <w:pPr>
-        <w:widowControl/>
-        <w:spacing w:line="240" w:lineRule="auto" w:after="0"/>
-      </w:pPr>
-      <w:r>
-        <w:rPr>
-          <w:rFonts w:ascii="Times New Roman" w:hAnsi="Times New Roman" w:eastAsia="Times New Roman"/>
-          <w:b w:val="0"/>
-          <w:i w:val="0"/>
-          <w:color w:val="181A1F"/>
-          <w:sz w:val="28"/>
-        </w:rPr>
-        <w:t>Выберите верные суждения о социализации индивида и запишите цифры, под которыми они указаны.</w:t>
-      </w:r>
-    </w:p>
-    <w:p>
-      <w:pPr>
-        <w:widowControl/>
-        <w:spacing w:line="240" w:lineRule="auto" w:after="0"/>
-      </w:pPr>
-      <w:r>
-        <w:rPr>
-          <w:rFonts w:ascii="Times New Roman" w:hAnsi="Times New Roman" w:eastAsia="Times New Roman"/>
-          <w:b w:val="0"/>
-          <w:i w:val="0"/>
-          <w:color w:val="181A1F"/>
-          <w:sz w:val="28"/>
-        </w:rPr>
-        <w:t>1) Социализация связана с освоением индивидом новых социальных ролей.</w:t>
-      </w:r>
-    </w:p>
-    <w:p>
-      <w:pPr>
-        <w:widowControl/>
-        <w:spacing w:line="240" w:lineRule="auto" w:after="0"/>
-      </w:pPr>
-      <w:r>
-        <w:rPr>
-          <w:rFonts w:ascii="Times New Roman" w:hAnsi="Times New Roman" w:eastAsia="Times New Roman"/>
-          <w:b w:val="0"/>
-          <w:i w:val="0"/>
-          <w:color w:val="181A1F"/>
-          <w:sz w:val="28"/>
-        </w:rPr>
-        <w:t>2) Первичная социализация заканчивается с началом трудовой деятельности.</w:t>
-      </w:r>
-    </w:p>
-    <w:p>
-      <w:pPr>
-        <w:widowControl/>
-        <w:spacing w:line="240" w:lineRule="auto" w:after="0"/>
-      </w:pPr>
-      <w:r>
-        <w:rPr>
-          <w:rFonts w:ascii="Times New Roman" w:hAnsi="Times New Roman" w:eastAsia="Times New Roman"/>
-          <w:b w:val="0"/>
-          <w:i w:val="0"/>
-          <w:color w:val="181A1F"/>
-          <w:sz w:val="28"/>
-        </w:rPr>
-        <w:t>3) Агентами социализации являются только организации, отвечающие за передачу социокультурного опыта.</w:t>
-      </w:r>
-    </w:p>
-    <w:p>
-      <w:pPr>
-        <w:widowControl/>
-        <w:spacing w:line="240" w:lineRule="auto" w:after="0"/>
-      </w:pPr>
-      <w:r>
-        <w:rPr>
-          <w:rFonts w:ascii="Times New Roman" w:hAnsi="Times New Roman" w:eastAsia="Times New Roman"/>
-          <w:b w:val="0"/>
-          <w:i w:val="0"/>
-          <w:color w:val="181A1F"/>
-          <w:sz w:val="28"/>
-        </w:rPr>
-        <w:t>4) Агенты вторичной социализации, как правило, действуют узконаправленно, в пределах своей компетенции, в соответствии с официальными предписаниями.</w:t>
-      </w:r>
-    </w:p>
-    <w:p>
-      <w:pPr>
-        <w:widowControl/>
-        <w:spacing w:line="240" w:lineRule="auto" w:after="0"/>
-      </w:pPr>
-      <w:r>
-        <w:rPr>
-          <w:rFonts w:ascii="Times New Roman" w:hAnsi="Times New Roman" w:eastAsia="Times New Roman"/>
-          <w:b w:val="0"/>
-          <w:i w:val="0"/>
-          <w:color w:val="181A1F"/>
-          <w:sz w:val="28"/>
-        </w:rPr>
-        <w:t>5) Социализация предполагает только контролируемые процессы целенаправленного воздействия на личность.</w:t>
-      </w:r>
-    </w:p>
-    <w:p>
-      <w:pPr>
-        <w:keepNext/>
-        <w:widowControl/>
-        <w:spacing w:line="240" w:lineRule="auto" w:after="0" w:before="120"/>
-      </w:pPr>
-      <w:r>
-        <w:rPr>
-          <w:rFonts w:ascii="Times New Roman" w:hAnsi="Times New Roman" w:eastAsia="Times New Roman"/>
-          <w:b/>
-          <w:color w:val="181A1F"/>
-          <w:sz w:val="28"/>
-        </w:rPr>
-        <w:t>8.</w:t>
-      </w:r>
-    </w:p>
-    <w:p>
-      <w:pPr>
-        <w:widowControl/>
-        <w:spacing w:line="240" w:lineRule="auto" w:after="0"/>
-      </w:pPr>
-      <w:r>
-        <w:rPr>
-          <w:rFonts w:ascii="Times New Roman" w:hAnsi="Times New Roman" w:eastAsia="Times New Roman"/>
-          <w:b w:val="0"/>
-          <w:i w:val="0"/>
-          <w:color w:val="181A1F"/>
-          <w:sz w:val="28"/>
-        </w:rPr>
-        <w:t>Выберите верные суждения о семье и браке. Запишите цифры, под которыми они указаны.</w:t>
-      </w:r>
-    </w:p>
-    <w:p>
-      <w:pPr>
-        <w:widowControl/>
-        <w:spacing w:line="240" w:lineRule="auto" w:after="0"/>
-      </w:pPr>
-      <w:r>
-        <w:rPr>
-          <w:rFonts w:ascii="Times New Roman" w:hAnsi="Times New Roman" w:eastAsia="Times New Roman"/>
-          <w:b w:val="0"/>
-          <w:i w:val="0"/>
-          <w:color w:val="181A1F"/>
-          <w:sz w:val="28"/>
-        </w:rPr>
-        <w:t xml:space="preserve">1) В Российской Федерации права граждан в семье могут быть ограничены только на основании федерального законодательства. </w:t>
-      </w:r>
-    </w:p>
-    <w:p>
-      <w:pPr>
-        <w:widowControl/>
-        <w:spacing w:line="240" w:lineRule="auto" w:after="0"/>
-      </w:pPr>
-      <w:r>
-        <w:rPr>
-          <w:rFonts w:ascii="Times New Roman" w:hAnsi="Times New Roman" w:eastAsia="Times New Roman"/>
-          <w:b w:val="0"/>
-          <w:i w:val="0"/>
-          <w:color w:val="181A1F"/>
-          <w:sz w:val="28"/>
-        </w:rPr>
-        <w:t xml:space="preserve">2) Семья — это большая социальная группа, члены которой связаны только узами родства. </w:t>
-      </w:r>
-    </w:p>
-    <w:p>
-      <w:pPr>
-        <w:widowControl/>
-        <w:spacing w:line="240" w:lineRule="auto" w:after="0"/>
-      </w:pPr>
-      <w:r>
-        <w:rPr>
-          <w:rFonts w:ascii="Times New Roman" w:hAnsi="Times New Roman" w:eastAsia="Times New Roman"/>
-          <w:b w:val="0"/>
-          <w:i w:val="0"/>
-          <w:color w:val="181A1F"/>
-          <w:sz w:val="28"/>
-        </w:rPr>
-        <w:t xml:space="preserve">3) Функция первичного социального контроля связана с тем, что принадлежность к семье позволяет человеку подтвердить и закрепить занимаемые им позиции либо даже продвинуться в социальной иерархии. </w:t>
-      </w:r>
-    </w:p>
-    <w:p>
-      <w:pPr>
-        <w:widowControl/>
-        <w:spacing w:line="240" w:lineRule="auto" w:after="0"/>
-      </w:pPr>
-      <w:r>
-        <w:rPr>
-          <w:rFonts w:ascii="Times New Roman" w:hAnsi="Times New Roman" w:eastAsia="Times New Roman"/>
-          <w:b w:val="0"/>
-          <w:i w:val="0"/>
-          <w:color w:val="181A1F"/>
-          <w:sz w:val="28"/>
-        </w:rPr>
-        <w:t xml:space="preserve">4) Совместное времяпрепровождение на основе взаимных интересов благотворно влияет на всех членов семьи. </w:t>
-      </w:r>
-    </w:p>
-    <w:p>
-      <w:pPr>
-        <w:widowControl/>
-        <w:spacing w:line="240" w:lineRule="auto" w:after="0"/>
-      </w:pPr>
-      <w:r>
-        <w:rPr>
-          <w:rFonts w:ascii="Times New Roman" w:hAnsi="Times New Roman" w:eastAsia="Times New Roman"/>
-          <w:b w:val="0"/>
-          <w:i w:val="0"/>
-          <w:color w:val="181A1F"/>
-          <w:sz w:val="28"/>
-        </w:rPr>
-        <w:t>5) В Российской Федерации признаётся брак, заключённый только в органах записи актов гражданского состояния.</w:t>
-      </w:r>
-    </w:p>
-    <w:p>
-      <w:pPr>
-        <w:keepNext/>
-        <w:widowControl/>
-        <w:spacing w:line="240" w:lineRule="auto" w:after="0" w:before="120"/>
-      </w:pPr>
-      <w:r>
-        <w:rPr>
-          <w:rFonts w:ascii="Times New Roman" w:hAnsi="Times New Roman" w:eastAsia="Times New Roman"/>
-          <w:b/>
-          <w:color w:val="181A1F"/>
-          <w:sz w:val="28"/>
-        </w:rPr>
-        <w:t>9.</w:t>
-      </w:r>
-    </w:p>
-    <w:p>
-      <w:pPr>
-        <w:widowControl/>
-        <w:spacing w:line="240" w:lineRule="auto" w:after="0"/>
-      </w:pPr>
-      <w:r>
-        <w:rPr>
-          <w:rFonts w:ascii="Times New Roman" w:hAnsi="Times New Roman" w:eastAsia="Times New Roman"/>
-          <w:b w:val="0"/>
-          <w:i w:val="0"/>
-          <w:color w:val="181A1F"/>
-          <w:sz w:val="28"/>
-        </w:rPr>
-        <w:t>В ходе социологических опросов совершеннолетних граждан стран Z и Y им был задан вопрос: «В какой мере, по Вашему мнению, государство сегодня поддерживает научно-техническую деятельность?». Результаты опросов (в % от числа отвечавших) приведены в диаграмме.</w:t>
-      </w:r>
-    </w:p>
-    <w:p>
-      <w:pPr>
-        <w:widowControl/>
-        <w:spacing w:line="240" w:lineRule="auto" w:after="0"/>
-        <w:jc w:val="center"/>
-      </w:pPr>
-      <w:r>
-        <w:rPr>
-          <w:rFonts w:ascii="Times New Roman" w:hAnsi="Times New Roman" w:eastAsia="Times New Roman"/>
-          <w:color w:val="181A1F"/>
-          <w:sz w:val="28"/>
-        </w:rPr>
-        <w:drawing>
-          <wp:inline xmlns:a="http://schemas.openxmlformats.org/drawingml/2006/main" xmlns:pic="http://schemas.openxmlformats.org/drawingml/2006/picture">
-            <wp:extent cx="5400000" cy="4752000"/>
-            <wp:docPr id="3" name="Picture 3"/>
-            <wp:cNvGraphicFramePr>
-              <a:graphicFrameLocks noChangeAspect="1"/>
-            </wp:cNvGraphicFramePr>
-            <a:graphic>
-              <a:graphicData uri="http://schemas.openxmlformats.org/drawingml/2006/picture">
-                <pic:pic>
-                  <pic:nvPicPr>
-                    <pic:cNvPr id="0" name="asset-0055.png"/>
-                    <pic:cNvPicPr/>
-                  </pic:nvPicPr>
-                  <pic:blipFill>
-                    <a:blip r:embed="rId11"/>
-                    <a:srcRect b="12000"/>
-                    <a:stretch>
-                      <a:fillRect/>
-                    </a:stretch>
-                  </pic:blipFill>
-                  <pic:spPr>
-                    <a:xfrm>
-                      <a:off x="0" y="0"/>
-                      <a:ext cx="5400000" cy="4752000"/>
-                    </a:xfrm>
-                    <a:prstGeom prst="rect"/>
-                  </pic:spPr>
-                </pic:pic>
-              </a:graphicData>
-            </a:graphic>
-          </wp:inline>
-        </w:drawing>
-      </w:r>
-    </w:p>
-    <w:p>
-      <w:pPr>
-        <w:widowControl/>
-        <w:spacing w:line="240" w:lineRule="auto" w:after="0"/>
-      </w:pPr>
-      <w:r>
-        <w:rPr>
-          <w:rFonts w:ascii="Times New Roman" w:hAnsi="Times New Roman" w:eastAsia="Times New Roman"/>
-          <w:b w:val="0"/>
-          <w:i w:val="0"/>
-          <w:color w:val="181A1F"/>
-          <w:sz w:val="28"/>
-        </w:rPr>
-        <w:t>Найдите в приведённом списке выводы, которые можно сделать на основе диаграммы, и запишите цифры, под которыми они указаны.</w:t>
-      </w:r>
-    </w:p>
-    <w:p>
-      <w:pPr>
-        <w:widowControl/>
-        <w:spacing w:line="240" w:lineRule="auto" w:after="0"/>
-      </w:pPr>
-      <w:r>
-        <w:rPr>
-          <w:rFonts w:ascii="Times New Roman" w:hAnsi="Times New Roman" w:eastAsia="Times New Roman"/>
-          <w:b w:val="0"/>
-          <w:i w:val="0"/>
-          <w:color w:val="181A1F"/>
-          <w:sz w:val="28"/>
-        </w:rPr>
-        <w:t>1) Равные доли опрошенных в обеих странах считают, что государство недостаточно поддерживает научно-техническую деятельность.</w:t>
-      </w:r>
-    </w:p>
-    <w:p>
-      <w:pPr>
-        <w:widowControl/>
-        <w:spacing w:line="240" w:lineRule="auto" w:after="0"/>
-      </w:pPr>
-      <w:r>
-        <w:rPr>
-          <w:rFonts w:ascii="Times New Roman" w:hAnsi="Times New Roman" w:eastAsia="Times New Roman"/>
-          <w:b w:val="0"/>
-          <w:i w:val="0"/>
-          <w:color w:val="181A1F"/>
-          <w:sz w:val="28"/>
-        </w:rPr>
-        <w:t>2) Доля тех, кто считает, что государство не в полной мере поддерживает научно-техническую деятельность, в стране Y меньше доли тех, кто считает, что государство недостаточно её поддерживает.</w:t>
-      </w:r>
-    </w:p>
-    <w:p>
-      <w:pPr>
-        <w:widowControl/>
-        <w:spacing w:line="240" w:lineRule="auto" w:after="0"/>
-      </w:pPr>
-      <w:r>
-        <w:rPr>
-          <w:rFonts w:ascii="Times New Roman" w:hAnsi="Times New Roman" w:eastAsia="Times New Roman"/>
-          <w:b w:val="0"/>
-          <w:i w:val="0"/>
-          <w:color w:val="181A1F"/>
-          <w:sz w:val="28"/>
-        </w:rPr>
-        <w:t>3) Доля тех, кто считает, что государство в полной мере поддерживает научно-техническую деятельность, в стране Z меньше, чем в стране Y.</w:t>
-      </w:r>
-    </w:p>
-    <w:p>
-      <w:pPr>
-        <w:widowControl/>
-        <w:spacing w:line="240" w:lineRule="auto" w:after="0"/>
-      </w:pPr>
-      <w:r>
-        <w:rPr>
-          <w:rFonts w:ascii="Times New Roman" w:hAnsi="Times New Roman" w:eastAsia="Times New Roman"/>
-          <w:b w:val="0"/>
-          <w:i w:val="0"/>
-          <w:color w:val="181A1F"/>
-          <w:sz w:val="28"/>
-        </w:rPr>
-        <w:t>4) Равные доли опрошенных в стране Y считают, что государство в полной мере поддерживает научно-техническую деятельность и недостаточно её поддерживает.</w:t>
-      </w:r>
-    </w:p>
-    <w:p>
-      <w:pPr>
-        <w:widowControl/>
-        <w:spacing w:line="240" w:lineRule="auto" w:after="0"/>
-      </w:pPr>
-      <w:r>
-        <w:rPr>
-          <w:rFonts w:ascii="Times New Roman" w:hAnsi="Times New Roman" w:eastAsia="Times New Roman"/>
-          <w:b w:val="0"/>
-          <w:i w:val="0"/>
-          <w:color w:val="181A1F"/>
-          <w:sz w:val="28"/>
-        </w:rPr>
-        <w:t>5) Наибольшая доля опрошенных в стране Z считает, что государство совсем не поддерживает научно-техническую деятельность.</w:t>
-      </w:r>
-    </w:p>
-    <w:p>
-      <w:pPr>
-        <w:keepNext/>
-        <w:widowControl/>
-        <w:spacing w:line="240" w:lineRule="auto" w:after="0" w:before="120"/>
-      </w:pPr>
-      <w:r>
-        <w:rPr>
-          <w:rFonts w:ascii="Times New Roman" w:hAnsi="Times New Roman" w:eastAsia="Times New Roman"/>
-          <w:b/>
-          <w:color w:val="181A1F"/>
-          <w:sz w:val="28"/>
-        </w:rPr>
-        <w:t>10.</w:t>
-      </w:r>
-    </w:p>
-    <w:p>
-      <w:pPr>
-        <w:widowControl/>
-        <w:spacing w:line="240" w:lineRule="auto" w:after="0"/>
-      </w:pPr>
-      <w:r>
-        <w:rPr>
-          <w:rFonts w:ascii="Times New Roman" w:hAnsi="Times New Roman" w:eastAsia="Times New Roman"/>
-          <w:b w:val="0"/>
-          <w:i w:val="0"/>
-          <w:color w:val="181A1F"/>
-          <w:sz w:val="28"/>
-        </w:rPr>
-        <w:t>Выберите верные суждения о социальном контроле и запишите цифры, под которыми они указаны.</w:t>
-      </w:r>
-    </w:p>
-    <w:p>
-      <w:pPr>
-        <w:widowControl/>
-        <w:spacing w:line="240" w:lineRule="auto" w:after="0"/>
-      </w:pPr>
-      <w:r>
-        <w:rPr>
-          <w:rFonts w:ascii="Times New Roman" w:hAnsi="Times New Roman" w:eastAsia="Times New Roman"/>
-          <w:b w:val="0"/>
-          <w:i w:val="0"/>
-          <w:color w:val="181A1F"/>
-          <w:sz w:val="28"/>
-        </w:rPr>
-        <w:t>1) Социальный контроль включает в себя социальные нормы и социальные санкции.</w:t>
-      </w:r>
-    </w:p>
-    <w:p>
-      <w:pPr>
-        <w:widowControl/>
-        <w:spacing w:line="240" w:lineRule="auto" w:after="0"/>
-      </w:pPr>
-      <w:r>
-        <w:rPr>
-          <w:rFonts w:ascii="Times New Roman" w:hAnsi="Times New Roman" w:eastAsia="Times New Roman"/>
-          <w:b w:val="0"/>
-          <w:i w:val="0"/>
-          <w:color w:val="181A1F"/>
-          <w:sz w:val="28"/>
-        </w:rPr>
-        <w:t>2) Санкции — это исключительно формальная негативная реакция со стороны остальных членов общества на поведение человека или группы.</w:t>
-      </w:r>
-    </w:p>
-    <w:p>
-      <w:pPr>
-        <w:widowControl/>
-        <w:spacing w:line="240" w:lineRule="auto" w:after="0"/>
-      </w:pPr>
-      <w:r>
-        <w:rPr>
-          <w:rFonts w:ascii="Times New Roman" w:hAnsi="Times New Roman" w:eastAsia="Times New Roman"/>
-          <w:b w:val="0"/>
-          <w:i w:val="0"/>
-          <w:color w:val="181A1F"/>
-          <w:sz w:val="28"/>
-        </w:rPr>
-        <w:t>3) Социальный контроль осуществляется только посредством применения норм юридической ответственности</w:t>
-      </w:r>
-    </w:p>
-    <w:p>
-      <w:pPr>
-        <w:widowControl/>
-        <w:spacing w:line="240" w:lineRule="auto" w:after="0"/>
-      </w:pPr>
-      <w:r>
-        <w:rPr>
-          <w:rFonts w:ascii="Times New Roman" w:hAnsi="Times New Roman" w:eastAsia="Times New Roman"/>
-          <w:b w:val="0"/>
-          <w:i w:val="0"/>
-          <w:color w:val="181A1F"/>
-          <w:sz w:val="28"/>
-        </w:rPr>
-        <w:t>4) Социальный контроль — это механизм регуляции отношений  индивида и общества в целях укрепления порядка и стабильности в обществе.</w:t>
-      </w:r>
-    </w:p>
-    <w:p>
-      <w:pPr>
-        <w:widowControl/>
-        <w:spacing w:line="240" w:lineRule="auto" w:after="0"/>
-      </w:pPr>
-      <w:r>
-        <w:rPr>
-          <w:rFonts w:ascii="Times New Roman" w:hAnsi="Times New Roman" w:eastAsia="Times New Roman"/>
-          <w:b w:val="0"/>
-          <w:i w:val="0"/>
-          <w:color w:val="181A1F"/>
-          <w:sz w:val="28"/>
-        </w:rPr>
-        <w:t>5) Развитие самоконтроля у членов общества может привести к снижению внешнего контроля за их поведением.</w:t>
-      </w:r>
-    </w:p>
-    <w:p>
-      <w:pPr>
-        <w:keepNext/>
-        <w:widowControl/>
-        <w:spacing w:line="240" w:lineRule="auto" w:after="0" w:before="120"/>
-      </w:pPr>
-      <w:r>
-        <w:rPr>
-          <w:rFonts w:ascii="Times New Roman" w:hAnsi="Times New Roman" w:eastAsia="Times New Roman"/>
-          <w:b/>
-          <w:color w:val="181A1F"/>
-          <w:sz w:val="28"/>
-        </w:rPr>
-        <w:t>11.</w:t>
-      </w:r>
-    </w:p>
-    <w:p>
-      <w:pPr>
-        <w:widowControl/>
-        <w:spacing w:line="240" w:lineRule="auto" w:after="0"/>
-      </w:pPr>
-      <w:r>
-        <w:rPr>
-          <w:rFonts w:ascii="Times New Roman" w:hAnsi="Times New Roman" w:eastAsia="Times New Roman"/>
-          <w:b w:val="0"/>
-          <w:i w:val="0"/>
-          <w:color w:val="181A1F"/>
-          <w:sz w:val="28"/>
-        </w:rPr>
-        <w:t>Выберите верные суждения о социальной стратификации и запишите цифры, под которыми они указаны.</w:t>
-      </w:r>
-    </w:p>
-    <w:p>
-      <w:pPr>
-        <w:widowControl/>
-        <w:spacing w:line="240" w:lineRule="auto" w:after="0"/>
-      </w:pPr>
-      <w:r>
-        <w:rPr>
-          <w:rFonts w:ascii="Times New Roman" w:hAnsi="Times New Roman" w:eastAsia="Times New Roman"/>
-          <w:b w:val="0"/>
-          <w:i w:val="0"/>
-          <w:color w:val="181A1F"/>
-          <w:sz w:val="28"/>
-        </w:rPr>
-        <w:t>1) Понятие «социальной стратификации» обозначает любые изменения, происходящие в обществе.</w:t>
-      </w:r>
-    </w:p>
-    <w:p>
-      <w:pPr>
-        <w:widowControl/>
-        <w:spacing w:line="240" w:lineRule="auto" w:after="0"/>
-      </w:pPr>
-      <w:r>
-        <w:rPr>
-          <w:rFonts w:ascii="Times New Roman" w:hAnsi="Times New Roman" w:eastAsia="Times New Roman"/>
-          <w:b w:val="0"/>
-          <w:i w:val="0"/>
-          <w:color w:val="181A1F"/>
-          <w:sz w:val="28"/>
-        </w:rPr>
-        <w:t>2) Социальная стратификация предполагает деление общества на социальные слои путём объединения различных социальных позиций с примерно одинаковым социальным статусом.</w:t>
-      </w:r>
-    </w:p>
-    <w:p>
-      <w:pPr>
-        <w:widowControl/>
-        <w:spacing w:line="240" w:lineRule="auto" w:after="0"/>
-      </w:pPr>
-      <w:r>
-        <w:rPr>
-          <w:rFonts w:ascii="Times New Roman" w:hAnsi="Times New Roman" w:eastAsia="Times New Roman"/>
-          <w:b w:val="0"/>
-          <w:i w:val="0"/>
-          <w:color w:val="181A1F"/>
-          <w:sz w:val="28"/>
-        </w:rPr>
-        <w:t>3) Социологи выделяют следующие критерии социальной стратификации: доход, власть.</w:t>
-      </w:r>
-    </w:p>
-    <w:p>
-      <w:pPr>
-        <w:widowControl/>
-        <w:spacing w:line="240" w:lineRule="auto" w:after="0"/>
-      </w:pPr>
-      <w:r>
-        <w:rPr>
-          <w:rFonts w:ascii="Times New Roman" w:hAnsi="Times New Roman" w:eastAsia="Times New Roman"/>
-          <w:b w:val="0"/>
-          <w:i w:val="0"/>
-          <w:color w:val="181A1F"/>
-          <w:sz w:val="28"/>
-        </w:rPr>
-        <w:t>4) Социальная стратификация предполагает выделение социальных слоёв в зависимости от личных качеств человека.</w:t>
-      </w:r>
-    </w:p>
-    <w:p>
-      <w:pPr>
-        <w:widowControl/>
-        <w:spacing w:line="240" w:lineRule="auto" w:after="0"/>
-      </w:pPr>
-      <w:r>
-        <w:rPr>
-          <w:rFonts w:ascii="Times New Roman" w:hAnsi="Times New Roman" w:eastAsia="Times New Roman"/>
-          <w:b w:val="0"/>
-          <w:i w:val="0"/>
-          <w:color w:val="181A1F"/>
-          <w:sz w:val="28"/>
-        </w:rPr>
-        <w:t>5) Престиж профессии как критерий социальной стратификации связан с социальной привлекательностью, уважительным отношением в обществе к тем или иным профессиям, должностям, роду занятий.</w:t>
-      </w:r>
-    </w:p>
-    <w:p>
-      <w:pPr>
-        <w:keepNext/>
-        <w:widowControl/>
-        <w:spacing w:line="240" w:lineRule="auto" w:after="0" w:before="120"/>
-      </w:pPr>
-      <w:r>
-        <w:rPr>
-          <w:rFonts w:ascii="Times New Roman" w:hAnsi="Times New Roman" w:eastAsia="Times New Roman"/>
-          <w:b/>
-          <w:color w:val="181A1F"/>
-          <w:sz w:val="28"/>
-        </w:rPr>
-        <w:t>12.</w:t>
-      </w:r>
-    </w:p>
-    <w:p>
-      <w:pPr>
-        <w:widowControl/>
-        <w:spacing w:line="240" w:lineRule="auto" w:after="0"/>
-      </w:pPr>
-      <w:r>
-        <w:rPr>
-          <w:rFonts w:ascii="Times New Roman" w:hAnsi="Times New Roman" w:eastAsia="Times New Roman"/>
-          <w:b w:val="0"/>
-          <w:i w:val="0"/>
-          <w:color w:val="181A1F"/>
-          <w:sz w:val="28"/>
-        </w:rPr>
-        <w:t xml:space="preserve">В странах Z и Y армия комплектуется на основе всеобщей воинской обязанности. В ходе социологических опросов совершеннолетних жителей этих стран попросили определить их отношение к службе в армии. Полученные результаты (в % от числа опрошенных) представлены в графическом виде. </w:t>
-      </w:r>
-    </w:p>
-    <w:p>
-      <w:pPr>
-        <w:widowControl/>
-        <w:spacing w:line="240" w:lineRule="auto" w:after="0"/>
-        <w:jc w:val="center"/>
-      </w:pPr>
-      <w:r>
-        <w:rPr>
-          <w:rFonts w:ascii="Times New Roman" w:hAnsi="Times New Roman" w:eastAsia="Times New Roman"/>
-          <w:color w:val="181A1F"/>
-          <w:sz w:val="28"/>
-        </w:rPr>
-        <w:drawing>
-          <wp:inline xmlns:a="http://schemas.openxmlformats.org/drawingml/2006/main" xmlns:pic="http://schemas.openxmlformats.org/drawingml/2006/picture">
-            <wp:extent cx="5400000" cy="4752000"/>
-            <wp:docPr id="4" name="Picture 4"/>
-            <wp:cNvGraphicFramePr>
-              <a:graphicFrameLocks noChangeAspect="1"/>
-            </wp:cNvGraphicFramePr>
-            <a:graphic>
-              <a:graphicData uri="http://schemas.openxmlformats.org/drawingml/2006/picture">
-                <pic:pic>
-                  <pic:nvPicPr>
-                    <pic:cNvPr id="0" name="asset-0031.png"/>
-                    <pic:cNvPicPr/>
-                  </pic:nvPicPr>
-                  <pic:blipFill>
-                    <a:blip r:embed="rId12"/>
-                    <a:srcRect b="12000"/>
-                    <a:stretch>
-                      <a:fillRect/>
-                    </a:stretch>
-                  </pic:blipFill>
-                  <pic:spPr>
-                    <a:xfrm>
-                      <a:off x="0" y="0"/>
-                      <a:ext cx="5400000" cy="4752000"/>
-                    </a:xfrm>
-                    <a:prstGeom prst="rect"/>
-                  </pic:spPr>
-                </pic:pic>
-              </a:graphicData>
-            </a:graphic>
-          </wp:inline>
-        </w:drawing>
-      </w:r>
-    </w:p>
-    <w:p>
-      <w:pPr>
-        <w:widowControl/>
-        <w:spacing w:line="240" w:lineRule="auto" w:after="0"/>
-      </w:pPr>
-      <w:r>
-        <w:rPr>
-          <w:rFonts w:ascii="Times New Roman" w:hAnsi="Times New Roman" w:eastAsia="Times New Roman"/>
-          <w:b w:val="0"/>
-          <w:i w:val="0"/>
-          <w:color w:val="181A1F"/>
-          <w:sz w:val="28"/>
-        </w:rPr>
-        <w:t>Найдите в приведённом списке выводы, которые можно сделать на основе диаграммы, и запишите цифры, под которыми они указаны.</w:t>
-      </w:r>
-    </w:p>
-    <w:p>
-      <w:pPr>
-        <w:widowControl/>
-        <w:spacing w:line="240" w:lineRule="auto" w:after="0"/>
-      </w:pPr>
-      <w:r>
-        <w:rPr>
-          <w:rFonts w:ascii="Times New Roman" w:hAnsi="Times New Roman" w:eastAsia="Times New Roman"/>
-          <w:b w:val="0"/>
-          <w:i w:val="0"/>
-          <w:color w:val="181A1F"/>
-          <w:sz w:val="28"/>
-        </w:rPr>
-        <w:t>1) Доля тех, кто считают, что каждый настоящий мужчина должен пройти службу в армии, в стране Z больше, чем в стране У.</w:t>
-      </w:r>
-    </w:p>
-    <w:p>
-      <w:pPr>
-        <w:widowControl/>
-        <w:spacing w:line="240" w:lineRule="auto" w:after="0"/>
-      </w:pPr>
-      <w:r>
-        <w:rPr>
-          <w:rFonts w:ascii="Times New Roman" w:hAnsi="Times New Roman" w:eastAsia="Times New Roman"/>
-          <w:b w:val="0"/>
-          <w:i w:val="0"/>
-          <w:color w:val="181A1F"/>
-          <w:sz w:val="28"/>
-        </w:rPr>
-        <w:t>2) В стране Z мнение о службе в армии как о бессмысленном и опасном занятии популярнее мнения о службе в армии как о долге гражданина.</w:t>
-      </w:r>
-    </w:p>
-    <w:p>
-      <w:pPr>
-        <w:widowControl/>
-        <w:spacing w:line="240" w:lineRule="auto" w:after="0"/>
-      </w:pPr>
-      <w:r>
-        <w:rPr>
-          <w:rFonts w:ascii="Times New Roman" w:hAnsi="Times New Roman" w:eastAsia="Times New Roman"/>
-          <w:b w:val="0"/>
-          <w:i w:val="0"/>
-          <w:color w:val="181A1F"/>
-          <w:sz w:val="28"/>
-        </w:rPr>
-        <w:t>3) Равные доли опрошенных в каждой стране затруднились с ответом.</w:t>
-      </w:r>
-    </w:p>
-    <w:p>
-      <w:pPr>
-        <w:widowControl/>
-        <w:spacing w:line="240" w:lineRule="auto" w:after="0"/>
-      </w:pPr>
-      <w:r>
-        <w:rPr>
-          <w:rFonts w:ascii="Times New Roman" w:hAnsi="Times New Roman" w:eastAsia="Times New Roman"/>
-          <w:b w:val="0"/>
-          <w:i w:val="0"/>
-          <w:color w:val="181A1F"/>
-          <w:sz w:val="28"/>
-        </w:rPr>
-        <w:t>4) В стране Y мнение о том, что каждый настоящий мужчина должен пройти службу в армии, популярнее мнения о службе в армии как долге гражданина, который надо отдать государству даже в случае противоречия собственным интересам.</w:t>
-      </w:r>
-    </w:p>
-    <w:p>
-      <w:pPr>
-        <w:widowControl/>
-        <w:spacing w:line="240" w:lineRule="auto" w:after="0"/>
-      </w:pPr>
-      <w:r>
-        <w:rPr>
-          <w:rFonts w:ascii="Times New Roman" w:hAnsi="Times New Roman" w:eastAsia="Times New Roman"/>
-          <w:b w:val="0"/>
-          <w:i w:val="0"/>
-          <w:color w:val="181A1F"/>
-          <w:sz w:val="28"/>
-        </w:rPr>
-        <w:t xml:space="preserve">5) Равные доли опрошенных в каждой стране считают службу в армии долгом каждого гражданина. </w:t>
-      </w:r>
-    </w:p>
-    <w:p>
-      <w:pPr>
-        <w:keepNext/>
-        <w:widowControl/>
-        <w:spacing w:line="240" w:lineRule="auto" w:after="0" w:before="120"/>
-      </w:pPr>
-      <w:r>
-        <w:rPr>
-          <w:rFonts w:ascii="Times New Roman" w:hAnsi="Times New Roman" w:eastAsia="Times New Roman"/>
-          <w:b/>
-          <w:color w:val="181A1F"/>
-          <w:sz w:val="28"/>
-        </w:rPr>
-        <w:t>13.</w:t>
-      </w:r>
-    </w:p>
-    <w:p>
-      <w:pPr>
-        <w:widowControl/>
-        <w:spacing w:line="240" w:lineRule="auto" w:after="0"/>
-      </w:pPr>
-      <w:r>
-        <w:rPr>
-          <w:rFonts w:ascii="Times New Roman" w:hAnsi="Times New Roman" w:eastAsia="Times New Roman"/>
-          <w:b w:val="0"/>
-          <w:i w:val="0"/>
-          <w:color w:val="181A1F"/>
-          <w:sz w:val="28"/>
-        </w:rPr>
-        <w:t>Выберите верные суждения о социальных конфликтах и запишите цифры, под которыми они указаны.</w:t>
-      </w:r>
-    </w:p>
-    <w:p>
-      <w:pPr>
-        <w:widowControl/>
-        <w:spacing w:line="240" w:lineRule="auto" w:after="0"/>
-      </w:pPr>
-      <w:r>
-        <w:rPr>
-          <w:rFonts w:ascii="Times New Roman" w:hAnsi="Times New Roman" w:eastAsia="Times New Roman"/>
-          <w:b w:val="0"/>
-          <w:i w:val="0"/>
-          <w:color w:val="181A1F"/>
-          <w:sz w:val="28"/>
-        </w:rPr>
-        <w:t xml:space="preserve">1) Социальные конфликты происходят только в социальной сфере общественной жизни. </w:t>
-      </w:r>
-    </w:p>
-    <w:p>
-      <w:pPr>
-        <w:widowControl/>
-        <w:spacing w:line="240" w:lineRule="auto" w:after="0"/>
-      </w:pPr>
-      <w:r>
-        <w:rPr>
-          <w:rFonts w:ascii="Times New Roman" w:hAnsi="Times New Roman" w:eastAsia="Times New Roman"/>
-          <w:b w:val="0"/>
-          <w:i w:val="0"/>
-          <w:color w:val="181A1F"/>
-          <w:sz w:val="28"/>
-        </w:rPr>
-        <w:t xml:space="preserve">2) Социальный конфликт отражает противоречие интересов различных социальных групп. </w:t>
-      </w:r>
-    </w:p>
-    <w:p>
-      <w:pPr>
-        <w:widowControl/>
-        <w:spacing w:line="240" w:lineRule="auto" w:after="0"/>
-      </w:pPr>
-      <w:r>
-        <w:rPr>
-          <w:rFonts w:ascii="Times New Roman" w:hAnsi="Times New Roman" w:eastAsia="Times New Roman"/>
-          <w:b w:val="0"/>
-          <w:i w:val="0"/>
-          <w:color w:val="181A1F"/>
-          <w:sz w:val="28"/>
-        </w:rPr>
-        <w:t xml:space="preserve">3) Государство может выступить в роли арбитра для сторон социального конфликта. </w:t>
-      </w:r>
-    </w:p>
-    <w:p>
-      <w:pPr>
-        <w:widowControl/>
-        <w:spacing w:line="240" w:lineRule="auto" w:after="0"/>
-      </w:pPr>
-      <w:r>
-        <w:rPr>
-          <w:rFonts w:ascii="Times New Roman" w:hAnsi="Times New Roman" w:eastAsia="Times New Roman"/>
-          <w:b w:val="0"/>
-          <w:i w:val="0"/>
-          <w:color w:val="181A1F"/>
-          <w:sz w:val="28"/>
-        </w:rPr>
-        <w:t xml:space="preserve">4) Социальные конфликты могут быть спровоцированы политикой государства. </w:t>
-      </w:r>
-    </w:p>
-    <w:p>
-      <w:pPr>
-        <w:widowControl/>
-        <w:spacing w:line="240" w:lineRule="auto" w:after="0"/>
-      </w:pPr>
-      <w:r>
-        <w:rPr>
-          <w:rFonts w:ascii="Times New Roman" w:hAnsi="Times New Roman" w:eastAsia="Times New Roman"/>
-          <w:b w:val="0"/>
-          <w:i w:val="0"/>
-          <w:color w:val="181A1F"/>
-          <w:sz w:val="28"/>
-        </w:rPr>
-        <w:t>5) Все социальные конфликты протекают в явной форме.</w:t>
-      </w:r>
-    </w:p>
-    <w:p>
-      <w:pPr>
-        <w:keepNext/>
-        <w:widowControl/>
-        <w:spacing w:line="240" w:lineRule="auto" w:after="0" w:before="120"/>
-      </w:pPr>
-      <w:r>
-        <w:rPr>
-          <w:rFonts w:ascii="Times New Roman" w:hAnsi="Times New Roman" w:eastAsia="Times New Roman"/>
-          <w:b/>
-          <w:color w:val="181A1F"/>
-          <w:sz w:val="28"/>
-        </w:rPr>
-        <w:t>14.</w:t>
-      </w:r>
-    </w:p>
-    <w:p>
-      <w:pPr>
-        <w:widowControl/>
-        <w:spacing w:line="240" w:lineRule="auto" w:after="0"/>
-      </w:pPr>
-      <w:r>
-        <w:rPr>
-          <w:rFonts w:ascii="Times New Roman" w:hAnsi="Times New Roman" w:eastAsia="Times New Roman"/>
-          <w:b w:val="0"/>
-          <w:i w:val="0"/>
-          <w:color w:val="181A1F"/>
-          <w:sz w:val="28"/>
-        </w:rPr>
-        <w:t>Выберите верные суждения о социальной стратификации и запишите цифры, под которыми они указаны.</w:t>
-      </w:r>
-    </w:p>
-    <w:p>
-      <w:pPr>
-        <w:widowControl/>
-        <w:spacing w:line="240" w:lineRule="auto" w:after="0"/>
-      </w:pPr>
-      <w:r>
-        <w:rPr>
-          <w:rFonts w:ascii="Times New Roman" w:hAnsi="Times New Roman" w:eastAsia="Times New Roman"/>
-          <w:b w:val="0"/>
-          <w:i w:val="0"/>
-          <w:color w:val="181A1F"/>
-          <w:sz w:val="28"/>
-        </w:rPr>
-        <w:t xml:space="preserve">1) Понятие «социальная стратификация» обозначает систему признаков и критериев социального расслоения в обществе. </w:t>
-      </w:r>
-    </w:p>
-    <w:p>
-      <w:pPr>
-        <w:widowControl/>
-        <w:spacing w:line="240" w:lineRule="auto" w:after="0"/>
-      </w:pPr>
-      <w:r>
-        <w:rPr>
-          <w:rFonts w:ascii="Times New Roman" w:hAnsi="Times New Roman" w:eastAsia="Times New Roman"/>
-          <w:b w:val="0"/>
-          <w:i w:val="0"/>
-          <w:color w:val="181A1F"/>
-          <w:sz w:val="28"/>
-        </w:rPr>
-        <w:t>2) Учёные выделяют два вида социальной стратификации: прогрессивную и регрессивную.</w:t>
-      </w:r>
-    </w:p>
-    <w:p>
-      <w:pPr>
-        <w:widowControl/>
-        <w:spacing w:line="240" w:lineRule="auto" w:after="0"/>
-      </w:pPr>
-      <w:r>
-        <w:rPr>
-          <w:rFonts w:ascii="Times New Roman" w:hAnsi="Times New Roman" w:eastAsia="Times New Roman"/>
-          <w:b w:val="0"/>
-          <w:i w:val="0"/>
-          <w:color w:val="181A1F"/>
-          <w:sz w:val="28"/>
-        </w:rPr>
-        <w:t>3) К критериям социальной стратификации относят объем власти.</w:t>
-      </w:r>
-    </w:p>
-    <w:p>
-      <w:pPr>
-        <w:widowControl/>
-        <w:spacing w:line="240" w:lineRule="auto" w:after="0"/>
-      </w:pPr>
-      <w:r>
-        <w:rPr>
-          <w:rFonts w:ascii="Times New Roman" w:hAnsi="Times New Roman" w:eastAsia="Times New Roman"/>
-          <w:b w:val="0"/>
-          <w:i w:val="0"/>
-          <w:color w:val="181A1F"/>
-          <w:sz w:val="28"/>
-        </w:rPr>
-        <w:t xml:space="preserve">4) Одним из критериев социальной стратификации являются индивидуальные психологические черты человека. </w:t>
-      </w:r>
-    </w:p>
-    <w:p>
-      <w:pPr>
-        <w:widowControl/>
-        <w:spacing w:line="240" w:lineRule="auto" w:after="0"/>
-      </w:pPr>
-      <w:r>
-        <w:rPr>
-          <w:rFonts w:ascii="Times New Roman" w:hAnsi="Times New Roman" w:eastAsia="Times New Roman"/>
-          <w:b w:val="0"/>
-          <w:i w:val="0"/>
-          <w:color w:val="181A1F"/>
-          <w:sz w:val="28"/>
-        </w:rPr>
-        <w:t>5) Деление общества на страты осуществляется исходя из неравенства социальных дистанций между ними.</w:t>
-      </w:r>
-    </w:p>
-    <w:p>
-      <w:pPr>
-        <w:keepNext/>
-        <w:widowControl/>
-        <w:spacing w:line="240" w:lineRule="auto" w:after="0" w:before="120"/>
-      </w:pPr>
-      <w:r>
-        <w:rPr>
-          <w:rFonts w:ascii="Times New Roman" w:hAnsi="Times New Roman" w:eastAsia="Times New Roman"/>
-          <w:b/>
-          <w:color w:val="181A1F"/>
-          <w:sz w:val="28"/>
-        </w:rPr>
-        <w:t>15.</w:t>
-      </w:r>
-    </w:p>
-    <w:p>
-      <w:pPr>
-        <w:widowControl/>
-        <w:spacing w:line="240" w:lineRule="auto" w:after="0"/>
-      </w:pPr>
-      <w:r>
-        <w:rPr>
-          <w:rFonts w:ascii="Times New Roman" w:hAnsi="Times New Roman" w:eastAsia="Times New Roman"/>
-          <w:b w:val="0"/>
-          <w:i w:val="0"/>
-          <w:color w:val="181A1F"/>
-          <w:sz w:val="28"/>
-        </w:rPr>
-        <w:t>Выберите верные суждения об этнических общностях и запишите цифры, под которыми они указаны.</w:t>
-      </w:r>
-    </w:p>
-    <w:p>
-      <w:pPr>
-        <w:widowControl/>
-        <w:spacing w:line="240" w:lineRule="auto" w:after="0"/>
-      </w:pPr>
-      <w:r>
-        <w:rPr>
-          <w:rFonts w:ascii="Times New Roman" w:hAnsi="Times New Roman" w:eastAsia="Times New Roman"/>
-          <w:b w:val="0"/>
-          <w:i w:val="0"/>
-          <w:color w:val="181A1F"/>
-          <w:sz w:val="28"/>
-        </w:rPr>
-        <w:t>1) В Российской Федерации каждый имеет право на пользование родным языком, на свободный выбор языка общения, воспитания, обучения и творчества.</w:t>
-      </w:r>
-    </w:p>
-    <w:p>
-      <w:pPr>
-        <w:widowControl/>
-        <w:spacing w:line="240" w:lineRule="auto" w:after="0"/>
-      </w:pPr>
-      <w:r>
-        <w:rPr>
-          <w:rFonts w:ascii="Times New Roman" w:hAnsi="Times New Roman" w:eastAsia="Times New Roman"/>
-          <w:b w:val="0"/>
-          <w:i w:val="0"/>
-          <w:color w:val="181A1F"/>
-          <w:sz w:val="28"/>
-        </w:rPr>
-        <w:t>2) Межнациональная интеграция подразумевает сближение народов, укрепление связей между ними, взаимовлияние и взаимообогащение культур разных этносов.</w:t>
-      </w:r>
-    </w:p>
-    <w:p>
-      <w:pPr>
-        <w:widowControl/>
-        <w:spacing w:line="240" w:lineRule="auto" w:after="0"/>
-      </w:pPr>
-      <w:r>
-        <w:rPr>
-          <w:rFonts w:ascii="Times New Roman" w:hAnsi="Times New Roman" w:eastAsia="Times New Roman"/>
-          <w:b w:val="0"/>
-          <w:i w:val="0"/>
-          <w:color w:val="181A1F"/>
-          <w:sz w:val="28"/>
-        </w:rPr>
-        <w:t>3) К наиболее древним этническим общностям относятся нации.</w:t>
-      </w:r>
-    </w:p>
-    <w:p>
-      <w:pPr>
-        <w:widowControl/>
-        <w:spacing w:line="240" w:lineRule="auto" w:after="0"/>
-      </w:pPr>
-      <w:r>
-        <w:rPr>
-          <w:rFonts w:ascii="Times New Roman" w:hAnsi="Times New Roman" w:eastAsia="Times New Roman"/>
-          <w:b w:val="0"/>
-          <w:i w:val="0"/>
-          <w:color w:val="181A1F"/>
-          <w:sz w:val="28"/>
-        </w:rPr>
-        <w:t>4) Важнейшей предпосылкой формирования этноса является общность территории.</w:t>
-      </w:r>
-    </w:p>
-    <w:p>
-      <w:pPr>
-        <w:widowControl/>
-        <w:spacing w:line="240" w:lineRule="auto" w:after="0"/>
-      </w:pPr>
-      <w:r>
-        <w:rPr>
-          <w:rFonts w:ascii="Times New Roman" w:hAnsi="Times New Roman" w:eastAsia="Times New Roman"/>
-          <w:b w:val="0"/>
-          <w:i w:val="0"/>
-          <w:color w:val="181A1F"/>
-          <w:sz w:val="28"/>
-        </w:rPr>
-        <w:t>5) Признаком этнической общности служат общие политические предпочтения.</w:t>
-      </w:r>
-    </w:p>
-    <w:p>
-      <w:pPr>
-        <w:keepNext/>
-        <w:widowControl/>
-        <w:spacing w:line="240" w:lineRule="auto" w:after="0" w:before="120"/>
-      </w:pPr>
-      <w:r>
-        <w:rPr>
-          <w:rFonts w:ascii="Times New Roman" w:hAnsi="Times New Roman" w:eastAsia="Times New Roman"/>
-          <w:b/>
-          <w:color w:val="181A1F"/>
-          <w:sz w:val="28"/>
-        </w:rPr>
-        <w:t>16.</w:t>
-      </w:r>
-    </w:p>
-    <w:p>
-      <w:pPr>
-        <w:widowControl/>
-        <w:spacing w:line="240" w:lineRule="auto" w:after="0"/>
-      </w:pPr>
-      <w:r>
-        <w:rPr>
-          <w:rFonts w:ascii="Times New Roman" w:hAnsi="Times New Roman" w:eastAsia="Times New Roman"/>
-          <w:b w:val="0"/>
-          <w:i w:val="0"/>
-          <w:color w:val="181A1F"/>
-          <w:sz w:val="28"/>
-        </w:rPr>
-        <w:t>Выберите верные суждения о социализации индивида и запишите цифры. под которыми они указаны.</w:t>
-      </w:r>
-    </w:p>
-    <w:p>
-      <w:pPr>
-        <w:widowControl/>
-        <w:spacing w:line="240" w:lineRule="auto" w:after="0"/>
-      </w:pPr>
-      <w:r>
-        <w:rPr>
-          <w:rFonts w:ascii="Times New Roman" w:hAnsi="Times New Roman" w:eastAsia="Times New Roman"/>
-          <w:b w:val="0"/>
-          <w:i w:val="0"/>
-          <w:color w:val="181A1F"/>
-          <w:sz w:val="28"/>
-        </w:rPr>
-        <w:t>1) Социализация индивида может быть связана с освоением им новых социальных ролей, с приобретением новых статусов.</w:t>
-      </w:r>
-    </w:p>
-    <w:p>
-      <w:pPr>
-        <w:widowControl/>
-        <w:spacing w:line="240" w:lineRule="auto" w:after="0"/>
-      </w:pPr>
-      <w:r>
-        <w:rPr>
-          <w:rFonts w:ascii="Times New Roman" w:hAnsi="Times New Roman" w:eastAsia="Times New Roman"/>
-          <w:b w:val="0"/>
-          <w:i w:val="0"/>
-          <w:color w:val="181A1F"/>
-          <w:sz w:val="28"/>
-        </w:rPr>
-        <w:t xml:space="preserve">2) Социальное окружение человека может оказывать влияние на результаты социализации. </w:t>
-      </w:r>
-    </w:p>
-    <w:p>
-      <w:pPr>
-        <w:widowControl/>
-        <w:spacing w:line="240" w:lineRule="auto" w:after="0"/>
-      </w:pPr>
-      <w:r>
-        <w:rPr>
-          <w:rFonts w:ascii="Times New Roman" w:hAnsi="Times New Roman" w:eastAsia="Times New Roman"/>
-          <w:b w:val="0"/>
-          <w:i w:val="0"/>
-          <w:color w:val="181A1F"/>
-          <w:sz w:val="28"/>
-        </w:rPr>
-        <w:t>3) Агентами первичной социализации индивида являются СМИ.</w:t>
-      </w:r>
-    </w:p>
-    <w:p>
-      <w:pPr>
-        <w:widowControl/>
-        <w:spacing w:line="240" w:lineRule="auto" w:after="0"/>
-      </w:pPr>
-      <w:r>
-        <w:rPr>
-          <w:rFonts w:ascii="Times New Roman" w:hAnsi="Times New Roman" w:eastAsia="Times New Roman"/>
-          <w:b w:val="0"/>
-          <w:i w:val="0"/>
-          <w:color w:val="181A1F"/>
-          <w:sz w:val="28"/>
-        </w:rPr>
-        <w:t>4) Социализация заканчивается с завершением трудовой деятельности индивида.</w:t>
-      </w:r>
-    </w:p>
-    <w:p>
-      <w:pPr>
-        <w:widowControl/>
-        <w:spacing w:line="240" w:lineRule="auto" w:after="0"/>
-      </w:pPr>
-      <w:r>
-        <w:rPr>
-          <w:rFonts w:ascii="Times New Roman" w:hAnsi="Times New Roman" w:eastAsia="Times New Roman"/>
-          <w:b w:val="0"/>
-          <w:i w:val="0"/>
-          <w:color w:val="181A1F"/>
-          <w:sz w:val="28"/>
-        </w:rPr>
-        <w:t>5) В процессе социализации происходит усвоение индивидом необходимого для жизни в данном обществе социокультурного опыта.</w:t>
-      </w:r>
-    </w:p>
-    <w:p>
-      <w:pPr>
-        <w:widowControl/>
-        <w:spacing w:line="240" w:lineRule="auto" w:after="0"/>
-      </w:pPr>
-      <w:r>
-        <w:rPr>
-          <w:rFonts w:ascii="Times New Roman" w:hAnsi="Times New Roman" w:eastAsia="Times New Roman"/>
-          <w:color w:val="181A1F"/>
-          <w:sz w:val="28"/>
-        </w:rPr>
-        <w:br w:type="page"/>
-      </w:r>
-    </w:p>
-    <w:p>
-      <w:pPr>
-        <w:pStyle w:val="Heading1"/>
-        <w:keepNext/>
-        <w:widowControl/>
-        <w:spacing w:line="240" w:lineRule="auto" w:after="60" w:before="160"/>
-      </w:pPr>
-      <w:r>
-        <w:rPr>
-          <w:rFonts w:ascii="Times New Roman" w:hAnsi="Times New Roman" w:eastAsia="Times New Roman"/>
-          <w:b/>
-          <w:color w:val="181A1F"/>
-          <w:sz w:val="28"/>
-        </w:rPr>
-        <w:t>Часть 2</w:t>
-      </w:r>
-    </w:p>
-    <w:p>
-      <w:pPr>
-        <w:widowControl/>
-        <w:spacing w:line="240" w:lineRule="auto" w:after="0"/>
-      </w:pPr>
-      <w:r>
-        <w:rPr>
-          <w:rFonts w:ascii="Times New Roman" w:hAnsi="Times New Roman" w:eastAsia="Times New Roman"/>
-          <w:color w:val="181A1F"/>
-          <w:sz w:val="28"/>
-        </w:rPr>
-        <w:t>Для заданий 17–25 запишите полный развёрнутый ответ. Каждый вопрос самодостаточен и тематически соответствует варианту.</w:t>
-      </w:r>
-    </w:p>
-    <w:p>
-      <w:pPr>
-        <w:keepNext/>
-        <w:widowControl/>
-        <w:spacing w:line="240" w:lineRule="auto" w:after="0" w:before="120"/>
-      </w:pPr>
-      <w:r>
-        <w:rPr>
-          <w:rFonts w:ascii="Times New Roman" w:hAnsi="Times New Roman" w:eastAsia="Times New Roman"/>
-          <w:b/>
-          <w:color w:val="181A1F"/>
-          <w:sz w:val="28"/>
-        </w:rPr>
-        <w:t>17.</w:t>
-      </w:r>
-    </w:p>
-    <w:p>
-      <w:pPr>
-        <w:widowControl/>
-        <w:spacing w:line="240" w:lineRule="auto" w:after="0"/>
-      </w:pPr>
-      <w:r>
-        <w:rPr>
-          <w:rFonts w:ascii="Times New Roman" w:hAnsi="Times New Roman" w:eastAsia="Times New Roman"/>
-          <w:b w:val="0"/>
-          <w:i w:val="0"/>
-          <w:color w:val="181A1F"/>
-          <w:sz w:val="28"/>
-        </w:rPr>
-        <w:t xml:space="preserve">Воздействие общества на личность происходит или непосредственно, или через группы, организации, или через средства массовой информации. Конкретные группы, в которых личность приобщается к системам норм и ценностей и которые выступают своеобразными трансляторами социального опыта, получили название институтов социализации. </w:t>
-      </w:r>
-    </w:p>
-    <w:p>
-      <w:pPr>
-        <w:widowControl/>
-        <w:spacing w:line="240" w:lineRule="auto" w:after="0"/>
-      </w:pPr>
-      <w:r>
-        <w:rPr>
-          <w:rFonts w:ascii="Times New Roman" w:hAnsi="Times New Roman" w:eastAsia="Times New Roman"/>
-          <w:b w:val="0"/>
-          <w:i w:val="0"/>
-          <w:color w:val="181A1F"/>
-          <w:sz w:val="28"/>
-        </w:rPr>
-        <w:t xml:space="preserve">В период раннего детства такими институтами становятся семья и дошкольные учреждения. Именно в семье дети приобретают начальные навыки взаимодействия, осваивают первые социальные роли, осмысливают первые социальные нормы и ценности. В семье поведение родителей определяет отношение растущего человека к окружающему миру. Такое поведение можно охарактеризовать двумя парами признаков: неприятие — расположение и терпимость — сдерживание. </w:t>
-      </w:r>
-    </w:p>
-    <w:p>
-      <w:pPr>
-        <w:widowControl/>
-        <w:spacing w:line="240" w:lineRule="auto" w:after="0"/>
-      </w:pPr>
-      <w:r>
-        <w:rPr>
-          <w:rFonts w:ascii="Times New Roman" w:hAnsi="Times New Roman" w:eastAsia="Times New Roman"/>
-          <w:b w:val="0"/>
-          <w:i w:val="0"/>
-          <w:color w:val="181A1F"/>
-          <w:sz w:val="28"/>
-        </w:rPr>
-        <w:t xml:space="preserve">Роль семьи как института социализации зависит от типа общества, от его традиций и культурных норм. Родители, как правило, служат для детей образцами и учителями в области человеческих взаимоотношений. Самосознание детей формируется не только путём прямого научения и подражания, но и путём соотнесения своего опыта с образом жизни своих родителей. </w:t>
-      </w:r>
-    </w:p>
-    <w:p>
-      <w:pPr>
-        <w:widowControl/>
-        <w:spacing w:line="240" w:lineRule="auto" w:after="0"/>
-      </w:pPr>
-      <w:r>
-        <w:rPr>
-          <w:rFonts w:ascii="Times New Roman" w:hAnsi="Times New Roman" w:eastAsia="Times New Roman"/>
-          <w:b w:val="0"/>
-          <w:i w:val="0"/>
-          <w:color w:val="181A1F"/>
-          <w:sz w:val="28"/>
-        </w:rPr>
-        <w:t xml:space="preserve">На следующем этапе основным институтом выступает средняя школа, обеспечивая ребёнку образование, формируя первичные гражданские представления, подготавливая его к жизни в обществе и в более широком смысле. Школьное развитие человека как личности и субъекта деятельности предполагает развитие интеллекта, совершенствование эмоциональной сферы, уверенности в себе, мотивации самосовершенствования и т.д. Кроме того, школа интенсифицирует общение со сверстниками, что служит важнейшим институтом социализации, независимым от контроля взрослых, развивая самостоятельность, автономность, устойчивость к стрессам. </w:t>
-      </w:r>
-    </w:p>
-    <w:p>
-      <w:pPr>
-        <w:widowControl/>
-        <w:spacing w:line="240" w:lineRule="auto" w:after="0"/>
-      </w:pPr>
-      <w:r>
-        <w:rPr>
-          <w:rFonts w:ascii="Times New Roman" w:hAnsi="Times New Roman" w:eastAsia="Times New Roman"/>
-          <w:b w:val="0"/>
-          <w:i w:val="0"/>
-          <w:color w:val="181A1F"/>
-          <w:sz w:val="28"/>
-        </w:rPr>
-        <w:t xml:space="preserve">На трудовой стадии ведущим институтом социализации выступает трудовой коллектив, деятельность которого не может быть сведена только к функции передачи социального опыта. Критериями социализированности личности становятся содержание установок и ценностей; адаптированность и адекватность личности; социальная идентичность. Исходя из того, что главная цель социализации личности — её самореализация, развитие способностей, главным критерием социализированности личности можно считать уровень её независимости, уверенности, самостоятельности, раскрепощённости, инициативности, незакомплексованности. (По Е.И. Рогову) </w:t>
-      </w:r>
-    </w:p>
-    <w:p>
-      <w:pPr>
-        <w:widowControl/>
-        <w:spacing w:line="240" w:lineRule="auto" w:after="0"/>
-      </w:pPr>
-      <w:r>
-        <w:rPr>
-          <w:rFonts w:ascii="Times New Roman" w:hAnsi="Times New Roman" w:eastAsia="Times New Roman"/>
-          <w:b w:val="0"/>
-          <w:i w:val="0"/>
-          <w:color w:val="181A1F"/>
-          <w:sz w:val="28"/>
-        </w:rPr>
-        <w:t>Какими двумя парами признаков можно охарактеризовать поведение родителей? Как формируется самосознание детей? Что можно считать главным критерием социализированности личности?</w:t>
-      </w:r>
-    </w:p>
-    <w:p>
-      <w:pPr>
-        <w:widowControl/>
-        <w:spacing w:line="240" w:lineRule="auto" w:after="0"/>
-      </w:pPr>
-      <w:r>
-        <w:rPr>
-          <w:rFonts w:ascii="Times New Roman" w:hAnsi="Times New Roman" w:eastAsia="Times New Roman"/>
-          <w:color w:val="181A1F"/>
           <w:sz w:val="28"/>
         </w:rPr>
         <w:t>Ответ:</w:t>
@@ -2281,173 +4001,55 @@
     </w:p>
     <w:p>
       <w:pPr>
-        <w:keepNext/>
-        <w:widowControl/>
-        <w:spacing w:line="240" w:lineRule="auto" w:after="0" w:before="120"/>
+        <w:keepNext w:val="0"/>
+        <w:spacing w:after="60" w:line="240" w:lineRule="auto"/>
+        <w:jc w:val="both"/>
       </w:pPr>
       <w:r>
         <w:rPr>
           <w:rFonts w:ascii="Times New Roman" w:hAnsi="Times New Roman" w:eastAsia="Times New Roman"/>
           <w:b/>
-          <w:color w:val="181A1F"/>
           <w:sz w:val="28"/>
         </w:rPr>
-        <w:t>18.</w:t>
+        <w:t xml:space="preserve">№22 </w:t>
       </w:r>
-    </w:p>
-    <w:p>
-      <w:pPr>
-        <w:widowControl/>
-        <w:spacing w:line="240" w:lineRule="auto" w:after="0"/>
-      </w:pPr>
       <w:r>
         <w:rPr>
           <w:rFonts w:ascii="Times New Roman" w:hAnsi="Times New Roman" w:eastAsia="Times New Roman"/>
           <w:b w:val="0"/>
           <w:i w:val="0"/>
-          <w:color w:val="181A1F"/>
           <w:sz w:val="28"/>
         </w:rPr>
-        <w:t xml:space="preserve">Социологию можно разделить на общую и специальную. Общая социология рассматривает универсальные проблемы социального действия, возникающие в любой сфере и в любое время. Специальная социология изучает особенности социального действия в различных областях общественной жизни. Она состоит из множества отраслей, основными из которых являются, экономическая, этническая, политическая социология, социология труда, управления, семьи, молодёжи, образования, науки, культуры, религии и др. </w:t>
+        <w:t>В экономике государства Z преобладает инновационный сектор с высокоорганизованной промышленностью. Главный фактор развития экономики — человеческий капитал: профессионалы, высокообразованные люди, наука и знания во всех видах экономической инновационной деятельности. Доля государственного сектора в экономике страны незначительна. В государстве Z преобладает семья демократического типа. В период с 2017 по 2022 г. проводилась реформа образования. За 5 лет в школах государства Z на треть увеличилось количество занятий с использованием интернет-технологий, число получающих дистанционное образование выросло в 2 раза.</w:t>
       </w:r>
     </w:p>
     <w:p>
       <w:pPr>
-        <w:widowControl/>
-        <w:spacing w:line="240" w:lineRule="auto" w:after="0"/>
+        <w:keepNext w:val="0"/>
+        <w:spacing w:after="60" w:line="240" w:lineRule="auto"/>
+        <w:jc w:val="both"/>
       </w:pPr>
       <w:r>
         <w:rPr>
           <w:rFonts w:ascii="Times New Roman" w:hAnsi="Times New Roman" w:eastAsia="Times New Roman"/>
           <w:b w:val="0"/>
           <w:i w:val="0"/>
-          <w:color w:val="181A1F"/>
           <w:sz w:val="28"/>
         </w:rPr>
-        <w:t xml:space="preserve">В социологии существуют два уровня анализа социального действия: теоретический и эмпирический. На основе теоретического и эмпирического знания разрабатываются практические рекомендации, образующие научную базу для создания или совершенствования технологий социального действия. </w:t>
+        <w:t>К какому типу общества относится общество государства Z? К какому типу относится экономика государства Z? Какая тенденция образования описана, но не названа в условии выше? (Приведите название этой тенденции) Что характеризует семью демократического типа? (Приведите любые 2 характеристики.</w:t>
       </w:r>
     </w:p>
     <w:p>
       <w:pPr>
-        <w:widowControl/>
-        <w:spacing w:line="240" w:lineRule="auto" w:after="0"/>
+        <w:keepNext w:val="0"/>
+        <w:spacing w:after="60" w:line="240" w:lineRule="auto"/>
+        <w:jc w:val="both"/>
       </w:pPr>
       <w:r>
         <w:rPr>
           <w:rFonts w:ascii="Times New Roman" w:hAnsi="Times New Roman" w:eastAsia="Times New Roman"/>
           <w:b w:val="0"/>
           <w:i w:val="0"/>
-          <w:color w:val="181A1F"/>
-          <w:sz w:val="28"/>
-        </w:rPr>
-        <w:t>Кроме этого, обычно в социологии выделяются два типа анализа социального действия: макроанализ и микроанализ. Макросоциологический анализ используется при изучении внешних условий и результатов социального действия. Сторонники этого типа анализа считают крупномасштабные общественные явления (системы, институты, процессы, структуры) причиной наблюдаемого поведения людей. Микросоциологический анализ используется при изучении механизмов межличностного взаимодействия. Его сторонники считают причиной социального действия внутренние побуждения непосредственных участников: представления, мотивы, стереотипы.</w:t>
-      </w:r>
-    </w:p>
-    <w:p>
-      <w:pPr>
-        <w:widowControl/>
-        <w:spacing w:line="240" w:lineRule="auto" w:after="0"/>
-      </w:pPr>
-      <w:r>
-        <w:rPr>
-          <w:rFonts w:ascii="Times New Roman" w:hAnsi="Times New Roman" w:eastAsia="Times New Roman"/>
-          <w:b w:val="0"/>
-          <w:i w:val="0"/>
-          <w:color w:val="181A1F"/>
-          <w:sz w:val="28"/>
-        </w:rPr>
-        <w:t xml:space="preserve">Обобщая рассуждения социологов о проблемах своей науки, можно утверждать, что основным вопросом социологии является вопрос обусловленности социального действия. Какие факторы оказывают на это действие преобладающее влияние? </w:t>
-      </w:r>
-    </w:p>
-    <w:p>
-      <w:pPr>
-        <w:widowControl/>
-        <w:spacing w:line="240" w:lineRule="auto" w:after="0"/>
-      </w:pPr>
-      <w:r>
-        <w:rPr>
-          <w:rFonts w:ascii="Times New Roman" w:hAnsi="Times New Roman" w:eastAsia="Times New Roman"/>
-          <w:b w:val="0"/>
-          <w:i w:val="0"/>
-          <w:color w:val="181A1F"/>
-          <w:sz w:val="28"/>
-        </w:rPr>
-        <w:t xml:space="preserve">Сторонники объективизма считали, что только не зависящие от активности людей условия определяют характер и направление развития их общественной жизни. Субъективисты, в противовес объективистам, утверждали, что всё в обществе порождается активными действиями людей. Материалисты полагали, что определяющее воздействие на поведение людей оказывают техника и экономика. Идеалисты доказывали, что решающую роль в жизни людей играют их представления и ценности. Сторонники дифференциальной модели общества были убеждены в том, что для его успешного существования и развития необходимы социальные неравенство и борьба. Те социологи, которые отдавали предпочтение интегральной модели, доказывали, что для нормального течения общественной жизни важны социальное равенство и согласие (консенсус), борьба (конфликт) же имеет преходящий характер. Одни социологи считали, что основным условием общественной жизни является сохранение стабильности её организации (порядка). Другие утверждали, что таким условием служит поступательное изменение (прогресс) организации общества, а стабильность ведёт к его деградации. (По Г. Артёмову)  </w:t>
-      </w:r>
-    </w:p>
-    <w:p>
-      <w:pPr>
-        <w:widowControl/>
-        <w:spacing w:line="240" w:lineRule="auto" w:after="0"/>
-      </w:pPr>
-      <w:r>
-        <w:rPr>
-          <w:rFonts w:ascii="Times New Roman" w:hAnsi="Times New Roman" w:eastAsia="Times New Roman"/>
-          <w:b w:val="0"/>
-          <w:i w:val="0"/>
-          <w:color w:val="181A1F"/>
-          <w:sz w:val="28"/>
-        </w:rPr>
-        <w:t>В тексте упомянуты ключевые понятия социально-гуманитарных наук.</w:t>
-      </w:r>
-    </w:p>
-    <w:p>
-      <w:pPr>
-        <w:widowControl/>
-        <w:spacing w:line="240" w:lineRule="auto" w:after="0"/>
-      </w:pPr>
-      <w:r>
-        <w:rPr>
-          <w:rFonts w:ascii="Times New Roman" w:hAnsi="Times New Roman" w:eastAsia="Times New Roman"/>
-          <w:b w:val="0"/>
-          <w:i w:val="0"/>
-          <w:color w:val="181A1F"/>
-          <w:sz w:val="28"/>
-        </w:rPr>
-        <w:t>Используя обществоведческие знания,</w:t>
-      </w:r>
-    </w:p>
-    <w:p>
-      <w:pPr>
-        <w:widowControl/>
-        <w:spacing w:line="240" w:lineRule="auto" w:after="0"/>
-      </w:pPr>
-      <w:r>
-        <w:rPr>
-          <w:rFonts w:ascii="Times New Roman" w:hAnsi="Times New Roman" w:eastAsia="Times New Roman"/>
-          <w:b w:val="0"/>
-          <w:i w:val="0"/>
-          <w:color w:val="181A1F"/>
-          <w:sz w:val="28"/>
-        </w:rPr>
-        <w:t>— укажите не менее трёх основных признаков социального института как исторически сложившейся формы организации совместной деятельности людей.</w:t>
-      </w:r>
-    </w:p>
-    <w:p>
-      <w:pPr>
-        <w:widowControl/>
-        <w:spacing w:line="240" w:lineRule="auto" w:after="0"/>
-      </w:pPr>
-      <w:r>
-        <w:rPr>
-          <w:rFonts w:ascii="Times New Roman" w:hAnsi="Times New Roman" w:eastAsia="Times New Roman"/>
-          <w:b w:val="0"/>
-          <w:i w:val="0"/>
-          <w:color w:val="181A1F"/>
-          <w:sz w:val="28"/>
-        </w:rPr>
-        <w:t>— объясните связь любого из указанных в тексте внутренних побуждений участников социального взаимодействия с возникновением межличностных конфликтов. (Объяснение с опорой на текст может быть дано в одном или нескольких распространённых предложениях.)</w:t>
-      </w:r>
-    </w:p>
-    <w:p>
-      <w:pPr>
-        <w:widowControl/>
-        <w:spacing w:line="240" w:lineRule="auto" w:after="0"/>
-      </w:pPr>
-      <w:r>
-        <w:rPr>
-          <w:rFonts w:ascii="Times New Roman" w:hAnsi="Times New Roman" w:eastAsia="Times New Roman"/>
-          <w:color w:val="181A1F"/>
           <w:sz w:val="28"/>
         </w:rPr>
         <w:t>Ответ:</w:t>
@@ -2455,45 +4057,87 @@
     </w:p>
     <w:p>
       <w:pPr>
-        <w:keepNext/>
-        <w:widowControl/>
-        <w:spacing w:line="240" w:lineRule="auto" w:after="0" w:before="120"/>
+        <w:keepNext w:val="0"/>
+        <w:spacing w:after="60" w:line="240" w:lineRule="auto"/>
+        <w:jc w:val="both"/>
       </w:pPr>
       <w:r>
         <w:rPr>
           <w:rFonts w:ascii="Times New Roman" w:hAnsi="Times New Roman" w:eastAsia="Times New Roman"/>
           <w:b/>
-          <w:color w:val="181A1F"/>
           <w:sz w:val="28"/>
         </w:rPr>
-        <w:t>19.</w:t>
+        <w:t xml:space="preserve">№23 </w:t>
       </w:r>
-    </w:p>
-    <w:p>
-      <w:pPr>
-        <w:widowControl/>
-        <w:spacing w:line="240" w:lineRule="auto" w:after="0"/>
-      </w:pPr>
       <w:r>
         <w:rPr>
           <w:rFonts w:ascii="Times New Roman" w:hAnsi="Times New Roman" w:eastAsia="Times New Roman"/>
           <w:b w:val="0"/>
           <w:i w:val="0"/>
-          <w:color w:val="181A1F"/>
           <w:sz w:val="28"/>
         </w:rPr>
-        <w:t>На примере любых трёх форм групповой взаимозависимости (язык, территория, одежда, каналы коммуникаций, обычаи, традиции, ритуалы, символы, убеждения, верования) покажите зависимость существования социальных групп от изменяющихся исторических условий. (Сначала назовите форму, затем приведите пример. Каждый пример должен быть сформулирован развёрнуто)</w:t>
+        <w:t>Конституция РФ закрепляет сохранение и развитие культуры народами РФ как многонациональное государство.</w:t>
       </w:r>
     </w:p>
     <w:p>
       <w:pPr>
-        <w:widowControl/>
-        <w:spacing w:line="240" w:lineRule="auto" w:after="0"/>
+        <w:keepNext w:val="0"/>
+        <w:spacing w:after="60" w:line="240" w:lineRule="auto"/>
+        <w:jc w:val="both"/>
       </w:pPr>
       <w:r>
         <w:rPr>
           <w:rFonts w:ascii="Times New Roman" w:hAnsi="Times New Roman" w:eastAsia="Times New Roman"/>
-          <w:color w:val="181A1F"/>
+          <w:b w:val="0"/>
+          <w:i w:val="0"/>
+          <w:sz w:val="28"/>
+        </w:rPr>
+        <w:t>На основе положений Конституции РФ приведите три объяснения этой характеристики.</w:t>
+      </w:r>
+    </w:p>
+    <w:p>
+      <w:pPr>
+        <w:keepNext w:val="0"/>
+        <w:spacing w:after="60" w:line="240" w:lineRule="auto"/>
+        <w:jc w:val="both"/>
+      </w:pPr>
+      <w:r>
+        <w:rPr>
+          <w:rFonts w:ascii="Times New Roman" w:hAnsi="Times New Roman" w:eastAsia="Times New Roman"/>
+          <w:b w:val="0"/>
+          <w:i w:val="0"/>
+          <w:sz w:val="28"/>
+        </w:rPr>
+        <w:t xml:space="preserve">(Каждое объяснение должно быть сформулировано как распространенное предложение с опорой на конкретное положение Конституции Российской Федерации. </w:t>
+      </w:r>
+    </w:p>
+    <w:p>
+      <w:pPr>
+        <w:keepNext w:val="0"/>
+        <w:spacing w:after="60" w:line="240" w:lineRule="auto"/>
+        <w:jc w:val="both"/>
+      </w:pPr>
+      <w:r>
+        <w:rPr>
+          <w:rFonts w:ascii="Times New Roman" w:hAnsi="Times New Roman" w:eastAsia="Times New Roman"/>
+          <w:b w:val="0"/>
+          <w:i w:val="0"/>
+          <w:sz w:val="28"/>
+        </w:rPr>
+        <w:t xml:space="preserve">Обратите внимание на то, что правильное выполнение задания не требует указания в ответе номеров соответствующих статей Конституции и дословного воспроизведения их содержания.) </w:t>
+      </w:r>
+    </w:p>
+    <w:p>
+      <w:pPr>
+        <w:keepNext w:val="0"/>
+        <w:spacing w:after="60" w:line="240" w:lineRule="auto"/>
+        <w:jc w:val="both"/>
+      </w:pPr>
+      <w:r>
+        <w:rPr>
+          <w:rFonts w:ascii="Times New Roman" w:hAnsi="Times New Roman" w:eastAsia="Times New Roman"/>
+          <w:b w:val="0"/>
+          <w:i w:val="0"/>
           <w:sz w:val="28"/>
         </w:rPr>
         <w:t>Ответ:</w:t>
@@ -2501,45 +4145,39 @@
     </w:p>
     <w:p>
       <w:pPr>
-        <w:keepNext/>
-        <w:widowControl/>
-        <w:spacing w:line="240" w:lineRule="auto" w:after="0" w:before="120"/>
+        <w:keepNext w:val="0"/>
+        <w:spacing w:after="60" w:line="240" w:lineRule="auto"/>
+        <w:jc w:val="both"/>
       </w:pPr>
       <w:r>
         <w:rPr>
           <w:rFonts w:ascii="Times New Roman" w:hAnsi="Times New Roman" w:eastAsia="Times New Roman"/>
           <w:b/>
-          <w:color w:val="181A1F"/>
           <w:sz w:val="28"/>
         </w:rPr>
-        <w:t>20.</w:t>
+        <w:t xml:space="preserve">№24 </w:t>
       </w:r>
-    </w:p>
-    <w:p>
-      <w:pPr>
-        <w:widowControl/>
-        <w:spacing w:line="240" w:lineRule="auto" w:after="0"/>
-      </w:pPr>
       <w:r>
         <w:rPr>
           <w:rFonts w:ascii="Times New Roman" w:hAnsi="Times New Roman" w:eastAsia="Times New Roman"/>
           <w:b w:val="0"/>
           <w:i w:val="0"/>
-          <w:color w:val="181A1F"/>
           <w:sz w:val="28"/>
         </w:rPr>
-        <w:t>Опираясь на обществоведческие знания и социальные факты, сформулируйте два положительных и два отрицательных последствия социального конфликта. (Каждое последствие должно быть сформулировано в виде распространенного предложения.)</w:t>
+        <w:t>Используя обществоведческие знания, составьте сложный план, позволяющий раскрыть по существу тему «Межнациональные конфликты и пути их разрешения». Сложный план должен содержать не менее трёх непосредственно раскрывающих тему по существу пунктов, детализированных в подпунктах. (Количество подпунктов каждого детализированного пункта должно быть не менее трёх, за исключением случаев, когда с точки зрения общественных наук возможны только два подпункта.)</w:t>
       </w:r>
     </w:p>
     <w:p>
       <w:pPr>
-        <w:widowControl/>
-        <w:spacing w:line="240" w:lineRule="auto" w:after="0"/>
+        <w:keepNext w:val="0"/>
+        <w:spacing w:after="60" w:line="240" w:lineRule="auto"/>
+        <w:jc w:val="both"/>
       </w:pPr>
       <w:r>
         <w:rPr>
           <w:rFonts w:ascii="Times New Roman" w:hAnsi="Times New Roman" w:eastAsia="Times New Roman"/>
-          <w:color w:val="181A1F"/>
+          <w:b w:val="0"/>
+          <w:i w:val="0"/>
           <w:sz w:val="28"/>
         </w:rPr>
         <w:t>Ответ:</w:t>
@@ -2547,331 +4185,84 @@
     </w:p>
     <w:p>
       <w:pPr>
-        <w:keepNext/>
-        <w:widowControl/>
-        <w:spacing w:line="240" w:lineRule="auto" w:after="0" w:before="120"/>
+        <w:keepNext w:val="0"/>
+        <w:spacing w:after="60" w:line="240" w:lineRule="auto"/>
+        <w:jc w:val="both"/>
       </w:pPr>
       <w:r>
         <w:rPr>
           <w:rFonts w:ascii="Times New Roman" w:hAnsi="Times New Roman" w:eastAsia="Times New Roman"/>
           <w:b/>
-          <w:color w:val="181A1F"/>
           <w:sz w:val="28"/>
         </w:rPr>
-        <w:t>21.</w:t>
+        <w:t xml:space="preserve">№25 </w:t>
       </w:r>
-    </w:p>
-    <w:p>
-      <w:pPr>
-        <w:widowControl/>
-        <w:spacing w:line="240" w:lineRule="auto" w:after="0"/>
-      </w:pPr>
       <w:r>
         <w:rPr>
           <w:rFonts w:ascii="Times New Roman" w:hAnsi="Times New Roman" w:eastAsia="Times New Roman"/>
           <w:b w:val="0"/>
           <w:i w:val="0"/>
-          <w:color w:val="181A1F"/>
           <w:sz w:val="28"/>
         </w:rPr>
-        <w:t>Используя факты общественной жизни и личный социальный опыт, проиллюстрируйте тремя примерами динамизм социальной структуры. (Каждый пример должен быть сформулирован развёрнуто.)</w:t>
+        <w:t>Обоснуйте значение самоконтроля в профилактике негативного отклоняющегося поведения. (Обоснование должно быть дано с опорой на обществоведческие знания в нескольких связанных между собой распространённых предложениях, раскрывать причинно-следственные и (или) функциональные связи.)</w:t>
       </w:r>
     </w:p>
     <w:p>
       <w:pPr>
-        <w:widowControl/>
-        <w:spacing w:line="240" w:lineRule="auto" w:after="0"/>
+        <w:keepNext w:val="0"/>
+        <w:spacing w:after="60" w:line="240" w:lineRule="auto"/>
+        <w:jc w:val="both"/>
       </w:pPr>
       <w:r>
         <w:rPr>
           <w:rFonts w:ascii="Times New Roman" w:hAnsi="Times New Roman" w:eastAsia="Times New Roman"/>
-          <w:color w:val="181A1F"/>
+          <w:b w:val="0"/>
+          <w:i w:val="0"/>
+          <w:sz w:val="28"/>
+        </w:rPr>
+        <w:t>Какие качества личности проявляются в позитивном отклоняющемся поведении? (Назовите любые три качества и кратко объясните связь каждого из них с позитивным отклоняющимся поведением.)</w:t>
+      </w:r>
+    </w:p>
+    <w:p>
+      <w:pPr>
+        <w:keepNext w:val="0"/>
+        <w:spacing w:after="60" w:line="240" w:lineRule="auto"/>
+        <w:jc w:val="both"/>
+      </w:pPr>
+      <w:r>
+        <w:rPr>
+          <w:rFonts w:ascii="Times New Roman" w:hAnsi="Times New Roman" w:eastAsia="Times New Roman"/>
+          <w:b w:val="0"/>
+          <w:i w:val="0"/>
+          <w:sz w:val="28"/>
+        </w:rPr>
+        <w:t>Проиллюстрируйте тремя примерами роль семьи в профилактике негативного отклоняющегося поведения её членов. (Каждый пример должен содержать указание на влияние данного способа/метода на личность.)</w:t>
+      </w:r>
+    </w:p>
+    <w:p>
+      <w:pPr>
+        <w:keepNext w:val="0"/>
+        <w:spacing w:after="60" w:line="240" w:lineRule="auto"/>
+        <w:jc w:val="both"/>
+      </w:pPr>
+      <w:r>
+        <w:rPr>
+          <w:rFonts w:ascii="Times New Roman" w:hAnsi="Times New Roman" w:eastAsia="Times New Roman"/>
+          <w:b w:val="0"/>
+          <w:i w:val="0"/>
           <w:sz w:val="28"/>
         </w:rPr>
         <w:t>Ответ:</w:t>
       </w:r>
     </w:p>
-    <w:p>
-      <w:pPr>
-        <w:keepNext/>
-        <w:widowControl/>
-        <w:spacing w:line="240" w:lineRule="auto" w:after="0" w:before="120"/>
-      </w:pPr>
-      <w:r>
-        <w:rPr>
-          <w:rFonts w:ascii="Times New Roman" w:hAnsi="Times New Roman" w:eastAsia="Times New Roman"/>
-          <w:b/>
-          <w:color w:val="181A1F"/>
-          <w:sz w:val="28"/>
-        </w:rPr>
-        <w:t>22.</w:t>
-      </w:r>
-    </w:p>
-    <w:p>
-      <w:pPr>
-        <w:widowControl/>
-        <w:spacing w:line="240" w:lineRule="auto" w:after="0"/>
-      </w:pPr>
-      <w:r>
-        <w:rPr>
-          <w:rFonts w:ascii="Times New Roman" w:hAnsi="Times New Roman" w:eastAsia="Times New Roman"/>
-          <w:b w:val="0"/>
-          <w:i w:val="0"/>
-          <w:color w:val="181A1F"/>
-          <w:sz w:val="28"/>
-        </w:rPr>
-        <w:t xml:space="preserve">Граждане Российской Федерации Екатерина и Максим состоят в браке 32 года; их сын и дочь выросли и живут отдельно. Отношения в семье строятся на чувствах взаимной любви, уважения, взаимоподдержке, верности, честности. Супруги учили своих детей состраданию и заботе о тех, кто оказался в сложной ситуации. Екатерина – преподаватель музыки, Максим получает военную пенсию и возглавляет службу безопасности банка. Все свои доходы супруги объединяют, совместно планируют все необходимые покупки. Средства семейного бюджета расходуются на приобретение еды, одежды, оплату коммунальных услуг, покупку книг, театральных билетов. Оставшиеся средства откладываются на депозит в банке. </w:t>
-      </w:r>
-    </w:p>
-    <w:p>
-      <w:pPr>
-        <w:widowControl/>
-        <w:spacing w:line="240" w:lineRule="auto" w:after="0"/>
-      </w:pPr>
-      <w:r>
-        <w:rPr>
-          <w:rFonts w:ascii="Times New Roman" w:hAnsi="Times New Roman" w:eastAsia="Times New Roman"/>
-          <w:b w:val="0"/>
-          <w:i w:val="0"/>
-          <w:color w:val="181A1F"/>
-          <w:sz w:val="28"/>
-        </w:rPr>
-        <w:t>Приверженность какой ценности показывали в семейных отношениях Екатерина и Максим? Как называют традиционную ценность / нравственное качество (из условия задачи), которому супруги учили своих детей? Какие две функции семьи описаны в условии задачи? (Назовите эти функции, избегая прямого цитирования текста.) Какие доходы Екатерины и Максима подлежат налогообложению? (Назовите все такие доходы.)</w:t>
-      </w:r>
-    </w:p>
-    <w:p>
-      <w:pPr>
-        <w:widowControl/>
-        <w:spacing w:line="240" w:lineRule="auto" w:after="0"/>
-      </w:pPr>
-      <w:r>
-        <w:rPr>
-          <w:rFonts w:ascii="Times New Roman" w:hAnsi="Times New Roman" w:eastAsia="Times New Roman"/>
-          <w:color w:val="181A1F"/>
-          <w:sz w:val="28"/>
-        </w:rPr>
-        <w:t>Ответ:</w:t>
-      </w:r>
-    </w:p>
-    <w:p>
-      <w:pPr>
-        <w:keepNext/>
-        <w:widowControl/>
-        <w:spacing w:line="240" w:lineRule="auto" w:after="0" w:before="120"/>
-      </w:pPr>
-      <w:r>
-        <w:rPr>
-          <w:rFonts w:ascii="Times New Roman" w:hAnsi="Times New Roman" w:eastAsia="Times New Roman"/>
-          <w:b/>
-          <w:color w:val="181A1F"/>
-          <w:sz w:val="28"/>
-        </w:rPr>
-        <w:t>23.</w:t>
-      </w:r>
-    </w:p>
-    <w:p>
-      <w:pPr>
-        <w:widowControl/>
-        <w:spacing w:line="240" w:lineRule="auto" w:after="0"/>
-      </w:pPr>
-      <w:r>
-        <w:rPr>
-          <w:rFonts w:ascii="Times New Roman" w:hAnsi="Times New Roman" w:eastAsia="Times New Roman"/>
-          <w:b w:val="0"/>
-          <w:i w:val="0"/>
-          <w:color w:val="181A1F"/>
-          <w:sz w:val="28"/>
-        </w:rPr>
-        <w:t>Проиллюстрируйте двумя примерами деятельность семьи по обеспечению других социальных институтов статусно-ролевыми исполнителями (Сначала укажите роль, а затем приведите пример. Каждый пример должен быть сформулирован развёрнуто.)</w:t>
-      </w:r>
-    </w:p>
-    <w:p>
-      <w:pPr>
-        <w:widowControl/>
-        <w:spacing w:line="240" w:lineRule="auto" w:after="0"/>
-      </w:pPr>
-      <w:r>
-        <w:rPr>
-          <w:rFonts w:ascii="Times New Roman" w:hAnsi="Times New Roman" w:eastAsia="Times New Roman"/>
-          <w:color w:val="181A1F"/>
-          <w:sz w:val="28"/>
-        </w:rPr>
-        <w:t>Ответ:</w:t>
-      </w:r>
-    </w:p>
-    <w:p>
-      <w:pPr>
-        <w:keepNext/>
-        <w:widowControl/>
-        <w:spacing w:line="240" w:lineRule="auto" w:after="0" w:before="120"/>
-      </w:pPr>
-      <w:r>
-        <w:rPr>
-          <w:rFonts w:ascii="Times New Roman" w:hAnsi="Times New Roman" w:eastAsia="Times New Roman"/>
-          <w:b/>
-          <w:color w:val="181A1F"/>
-          <w:sz w:val="28"/>
-        </w:rPr>
-        <w:t>24.</w:t>
-      </w:r>
-    </w:p>
-    <w:p>
-      <w:pPr>
-        <w:widowControl/>
-        <w:spacing w:line="240" w:lineRule="auto" w:after="0"/>
-      </w:pPr>
-      <w:r>
-        <w:rPr>
-          <w:rFonts w:ascii="Times New Roman" w:hAnsi="Times New Roman" w:eastAsia="Times New Roman"/>
-          <w:b w:val="0"/>
-          <w:i w:val="0"/>
-          <w:color w:val="181A1F"/>
-          <w:sz w:val="28"/>
-        </w:rPr>
-        <w:t xml:space="preserve">Семья Васечкиных состоит из двух родителей и двух детей. Родители работают на заводе, а дети ходят в школу. Расходы домохозяйства в основном заключаются в покупке еды, одежды, оплаты коммунальных услуг. </w:t>
-      </w:r>
-    </w:p>
-    <w:p>
-      <w:pPr>
-        <w:widowControl/>
-        <w:spacing w:line="240" w:lineRule="auto" w:after="0"/>
-      </w:pPr>
-      <w:r>
-        <w:rPr>
-          <w:rFonts w:ascii="Times New Roman" w:hAnsi="Times New Roman" w:eastAsia="Times New Roman"/>
-          <w:b w:val="0"/>
-          <w:i w:val="0"/>
-          <w:color w:val="181A1F"/>
-          <w:sz w:val="28"/>
-        </w:rPr>
-        <w:t>Какая функция семьи описана в условии задачи? Какими функциями еще обладает семья (назовите две функции, не указанных в условии задачи). Почему семья Васечкиных относится к нуклеарному типу? Какая информация поможет понять, к какому типу — патриархальному или демократическому — относится семья? (Сформулируйте два вопроса, которые могут быть заданы для определения патриархального или демократического типа семьи)</w:t>
-      </w:r>
-    </w:p>
-    <w:p>
-      <w:pPr>
-        <w:widowControl/>
-        <w:spacing w:line="240" w:lineRule="auto" w:after="0"/>
-      </w:pPr>
-      <w:r>
-        <w:rPr>
-          <w:rFonts w:ascii="Times New Roman" w:hAnsi="Times New Roman" w:eastAsia="Times New Roman"/>
-          <w:color w:val="181A1F"/>
-          <w:sz w:val="28"/>
-        </w:rPr>
-        <w:t>Ответ:</w:t>
-      </w:r>
-    </w:p>
-    <w:p>
-      <w:pPr>
-        <w:keepNext/>
-        <w:widowControl/>
-        <w:spacing w:line="240" w:lineRule="auto" w:after="0" w:before="120"/>
-      </w:pPr>
-      <w:r>
-        <w:rPr>
-          <w:rFonts w:ascii="Times New Roman" w:hAnsi="Times New Roman" w:eastAsia="Times New Roman"/>
-          <w:b/>
-          <w:color w:val="181A1F"/>
-          <w:sz w:val="28"/>
-        </w:rPr>
-        <w:t>25.</w:t>
-      </w:r>
-    </w:p>
-    <w:p>
-      <w:pPr>
-        <w:widowControl/>
-        <w:spacing w:line="240" w:lineRule="auto" w:after="0"/>
-      </w:pPr>
-      <w:r>
-        <w:rPr>
-          <w:rFonts w:ascii="Times New Roman" w:hAnsi="Times New Roman" w:eastAsia="Times New Roman"/>
-          <w:b w:val="0"/>
-          <w:i w:val="0"/>
-          <w:color w:val="181A1F"/>
-          <w:sz w:val="28"/>
-        </w:rPr>
-        <w:t>Объясните, почему семью считают традиционной ценностью российского общества. (Обоснование должно быть дано с опорой на обществоведческие знания в нескольких связанных между собой распространённых предложениях, раскрывать причинно-следственные и (или) функциональные связи.)</w:t>
-      </w:r>
-    </w:p>
-    <w:p>
-      <w:pPr>
-        <w:widowControl/>
-        <w:spacing w:line="240" w:lineRule="auto" w:after="0"/>
-      </w:pPr>
-      <w:r>
-        <w:rPr>
-          <w:rFonts w:ascii="Times New Roman" w:hAnsi="Times New Roman" w:eastAsia="Times New Roman"/>
-          <w:b w:val="0"/>
-          <w:i w:val="0"/>
-          <w:color w:val="181A1F"/>
-          <w:sz w:val="28"/>
-        </w:rPr>
-        <w:t>Какие меры российского государства направлены на сохранение и укрепление семьи? (Назовите любые три меры.)</w:t>
-      </w:r>
-    </w:p>
-    <w:p>
-      <w:pPr>
-        <w:widowControl/>
-        <w:spacing w:line="240" w:lineRule="auto" w:after="0"/>
-      </w:pPr>
-      <w:r>
-        <w:rPr>
-          <w:rFonts w:ascii="Times New Roman" w:hAnsi="Times New Roman" w:eastAsia="Times New Roman"/>
-          <w:b w:val="0"/>
-          <w:i w:val="0"/>
-          <w:color w:val="181A1F"/>
-          <w:sz w:val="28"/>
-        </w:rPr>
-        <w:t>Для каждой из них приведите по одному примеру, иллюстрирующему действия государства, направленные на сохранение и укрепление семьи. (Каждый пример должен быть сформулирован развёрнуто. В совокупности примеры должны иллюстрировать три различные меры).</w:t>
-      </w:r>
-    </w:p>
-    <w:p>
-      <w:pPr>
-        <w:widowControl/>
-        <w:spacing w:line="240" w:lineRule="auto" w:after="0"/>
-      </w:pPr>
-      <w:r>
-        <w:rPr>
-          <w:rFonts w:ascii="Times New Roman" w:hAnsi="Times New Roman" w:eastAsia="Times New Roman"/>
-          <w:color w:val="181A1F"/>
-          <w:sz w:val="28"/>
-        </w:rPr>
-        <w:t>Ответ:</w:t>
-      </w:r>
-    </w:p>
-    <w:p>
-      <w:pPr>
-        <w:widowControl/>
-        <w:spacing w:line="240" w:lineRule="auto" w:after="0"/>
-      </w:pPr>
-      <w:r>
-        <w:rPr>
-          <w:rFonts w:ascii="Times New Roman" w:hAnsi="Times New Roman" w:eastAsia="Times New Roman"/>
-          <w:color w:val="181A1F"/>
-          <w:sz w:val="28"/>
-        </w:rPr>
-        <w:br w:type="page"/>
-      </w:r>
-    </w:p>
     <w:sectPr>
-      <w:footerReference w:type="default" r:id="rId13"/>
-      <w:pgSz w:w="11906" w:h="16838"/>
-      <w:pgMar w:top="935" w:right="879" w:bottom="879" w:left="992" w:header="397" w:footer="397" w:gutter="0"/>
+      <w:pgSz w:w="12240" w:h="15840"/>
+      <w:pgMar w:top="964" w:right="850" w:bottom="964" w:left="1134" w:header="720" w:footer="720" w:gutter="0"/>
       <w:cols w:space="720"/>
       <w:docGrid w:linePitch="360"/>
     </w:sectPr>
   </w:body>
 </w:document>
-</file>
-
-<file path=word/footer1.xml><?xml version="1.0" encoding="utf-8"?>
-<w:ftr xmlns:m="http://schemas.openxmlformats.org/officeDocument/2006/math" xmlns:mc="http://schemas.openxmlformats.org/markup-compatibility/2006" xmlns:mo="http://schemas.microsoft.com/office/mac/office/2008/main" xmlns:mv="urn:schemas-microsoft-com:mac:vml" xmlns:o="urn:schemas-microsoft-com:office:office" xmlns:r="http://schemas.openxmlformats.org/officeDocument/2006/relationships" xmlns:v="urn:schemas-microsoft-com:vml" xmlns:w10="urn:schemas-microsoft-com:office:word" xmlns:w14="http://schemas.microsoft.com/office/word/2010/wordml" xmlns:w="http://schemas.openxmlformats.org/wordprocessingml/2006/main" xmlns:wne="http://schemas.microsoft.com/office/word/2006/wordml" xmlns:wp14="http://schemas.microsoft.com/office/word/2010/wordprocessingDrawing" xmlns:wp="http://schemas.openxmlformats.org/drawingml/2006/wordprocessingDrawing" xmlns:wpc="http://schemas.microsoft.com/office/word/2010/wordprocessingCanvas" xmlns:wpg="http://schemas.microsoft.com/office/word/2010/wordprocessingGroup" xmlns:wpi="http://schemas.microsoft.com/office/word/2010/wordprocessingInk" xmlns:wps="http://schemas.microsoft.com/office/word/2010/wordprocessingShape" mc:Ignorable="w14 wp14">
-  <w:p>
-    <w:pPr>
-      <w:pStyle w:val="Footer"/>
-    </w:pPr>
-  </w:p>
-</w:ftr>
 </file>
 
 <file path=word/numbering.xml><?xml version="1.0" encoding="utf-8"?>
@@ -3238,11 +4629,10 @@
     <w:qFormat/>
     <w:rsid w:val="00FC693F"/>
     <w:pPr>
-      <w:spacing w:after="0" w:line="240" w:lineRule="auto"/>
+      <w:spacing w:after="60" w:line="240" w:lineRule="auto"/>
     </w:pPr>
     <w:rPr>
-      <w:rFonts w:ascii="Times New Roman" w:hAnsi="Times New Roman"/>
-      <w:color w:val="181A1F"/>
+      <w:rFonts w:ascii="Times New Roman" w:hAnsi="Times New Roman" w:eastAsia="Times New Roman"/>
       <w:sz w:val="28"/>
     </w:rPr>
   </w:style>
@@ -3305,10 +4695,10 @@
       <w:outlineLvl w:val="0"/>
     </w:pPr>
     <w:rPr>
-      <w:rFonts w:asciiTheme="majorHAnsi" w:eastAsiaTheme="majorEastAsia" w:hAnsiTheme="majorHAnsi" w:cstheme="majorBidi" w:ascii="Times New Roman" w:hAnsi="Times New Roman"/>
+      <w:rFonts w:asciiTheme="majorHAnsi" w:eastAsiaTheme="majorEastAsia" w:hAnsiTheme="majorHAnsi" w:cstheme="majorBidi"/>
       <w:b/>
       <w:bCs/>
-      <w:color w:val="181A1F"/>
+      <w:color w:val="365F91" w:themeColor="accent1" w:themeShade="BF"/>
       <w:sz w:val="28"/>
       <w:szCs w:val="28"/>
     </w:rPr>
@@ -3329,7 +4719,7 @@
       <w:outlineLvl w:val="1"/>
     </w:pPr>
     <w:rPr>
-      <w:rFonts w:asciiTheme="majorHAnsi" w:eastAsiaTheme="majorEastAsia" w:hAnsiTheme="majorHAnsi" w:cstheme="majorBidi" w:ascii="Arial" w:hAnsi="Arial"/>
+      <w:rFonts w:asciiTheme="majorHAnsi" w:eastAsiaTheme="majorEastAsia" w:hAnsiTheme="majorHAnsi" w:cstheme="majorBidi"/>
       <w:b/>
       <w:bCs/>
       <w:color w:val="4F81BD" w:themeColor="accent1"/>
@@ -3594,7 +4984,7 @@
       <w:contextualSpacing/>
     </w:pPr>
     <w:rPr>
-      <w:rFonts w:asciiTheme="majorHAnsi" w:eastAsiaTheme="majorEastAsia" w:hAnsiTheme="majorHAnsi" w:cstheme="majorBidi" w:ascii="Arial" w:hAnsi="Arial"/>
+      <w:rFonts w:asciiTheme="majorHAnsi" w:eastAsiaTheme="majorEastAsia" w:hAnsiTheme="majorHAnsi" w:cstheme="majorBidi"/>
       <w:color w:val="17365D" w:themeColor="text2" w:themeShade="BF"/>
       <w:spacing w:val="5"/>
       <w:kern w:val="28"/>
